--- a/spatial/空间溢出_实证结果整合.docx
+++ b/spatial/空间溢出_实证结果整合.docx
@@ -7,7 +7,13 @@
         <w:pStyle w:val="Title"/>
       </w:pPr>
       <w:r>
-        <w:t>国家5A级景区建设与城市减污降碳：空间溢出效应分析（实证结果整合）</w:t>
+        <w:rPr>
+          <w:rFonts w:ascii="Times New Roman" w:hAnsi="Times New Roman" w:eastAsia="黑体"/>
+          <w:b/>
+          <w:color w:val="000000"/>
+          <w:sz w:val="32"/>
+        </w:rPr>
+        <w:t>国家5A级景区建设、减污降碳与空间溢出效应：实证结果</w:t>
       </w:r>
     </w:p>
     <w:p>
@@ -15,9 +21,10 @@
         <w:rPr>
           <w:rFonts w:ascii="Times New Roman" w:hAnsi="Times New Roman" w:eastAsia="宋体"/>
           <w:b w:val="0"/>
+          <w:color w:val="000000"/>
           <w:sz w:val="21"/>
         </w:rPr>
-        <w:t>说明：本文档在原双重差分（DID）研究基础上，整合"控制变量扩充（8个）"与"空间溢出"两部分实证结果，并对空间溢出部分给出重点解释与创新方向。所有结果均可由随附 do 与 dta 文件复现。</w:t>
+        <w:t>本报告整合全部实证结果：基准双重差分(DID)、控制变量扩充，以及空间溢出效应（空间诊断检验、空间杜宾模型、溢出范围与门槛/分段异质性）。被解释变量 lnpoco2 为城市减污降碳水平（越小越好），核心解释变量 DID 为国家5A级景区建设政策。样本为 2003–2023 年 289 个地级市的平衡面板（N=6069）。</w:t>
       </w:r>
     </w:p>
     <w:p>
@@ -27,9 +34,11 @@
       <w:r>
         <w:rPr>
           <w:rFonts w:ascii="Times New Roman" w:hAnsi="Times New Roman" w:eastAsia="黑体"/>
+          <w:b/>
           <w:color w:val="000000"/>
+          <w:sz w:val="28"/>
         </w:rPr>
-        <w:t>一、基准DID与控制变量扩充（回顾）</w:t>
+        <w:t>一、基准DID与控制变量（回顾）</w:t>
       </w:r>
     </w:p>
     <w:p>
@@ -37,19 +46,561 @@
         <w:rPr>
           <w:rFonts w:ascii="Times New Roman" w:hAnsi="Times New Roman" w:eastAsia="宋体"/>
           <w:b w:val="0"/>
+          <w:color w:val="000000"/>
           <w:sz w:val="21"/>
         </w:rPr>
-        <w:t>被解释变量为城市减污降碳水平 lnpoco2（数值越小表示减污降碳越好）；核心解释变量 DID 为国家5A级景区建设政策的多时点交乘项。控制变量由原6个扩充为8个：经济发展(lnpgdp)、人口密度(lndensity)、城镇化率(urban)、产业结构(struc2)、政府干预(gov)、科技投入(tech)，以及新增的人力资本(human)与金融发展(lnfin)。（对外开放 open 经检验对被解释变量无净解释力，任何函数形式 t≈0，已剔除。）</w:t>
+        <w:t>控制变量由6个扩充为8个：经济发展(lnpgdp)、人口密度(lndensity)、城镇化率(urban)、产业结构(struc2)、政府干预(gov)、科技投入(tech)、人力资本(human)、金融发展(lnfin)。加入新控制后，DID 系数在基准及全部稳健性/异质性检验中均显著为负。</w:t>
       </w:r>
     </w:p>
+    <w:p>
+      <w:pPr>
+        <w:jc w:val="center"/>
+      </w:pPr>
+      <w:r>
+        <w:rPr>
+          <w:rFonts w:ascii="Times New Roman" w:hAnsi="Times New Roman" w:eastAsia="黑体"/>
+          <w:b/>
+          <w:color w:val="000000"/>
+          <w:sz w:val="21"/>
+        </w:rPr>
+        <w:t>表1  基准回归（双向固定效应，稳健标准误）</w:t>
+      </w:r>
+    </w:p>
+    <w:tbl>
+      <w:tblPr>
+        <w:tblW w:type="auto" w:w="0"/>
+        <w:jc w:val="center"/>
+        <w:tblLayout w:type="autofit"/>
+        <w:tblLook w:firstColumn="1" w:firstRow="1" w:lastColumn="0" w:lastRow="0" w:noHBand="0" w:noVBand="1" w:val="04A0"/>
+      </w:tblPr>
+      <w:tblGrid>
+        <w:gridCol w:w="2160"/>
+        <w:gridCol w:w="2160"/>
+        <w:gridCol w:w="2160"/>
+        <w:gridCol w:w="2160"/>
+      </w:tblGrid>
+      <w:tr>
+        <w:tc>
+          <w:tcPr>
+            <w:tcW w:type="dxa" w:w="2160"/>
+            <w:tcBorders>
+              <w:top w:val="single" w:sz="8" w:space="0" w:color="000000"/>
+              <w:bottom w:val="single" w:sz="8" w:space="0" w:color="000000"/>
+            </w:tcBorders>
+          </w:tcPr>
+          <w:p>
+            <w:pPr>
+              <w:jc w:val="left"/>
+            </w:pPr>
+            <w:r/>
+            <w:r>
+              <w:rPr>
+                <w:rFonts w:ascii="Times New Roman" w:hAnsi="Times New Roman" w:eastAsia="宋体"/>
+                <w:b/>
+                <w:color w:val="000000"/>
+                <w:sz w:val="18"/>
+              </w:rPr>
+              <w:t>被解释变量 lnpoco2</w:t>
+            </w:r>
+          </w:p>
+        </w:tc>
+        <w:tc>
+          <w:tcPr>
+            <w:tcW w:type="dxa" w:w="2160"/>
+            <w:tcBorders>
+              <w:top w:val="single" w:sz="8" w:space="0" w:color="000000"/>
+              <w:bottom w:val="single" w:sz="8" w:space="0" w:color="000000"/>
+            </w:tcBorders>
+          </w:tcPr>
+          <w:p>
+            <w:pPr>
+              <w:jc w:val="center"/>
+            </w:pPr>
+            <w:r/>
+            <w:r>
+              <w:rPr>
+                <w:rFonts w:ascii="Times New Roman" w:hAnsi="Times New Roman" w:eastAsia="宋体"/>
+                <w:b/>
+                <w:color w:val="000000"/>
+                <w:sz w:val="18"/>
+              </w:rPr>
+              <w:t>系数</w:t>
+            </w:r>
+          </w:p>
+        </w:tc>
+        <w:tc>
+          <w:tcPr>
+            <w:tcW w:type="dxa" w:w="2160"/>
+            <w:tcBorders>
+              <w:top w:val="single" w:sz="8" w:space="0" w:color="000000"/>
+              <w:bottom w:val="single" w:sz="8" w:space="0" w:color="000000"/>
+            </w:tcBorders>
+          </w:tcPr>
+          <w:p>
+            <w:pPr>
+              <w:jc w:val="center"/>
+            </w:pPr>
+            <w:r/>
+            <w:r>
+              <w:rPr>
+                <w:rFonts w:ascii="Times New Roman" w:hAnsi="Times New Roman" w:eastAsia="宋体"/>
+                <w:b/>
+                <w:color w:val="000000"/>
+                <w:sz w:val="18"/>
+              </w:rPr>
+              <w:t>t 值</w:t>
+            </w:r>
+          </w:p>
+        </w:tc>
+        <w:tc>
+          <w:tcPr>
+            <w:tcW w:type="dxa" w:w="2160"/>
+            <w:tcBorders>
+              <w:top w:val="single" w:sz="8" w:space="0" w:color="000000"/>
+              <w:bottom w:val="single" w:sz="8" w:space="0" w:color="000000"/>
+            </w:tcBorders>
+          </w:tcPr>
+          <w:p>
+            <w:pPr>
+              <w:jc w:val="center"/>
+            </w:pPr>
+            <w:r/>
+            <w:r>
+              <w:rPr>
+                <w:rFonts w:ascii="Times New Roman" w:hAnsi="Times New Roman" w:eastAsia="宋体"/>
+                <w:b/>
+                <w:color w:val="000000"/>
+                <w:sz w:val="18"/>
+              </w:rPr>
+              <w:t>显著性</w:t>
+            </w:r>
+          </w:p>
+        </w:tc>
+      </w:tr>
+      <w:tr>
+        <w:tc>
+          <w:tcPr>
+            <w:tcW w:type="dxa" w:w="2160"/>
+          </w:tcPr>
+          <w:p>
+            <w:pPr>
+              <w:jc w:val="left"/>
+            </w:pPr>
+            <w:r/>
+            <w:r>
+              <w:rPr>
+                <w:rFonts w:ascii="Times New Roman" w:hAnsi="Times New Roman" w:eastAsia="宋体"/>
+                <w:b w:val="0"/>
+                <w:color w:val="000000"/>
+                <w:sz w:val="18"/>
+              </w:rPr>
+              <w:t>DID（政策效应）</w:t>
+            </w:r>
+          </w:p>
+        </w:tc>
+        <w:tc>
+          <w:tcPr>
+            <w:tcW w:type="dxa" w:w="2160"/>
+          </w:tcPr>
+          <w:p>
+            <w:pPr>
+              <w:jc w:val="center"/>
+            </w:pPr>
+            <w:r/>
+            <w:r>
+              <w:rPr>
+                <w:rFonts w:ascii="Times New Roman" w:hAnsi="Times New Roman" w:eastAsia="宋体"/>
+                <w:b w:val="0"/>
+                <w:color w:val="000000"/>
+                <w:sz w:val="18"/>
+              </w:rPr>
+              <w:t>−0.103</w:t>
+            </w:r>
+          </w:p>
+        </w:tc>
+        <w:tc>
+          <w:tcPr>
+            <w:tcW w:type="dxa" w:w="2160"/>
+          </w:tcPr>
+          <w:p>
+            <w:pPr>
+              <w:jc w:val="center"/>
+            </w:pPr>
+            <w:r/>
+            <w:r>
+              <w:rPr>
+                <w:rFonts w:ascii="Times New Roman" w:hAnsi="Times New Roman" w:eastAsia="宋体"/>
+                <w:b w:val="0"/>
+                <w:color w:val="000000"/>
+                <w:sz w:val="18"/>
+              </w:rPr>
+              <w:t>−3.91</w:t>
+            </w:r>
+          </w:p>
+        </w:tc>
+        <w:tc>
+          <w:tcPr>
+            <w:tcW w:type="dxa" w:w="2160"/>
+          </w:tcPr>
+          <w:p>
+            <w:pPr>
+              <w:jc w:val="center"/>
+            </w:pPr>
+            <w:r/>
+            <w:r>
+              <w:rPr>
+                <w:rFonts w:ascii="Times New Roman" w:hAnsi="Times New Roman" w:eastAsia="宋体"/>
+                <w:b w:val="0"/>
+                <w:color w:val="000000"/>
+                <w:sz w:val="18"/>
+              </w:rPr>
+              <w:t>***</w:t>
+            </w:r>
+          </w:p>
+        </w:tc>
+      </w:tr>
+      <w:tr>
+        <w:tc>
+          <w:tcPr>
+            <w:tcW w:type="dxa" w:w="2160"/>
+          </w:tcPr>
+          <w:p>
+            <w:pPr>
+              <w:jc w:val="left"/>
+            </w:pPr>
+            <w:r/>
+            <w:r>
+              <w:rPr>
+                <w:rFonts w:ascii="Times New Roman" w:hAnsi="Times New Roman" w:eastAsia="宋体"/>
+                <w:b w:val="0"/>
+                <w:color w:val="000000"/>
+                <w:sz w:val="18"/>
+              </w:rPr>
+              <w:t>城市固定效应</w:t>
+            </w:r>
+          </w:p>
+        </w:tc>
+        <w:tc>
+          <w:tcPr>
+            <w:tcW w:type="dxa" w:w="2160"/>
+          </w:tcPr>
+          <w:p>
+            <w:pPr>
+              <w:jc w:val="center"/>
+            </w:pPr>
+            <w:r/>
+            <w:r>
+              <w:rPr>
+                <w:rFonts w:ascii="Times New Roman" w:hAnsi="Times New Roman" w:eastAsia="宋体"/>
+                <w:b w:val="0"/>
+                <w:color w:val="000000"/>
+                <w:sz w:val="18"/>
+              </w:rPr>
+              <w:t>是</w:t>
+            </w:r>
+          </w:p>
+        </w:tc>
+        <w:tc>
+          <w:tcPr>
+            <w:tcW w:type="dxa" w:w="2160"/>
+          </w:tcPr>
+          <w:p>
+            <w:pPr>
+              <w:jc w:val="center"/>
+            </w:pPr>
+            <w:r/>
+            <w:r>
+              <w:rPr>
+                <w:rFonts w:ascii="Times New Roman" w:hAnsi="Times New Roman" w:eastAsia="宋体"/>
+                <w:b w:val="0"/>
+                <w:color w:val="000000"/>
+                <w:sz w:val="18"/>
+              </w:rPr>
+            </w:r>
+          </w:p>
+        </w:tc>
+        <w:tc>
+          <w:tcPr>
+            <w:tcW w:type="dxa" w:w="2160"/>
+          </w:tcPr>
+          <w:p>
+            <w:pPr>
+              <w:jc w:val="center"/>
+            </w:pPr>
+            <w:r/>
+            <w:r>
+              <w:rPr>
+                <w:rFonts w:ascii="Times New Roman" w:hAnsi="Times New Roman" w:eastAsia="宋体"/>
+                <w:b w:val="0"/>
+                <w:color w:val="000000"/>
+                <w:sz w:val="18"/>
+              </w:rPr>
+            </w:r>
+          </w:p>
+        </w:tc>
+      </w:tr>
+      <w:tr>
+        <w:tc>
+          <w:tcPr>
+            <w:tcW w:type="dxa" w:w="2160"/>
+          </w:tcPr>
+          <w:p>
+            <w:pPr>
+              <w:jc w:val="left"/>
+            </w:pPr>
+            <w:r/>
+            <w:r>
+              <w:rPr>
+                <w:rFonts w:ascii="Times New Roman" w:hAnsi="Times New Roman" w:eastAsia="宋体"/>
+                <w:b w:val="0"/>
+                <w:color w:val="000000"/>
+                <w:sz w:val="18"/>
+              </w:rPr>
+              <w:t>年份固定效应</w:t>
+            </w:r>
+          </w:p>
+        </w:tc>
+        <w:tc>
+          <w:tcPr>
+            <w:tcW w:type="dxa" w:w="2160"/>
+          </w:tcPr>
+          <w:p>
+            <w:pPr>
+              <w:jc w:val="center"/>
+            </w:pPr>
+            <w:r/>
+            <w:r>
+              <w:rPr>
+                <w:rFonts w:ascii="Times New Roman" w:hAnsi="Times New Roman" w:eastAsia="宋体"/>
+                <w:b w:val="0"/>
+                <w:color w:val="000000"/>
+                <w:sz w:val="18"/>
+              </w:rPr>
+              <w:t>是</w:t>
+            </w:r>
+          </w:p>
+        </w:tc>
+        <w:tc>
+          <w:tcPr>
+            <w:tcW w:type="dxa" w:w="2160"/>
+          </w:tcPr>
+          <w:p>
+            <w:pPr>
+              <w:jc w:val="center"/>
+            </w:pPr>
+            <w:r/>
+            <w:r>
+              <w:rPr>
+                <w:rFonts w:ascii="Times New Roman" w:hAnsi="Times New Roman" w:eastAsia="宋体"/>
+                <w:b w:val="0"/>
+                <w:color w:val="000000"/>
+                <w:sz w:val="18"/>
+              </w:rPr>
+            </w:r>
+          </w:p>
+        </w:tc>
+        <w:tc>
+          <w:tcPr>
+            <w:tcW w:type="dxa" w:w="2160"/>
+          </w:tcPr>
+          <w:p>
+            <w:pPr>
+              <w:jc w:val="center"/>
+            </w:pPr>
+            <w:r/>
+            <w:r>
+              <w:rPr>
+                <w:rFonts w:ascii="Times New Roman" w:hAnsi="Times New Roman" w:eastAsia="宋体"/>
+                <w:b w:val="0"/>
+                <w:color w:val="000000"/>
+                <w:sz w:val="18"/>
+              </w:rPr>
+            </w:r>
+          </w:p>
+        </w:tc>
+      </w:tr>
+      <w:tr>
+        <w:tc>
+          <w:tcPr>
+            <w:tcW w:type="dxa" w:w="2160"/>
+          </w:tcPr>
+          <w:p>
+            <w:pPr>
+              <w:jc w:val="left"/>
+            </w:pPr>
+            <w:r/>
+            <w:r>
+              <w:rPr>
+                <w:rFonts w:ascii="Times New Roman" w:hAnsi="Times New Roman" w:eastAsia="宋体"/>
+                <w:b w:val="0"/>
+                <w:color w:val="000000"/>
+                <w:sz w:val="18"/>
+              </w:rPr>
+              <w:t>控制变量</w:t>
+            </w:r>
+          </w:p>
+        </w:tc>
+        <w:tc>
+          <w:tcPr>
+            <w:tcW w:type="dxa" w:w="2160"/>
+          </w:tcPr>
+          <w:p>
+            <w:pPr>
+              <w:jc w:val="center"/>
+            </w:pPr>
+            <w:r/>
+            <w:r>
+              <w:rPr>
+                <w:rFonts w:ascii="Times New Roman" w:hAnsi="Times New Roman" w:eastAsia="宋体"/>
+                <w:b w:val="0"/>
+                <w:color w:val="000000"/>
+                <w:sz w:val="18"/>
+              </w:rPr>
+              <w:t>8 个</w:t>
+            </w:r>
+          </w:p>
+        </w:tc>
+        <w:tc>
+          <w:tcPr>
+            <w:tcW w:type="dxa" w:w="2160"/>
+          </w:tcPr>
+          <w:p>
+            <w:pPr>
+              <w:jc w:val="center"/>
+            </w:pPr>
+            <w:r/>
+            <w:r>
+              <w:rPr>
+                <w:rFonts w:ascii="Times New Roman" w:hAnsi="Times New Roman" w:eastAsia="宋体"/>
+                <w:b w:val="0"/>
+                <w:color w:val="000000"/>
+                <w:sz w:val="18"/>
+              </w:rPr>
+            </w:r>
+          </w:p>
+        </w:tc>
+        <w:tc>
+          <w:tcPr>
+            <w:tcW w:type="dxa" w:w="2160"/>
+          </w:tcPr>
+          <w:p>
+            <w:pPr>
+              <w:jc w:val="center"/>
+            </w:pPr>
+            <w:r/>
+            <w:r>
+              <w:rPr>
+                <w:rFonts w:ascii="Times New Roman" w:hAnsi="Times New Roman" w:eastAsia="宋体"/>
+                <w:b w:val="0"/>
+                <w:color w:val="000000"/>
+                <w:sz w:val="18"/>
+              </w:rPr>
+            </w:r>
+          </w:p>
+        </w:tc>
+      </w:tr>
+      <w:tr>
+        <w:tc>
+          <w:tcPr>
+            <w:tcW w:type="dxa" w:w="2160"/>
+            <w:tcBorders>
+              <w:bottom w:val="single" w:sz="8" w:space="0" w:color="000000"/>
+            </w:tcBorders>
+          </w:tcPr>
+          <w:p>
+            <w:pPr>
+              <w:jc w:val="left"/>
+            </w:pPr>
+            <w:r/>
+            <w:r>
+              <w:rPr>
+                <w:rFonts w:ascii="Times New Roman" w:hAnsi="Times New Roman" w:eastAsia="宋体"/>
+                <w:b w:val="0"/>
+                <w:color w:val="000000"/>
+                <w:sz w:val="18"/>
+              </w:rPr>
+              <w:t>观测值 N</w:t>
+            </w:r>
+          </w:p>
+        </w:tc>
+        <w:tc>
+          <w:tcPr>
+            <w:tcW w:type="dxa" w:w="2160"/>
+            <w:tcBorders>
+              <w:bottom w:val="single" w:sz="8" w:space="0" w:color="000000"/>
+            </w:tcBorders>
+          </w:tcPr>
+          <w:p>
+            <w:pPr>
+              <w:jc w:val="center"/>
+            </w:pPr>
+            <w:r/>
+            <w:r>
+              <w:rPr>
+                <w:rFonts w:ascii="Times New Roman" w:hAnsi="Times New Roman" w:eastAsia="宋体"/>
+                <w:b w:val="0"/>
+                <w:color w:val="000000"/>
+                <w:sz w:val="18"/>
+              </w:rPr>
+              <w:t>6069</w:t>
+            </w:r>
+          </w:p>
+        </w:tc>
+        <w:tc>
+          <w:tcPr>
+            <w:tcW w:type="dxa" w:w="2160"/>
+            <w:tcBorders>
+              <w:bottom w:val="single" w:sz="8" w:space="0" w:color="000000"/>
+            </w:tcBorders>
+          </w:tcPr>
+          <w:p>
+            <w:pPr>
+              <w:jc w:val="center"/>
+            </w:pPr>
+            <w:r/>
+            <w:r>
+              <w:rPr>
+                <w:rFonts w:ascii="Times New Roman" w:hAnsi="Times New Roman" w:eastAsia="宋体"/>
+                <w:b w:val="0"/>
+                <w:color w:val="000000"/>
+                <w:sz w:val="18"/>
+              </w:rPr>
+            </w:r>
+          </w:p>
+        </w:tc>
+        <w:tc>
+          <w:tcPr>
+            <w:tcW w:type="dxa" w:w="2160"/>
+            <w:tcBorders>
+              <w:bottom w:val="single" w:sz="8" w:space="0" w:color="000000"/>
+            </w:tcBorders>
+          </w:tcPr>
+          <w:p>
+            <w:pPr>
+              <w:jc w:val="center"/>
+            </w:pPr>
+            <w:r/>
+            <w:r>
+              <w:rPr>
+                <w:rFonts w:ascii="Times New Roman" w:hAnsi="Times New Roman" w:eastAsia="宋体"/>
+                <w:b w:val="0"/>
+                <w:color w:val="000000"/>
+                <w:sz w:val="18"/>
+              </w:rPr>
+            </w:r>
+          </w:p>
+        </w:tc>
+      </w:tr>
+    </w:tbl>
     <w:p>
       <w:r>
         <w:rPr>
           <w:rFonts w:ascii="Times New Roman" w:hAnsi="Times New Roman" w:eastAsia="宋体"/>
           <w:b w:val="0"/>
-          <w:sz w:val="21"/>
+          <w:color w:val="000000"/>
+          <w:sz w:val="17"/>
         </w:rPr>
-        <w:t>结论：加入新控制变量后，DID 系数在基准、更换被解释变量(SO₂)、剔除样本、滞后、以及全部异质性检验中均保持1%/5%水平显著，与已成文结果一致（基准 −0.103***，t=−3.9）。</w:t>
+        <w:t>注：* p&lt;0.1, ** p&lt;0.05, *** p&lt;0.01。稳健性（更换被解释变量、剔除样本、滞后）与异质性检验中 DID 均显著为负，详见前期结果。</w:t>
       </w:r>
     </w:p>
     <w:p>
@@ -59,7 +610,9 @@
       <w:r>
         <w:rPr>
           <w:rFonts w:ascii="Times New Roman" w:hAnsi="Times New Roman" w:eastAsia="黑体"/>
+          <w:b/>
           <w:color w:val="000000"/>
+          <w:sz w:val="28"/>
         </w:rPr>
         <w:t>二、空间溢出效应分析</w:t>
       </w:r>
@@ -71,9 +624,11 @@
       <w:r>
         <w:rPr>
           <w:rFonts w:ascii="Times New Roman" w:hAnsi="Times New Roman" w:eastAsia="黑体"/>
+          <w:b/>
           <w:color w:val="000000"/>
+          <w:sz w:val="24"/>
         </w:rPr>
-        <w:t>2.1 空间权重矩阵：285→289城市的匹配与构造</w:t>
+        <w:t>2.1 空间权重矩阵构造（285→289城市匹配）</w:t>
       </w:r>
     </w:p>
     <w:p>
@@ -81,15 +636,31 @@
         <w:rPr>
           <w:rFonts w:ascii="Times New Roman" w:hAnsi="Times New Roman" w:eastAsia="宋体"/>
           <w:b w:val="0"/>
+          <w:color w:val="000000"/>
           <w:sz w:val="21"/>
         </w:rPr>
-        <w:t>原始空间矩阵文件覆盖285个地级市（另含克拉玛依市，不在本研究样本）。为与本研究289个城市完全一致，本文以城市经纬度与2003–2020年人均GDP均值为基元，为全部289城市重新构造并行标准化空间权重矩阵：对缺失的5个城市（莱芜、毕节、铜仁、海东、海南藏族自治州）补齐政府驻地经纬度，剔除样本外的克拉玛依。共构造5类矩阵，均为289×289、行标准化、按 city_code 升序，可直接导入 Stata：</w:t>
+        <w:t>原矩阵覆盖285市（另含样本外的克拉玛依市）。为与本研究289市完全一致，以城市经纬度与2003–2020年人均GDP均值为基元，为全部289市重建5类行标准化空间权重矩阵（补齐莱芜、毕节、铜仁、海东、海南藏族自治州坐标，剔除克拉玛依）。定义如下：</w:t>
+      </w:r>
+    </w:p>
+    <w:p>
+      <w:pPr>
+        <w:jc w:val="center"/>
+      </w:pPr>
+      <w:r>
+        <w:rPr>
+          <w:rFonts w:ascii="Times New Roman" w:hAnsi="Times New Roman" w:eastAsia="黑体"/>
+          <w:b/>
+          <w:color w:val="000000"/>
+          <w:sz w:val="21"/>
+        </w:rPr>
+        <w:t>表2  五类空间权重矩阵定义</w:t>
       </w:r>
     </w:p>
     <w:tbl>
       <w:tblPr>
-        <w:tblStyle w:val="LightGrid-Accent1"/>
         <w:tblW w:type="auto" w:w="0"/>
+        <w:jc w:val="center"/>
+        <w:tblLayout w:type="autofit"/>
         <w:tblLook w:firstColumn="1" w:firstRow="1" w:lastColumn="0" w:lastRow="0" w:noHBand="0" w:noVBand="1" w:val="04A0"/>
       </w:tblPr>
       <w:tblGrid>
@@ -101,13 +672,21 @@
         <w:tc>
           <w:tcPr>
             <w:tcW w:type="dxa" w:w="2880"/>
+            <w:tcBorders>
+              <w:top w:val="single" w:sz="8" w:space="0" w:color="000000"/>
+              <w:bottom w:val="single" w:sz="8" w:space="0" w:color="000000"/>
+            </w:tcBorders>
           </w:tcPr>
           <w:p>
+            <w:pPr>
+              <w:jc w:val="left"/>
+            </w:pPr>
             <w:r/>
             <w:r>
               <w:rPr>
                 <w:rFonts w:ascii="Times New Roman" w:hAnsi="Times New Roman" w:eastAsia="宋体"/>
                 <w:b/>
+                <w:color w:val="000000"/>
                 <w:sz w:val="18"/>
               </w:rPr>
               <w:t>矩阵</w:t>
@@ -117,13 +696,21 @@
         <w:tc>
           <w:tcPr>
             <w:tcW w:type="dxa" w:w="2880"/>
+            <w:tcBorders>
+              <w:top w:val="single" w:sz="8" w:space="0" w:color="000000"/>
+              <w:bottom w:val="single" w:sz="8" w:space="0" w:color="000000"/>
+            </w:tcBorders>
           </w:tcPr>
           <w:p>
+            <w:pPr>
+              <w:jc w:val="center"/>
+            </w:pPr>
             <w:r/>
             <w:r>
               <w:rPr>
                 <w:rFonts w:ascii="Times New Roman" w:hAnsi="Times New Roman" w:eastAsia="宋体"/>
                 <w:b/>
+                <w:color w:val="000000"/>
                 <w:sz w:val="18"/>
               </w:rPr>
               <w:t>符号</w:t>
@@ -133,16 +720,24 @@
         <w:tc>
           <w:tcPr>
             <w:tcW w:type="dxa" w:w="2880"/>
+            <w:tcBorders>
+              <w:top w:val="single" w:sz="8" w:space="0" w:color="000000"/>
+              <w:bottom w:val="single" w:sz="8" w:space="0" w:color="000000"/>
+            </w:tcBorders>
           </w:tcPr>
           <w:p>
+            <w:pPr>
+              <w:jc w:val="center"/>
+            </w:pPr>
             <w:r/>
             <w:r>
               <w:rPr>
                 <w:rFonts w:ascii="Times New Roman" w:hAnsi="Times New Roman" w:eastAsia="宋体"/>
                 <w:b/>
+                <w:color w:val="000000"/>
                 <w:sz w:val="18"/>
               </w:rPr>
-              <w:t>定义</w:t>
+              <w:t>构造（i≠j，行标准化）</w:t>
             </w:r>
           </w:p>
         </w:tc>
@@ -153,10 +748,15 @@
             <w:tcW w:type="dxa" w:w="2880"/>
           </w:tcPr>
           <w:p>
+            <w:pPr>
+              <w:jc w:val="left"/>
+            </w:pPr>
             <w:r/>
             <w:r>
               <w:rPr>
                 <w:rFonts w:ascii="Times New Roman" w:hAnsi="Times New Roman" w:eastAsia="宋体"/>
+                <w:b w:val="0"/>
+                <w:color w:val="000000"/>
                 <w:sz w:val="18"/>
               </w:rPr>
               <w:t>邻接矩阵</w:t>
@@ -168,10 +768,15 @@
             <w:tcW w:type="dxa" w:w="2880"/>
           </w:tcPr>
           <w:p>
+            <w:pPr>
+              <w:jc w:val="center"/>
+            </w:pPr>
             <w:r/>
             <w:r>
               <w:rPr>
                 <w:rFonts w:ascii="Times New Roman" w:hAnsi="Times New Roman" w:eastAsia="宋体"/>
+                <w:b w:val="0"/>
+                <w:color w:val="000000"/>
                 <w:sz w:val="18"/>
               </w:rPr>
               <w:t>W_adj</w:t>
@@ -183,13 +788,18 @@
             <w:tcW w:type="dxa" w:w="2880"/>
           </w:tcPr>
           <w:p>
+            <w:pPr>
+              <w:jc w:val="center"/>
+            </w:pPr>
             <w:r/>
             <w:r>
               <w:rPr>
                 <w:rFonts w:ascii="Times New Roman" w:hAnsi="Times New Roman" w:eastAsia="宋体"/>
+                <w:b w:val="0"/>
+                <w:color w:val="000000"/>
                 <w:sz w:val="18"/>
               </w:rPr>
-              <w:t>相邻=1（新增5城以≤150km邻域补充）</w:t>
+              <w:t>地理邻接：中心距离≤163km 记为相邻（密度≈5，与真实一阶邻接一致）</w:t>
             </w:r>
           </w:p>
         </w:tc>
@@ -200,10 +810,15 @@
             <w:tcW w:type="dxa" w:w="2880"/>
           </w:tcPr>
           <w:p>
+            <w:pPr>
+              <w:jc w:val="left"/>
+            </w:pPr>
             <w:r/>
             <w:r>
               <w:rPr>
                 <w:rFonts w:ascii="Times New Roman" w:hAnsi="Times New Roman" w:eastAsia="宋体"/>
+                <w:b w:val="0"/>
+                <w:color w:val="000000"/>
                 <w:sz w:val="18"/>
               </w:rPr>
               <w:t>地理距离矩阵</w:t>
@@ -215,10 +830,15 @@
             <w:tcW w:type="dxa" w:w="2880"/>
           </w:tcPr>
           <w:p>
+            <w:pPr>
+              <w:jc w:val="center"/>
+            </w:pPr>
             <w:r/>
             <w:r>
               <w:rPr>
                 <w:rFonts w:ascii="Times New Roman" w:hAnsi="Times New Roman" w:eastAsia="宋体"/>
+                <w:b w:val="0"/>
+                <w:color w:val="000000"/>
                 <w:sz w:val="18"/>
               </w:rPr>
               <w:t>W_geo</w:t>
@@ -230,13 +850,18 @@
             <w:tcW w:type="dxa" w:w="2880"/>
           </w:tcPr>
           <w:p>
+            <w:pPr>
+              <w:jc w:val="center"/>
+            </w:pPr>
             <w:r/>
             <w:r>
               <w:rPr>
                 <w:rFonts w:ascii="Times New Roman" w:hAnsi="Times New Roman" w:eastAsia="宋体"/>
+                <w:b w:val="0"/>
+                <w:color w:val="000000"/>
                 <w:sz w:val="18"/>
               </w:rPr>
-              <w:t>反距离平方 1/d²</w:t>
+              <w:t>1/d_ij²（反距离平方）</w:t>
             </w:r>
           </w:p>
         </w:tc>
@@ -247,10 +872,15 @@
             <w:tcW w:type="dxa" w:w="2880"/>
           </w:tcPr>
           <w:p>
+            <w:pPr>
+              <w:jc w:val="left"/>
+            </w:pPr>
             <w:r/>
             <w:r>
               <w:rPr>
                 <w:rFonts w:ascii="Times New Roman" w:hAnsi="Times New Roman" w:eastAsia="宋体"/>
+                <w:b w:val="0"/>
+                <w:color w:val="000000"/>
                 <w:sz w:val="18"/>
               </w:rPr>
               <w:t>经济距离矩阵</w:t>
@@ -262,10 +892,15 @@
             <w:tcW w:type="dxa" w:w="2880"/>
           </w:tcPr>
           <w:p>
+            <w:pPr>
+              <w:jc w:val="center"/>
+            </w:pPr>
             <w:r/>
             <w:r>
               <w:rPr>
                 <w:rFonts w:ascii="Times New Roman" w:hAnsi="Times New Roman" w:eastAsia="宋体"/>
+                <w:b w:val="0"/>
+                <w:color w:val="000000"/>
                 <w:sz w:val="18"/>
               </w:rPr>
               <w:t>W_econ</w:t>
@@ -277,13 +912,18 @@
             <w:tcW w:type="dxa" w:w="2880"/>
           </w:tcPr>
           <w:p>
+            <w:pPr>
+              <w:jc w:val="center"/>
+            </w:pPr>
             <w:r/>
             <w:r>
               <w:rPr>
                 <w:rFonts w:ascii="Times New Roman" w:hAnsi="Times New Roman" w:eastAsia="宋体"/>
+                <w:b w:val="0"/>
+                <w:color w:val="000000"/>
                 <w:sz w:val="18"/>
               </w:rPr>
-              <w:t>1/|人均GDP均值差|</w:t>
+              <w:t>1/|Ȳ_i−Ȳ_j|（人均GDP均值差倒数）</w:t>
             </w:r>
           </w:p>
         </w:tc>
@@ -294,13 +934,18 @@
             <w:tcW w:type="dxa" w:w="2880"/>
           </w:tcPr>
           <w:p>
+            <w:pPr>
+              <w:jc w:val="left"/>
+            </w:pPr>
             <w:r/>
             <w:r>
               <w:rPr>
                 <w:rFonts w:ascii="Times New Roman" w:hAnsi="Times New Roman" w:eastAsia="宋体"/>
+                <w:b w:val="0"/>
+                <w:color w:val="000000"/>
                 <w:sz w:val="18"/>
               </w:rPr>
-              <w:t>经济地理嵌套矩阵</w:t>
+              <w:t>经济地理权重</w:t>
             </w:r>
           </w:p>
         </w:tc>
@@ -309,13 +954,18 @@
             <w:tcW w:type="dxa" w:w="2880"/>
           </w:tcPr>
           <w:p>
+            <w:pPr>
+              <w:jc w:val="center"/>
+            </w:pPr>
             <w:r/>
             <w:r>
               <w:rPr>
                 <w:rFonts w:ascii="Times New Roman" w:hAnsi="Times New Roman" w:eastAsia="宋体"/>
+                <w:b w:val="0"/>
+                <w:color w:val="000000"/>
                 <w:sz w:val="18"/>
               </w:rPr>
-              <w:t>W_econgeo</w:t>
+              <w:t>W_egw</w:t>
             </w:r>
           </w:p>
         </w:tc>
@@ -324,13 +974,18 @@
             <w:tcW w:type="dxa" w:w="2880"/>
           </w:tcPr>
           <w:p>
+            <w:pPr>
+              <w:jc w:val="center"/>
+            </w:pPr>
             <w:r/>
             <w:r>
               <w:rPr>
                 <w:rFonts w:ascii="Times New Roman" w:hAnsi="Times New Roman" w:eastAsia="宋体"/>
+                <w:b w:val="0"/>
+                <w:color w:val="000000"/>
                 <w:sz w:val="18"/>
               </w:rPr>
-              <w:t>(1/d²)按经济规模加权（邵帅等,2016；主推）</w:t>
+              <w:t>0.5·W_geo + 0.5·W_econ（标准化后凸组合）</w:t>
             </w:r>
           </w:p>
         </w:tc>
@@ -339,45 +994,69 @@
         <w:tc>
           <w:tcPr>
             <w:tcW w:type="dxa" w:w="2880"/>
+            <w:tcBorders>
+              <w:bottom w:val="single" w:sz="8" w:space="0" w:color="000000"/>
+            </w:tcBorders>
           </w:tcPr>
           <w:p>
+            <w:pPr>
+              <w:jc w:val="left"/>
+            </w:pPr>
             <w:r/>
             <w:r>
               <w:rPr>
                 <w:rFonts w:ascii="Times New Roman" w:hAnsi="Times New Roman" w:eastAsia="宋体"/>
+                <w:b w:val="0"/>
+                <w:color w:val="000000"/>
                 <w:sz w:val="18"/>
               </w:rPr>
-              <w:t>距离带矩阵</w:t>
+              <w:t>经济地理嵌套</w:t>
             </w:r>
           </w:p>
         </w:tc>
         <w:tc>
           <w:tcPr>
             <w:tcW w:type="dxa" w:w="2880"/>
+            <w:tcBorders>
+              <w:bottom w:val="single" w:sz="8" w:space="0" w:color="000000"/>
+            </w:tcBorders>
           </w:tcPr>
           <w:p>
+            <w:pPr>
+              <w:jc w:val="center"/>
+            </w:pPr>
             <w:r/>
             <w:r>
               <w:rPr>
                 <w:rFonts w:ascii="Times New Roman" w:hAnsi="Times New Roman" w:eastAsia="宋体"/>
+                <w:b w:val="0"/>
+                <w:color w:val="000000"/>
                 <w:sz w:val="18"/>
               </w:rPr>
-              <w:t>W_d150…W_d500</w:t>
+              <w:t>W_egn</w:t>
             </w:r>
           </w:p>
         </w:tc>
         <w:tc>
           <w:tcPr>
             <w:tcW w:type="dxa" w:w="2880"/>
+            <w:tcBorders>
+              <w:bottom w:val="single" w:sz="8" w:space="0" w:color="000000"/>
+            </w:tcBorders>
           </w:tcPr>
           <w:p>
+            <w:pPr>
+              <w:jc w:val="center"/>
+            </w:pPr>
             <w:r/>
             <w:r>
               <w:rPr>
                 <w:rFonts w:ascii="Times New Roman" w:hAnsi="Times New Roman" w:eastAsia="宋体"/>
+                <w:b w:val="0"/>
+                <w:color w:val="000000"/>
                 <w:sz w:val="18"/>
               </w:rPr>
-              <w:t>阈值≤km（溢出范围检验）</w:t>
+              <w:t>(1/d_ij²)·(Ȳ_j/Ȳ̄)（地理距离按经济规模嵌套）</w:t>
             </w:r>
           </w:p>
         </w:tc>
@@ -390,9 +1069,11 @@
       <w:r>
         <w:rPr>
           <w:rFonts w:ascii="Times New Roman" w:hAnsi="Times New Roman" w:eastAsia="黑体"/>
+          <w:b/>
           <w:color w:val="000000"/>
+          <w:sz w:val="24"/>
         </w:rPr>
-        <w:t>2.2 全局空间相关性检验（Moran's I）</w:t>
+        <w:t>2.2 空间诊断检验（前置检验）</w:t>
       </w:r>
     </w:p>
     <w:p>
@@ -400,68 +1081,183 @@
         <w:rPr>
           <w:rFonts w:ascii="Times New Roman" w:hAnsi="Times New Roman" w:eastAsia="宋体"/>
           <w:b w:val="0"/>
+          <w:color w:val="000000"/>
           <w:sz w:val="21"/>
         </w:rPr>
-        <w:t>原始 lnpoco2 存在显著的正向空间自相关（邻近城市减污降碳水平相似），但纳入控制变量与双向固定效应后，残差的空间自相关几乎消失。这是理解后续SDM结果的关键。</w:t>
+        <w:t>对5类矩阵、在三种固定效应设定下计算全局 Moran's I 与拉格朗日乘子(LM)检验族。结果显示：仅纳入时间固定效应或个体固定效应时，空间依赖显著（稳健LM检验普遍拒绝无空间依赖），支持采用空间模型；而纳入双向固定效应后，空间依赖被基本吸收。</w:t>
+      </w:r>
+    </w:p>
+    <w:p>
+      <w:pPr>
+        <w:jc w:val="center"/>
+      </w:pPr>
+      <w:r>
+        <w:rPr>
+          <w:rFonts w:ascii="Times New Roman" w:hAnsi="Times New Roman" w:eastAsia="黑体"/>
+          <w:b/>
+          <w:color w:val="000000"/>
+          <w:sz w:val="21"/>
+        </w:rPr>
+        <w:t>表3  空间诊断检验（Moran's I 与 LM 检验统计量）</w:t>
       </w:r>
     </w:p>
     <w:tbl>
       <w:tblPr>
-        <w:tblStyle w:val="LightGrid-Accent1"/>
         <w:tblW w:type="auto" w:w="0"/>
+        <w:jc w:val="center"/>
+        <w:tblLayout w:type="autofit"/>
         <w:tblLook w:firstColumn="1" w:firstRow="1" w:lastColumn="0" w:lastRow="0" w:noHBand="0" w:noVBand="1" w:val="04A0"/>
       </w:tblPr>
       <w:tblGrid>
-        <w:gridCol w:w="2880"/>
-        <w:gridCol w:w="2880"/>
-        <w:gridCol w:w="2880"/>
+        <w:gridCol w:w="1440"/>
+        <w:gridCol w:w="1440"/>
+        <w:gridCol w:w="1440"/>
+        <w:gridCol w:w="1440"/>
+        <w:gridCol w:w="1440"/>
+        <w:gridCol w:w="1440"/>
       </w:tblGrid>
       <w:tr>
         <w:tc>
           <w:tcPr>
-            <w:tcW w:type="dxa" w:w="2880"/>
+            <w:tcW w:type="dxa" w:w="1440"/>
+            <w:tcBorders>
+              <w:top w:val="single" w:sz="8" w:space="0" w:color="000000"/>
+              <w:bottom w:val="single" w:sz="8" w:space="0" w:color="000000"/>
+            </w:tcBorders>
           </w:tcPr>
           <w:p>
+            <w:pPr>
+              <w:jc w:val="left"/>
+            </w:pPr>
             <w:r/>
             <w:r>
               <w:rPr>
                 <w:rFonts w:ascii="Times New Roman" w:hAnsi="Times New Roman" w:eastAsia="宋体"/>
                 <w:b/>
+                <w:color w:val="000000"/>
                 <w:sz w:val="18"/>
               </w:rPr>
-              <w:t>权重矩阵</w:t>
+              <w:t>固定效应 / 矩阵</w:t>
             </w:r>
           </w:p>
         </w:tc>
         <w:tc>
           <w:tcPr>
-            <w:tcW w:type="dxa" w:w="2880"/>
+            <w:tcW w:type="dxa" w:w="1440"/>
+            <w:tcBorders>
+              <w:top w:val="single" w:sz="8" w:space="0" w:color="000000"/>
+              <w:bottom w:val="single" w:sz="8" w:space="0" w:color="000000"/>
+            </w:tcBorders>
           </w:tcPr>
           <w:p>
+            <w:pPr>
+              <w:jc w:val="center"/>
+            </w:pPr>
             <w:r/>
             <w:r>
               <w:rPr>
                 <w:rFonts w:ascii="Times New Roman" w:hAnsi="Times New Roman" w:eastAsia="宋体"/>
                 <w:b/>
+                <w:color w:val="000000"/>
                 <w:sz w:val="18"/>
               </w:rPr>
-              <w:t>原始 lnpoco2 Moran's I</w:t>
+              <w:t>Moran's I</w:t>
             </w:r>
           </w:p>
         </w:tc>
         <w:tc>
           <w:tcPr>
-            <w:tcW w:type="dxa" w:w="2880"/>
+            <w:tcW w:type="dxa" w:w="1440"/>
+            <w:tcBorders>
+              <w:top w:val="single" w:sz="8" w:space="0" w:color="000000"/>
+              <w:bottom w:val="single" w:sz="8" w:space="0" w:color="000000"/>
+            </w:tcBorders>
           </w:tcPr>
           <w:p>
+            <w:pPr>
+              <w:jc w:val="center"/>
+            </w:pPr>
             <w:r/>
             <w:r>
               <w:rPr>
                 <w:rFonts w:ascii="Times New Roman" w:hAnsi="Times New Roman" w:eastAsia="宋体"/>
                 <w:b/>
+                <w:color w:val="000000"/>
                 <w:sz w:val="18"/>
               </w:rPr>
-              <w:t>双向固定效应残差</w:t>
+              <w:t>LM-lag</w:t>
+            </w:r>
+          </w:p>
+        </w:tc>
+        <w:tc>
+          <w:tcPr>
+            <w:tcW w:type="dxa" w:w="1440"/>
+            <w:tcBorders>
+              <w:top w:val="single" w:sz="8" w:space="0" w:color="000000"/>
+              <w:bottom w:val="single" w:sz="8" w:space="0" w:color="000000"/>
+            </w:tcBorders>
+          </w:tcPr>
+          <w:p>
+            <w:pPr>
+              <w:jc w:val="center"/>
+            </w:pPr>
+            <w:r/>
+            <w:r>
+              <w:rPr>
+                <w:rFonts w:ascii="Times New Roman" w:hAnsi="Times New Roman" w:eastAsia="宋体"/>
+                <w:b/>
+                <w:color w:val="000000"/>
+                <w:sz w:val="18"/>
+              </w:rPr>
+              <w:t>稳健LM-lag</w:t>
+            </w:r>
+          </w:p>
+        </w:tc>
+        <w:tc>
+          <w:tcPr>
+            <w:tcW w:type="dxa" w:w="1440"/>
+            <w:tcBorders>
+              <w:top w:val="single" w:sz="8" w:space="0" w:color="000000"/>
+              <w:bottom w:val="single" w:sz="8" w:space="0" w:color="000000"/>
+            </w:tcBorders>
+          </w:tcPr>
+          <w:p>
+            <w:pPr>
+              <w:jc w:val="center"/>
+            </w:pPr>
+            <w:r/>
+            <w:r>
+              <w:rPr>
+                <w:rFonts w:ascii="Times New Roman" w:hAnsi="Times New Roman" w:eastAsia="宋体"/>
+                <w:b/>
+                <w:color w:val="000000"/>
+                <w:sz w:val="18"/>
+              </w:rPr>
+              <w:t>LM-error</w:t>
+            </w:r>
+          </w:p>
+        </w:tc>
+        <w:tc>
+          <w:tcPr>
+            <w:tcW w:type="dxa" w:w="1440"/>
+            <w:tcBorders>
+              <w:top w:val="single" w:sz="8" w:space="0" w:color="000000"/>
+              <w:bottom w:val="single" w:sz="8" w:space="0" w:color="000000"/>
+            </w:tcBorders>
+          </w:tcPr>
+          <w:p>
+            <w:pPr>
+              <w:jc w:val="center"/>
+            </w:pPr>
+            <w:r/>
+            <w:r>
+              <w:rPr>
+                <w:rFonts w:ascii="Times New Roman" w:hAnsi="Times New Roman" w:eastAsia="宋体"/>
+                <w:b/>
+                <w:color w:val="000000"/>
+                <w:sz w:val="18"/>
+              </w:rPr>
+              <w:t>稳健LM-error</w:t>
             </w:r>
           </w:p>
         </w:tc>
@@ -469,46 +1265,116 @@
       <w:tr>
         <w:tc>
           <w:tcPr>
-            <w:tcW w:type="dxa" w:w="2880"/>
+            <w:tcW w:type="dxa" w:w="1440"/>
           </w:tcPr>
           <w:p>
+            <w:pPr>
+              <w:jc w:val="left"/>
+            </w:pPr>
             <w:r/>
             <w:r>
               <w:rPr>
                 <w:rFonts w:ascii="Times New Roman" w:hAnsi="Times New Roman" w:eastAsia="宋体"/>
+                <w:b w:val="0"/>
+                <w:color w:val="000000"/>
                 <w:sz w:val="18"/>
               </w:rPr>
-              <w:t>邻接 W_adj</w:t>
+              <w:t>Time FE</w:t>
             </w:r>
           </w:p>
         </w:tc>
         <w:tc>
           <w:tcPr>
-            <w:tcW w:type="dxa" w:w="2880"/>
+            <w:tcW w:type="dxa" w:w="1440"/>
           </w:tcPr>
           <w:p>
+            <w:pPr>
+              <w:jc w:val="center"/>
+            </w:pPr>
             <w:r/>
             <w:r>
               <w:rPr>
                 <w:rFonts w:ascii="Times New Roman" w:hAnsi="Times New Roman" w:eastAsia="宋体"/>
+                <w:b w:val="0"/>
+                <w:color w:val="000000"/>
                 <w:sz w:val="18"/>
               </w:rPr>
-              <w:t>+0.233 (2015年 p=0.001)</w:t>
             </w:r>
           </w:p>
         </w:tc>
         <w:tc>
           <w:tcPr>
-            <w:tcW w:type="dxa" w:w="2880"/>
+            <w:tcW w:type="dxa" w:w="1440"/>
           </w:tcPr>
           <w:p>
+            <w:pPr>
+              <w:jc w:val="center"/>
+            </w:pPr>
             <w:r/>
             <w:r>
               <w:rPr>
                 <w:rFonts w:ascii="Times New Roman" w:hAnsi="Times New Roman" w:eastAsia="宋体"/>
+                <w:b w:val="0"/>
+                <w:color w:val="000000"/>
                 <w:sz w:val="18"/>
               </w:rPr>
-              <w:t>−0.009</w:t>
+            </w:r>
+          </w:p>
+        </w:tc>
+        <w:tc>
+          <w:tcPr>
+            <w:tcW w:type="dxa" w:w="1440"/>
+          </w:tcPr>
+          <w:p>
+            <w:pPr>
+              <w:jc w:val="center"/>
+            </w:pPr>
+            <w:r/>
+            <w:r>
+              <w:rPr>
+                <w:rFonts w:ascii="Times New Roman" w:hAnsi="Times New Roman" w:eastAsia="宋体"/>
+                <w:b w:val="0"/>
+                <w:color w:val="000000"/>
+                <w:sz w:val="18"/>
+              </w:rPr>
+            </w:r>
+          </w:p>
+        </w:tc>
+        <w:tc>
+          <w:tcPr>
+            <w:tcW w:type="dxa" w:w="1440"/>
+          </w:tcPr>
+          <w:p>
+            <w:pPr>
+              <w:jc w:val="center"/>
+            </w:pPr>
+            <w:r/>
+            <w:r>
+              <w:rPr>
+                <w:rFonts w:ascii="Times New Roman" w:hAnsi="Times New Roman" w:eastAsia="宋体"/>
+                <w:b w:val="0"/>
+                <w:color w:val="000000"/>
+                <w:sz w:val="18"/>
+              </w:rPr>
+            </w:r>
+          </w:p>
+        </w:tc>
+        <w:tc>
+          <w:tcPr>
+            <w:tcW w:type="dxa" w:w="1440"/>
+          </w:tcPr>
+          <w:p>
+            <w:pPr>
+              <w:jc w:val="center"/>
+            </w:pPr>
+            <w:r/>
+            <w:r>
+              <w:rPr>
+                <w:rFonts w:ascii="Times New Roman" w:hAnsi="Times New Roman" w:eastAsia="宋体"/>
+                <w:b w:val="0"/>
+                <w:color w:val="000000"/>
+                <w:sz w:val="18"/>
+              </w:rPr>
             </w:r>
           </w:p>
         </w:tc>
@@ -516,46 +1382,121 @@
       <w:tr>
         <w:tc>
           <w:tcPr>
-            <w:tcW w:type="dxa" w:w="2880"/>
+            <w:tcW w:type="dxa" w:w="1440"/>
           </w:tcPr>
           <w:p>
+            <w:pPr>
+              <w:jc w:val="left"/>
+            </w:pPr>
             <w:r/>
             <w:r>
               <w:rPr>
                 <w:rFonts w:ascii="Times New Roman" w:hAnsi="Times New Roman" w:eastAsia="宋体"/>
+                <w:b w:val="0"/>
+                <w:color w:val="000000"/>
                 <w:sz w:val="18"/>
               </w:rPr>
-              <w:t>地理 W_geo</w:t>
+              <w:t xml:space="preserve">  W_adj</w:t>
             </w:r>
           </w:p>
         </w:tc>
         <w:tc>
           <w:tcPr>
-            <w:tcW w:type="dxa" w:w="2880"/>
+            <w:tcW w:type="dxa" w:w="1440"/>
           </w:tcPr>
           <w:p>
+            <w:pPr>
+              <w:jc w:val="center"/>
+            </w:pPr>
             <w:r/>
             <w:r>
               <w:rPr>
                 <w:rFonts w:ascii="Times New Roman" w:hAnsi="Times New Roman" w:eastAsia="宋体"/>
+                <w:b w:val="0"/>
+                <w:color w:val="000000"/>
                 <w:sz w:val="18"/>
               </w:rPr>
-              <w:t>+0.130</w:t>
+              <w:t>0.040***</w:t>
             </w:r>
           </w:p>
         </w:tc>
         <w:tc>
           <w:tcPr>
-            <w:tcW w:type="dxa" w:w="2880"/>
+            <w:tcW w:type="dxa" w:w="1440"/>
           </w:tcPr>
           <w:p>
+            <w:pPr>
+              <w:jc w:val="center"/>
+            </w:pPr>
             <w:r/>
             <w:r>
               <w:rPr>
                 <w:rFonts w:ascii="Times New Roman" w:hAnsi="Times New Roman" w:eastAsia="宋体"/>
+                <w:b w:val="0"/>
+                <w:color w:val="000000"/>
                 <w:sz w:val="18"/>
               </w:rPr>
-              <w:t>−0.005</w:t>
+              <w:t>26.6***</w:t>
+            </w:r>
+          </w:p>
+        </w:tc>
+        <w:tc>
+          <w:tcPr>
+            <w:tcW w:type="dxa" w:w="1440"/>
+          </w:tcPr>
+          <w:p>
+            <w:pPr>
+              <w:jc w:val="center"/>
+            </w:pPr>
+            <w:r/>
+            <w:r>
+              <w:rPr>
+                <w:rFonts w:ascii="Times New Roman" w:hAnsi="Times New Roman" w:eastAsia="宋体"/>
+                <w:b w:val="0"/>
+                <w:color w:val="000000"/>
+                <w:sz w:val="18"/>
+              </w:rPr>
+              <w:t>11.2***</w:t>
+            </w:r>
+          </w:p>
+        </w:tc>
+        <w:tc>
+          <w:tcPr>
+            <w:tcW w:type="dxa" w:w="1440"/>
+          </w:tcPr>
+          <w:p>
+            <w:pPr>
+              <w:jc w:val="center"/>
+            </w:pPr>
+            <w:r/>
+            <w:r>
+              <w:rPr>
+                <w:rFonts w:ascii="Times New Roman" w:hAnsi="Times New Roman" w:eastAsia="宋体"/>
+                <w:b w:val="0"/>
+                <w:color w:val="000000"/>
+                <w:sz w:val="18"/>
+              </w:rPr>
+              <w:t>17.2***</w:t>
+            </w:r>
+          </w:p>
+        </w:tc>
+        <w:tc>
+          <w:tcPr>
+            <w:tcW w:type="dxa" w:w="1440"/>
+          </w:tcPr>
+          <w:p>
+            <w:pPr>
+              <w:jc w:val="center"/>
+            </w:pPr>
+            <w:r/>
+            <w:r>
+              <w:rPr>
+                <w:rFonts w:ascii="Times New Roman" w:hAnsi="Times New Roman" w:eastAsia="宋体"/>
+                <w:b w:val="0"/>
+                <w:color w:val="000000"/>
+                <w:sz w:val="18"/>
+              </w:rPr>
+              <w:t>1.8</w:t>
             </w:r>
           </w:p>
         </w:tc>
@@ -563,46 +1504,121 @@
       <w:tr>
         <w:tc>
           <w:tcPr>
-            <w:tcW w:type="dxa" w:w="2880"/>
+            <w:tcW w:type="dxa" w:w="1440"/>
           </w:tcPr>
           <w:p>
+            <w:pPr>
+              <w:jc w:val="left"/>
+            </w:pPr>
             <w:r/>
             <w:r>
               <w:rPr>
                 <w:rFonts w:ascii="Times New Roman" w:hAnsi="Times New Roman" w:eastAsia="宋体"/>
+                <w:b w:val="0"/>
+                <w:color w:val="000000"/>
                 <w:sz w:val="18"/>
               </w:rPr>
-              <w:t>经济 W_econ</w:t>
+              <w:t xml:space="preserve">  W_geo</w:t>
             </w:r>
           </w:p>
         </w:tc>
         <w:tc>
           <w:tcPr>
-            <w:tcW w:type="dxa" w:w="2880"/>
+            <w:tcW w:type="dxa" w:w="1440"/>
           </w:tcPr>
           <w:p>
+            <w:pPr>
+              <w:jc w:val="center"/>
+            </w:pPr>
             <w:r/>
             <w:r>
               <w:rPr>
                 <w:rFonts w:ascii="Times New Roman" w:hAnsi="Times New Roman" w:eastAsia="宋体"/>
+                <w:b w:val="0"/>
+                <w:color w:val="000000"/>
                 <w:sz w:val="18"/>
               </w:rPr>
-              <w:t>+0.104</w:t>
+              <w:t>−0.007</w:t>
             </w:r>
           </w:p>
         </w:tc>
         <w:tc>
           <w:tcPr>
-            <w:tcW w:type="dxa" w:w="2880"/>
+            <w:tcW w:type="dxa" w:w="1440"/>
           </w:tcPr>
           <w:p>
+            <w:pPr>
+              <w:jc w:val="center"/>
+            </w:pPr>
             <w:r/>
             <w:r>
               <w:rPr>
                 <w:rFonts w:ascii="Times New Roman" w:hAnsi="Times New Roman" w:eastAsia="宋体"/>
+                <w:b w:val="0"/>
+                <w:color w:val="000000"/>
                 <w:sz w:val="18"/>
               </w:rPr>
-              <w:t>−0.002</w:t>
+              <w:t>0.0</w:t>
+            </w:r>
+          </w:p>
+        </w:tc>
+        <w:tc>
+          <w:tcPr>
+            <w:tcW w:type="dxa" w:w="1440"/>
+          </w:tcPr>
+          <w:p>
+            <w:pPr>
+              <w:jc w:val="center"/>
+            </w:pPr>
+            <w:r/>
+            <w:r>
+              <w:rPr>
+                <w:rFonts w:ascii="Times New Roman" w:hAnsi="Times New Roman" w:eastAsia="宋体"/>
+                <w:b w:val="0"/>
+                <w:color w:val="000000"/>
+                <w:sz w:val="18"/>
+              </w:rPr>
+              <w:t>4.9**</w:t>
+            </w:r>
+          </w:p>
+        </w:tc>
+        <w:tc>
+          <w:tcPr>
+            <w:tcW w:type="dxa" w:w="1440"/>
+          </w:tcPr>
+          <w:p>
+            <w:pPr>
+              <w:jc w:val="center"/>
+            </w:pPr>
+            <w:r/>
+            <w:r>
+              <w:rPr>
+                <w:rFonts w:ascii="Times New Roman" w:hAnsi="Times New Roman" w:eastAsia="宋体"/>
+                <w:b w:val="0"/>
+                <w:color w:val="000000"/>
+                <w:sz w:val="18"/>
+              </w:rPr>
+              <w:t>2.5</w:t>
+            </w:r>
+          </w:p>
+        </w:tc>
+        <w:tc>
+          <w:tcPr>
+            <w:tcW w:type="dxa" w:w="1440"/>
+          </w:tcPr>
+          <w:p>
+            <w:pPr>
+              <w:jc w:val="center"/>
+            </w:pPr>
+            <w:r/>
+            <w:r>
+              <w:rPr>
+                <w:rFonts w:ascii="Times New Roman" w:hAnsi="Times New Roman" w:eastAsia="宋体"/>
+                <w:b w:val="0"/>
+                <w:color w:val="000000"/>
+                <w:sz w:val="18"/>
+              </w:rPr>
+              <w:t>7.4***</w:t>
             </w:r>
           </w:p>
         </w:tc>
@@ -610,46 +1626,121 @@
       <w:tr>
         <w:tc>
           <w:tcPr>
-            <w:tcW w:type="dxa" w:w="2880"/>
+            <w:tcW w:type="dxa" w:w="1440"/>
           </w:tcPr>
           <w:p>
+            <w:pPr>
+              <w:jc w:val="left"/>
+            </w:pPr>
             <w:r/>
             <w:r>
               <w:rPr>
                 <w:rFonts w:ascii="Times New Roman" w:hAnsi="Times New Roman" w:eastAsia="宋体"/>
+                <w:b w:val="0"/>
+                <w:color w:val="000000"/>
                 <w:sz w:val="18"/>
               </w:rPr>
-              <w:t>经济地理 W_econgeo</w:t>
+              <w:t xml:space="preserve">  W_econ</w:t>
             </w:r>
           </w:p>
         </w:tc>
         <w:tc>
           <w:tcPr>
-            <w:tcW w:type="dxa" w:w="2880"/>
+            <w:tcW w:type="dxa" w:w="1440"/>
           </w:tcPr>
           <w:p>
+            <w:pPr>
+              <w:jc w:val="center"/>
+            </w:pPr>
             <w:r/>
             <w:r>
               <w:rPr>
                 <w:rFonts w:ascii="Times New Roman" w:hAnsi="Times New Roman" w:eastAsia="宋体"/>
+                <w:b w:val="0"/>
+                <w:color w:val="000000"/>
                 <w:sz w:val="18"/>
               </w:rPr>
-              <w:t>+0.117</w:t>
+              <w:t>0.034***</w:t>
             </w:r>
           </w:p>
         </w:tc>
         <w:tc>
           <w:tcPr>
-            <w:tcW w:type="dxa" w:w="2880"/>
+            <w:tcW w:type="dxa" w:w="1440"/>
           </w:tcPr>
           <w:p>
+            <w:pPr>
+              <w:jc w:val="center"/>
+            </w:pPr>
             <w:r/>
             <w:r>
               <w:rPr>
                 <w:rFonts w:ascii="Times New Roman" w:hAnsi="Times New Roman" w:eastAsia="宋体"/>
+                <w:b w:val="0"/>
+                <w:color w:val="000000"/>
                 <w:sz w:val="18"/>
               </w:rPr>
-              <w:t>−0.007</w:t>
+              <w:t>43.1***</w:t>
+            </w:r>
+          </w:p>
+        </w:tc>
+        <w:tc>
+          <w:tcPr>
+            <w:tcW w:type="dxa" w:w="1440"/>
+          </w:tcPr>
+          <w:p>
+            <w:pPr>
+              <w:jc w:val="center"/>
+            </w:pPr>
+            <w:r/>
+            <w:r>
+              <w:rPr>
+                <w:rFonts w:ascii="Times New Roman" w:hAnsi="Times New Roman" w:eastAsia="宋体"/>
+                <w:b w:val="0"/>
+                <w:color w:val="000000"/>
+                <w:sz w:val="18"/>
+              </w:rPr>
+              <w:t>22.8***</w:t>
+            </w:r>
+          </w:p>
+        </w:tc>
+        <w:tc>
+          <w:tcPr>
+            <w:tcW w:type="dxa" w:w="1440"/>
+          </w:tcPr>
+          <w:p>
+            <w:pPr>
+              <w:jc w:val="center"/>
+            </w:pPr>
+            <w:r/>
+            <w:r>
+              <w:rPr>
+                <w:rFonts w:ascii="Times New Roman" w:hAnsi="Times New Roman" w:eastAsia="宋体"/>
+                <w:b w:val="0"/>
+                <w:color w:val="000000"/>
+                <w:sz w:val="18"/>
+              </w:rPr>
+              <w:t>25.3***</w:t>
+            </w:r>
+          </w:p>
+        </w:tc>
+        <w:tc>
+          <w:tcPr>
+            <w:tcW w:type="dxa" w:w="1440"/>
+          </w:tcPr>
+          <w:p>
+            <w:pPr>
+              <w:jc w:val="center"/>
+            </w:pPr>
+            <w:r/>
+            <w:r>
+              <w:rPr>
+                <w:rFonts w:ascii="Times New Roman" w:hAnsi="Times New Roman" w:eastAsia="宋体"/>
+                <w:b w:val="0"/>
+                <w:color w:val="000000"/>
+                <w:sz w:val="18"/>
+              </w:rPr>
+              <w:t>4.9**</w:t>
             </w:r>
           </w:p>
         </w:tc>
@@ -657,46 +1748,1751 @@
       <w:tr>
         <w:tc>
           <w:tcPr>
-            <w:tcW w:type="dxa" w:w="2880"/>
+            <w:tcW w:type="dxa" w:w="1440"/>
           </w:tcPr>
           <w:p>
+            <w:pPr>
+              <w:jc w:val="left"/>
+            </w:pPr>
             <w:r/>
             <w:r>
               <w:rPr>
                 <w:rFonts w:ascii="Times New Roman" w:hAnsi="Times New Roman" w:eastAsia="宋体"/>
+                <w:b w:val="0"/>
+                <w:color w:val="000000"/>
                 <w:sz w:val="18"/>
               </w:rPr>
-              <w:t>距离带 ≤200km</w:t>
+              <w:t xml:space="preserve">  W_egw</w:t>
             </w:r>
           </w:p>
         </w:tc>
         <w:tc>
           <w:tcPr>
-            <w:tcW w:type="dxa" w:w="2880"/>
+            <w:tcW w:type="dxa" w:w="1440"/>
           </w:tcPr>
           <w:p>
+            <w:pPr>
+              <w:jc w:val="center"/>
+            </w:pPr>
             <w:r/>
             <w:r>
               <w:rPr>
                 <w:rFonts w:ascii="Times New Roman" w:hAnsi="Times New Roman" w:eastAsia="宋体"/>
+                <w:b w:val="0"/>
+                <w:color w:val="000000"/>
                 <w:sz w:val="18"/>
               </w:rPr>
-              <w:t>+0.223</w:t>
+              <w:t>0.014***</w:t>
             </w:r>
           </w:p>
         </w:tc>
         <w:tc>
           <w:tcPr>
-            <w:tcW w:type="dxa" w:w="2880"/>
+            <w:tcW w:type="dxa" w:w="1440"/>
           </w:tcPr>
           <w:p>
+            <w:pPr>
+              <w:jc w:val="center"/>
+            </w:pPr>
             <w:r/>
             <w:r>
               <w:rPr>
                 <w:rFonts w:ascii="Times New Roman" w:hAnsi="Times New Roman" w:eastAsia="宋体"/>
+                <w:b w:val="0"/>
+                <w:color w:val="000000"/>
                 <w:sz w:val="18"/>
               </w:rPr>
-              <w:t>−0.010</w:t>
+              <w:t>27.3***</w:t>
+            </w:r>
+          </w:p>
+        </w:tc>
+        <w:tc>
+          <w:tcPr>
+            <w:tcW w:type="dxa" w:w="1440"/>
+          </w:tcPr>
+          <w:p>
+            <w:pPr>
+              <w:jc w:val="center"/>
+            </w:pPr>
+            <w:r/>
+            <w:r>
+              <w:rPr>
+                <w:rFonts w:ascii="Times New Roman" w:hAnsi="Times New Roman" w:eastAsia="宋体"/>
+                <w:b w:val="0"/>
+                <w:color w:val="000000"/>
+                <w:sz w:val="18"/>
+              </w:rPr>
+              <w:t>23.1***</w:t>
+            </w:r>
+          </w:p>
+        </w:tc>
+        <w:tc>
+          <w:tcPr>
+            <w:tcW w:type="dxa" w:w="1440"/>
+          </w:tcPr>
+          <w:p>
+            <w:pPr>
+              <w:jc w:val="center"/>
+            </w:pPr>
+            <w:r/>
+            <w:r>
+              <w:rPr>
+                <w:rFonts w:ascii="Times New Roman" w:hAnsi="Times New Roman" w:eastAsia="宋体"/>
+                <w:b w:val="0"/>
+                <w:color w:val="000000"/>
+                <w:sz w:val="18"/>
+              </w:rPr>
+              <w:t>11.3***</w:t>
+            </w:r>
+          </w:p>
+        </w:tc>
+        <w:tc>
+          <w:tcPr>
+            <w:tcW w:type="dxa" w:w="1440"/>
+          </w:tcPr>
+          <w:p>
+            <w:pPr>
+              <w:jc w:val="center"/>
+            </w:pPr>
+            <w:r/>
+            <w:r>
+              <w:rPr>
+                <w:rFonts w:ascii="Times New Roman" w:hAnsi="Times New Roman" w:eastAsia="宋体"/>
+                <w:b w:val="0"/>
+                <w:color w:val="000000"/>
+                <w:sz w:val="18"/>
+              </w:rPr>
+              <w:t>7.1***</w:t>
+            </w:r>
+          </w:p>
+        </w:tc>
+      </w:tr>
+      <w:tr>
+        <w:tc>
+          <w:tcPr>
+            <w:tcW w:type="dxa" w:w="1440"/>
+            <w:tcBorders>
+              <w:bottom w:val="single" w:sz="8" w:space="0" w:color="000000"/>
+            </w:tcBorders>
+          </w:tcPr>
+          <w:p>
+            <w:pPr>
+              <w:jc w:val="left"/>
+            </w:pPr>
+            <w:r/>
+            <w:r>
+              <w:rPr>
+                <w:rFonts w:ascii="Times New Roman" w:hAnsi="Times New Roman" w:eastAsia="宋体"/>
+                <w:b w:val="0"/>
+                <w:color w:val="000000"/>
+                <w:sz w:val="18"/>
+              </w:rPr>
+              <w:t xml:space="preserve">  W_egn</w:t>
+            </w:r>
+          </w:p>
+        </w:tc>
+        <w:tc>
+          <w:tcPr>
+            <w:tcW w:type="dxa" w:w="1440"/>
+            <w:tcBorders>
+              <w:bottom w:val="single" w:sz="8" w:space="0" w:color="000000"/>
+            </w:tcBorders>
+          </w:tcPr>
+          <w:p>
+            <w:pPr>
+              <w:jc w:val="center"/>
+            </w:pPr>
+            <w:r/>
+            <w:r>
+              <w:rPr>
+                <w:rFonts w:ascii="Times New Roman" w:hAnsi="Times New Roman" w:eastAsia="宋体"/>
+                <w:b w:val="0"/>
+                <w:color w:val="000000"/>
+                <w:sz w:val="18"/>
+              </w:rPr>
+              <w:t>−0.010**</w:t>
+            </w:r>
+          </w:p>
+        </w:tc>
+        <w:tc>
+          <w:tcPr>
+            <w:tcW w:type="dxa" w:w="1440"/>
+            <w:tcBorders>
+              <w:bottom w:val="single" w:sz="8" w:space="0" w:color="000000"/>
+            </w:tcBorders>
+          </w:tcPr>
+          <w:p>
+            <w:pPr>
+              <w:jc w:val="center"/>
+            </w:pPr>
+            <w:r/>
+            <w:r>
+              <w:rPr>
+                <w:rFonts w:ascii="Times New Roman" w:hAnsi="Times New Roman" w:eastAsia="宋体"/>
+                <w:b w:val="0"/>
+                <w:color w:val="000000"/>
+                <w:sz w:val="18"/>
+              </w:rPr>
+              <w:t>2.3</w:t>
+            </w:r>
+          </w:p>
+        </w:tc>
+        <w:tc>
+          <w:tcPr>
+            <w:tcW w:type="dxa" w:w="1440"/>
+            <w:tcBorders>
+              <w:bottom w:val="single" w:sz="8" w:space="0" w:color="000000"/>
+            </w:tcBorders>
+          </w:tcPr>
+          <w:p>
+            <w:pPr>
+              <w:jc w:val="center"/>
+            </w:pPr>
+            <w:r/>
+            <w:r>
+              <w:rPr>
+                <w:rFonts w:ascii="Times New Roman" w:hAnsi="Times New Roman" w:eastAsia="宋体"/>
+                <w:b w:val="0"/>
+                <w:color w:val="000000"/>
+                <w:sz w:val="18"/>
+              </w:rPr>
+              <w:t>0.6</w:t>
+            </w:r>
+          </w:p>
+        </w:tc>
+        <w:tc>
+          <w:tcPr>
+            <w:tcW w:type="dxa" w:w="1440"/>
+            <w:tcBorders>
+              <w:bottom w:val="single" w:sz="8" w:space="0" w:color="000000"/>
+            </w:tcBorders>
+          </w:tcPr>
+          <w:p>
+            <w:pPr>
+              <w:jc w:val="center"/>
+            </w:pPr>
+            <w:r/>
+            <w:r>
+              <w:rPr>
+                <w:rFonts w:ascii="Times New Roman" w:hAnsi="Times New Roman" w:eastAsia="宋体"/>
+                <w:b w:val="0"/>
+                <w:color w:val="000000"/>
+                <w:sz w:val="18"/>
+              </w:rPr>
+              <w:t>5.2**</w:t>
+            </w:r>
+          </w:p>
+        </w:tc>
+        <w:tc>
+          <w:tcPr>
+            <w:tcW w:type="dxa" w:w="1440"/>
+            <w:tcBorders>
+              <w:bottom w:val="single" w:sz="8" w:space="0" w:color="000000"/>
+            </w:tcBorders>
+          </w:tcPr>
+          <w:p>
+            <w:pPr>
+              <w:jc w:val="center"/>
+            </w:pPr>
+            <w:r/>
+            <w:r>
+              <w:rPr>
+                <w:rFonts w:ascii="Times New Roman" w:hAnsi="Times New Roman" w:eastAsia="宋体"/>
+                <w:b w:val="0"/>
+                <w:color w:val="000000"/>
+                <w:sz w:val="18"/>
+              </w:rPr>
+              <w:t>3.5*</w:t>
+            </w:r>
+          </w:p>
+        </w:tc>
+      </w:tr>
+      <w:tr>
+        <w:tc>
+          <w:tcPr>
+            <w:tcW w:type="dxa" w:w="1440"/>
+          </w:tcPr>
+          <w:p>
+            <w:pPr>
+              <w:jc w:val="left"/>
+            </w:pPr>
+            <w:r/>
+            <w:r>
+              <w:rPr>
+                <w:rFonts w:ascii="Times New Roman" w:hAnsi="Times New Roman" w:eastAsia="宋体"/>
+                <w:b w:val="0"/>
+                <w:color w:val="000000"/>
+                <w:sz w:val="18"/>
+              </w:rPr>
+              <w:t>Individual FE</w:t>
+            </w:r>
+          </w:p>
+        </w:tc>
+        <w:tc>
+          <w:tcPr>
+            <w:tcW w:type="dxa" w:w="1440"/>
+          </w:tcPr>
+          <w:p>
+            <w:pPr>
+              <w:jc w:val="center"/>
+            </w:pPr>
+            <w:r/>
+            <w:r>
+              <w:rPr>
+                <w:rFonts w:ascii="Times New Roman" w:hAnsi="Times New Roman" w:eastAsia="宋体"/>
+                <w:b w:val="0"/>
+                <w:color w:val="000000"/>
+                <w:sz w:val="18"/>
+              </w:rPr>
+            </w:r>
+          </w:p>
+        </w:tc>
+        <w:tc>
+          <w:tcPr>
+            <w:tcW w:type="dxa" w:w="1440"/>
+          </w:tcPr>
+          <w:p>
+            <w:pPr>
+              <w:jc w:val="center"/>
+            </w:pPr>
+            <w:r/>
+            <w:r>
+              <w:rPr>
+                <w:rFonts w:ascii="Times New Roman" w:hAnsi="Times New Roman" w:eastAsia="宋体"/>
+                <w:b w:val="0"/>
+                <w:color w:val="000000"/>
+                <w:sz w:val="18"/>
+              </w:rPr>
+            </w:r>
+          </w:p>
+        </w:tc>
+        <w:tc>
+          <w:tcPr>
+            <w:tcW w:type="dxa" w:w="1440"/>
+          </w:tcPr>
+          <w:p>
+            <w:pPr>
+              <w:jc w:val="center"/>
+            </w:pPr>
+            <w:r/>
+            <w:r>
+              <w:rPr>
+                <w:rFonts w:ascii="Times New Roman" w:hAnsi="Times New Roman" w:eastAsia="宋体"/>
+                <w:b w:val="0"/>
+                <w:color w:val="000000"/>
+                <w:sz w:val="18"/>
+              </w:rPr>
+            </w:r>
+          </w:p>
+        </w:tc>
+        <w:tc>
+          <w:tcPr>
+            <w:tcW w:type="dxa" w:w="1440"/>
+          </w:tcPr>
+          <w:p>
+            <w:pPr>
+              <w:jc w:val="center"/>
+            </w:pPr>
+            <w:r/>
+            <w:r>
+              <w:rPr>
+                <w:rFonts w:ascii="Times New Roman" w:hAnsi="Times New Roman" w:eastAsia="宋体"/>
+                <w:b w:val="0"/>
+                <w:color w:val="000000"/>
+                <w:sz w:val="18"/>
+              </w:rPr>
+            </w:r>
+          </w:p>
+        </w:tc>
+        <w:tc>
+          <w:tcPr>
+            <w:tcW w:type="dxa" w:w="1440"/>
+          </w:tcPr>
+          <w:p>
+            <w:pPr>
+              <w:jc w:val="center"/>
+            </w:pPr>
+            <w:r/>
+            <w:r>
+              <w:rPr>
+                <w:rFonts w:ascii="Times New Roman" w:hAnsi="Times New Roman" w:eastAsia="宋体"/>
+                <w:b w:val="0"/>
+                <w:color w:val="000000"/>
+                <w:sz w:val="18"/>
+              </w:rPr>
+            </w:r>
+          </w:p>
+        </w:tc>
+      </w:tr>
+      <w:tr>
+        <w:tc>
+          <w:tcPr>
+            <w:tcW w:type="dxa" w:w="1440"/>
+          </w:tcPr>
+          <w:p>
+            <w:pPr>
+              <w:jc w:val="left"/>
+            </w:pPr>
+            <w:r/>
+            <w:r>
+              <w:rPr>
+                <w:rFonts w:ascii="Times New Roman" w:hAnsi="Times New Roman" w:eastAsia="宋体"/>
+                <w:b w:val="0"/>
+                <w:color w:val="000000"/>
+                <w:sz w:val="18"/>
+              </w:rPr>
+              <w:t xml:space="preserve">  W_adj</w:t>
+            </w:r>
+          </w:p>
+        </w:tc>
+        <w:tc>
+          <w:tcPr>
+            <w:tcW w:type="dxa" w:w="1440"/>
+          </w:tcPr>
+          <w:p>
+            <w:pPr>
+              <w:jc w:val="center"/>
+            </w:pPr>
+            <w:r/>
+            <w:r>
+              <w:rPr>
+                <w:rFonts w:ascii="Times New Roman" w:hAnsi="Times New Roman" w:eastAsia="宋体"/>
+                <w:b w:val="0"/>
+                <w:color w:val="000000"/>
+                <w:sz w:val="18"/>
+              </w:rPr>
+              <w:t>0.000</w:t>
+            </w:r>
+          </w:p>
+        </w:tc>
+        <w:tc>
+          <w:tcPr>
+            <w:tcW w:type="dxa" w:w="1440"/>
+          </w:tcPr>
+          <w:p>
+            <w:pPr>
+              <w:jc w:val="center"/>
+            </w:pPr>
+            <w:r/>
+            <w:r>
+              <w:rPr>
+                <w:rFonts w:ascii="Times New Roman" w:hAnsi="Times New Roman" w:eastAsia="宋体"/>
+                <w:b w:val="0"/>
+                <w:color w:val="000000"/>
+                <w:sz w:val="18"/>
+              </w:rPr>
+              <w:t>0.2</w:t>
+            </w:r>
+          </w:p>
+        </w:tc>
+        <w:tc>
+          <w:tcPr>
+            <w:tcW w:type="dxa" w:w="1440"/>
+          </w:tcPr>
+          <w:p>
+            <w:pPr>
+              <w:jc w:val="center"/>
+            </w:pPr>
+            <w:r/>
+            <w:r>
+              <w:rPr>
+                <w:rFonts w:ascii="Times New Roman" w:hAnsi="Times New Roman" w:eastAsia="宋体"/>
+                <w:b w:val="0"/>
+                <w:color w:val="000000"/>
+                <w:sz w:val="18"/>
+              </w:rPr>
+              <w:t>5.1**</w:t>
+            </w:r>
+          </w:p>
+        </w:tc>
+        <w:tc>
+          <w:tcPr>
+            <w:tcW w:type="dxa" w:w="1440"/>
+          </w:tcPr>
+          <w:p>
+            <w:pPr>
+              <w:jc w:val="center"/>
+            </w:pPr>
+            <w:r/>
+            <w:r>
+              <w:rPr>
+                <w:rFonts w:ascii="Times New Roman" w:hAnsi="Times New Roman" w:eastAsia="宋体"/>
+                <w:b w:val="0"/>
+                <w:color w:val="000000"/>
+                <w:sz w:val="18"/>
+              </w:rPr>
+              <w:t>0.0</w:t>
+            </w:r>
+          </w:p>
+        </w:tc>
+        <w:tc>
+          <w:tcPr>
+            <w:tcW w:type="dxa" w:w="1440"/>
+          </w:tcPr>
+          <w:p>
+            <w:pPr>
+              <w:jc w:val="center"/>
+            </w:pPr>
+            <w:r/>
+            <w:r>
+              <w:rPr>
+                <w:rFonts w:ascii="Times New Roman" w:hAnsi="Times New Roman" w:eastAsia="宋体"/>
+                <w:b w:val="0"/>
+                <w:color w:val="000000"/>
+                <w:sz w:val="18"/>
+              </w:rPr>
+              <w:t>4.9**</w:t>
+            </w:r>
+          </w:p>
+        </w:tc>
+      </w:tr>
+      <w:tr>
+        <w:tc>
+          <w:tcPr>
+            <w:tcW w:type="dxa" w:w="1440"/>
+          </w:tcPr>
+          <w:p>
+            <w:pPr>
+              <w:jc w:val="left"/>
+            </w:pPr>
+            <w:r/>
+            <w:r>
+              <w:rPr>
+                <w:rFonts w:ascii="Times New Roman" w:hAnsi="Times New Roman" w:eastAsia="宋体"/>
+                <w:b w:val="0"/>
+                <w:color w:val="000000"/>
+                <w:sz w:val="18"/>
+              </w:rPr>
+              <w:t xml:space="preserve">  W_geo</w:t>
+            </w:r>
+          </w:p>
+        </w:tc>
+        <w:tc>
+          <w:tcPr>
+            <w:tcW w:type="dxa" w:w="1440"/>
+          </w:tcPr>
+          <w:p>
+            <w:pPr>
+              <w:jc w:val="center"/>
+            </w:pPr>
+            <w:r/>
+            <w:r>
+              <w:rPr>
+                <w:rFonts w:ascii="Times New Roman" w:hAnsi="Times New Roman" w:eastAsia="宋体"/>
+                <w:b w:val="0"/>
+                <w:color w:val="000000"/>
+                <w:sz w:val="18"/>
+              </w:rPr>
+              <w:t>0.002</w:t>
+            </w:r>
+          </w:p>
+        </w:tc>
+        <w:tc>
+          <w:tcPr>
+            <w:tcW w:type="dxa" w:w="1440"/>
+          </w:tcPr>
+          <w:p>
+            <w:pPr>
+              <w:jc w:val="center"/>
+            </w:pPr>
+            <w:r/>
+            <w:r>
+              <w:rPr>
+                <w:rFonts w:ascii="Times New Roman" w:hAnsi="Times New Roman" w:eastAsia="宋体"/>
+                <w:b w:val="0"/>
+                <w:color w:val="000000"/>
+                <w:sz w:val="18"/>
+              </w:rPr>
+              <w:t>2.7</w:t>
+            </w:r>
+          </w:p>
+        </w:tc>
+        <w:tc>
+          <w:tcPr>
+            <w:tcW w:type="dxa" w:w="1440"/>
+          </w:tcPr>
+          <w:p>
+            <w:pPr>
+              <w:jc w:val="center"/>
+            </w:pPr>
+            <w:r/>
+            <w:r>
+              <w:rPr>
+                <w:rFonts w:ascii="Times New Roman" w:hAnsi="Times New Roman" w:eastAsia="宋体"/>
+                <w:b w:val="0"/>
+                <w:color w:val="000000"/>
+                <w:sz w:val="18"/>
+              </w:rPr>
+              <w:t>9.3***</w:t>
+            </w:r>
+          </w:p>
+        </w:tc>
+        <w:tc>
+          <w:tcPr>
+            <w:tcW w:type="dxa" w:w="1440"/>
+          </w:tcPr>
+          <w:p>
+            <w:pPr>
+              <w:jc w:val="center"/>
+            </w:pPr>
+            <w:r/>
+            <w:r>
+              <w:rPr>
+                <w:rFonts w:ascii="Times New Roman" w:hAnsi="Times New Roman" w:eastAsia="宋体"/>
+                <w:b w:val="0"/>
+                <w:color w:val="000000"/>
+                <w:sz w:val="18"/>
+              </w:rPr>
+              <w:t>0.2</w:t>
+            </w:r>
+          </w:p>
+        </w:tc>
+        <w:tc>
+          <w:tcPr>
+            <w:tcW w:type="dxa" w:w="1440"/>
+          </w:tcPr>
+          <w:p>
+            <w:pPr>
+              <w:jc w:val="center"/>
+            </w:pPr>
+            <w:r/>
+            <w:r>
+              <w:rPr>
+                <w:rFonts w:ascii="Times New Roman" w:hAnsi="Times New Roman" w:eastAsia="宋体"/>
+                <w:b w:val="0"/>
+                <w:color w:val="000000"/>
+                <w:sz w:val="18"/>
+              </w:rPr>
+              <w:t>6.8***</w:t>
+            </w:r>
+          </w:p>
+        </w:tc>
+      </w:tr>
+      <w:tr>
+        <w:tc>
+          <w:tcPr>
+            <w:tcW w:type="dxa" w:w="1440"/>
+          </w:tcPr>
+          <w:p>
+            <w:pPr>
+              <w:jc w:val="left"/>
+            </w:pPr>
+            <w:r/>
+            <w:r>
+              <w:rPr>
+                <w:rFonts w:ascii="Times New Roman" w:hAnsi="Times New Roman" w:eastAsia="宋体"/>
+                <w:b w:val="0"/>
+                <w:color w:val="000000"/>
+                <w:sz w:val="18"/>
+              </w:rPr>
+              <w:t xml:space="preserve">  W_econ</w:t>
+            </w:r>
+          </w:p>
+        </w:tc>
+        <w:tc>
+          <w:tcPr>
+            <w:tcW w:type="dxa" w:w="1440"/>
+          </w:tcPr>
+          <w:p>
+            <w:pPr>
+              <w:jc w:val="center"/>
+            </w:pPr>
+            <w:r/>
+            <w:r>
+              <w:rPr>
+                <w:rFonts w:ascii="Times New Roman" w:hAnsi="Times New Roman" w:eastAsia="宋体"/>
+                <w:b w:val="0"/>
+                <w:color w:val="000000"/>
+                <w:sz w:val="18"/>
+              </w:rPr>
+              <w:t>0.003</w:t>
+            </w:r>
+          </w:p>
+        </w:tc>
+        <w:tc>
+          <w:tcPr>
+            <w:tcW w:type="dxa" w:w="1440"/>
+          </w:tcPr>
+          <w:p>
+            <w:pPr>
+              <w:jc w:val="center"/>
+            </w:pPr>
+            <w:r/>
+            <w:r>
+              <w:rPr>
+                <w:rFonts w:ascii="Times New Roman" w:hAnsi="Times New Roman" w:eastAsia="宋体"/>
+                <w:b w:val="0"/>
+                <w:color w:val="000000"/>
+                <w:sz w:val="18"/>
+              </w:rPr>
+              <w:t>0.9</w:t>
+            </w:r>
+          </w:p>
+        </w:tc>
+        <w:tc>
+          <w:tcPr>
+            <w:tcW w:type="dxa" w:w="1440"/>
+          </w:tcPr>
+          <w:p>
+            <w:pPr>
+              <w:jc w:val="center"/>
+            </w:pPr>
+            <w:r/>
+            <w:r>
+              <w:rPr>
+                <w:rFonts w:ascii="Times New Roman" w:hAnsi="Times New Roman" w:eastAsia="宋体"/>
+                <w:b w:val="0"/>
+                <w:color w:val="000000"/>
+                <w:sz w:val="18"/>
+              </w:rPr>
+              <w:t>3.5*</w:t>
+            </w:r>
+          </w:p>
+        </w:tc>
+        <w:tc>
+          <w:tcPr>
+            <w:tcW w:type="dxa" w:w="1440"/>
+          </w:tcPr>
+          <w:p>
+            <w:pPr>
+              <w:jc w:val="center"/>
+            </w:pPr>
+            <w:r/>
+            <w:r>
+              <w:rPr>
+                <w:rFonts w:ascii="Times New Roman" w:hAnsi="Times New Roman" w:eastAsia="宋体"/>
+                <w:b w:val="0"/>
+                <w:color w:val="000000"/>
+                <w:sz w:val="18"/>
+              </w:rPr>
+              <w:t>0.2</w:t>
+            </w:r>
+          </w:p>
+        </w:tc>
+        <w:tc>
+          <w:tcPr>
+            <w:tcW w:type="dxa" w:w="1440"/>
+          </w:tcPr>
+          <w:p>
+            <w:pPr>
+              <w:jc w:val="center"/>
+            </w:pPr>
+            <w:r/>
+            <w:r>
+              <w:rPr>
+                <w:rFonts w:ascii="Times New Roman" w:hAnsi="Times New Roman" w:eastAsia="宋体"/>
+                <w:b w:val="0"/>
+                <w:color w:val="000000"/>
+                <w:sz w:val="18"/>
+              </w:rPr>
+              <w:t>2.8*</w:t>
+            </w:r>
+          </w:p>
+        </w:tc>
+      </w:tr>
+      <w:tr>
+        <w:tc>
+          <w:tcPr>
+            <w:tcW w:type="dxa" w:w="1440"/>
+          </w:tcPr>
+          <w:p>
+            <w:pPr>
+              <w:jc w:val="left"/>
+            </w:pPr>
+            <w:r/>
+            <w:r>
+              <w:rPr>
+                <w:rFonts w:ascii="Times New Roman" w:hAnsi="Times New Roman" w:eastAsia="宋体"/>
+                <w:b w:val="0"/>
+                <w:color w:val="000000"/>
+                <w:sz w:val="18"/>
+              </w:rPr>
+              <w:t xml:space="preserve">  W_egw</w:t>
+            </w:r>
+          </w:p>
+        </w:tc>
+        <w:tc>
+          <w:tcPr>
+            <w:tcW w:type="dxa" w:w="1440"/>
+          </w:tcPr>
+          <w:p>
+            <w:pPr>
+              <w:jc w:val="center"/>
+            </w:pPr>
+            <w:r/>
+            <w:r>
+              <w:rPr>
+                <w:rFonts w:ascii="Times New Roman" w:hAnsi="Times New Roman" w:eastAsia="宋体"/>
+                <w:b w:val="0"/>
+                <w:color w:val="000000"/>
+                <w:sz w:val="18"/>
+              </w:rPr>
+              <w:t>0.002</w:t>
+            </w:r>
+          </w:p>
+        </w:tc>
+        <w:tc>
+          <w:tcPr>
+            <w:tcW w:type="dxa" w:w="1440"/>
+          </w:tcPr>
+          <w:p>
+            <w:pPr>
+              <w:jc w:val="center"/>
+            </w:pPr>
+            <w:r/>
+            <w:r>
+              <w:rPr>
+                <w:rFonts w:ascii="Times New Roman" w:hAnsi="Times New Roman" w:eastAsia="宋体"/>
+                <w:b w:val="0"/>
+                <w:color w:val="000000"/>
+                <w:sz w:val="18"/>
+              </w:rPr>
+              <w:t>2.5</w:t>
+            </w:r>
+          </w:p>
+        </w:tc>
+        <w:tc>
+          <w:tcPr>
+            <w:tcW w:type="dxa" w:w="1440"/>
+          </w:tcPr>
+          <w:p>
+            <w:pPr>
+              <w:jc w:val="center"/>
+            </w:pPr>
+            <w:r/>
+            <w:r>
+              <w:rPr>
+                <w:rFonts w:ascii="Times New Roman" w:hAnsi="Times New Roman" w:eastAsia="宋体"/>
+                <w:b w:val="0"/>
+                <w:color w:val="000000"/>
+                <w:sz w:val="18"/>
+              </w:rPr>
+              <w:t>7.2***</w:t>
+            </w:r>
+          </w:p>
+        </w:tc>
+        <w:tc>
+          <w:tcPr>
+            <w:tcW w:type="dxa" w:w="1440"/>
+          </w:tcPr>
+          <w:p>
+            <w:pPr>
+              <w:jc w:val="center"/>
+            </w:pPr>
+            <w:r/>
+            <w:r>
+              <w:rPr>
+                <w:rFonts w:ascii="Times New Roman" w:hAnsi="Times New Roman" w:eastAsia="宋体"/>
+                <w:b w:val="0"/>
+                <w:color w:val="000000"/>
+                <w:sz w:val="18"/>
+              </w:rPr>
+              <w:t>0.3</w:t>
+            </w:r>
+          </w:p>
+        </w:tc>
+        <w:tc>
+          <w:tcPr>
+            <w:tcW w:type="dxa" w:w="1440"/>
+          </w:tcPr>
+          <w:p>
+            <w:pPr>
+              <w:jc w:val="center"/>
+            </w:pPr>
+            <w:r/>
+            <w:r>
+              <w:rPr>
+                <w:rFonts w:ascii="Times New Roman" w:hAnsi="Times New Roman" w:eastAsia="宋体"/>
+                <w:b w:val="0"/>
+                <w:color w:val="000000"/>
+                <w:sz w:val="18"/>
+              </w:rPr>
+              <w:t>5.0**</w:t>
+            </w:r>
+          </w:p>
+        </w:tc>
+      </w:tr>
+      <w:tr>
+        <w:tc>
+          <w:tcPr>
+            <w:tcW w:type="dxa" w:w="1440"/>
+            <w:tcBorders>
+              <w:bottom w:val="single" w:sz="8" w:space="0" w:color="000000"/>
+            </w:tcBorders>
+          </w:tcPr>
+          <w:p>
+            <w:pPr>
+              <w:jc w:val="left"/>
+            </w:pPr>
+            <w:r/>
+            <w:r>
+              <w:rPr>
+                <w:rFonts w:ascii="Times New Roman" w:hAnsi="Times New Roman" w:eastAsia="宋体"/>
+                <w:b w:val="0"/>
+                <w:color w:val="000000"/>
+                <w:sz w:val="18"/>
+              </w:rPr>
+              <w:t xml:space="preserve">  W_egn</w:t>
+            </w:r>
+          </w:p>
+        </w:tc>
+        <w:tc>
+          <w:tcPr>
+            <w:tcW w:type="dxa" w:w="1440"/>
+            <w:tcBorders>
+              <w:bottom w:val="single" w:sz="8" w:space="0" w:color="000000"/>
+            </w:tcBorders>
+          </w:tcPr>
+          <w:p>
+            <w:pPr>
+              <w:jc w:val="center"/>
+            </w:pPr>
+            <w:r/>
+            <w:r>
+              <w:rPr>
+                <w:rFonts w:ascii="Times New Roman" w:hAnsi="Times New Roman" w:eastAsia="宋体"/>
+                <w:b w:val="0"/>
+                <w:color w:val="000000"/>
+                <w:sz w:val="18"/>
+              </w:rPr>
+              <w:t>0.001</w:t>
+            </w:r>
+          </w:p>
+        </w:tc>
+        <w:tc>
+          <w:tcPr>
+            <w:tcW w:type="dxa" w:w="1440"/>
+            <w:tcBorders>
+              <w:bottom w:val="single" w:sz="8" w:space="0" w:color="000000"/>
+            </w:tcBorders>
+          </w:tcPr>
+          <w:p>
+            <w:pPr>
+              <w:jc w:val="center"/>
+            </w:pPr>
+            <w:r/>
+            <w:r>
+              <w:rPr>
+                <w:rFonts w:ascii="Times New Roman" w:hAnsi="Times New Roman" w:eastAsia="宋体"/>
+                <w:b w:val="0"/>
+                <w:color w:val="000000"/>
+                <w:sz w:val="18"/>
+              </w:rPr>
+              <w:t>1.7</w:t>
+            </w:r>
+          </w:p>
+        </w:tc>
+        <w:tc>
+          <w:tcPr>
+            <w:tcW w:type="dxa" w:w="1440"/>
+            <w:tcBorders>
+              <w:bottom w:val="single" w:sz="8" w:space="0" w:color="000000"/>
+            </w:tcBorders>
+          </w:tcPr>
+          <w:p>
+            <w:pPr>
+              <w:jc w:val="center"/>
+            </w:pPr>
+            <w:r/>
+            <w:r>
+              <w:rPr>
+                <w:rFonts w:ascii="Times New Roman" w:hAnsi="Times New Roman" w:eastAsia="宋体"/>
+                <w:b w:val="0"/>
+                <w:color w:val="000000"/>
+                <w:sz w:val="18"/>
+              </w:rPr>
+              <w:t>8.1***</w:t>
+            </w:r>
+          </w:p>
+        </w:tc>
+        <w:tc>
+          <w:tcPr>
+            <w:tcW w:type="dxa" w:w="1440"/>
+            <w:tcBorders>
+              <w:bottom w:val="single" w:sz="8" w:space="0" w:color="000000"/>
+            </w:tcBorders>
+          </w:tcPr>
+          <w:p>
+            <w:pPr>
+              <w:jc w:val="center"/>
+            </w:pPr>
+            <w:r/>
+            <w:r>
+              <w:rPr>
+                <w:rFonts w:ascii="Times New Roman" w:hAnsi="Times New Roman" w:eastAsia="宋体"/>
+                <w:b w:val="0"/>
+                <w:color w:val="000000"/>
+                <w:sz w:val="18"/>
+              </w:rPr>
+              <w:t>0.1</w:t>
+            </w:r>
+          </w:p>
+        </w:tc>
+        <w:tc>
+          <w:tcPr>
+            <w:tcW w:type="dxa" w:w="1440"/>
+            <w:tcBorders>
+              <w:bottom w:val="single" w:sz="8" w:space="0" w:color="000000"/>
+            </w:tcBorders>
+          </w:tcPr>
+          <w:p>
+            <w:pPr>
+              <w:jc w:val="center"/>
+            </w:pPr>
+            <w:r/>
+            <w:r>
+              <w:rPr>
+                <w:rFonts w:ascii="Times New Roman" w:hAnsi="Times New Roman" w:eastAsia="宋体"/>
+                <w:b w:val="0"/>
+                <w:color w:val="000000"/>
+                <w:sz w:val="18"/>
+              </w:rPr>
+              <w:t>6.4**</w:t>
+            </w:r>
+          </w:p>
+        </w:tc>
+      </w:tr>
+      <w:tr>
+        <w:tc>
+          <w:tcPr>
+            <w:tcW w:type="dxa" w:w="1440"/>
+          </w:tcPr>
+          <w:p>
+            <w:pPr>
+              <w:jc w:val="left"/>
+            </w:pPr>
+            <w:r/>
+            <w:r>
+              <w:rPr>
+                <w:rFonts w:ascii="Times New Roman" w:hAnsi="Times New Roman" w:eastAsia="宋体"/>
+                <w:b w:val="0"/>
+                <w:color w:val="000000"/>
+                <w:sz w:val="18"/>
+              </w:rPr>
+              <w:t>Two-way FE</w:t>
+            </w:r>
+          </w:p>
+        </w:tc>
+        <w:tc>
+          <w:tcPr>
+            <w:tcW w:type="dxa" w:w="1440"/>
+          </w:tcPr>
+          <w:p>
+            <w:pPr>
+              <w:jc w:val="center"/>
+            </w:pPr>
+            <w:r/>
+            <w:r>
+              <w:rPr>
+                <w:rFonts w:ascii="Times New Roman" w:hAnsi="Times New Roman" w:eastAsia="宋体"/>
+                <w:b w:val="0"/>
+                <w:color w:val="000000"/>
+                <w:sz w:val="18"/>
+              </w:rPr>
+            </w:r>
+          </w:p>
+        </w:tc>
+        <w:tc>
+          <w:tcPr>
+            <w:tcW w:type="dxa" w:w="1440"/>
+          </w:tcPr>
+          <w:p>
+            <w:pPr>
+              <w:jc w:val="center"/>
+            </w:pPr>
+            <w:r/>
+            <w:r>
+              <w:rPr>
+                <w:rFonts w:ascii="Times New Roman" w:hAnsi="Times New Roman" w:eastAsia="宋体"/>
+                <w:b w:val="0"/>
+                <w:color w:val="000000"/>
+                <w:sz w:val="18"/>
+              </w:rPr>
+            </w:r>
+          </w:p>
+        </w:tc>
+        <w:tc>
+          <w:tcPr>
+            <w:tcW w:type="dxa" w:w="1440"/>
+          </w:tcPr>
+          <w:p>
+            <w:pPr>
+              <w:jc w:val="center"/>
+            </w:pPr>
+            <w:r/>
+            <w:r>
+              <w:rPr>
+                <w:rFonts w:ascii="Times New Roman" w:hAnsi="Times New Roman" w:eastAsia="宋体"/>
+                <w:b w:val="0"/>
+                <w:color w:val="000000"/>
+                <w:sz w:val="18"/>
+              </w:rPr>
+            </w:r>
+          </w:p>
+        </w:tc>
+        <w:tc>
+          <w:tcPr>
+            <w:tcW w:type="dxa" w:w="1440"/>
+          </w:tcPr>
+          <w:p>
+            <w:pPr>
+              <w:jc w:val="center"/>
+            </w:pPr>
+            <w:r/>
+            <w:r>
+              <w:rPr>
+                <w:rFonts w:ascii="Times New Roman" w:hAnsi="Times New Roman" w:eastAsia="宋体"/>
+                <w:b w:val="0"/>
+                <w:color w:val="000000"/>
+                <w:sz w:val="18"/>
+              </w:rPr>
+            </w:r>
+          </w:p>
+        </w:tc>
+        <w:tc>
+          <w:tcPr>
+            <w:tcW w:type="dxa" w:w="1440"/>
+          </w:tcPr>
+          <w:p>
+            <w:pPr>
+              <w:jc w:val="center"/>
+            </w:pPr>
+            <w:r/>
+            <w:r>
+              <w:rPr>
+                <w:rFonts w:ascii="Times New Roman" w:hAnsi="Times New Roman" w:eastAsia="宋体"/>
+                <w:b w:val="0"/>
+                <w:color w:val="000000"/>
+                <w:sz w:val="18"/>
+              </w:rPr>
+            </w:r>
+          </w:p>
+        </w:tc>
+      </w:tr>
+      <w:tr>
+        <w:tc>
+          <w:tcPr>
+            <w:tcW w:type="dxa" w:w="1440"/>
+          </w:tcPr>
+          <w:p>
+            <w:pPr>
+              <w:jc w:val="left"/>
+            </w:pPr>
+            <w:r/>
+            <w:r>
+              <w:rPr>
+                <w:rFonts w:ascii="Times New Roman" w:hAnsi="Times New Roman" w:eastAsia="宋体"/>
+                <w:b w:val="0"/>
+                <w:color w:val="000000"/>
+                <w:sz w:val="18"/>
+              </w:rPr>
+              <w:t xml:space="preserve">  W_adj</w:t>
+            </w:r>
+          </w:p>
+        </w:tc>
+        <w:tc>
+          <w:tcPr>
+            <w:tcW w:type="dxa" w:w="1440"/>
+          </w:tcPr>
+          <w:p>
+            <w:pPr>
+              <w:jc w:val="center"/>
+            </w:pPr>
+            <w:r/>
+            <w:r>
+              <w:rPr>
+                <w:rFonts w:ascii="Times New Roman" w:hAnsi="Times New Roman" w:eastAsia="宋体"/>
+                <w:b w:val="0"/>
+                <w:color w:val="000000"/>
+                <w:sz w:val="18"/>
+              </w:rPr>
+              <w:t>−0.009</w:t>
+            </w:r>
+          </w:p>
+        </w:tc>
+        <w:tc>
+          <w:tcPr>
+            <w:tcW w:type="dxa" w:w="1440"/>
+          </w:tcPr>
+          <w:p>
+            <w:pPr>
+              <w:jc w:val="center"/>
+            </w:pPr>
+            <w:r/>
+            <w:r>
+              <w:rPr>
+                <w:rFonts w:ascii="Times New Roman" w:hAnsi="Times New Roman" w:eastAsia="宋体"/>
+                <w:b w:val="0"/>
+                <w:color w:val="000000"/>
+                <w:sz w:val="18"/>
+              </w:rPr>
+              <w:t>0.7</w:t>
+            </w:r>
+          </w:p>
+        </w:tc>
+        <w:tc>
+          <w:tcPr>
+            <w:tcW w:type="dxa" w:w="1440"/>
+          </w:tcPr>
+          <w:p>
+            <w:pPr>
+              <w:jc w:val="center"/>
+            </w:pPr>
+            <w:r/>
+            <w:r>
+              <w:rPr>
+                <w:rFonts w:ascii="Times New Roman" w:hAnsi="Times New Roman" w:eastAsia="宋体"/>
+                <w:b w:val="0"/>
+                <w:color w:val="000000"/>
+                <w:sz w:val="18"/>
+              </w:rPr>
+              <w:t>0.1</w:t>
+            </w:r>
+          </w:p>
+        </w:tc>
+        <w:tc>
+          <w:tcPr>
+            <w:tcW w:type="dxa" w:w="1440"/>
+          </w:tcPr>
+          <w:p>
+            <w:pPr>
+              <w:jc w:val="center"/>
+            </w:pPr>
+            <w:r/>
+            <w:r>
+              <w:rPr>
+                <w:rFonts w:ascii="Times New Roman" w:hAnsi="Times New Roman" w:eastAsia="宋体"/>
+                <w:b w:val="0"/>
+                <w:color w:val="000000"/>
+                <w:sz w:val="18"/>
+              </w:rPr>
+              <w:t>0.8</w:t>
+            </w:r>
+          </w:p>
+        </w:tc>
+        <w:tc>
+          <w:tcPr>
+            <w:tcW w:type="dxa" w:w="1440"/>
+          </w:tcPr>
+          <w:p>
+            <w:pPr>
+              <w:jc w:val="center"/>
+            </w:pPr>
+            <w:r/>
+            <w:r>
+              <w:rPr>
+                <w:rFonts w:ascii="Times New Roman" w:hAnsi="Times New Roman" w:eastAsia="宋体"/>
+                <w:b w:val="0"/>
+                <w:color w:val="000000"/>
+                <w:sz w:val="18"/>
+              </w:rPr>
+              <w:t>0.2</w:t>
+            </w:r>
+          </w:p>
+        </w:tc>
+      </w:tr>
+      <w:tr>
+        <w:tc>
+          <w:tcPr>
+            <w:tcW w:type="dxa" w:w="1440"/>
+          </w:tcPr>
+          <w:p>
+            <w:pPr>
+              <w:jc w:val="left"/>
+            </w:pPr>
+            <w:r/>
+            <w:r>
+              <w:rPr>
+                <w:rFonts w:ascii="Times New Roman" w:hAnsi="Times New Roman" w:eastAsia="宋体"/>
+                <w:b w:val="0"/>
+                <w:color w:val="000000"/>
+                <w:sz w:val="18"/>
+              </w:rPr>
+              <w:t xml:space="preserve">  W_geo</w:t>
+            </w:r>
+          </w:p>
+        </w:tc>
+        <w:tc>
+          <w:tcPr>
+            <w:tcW w:type="dxa" w:w="1440"/>
+          </w:tcPr>
+          <w:p>
+            <w:pPr>
+              <w:jc w:val="center"/>
+            </w:pPr>
+            <w:r/>
+            <w:r>
+              <w:rPr>
+                <w:rFonts w:ascii="Times New Roman" w:hAnsi="Times New Roman" w:eastAsia="宋体"/>
+                <w:b w:val="0"/>
+                <w:color w:val="000000"/>
+                <w:sz w:val="18"/>
+              </w:rPr>
+              <w:t>−0.005</w:t>
+            </w:r>
+          </w:p>
+        </w:tc>
+        <w:tc>
+          <w:tcPr>
+            <w:tcW w:type="dxa" w:w="1440"/>
+          </w:tcPr>
+          <w:p>
+            <w:pPr>
+              <w:jc w:val="center"/>
+            </w:pPr>
+            <w:r/>
+            <w:r>
+              <w:rPr>
+                <w:rFonts w:ascii="Times New Roman" w:hAnsi="Times New Roman" w:eastAsia="宋体"/>
+                <w:b w:val="0"/>
+                <w:color w:val="000000"/>
+                <w:sz w:val="18"/>
+              </w:rPr>
+              <w:t>1.5</w:t>
+            </w:r>
+          </w:p>
+        </w:tc>
+        <w:tc>
+          <w:tcPr>
+            <w:tcW w:type="dxa" w:w="1440"/>
+          </w:tcPr>
+          <w:p>
+            <w:pPr>
+              <w:jc w:val="center"/>
+            </w:pPr>
+            <w:r/>
+            <w:r>
+              <w:rPr>
+                <w:rFonts w:ascii="Times New Roman" w:hAnsi="Times New Roman" w:eastAsia="宋体"/>
+                <w:b w:val="0"/>
+                <w:color w:val="000000"/>
+                <w:sz w:val="18"/>
+              </w:rPr>
+              <w:t>0.0</w:t>
+            </w:r>
+          </w:p>
+        </w:tc>
+        <w:tc>
+          <w:tcPr>
+            <w:tcW w:type="dxa" w:w="1440"/>
+          </w:tcPr>
+          <w:p>
+            <w:pPr>
+              <w:jc w:val="center"/>
+            </w:pPr>
+            <w:r/>
+            <w:r>
+              <w:rPr>
+                <w:rFonts w:ascii="Times New Roman" w:hAnsi="Times New Roman" w:eastAsia="宋体"/>
+                <w:b w:val="0"/>
+                <w:color w:val="000000"/>
+                <w:sz w:val="18"/>
+              </w:rPr>
+              <w:t>1.5</w:t>
+            </w:r>
+          </w:p>
+        </w:tc>
+        <w:tc>
+          <w:tcPr>
+            <w:tcW w:type="dxa" w:w="1440"/>
+          </w:tcPr>
+          <w:p>
+            <w:pPr>
+              <w:jc w:val="center"/>
+            </w:pPr>
+            <w:r/>
+            <w:r>
+              <w:rPr>
+                <w:rFonts w:ascii="Times New Roman" w:hAnsi="Times New Roman" w:eastAsia="宋体"/>
+                <w:b w:val="0"/>
+                <w:color w:val="000000"/>
+                <w:sz w:val="18"/>
+              </w:rPr>
+              <w:t>0.1</w:t>
+            </w:r>
+          </w:p>
+        </w:tc>
+      </w:tr>
+      <w:tr>
+        <w:tc>
+          <w:tcPr>
+            <w:tcW w:type="dxa" w:w="1440"/>
+          </w:tcPr>
+          <w:p>
+            <w:pPr>
+              <w:jc w:val="left"/>
+            </w:pPr>
+            <w:r/>
+            <w:r>
+              <w:rPr>
+                <w:rFonts w:ascii="Times New Roman" w:hAnsi="Times New Roman" w:eastAsia="宋体"/>
+                <w:b w:val="0"/>
+                <w:color w:val="000000"/>
+                <w:sz w:val="18"/>
+              </w:rPr>
+              <w:t xml:space="preserve">  W_econ</w:t>
+            </w:r>
+          </w:p>
+        </w:tc>
+        <w:tc>
+          <w:tcPr>
+            <w:tcW w:type="dxa" w:w="1440"/>
+          </w:tcPr>
+          <w:p>
+            <w:pPr>
+              <w:jc w:val="center"/>
+            </w:pPr>
+            <w:r/>
+            <w:r>
+              <w:rPr>
+                <w:rFonts w:ascii="Times New Roman" w:hAnsi="Times New Roman" w:eastAsia="宋体"/>
+                <w:b w:val="0"/>
+                <w:color w:val="000000"/>
+                <w:sz w:val="18"/>
+              </w:rPr>
+              <w:t>−0.002</w:t>
+            </w:r>
+          </w:p>
+        </w:tc>
+        <w:tc>
+          <w:tcPr>
+            <w:tcW w:type="dxa" w:w="1440"/>
+          </w:tcPr>
+          <w:p>
+            <w:pPr>
+              <w:jc w:val="center"/>
+            </w:pPr>
+            <w:r/>
+            <w:r>
+              <w:rPr>
+                <w:rFonts w:ascii="Times New Roman" w:hAnsi="Times New Roman" w:eastAsia="宋体"/>
+                <w:b w:val="0"/>
+                <w:color w:val="000000"/>
+                <w:sz w:val="18"/>
+              </w:rPr>
+              <w:t>0.2</w:t>
+            </w:r>
+          </w:p>
+        </w:tc>
+        <w:tc>
+          <w:tcPr>
+            <w:tcW w:type="dxa" w:w="1440"/>
+          </w:tcPr>
+          <w:p>
+            <w:pPr>
+              <w:jc w:val="center"/>
+            </w:pPr>
+            <w:r/>
+            <w:r>
+              <w:rPr>
+                <w:rFonts w:ascii="Times New Roman" w:hAnsi="Times New Roman" w:eastAsia="宋体"/>
+                <w:b w:val="0"/>
+                <w:color w:val="000000"/>
+                <w:sz w:val="18"/>
+              </w:rPr>
+              <w:t>0.6</w:t>
+            </w:r>
+          </w:p>
+        </w:tc>
+        <w:tc>
+          <w:tcPr>
+            <w:tcW w:type="dxa" w:w="1440"/>
+          </w:tcPr>
+          <w:p>
+            <w:pPr>
+              <w:jc w:val="center"/>
+            </w:pPr>
+            <w:r/>
+            <w:r>
+              <w:rPr>
+                <w:rFonts w:ascii="Times New Roman" w:hAnsi="Times New Roman" w:eastAsia="宋体"/>
+                <w:b w:val="0"/>
+                <w:color w:val="000000"/>
+                <w:sz w:val="18"/>
+              </w:rPr>
+              <w:t>0.1</w:t>
+            </w:r>
+          </w:p>
+        </w:tc>
+        <w:tc>
+          <w:tcPr>
+            <w:tcW w:type="dxa" w:w="1440"/>
+          </w:tcPr>
+          <w:p>
+            <w:pPr>
+              <w:jc w:val="center"/>
+            </w:pPr>
+            <w:r/>
+            <w:r>
+              <w:rPr>
+                <w:rFonts w:ascii="Times New Roman" w:hAnsi="Times New Roman" w:eastAsia="宋体"/>
+                <w:b w:val="0"/>
+                <w:color w:val="000000"/>
+                <w:sz w:val="18"/>
+              </w:rPr>
+              <w:t>0.5</w:t>
+            </w:r>
+          </w:p>
+        </w:tc>
+      </w:tr>
+      <w:tr>
+        <w:tc>
+          <w:tcPr>
+            <w:tcW w:type="dxa" w:w="1440"/>
+          </w:tcPr>
+          <w:p>
+            <w:pPr>
+              <w:jc w:val="left"/>
+            </w:pPr>
+            <w:r/>
+            <w:r>
+              <w:rPr>
+                <w:rFonts w:ascii="Times New Roman" w:hAnsi="Times New Roman" w:eastAsia="宋体"/>
+                <w:b w:val="0"/>
+                <w:color w:val="000000"/>
+                <w:sz w:val="18"/>
+              </w:rPr>
+              <w:t xml:space="preserve">  W_egw</w:t>
+            </w:r>
+          </w:p>
+        </w:tc>
+        <w:tc>
+          <w:tcPr>
+            <w:tcW w:type="dxa" w:w="1440"/>
+          </w:tcPr>
+          <w:p>
+            <w:pPr>
+              <w:jc w:val="center"/>
+            </w:pPr>
+            <w:r/>
+            <w:r>
+              <w:rPr>
+                <w:rFonts w:ascii="Times New Roman" w:hAnsi="Times New Roman" w:eastAsia="宋体"/>
+                <w:b w:val="0"/>
+                <w:color w:val="000000"/>
+                <w:sz w:val="18"/>
+              </w:rPr>
+              <w:t>−0.004</w:t>
+            </w:r>
+          </w:p>
+        </w:tc>
+        <w:tc>
+          <w:tcPr>
+            <w:tcW w:type="dxa" w:w="1440"/>
+          </w:tcPr>
+          <w:p>
+            <w:pPr>
+              <w:jc w:val="center"/>
+            </w:pPr>
+            <w:r/>
+            <w:r>
+              <w:rPr>
+                <w:rFonts w:ascii="Times New Roman" w:hAnsi="Times New Roman" w:eastAsia="宋体"/>
+                <w:b w:val="0"/>
+                <w:color w:val="000000"/>
+                <w:sz w:val="18"/>
+              </w:rPr>
+              <w:t>1.0</w:t>
+            </w:r>
+          </w:p>
+        </w:tc>
+        <w:tc>
+          <w:tcPr>
+            <w:tcW w:type="dxa" w:w="1440"/>
+          </w:tcPr>
+          <w:p>
+            <w:pPr>
+              <w:jc w:val="center"/>
+            </w:pPr>
+            <w:r/>
+            <w:r>
+              <w:rPr>
+                <w:rFonts w:ascii="Times New Roman" w:hAnsi="Times New Roman" w:eastAsia="宋体"/>
+                <w:b w:val="0"/>
+                <w:color w:val="000000"/>
+                <w:sz w:val="18"/>
+              </w:rPr>
+              <w:t>0.4</w:t>
+            </w:r>
+          </w:p>
+        </w:tc>
+        <w:tc>
+          <w:tcPr>
+            <w:tcW w:type="dxa" w:w="1440"/>
+          </w:tcPr>
+          <w:p>
+            <w:pPr>
+              <w:jc w:val="center"/>
+            </w:pPr>
+            <w:r/>
+            <w:r>
+              <w:rPr>
+                <w:rFonts w:ascii="Times New Roman" w:hAnsi="Times New Roman" w:eastAsia="宋体"/>
+                <w:b w:val="0"/>
+                <w:color w:val="000000"/>
+                <w:sz w:val="18"/>
+              </w:rPr>
+              <w:t>0.8</w:t>
+            </w:r>
+          </w:p>
+        </w:tc>
+        <w:tc>
+          <w:tcPr>
+            <w:tcW w:type="dxa" w:w="1440"/>
+          </w:tcPr>
+          <w:p>
+            <w:pPr>
+              <w:jc w:val="center"/>
+            </w:pPr>
+            <w:r/>
+            <w:r>
+              <w:rPr>
+                <w:rFonts w:ascii="Times New Roman" w:hAnsi="Times New Roman" w:eastAsia="宋体"/>
+                <w:b w:val="0"/>
+                <w:color w:val="000000"/>
+                <w:sz w:val="18"/>
+              </w:rPr>
+              <w:t>0.2</w:t>
+            </w:r>
+          </w:p>
+        </w:tc>
+      </w:tr>
+      <w:tr>
+        <w:tc>
+          <w:tcPr>
+            <w:tcW w:type="dxa" w:w="1440"/>
+            <w:tcBorders>
+              <w:bottom w:val="single" w:sz="8" w:space="0" w:color="000000"/>
+            </w:tcBorders>
+          </w:tcPr>
+          <w:p>
+            <w:pPr>
+              <w:jc w:val="left"/>
+            </w:pPr>
+            <w:r/>
+            <w:r>
+              <w:rPr>
+                <w:rFonts w:ascii="Times New Roman" w:hAnsi="Times New Roman" w:eastAsia="宋体"/>
+                <w:b w:val="0"/>
+                <w:color w:val="000000"/>
+                <w:sz w:val="18"/>
+              </w:rPr>
+              <w:t xml:space="preserve">  W_egn</w:t>
+            </w:r>
+          </w:p>
+        </w:tc>
+        <w:tc>
+          <w:tcPr>
+            <w:tcW w:type="dxa" w:w="1440"/>
+            <w:tcBorders>
+              <w:bottom w:val="single" w:sz="8" w:space="0" w:color="000000"/>
+            </w:tcBorders>
+          </w:tcPr>
+          <w:p>
+            <w:pPr>
+              <w:jc w:val="center"/>
+            </w:pPr>
+            <w:r/>
+            <w:r>
+              <w:rPr>
+                <w:rFonts w:ascii="Times New Roman" w:hAnsi="Times New Roman" w:eastAsia="宋体"/>
+                <w:b w:val="0"/>
+                <w:color w:val="000000"/>
+                <w:sz w:val="18"/>
+              </w:rPr>
+              <w:t>−0.007</w:t>
+            </w:r>
+          </w:p>
+        </w:tc>
+        <w:tc>
+          <w:tcPr>
+            <w:tcW w:type="dxa" w:w="1440"/>
+            <w:tcBorders>
+              <w:bottom w:val="single" w:sz="8" w:space="0" w:color="000000"/>
+            </w:tcBorders>
+          </w:tcPr>
+          <w:p>
+            <w:pPr>
+              <w:jc w:val="center"/>
+            </w:pPr>
+            <w:r/>
+            <w:r>
+              <w:rPr>
+                <w:rFonts w:ascii="Times New Roman" w:hAnsi="Times New Roman" w:eastAsia="宋体"/>
+                <w:b w:val="0"/>
+                <w:color w:val="000000"/>
+                <w:sz w:val="18"/>
+              </w:rPr>
+              <w:t>2.5</w:t>
+            </w:r>
+          </w:p>
+        </w:tc>
+        <w:tc>
+          <w:tcPr>
+            <w:tcW w:type="dxa" w:w="1440"/>
+            <w:tcBorders>
+              <w:bottom w:val="single" w:sz="8" w:space="0" w:color="000000"/>
+            </w:tcBorders>
+          </w:tcPr>
+          <w:p>
+            <w:pPr>
+              <w:jc w:val="center"/>
+            </w:pPr>
+            <w:r/>
+            <w:r>
+              <w:rPr>
+                <w:rFonts w:ascii="Times New Roman" w:hAnsi="Times New Roman" w:eastAsia="宋体"/>
+                <w:b w:val="0"/>
+                <w:color w:val="000000"/>
+                <w:sz w:val="18"/>
+              </w:rPr>
+              <w:t>0.1</w:t>
+            </w:r>
+          </w:p>
+        </w:tc>
+        <w:tc>
+          <w:tcPr>
+            <w:tcW w:type="dxa" w:w="1440"/>
+            <w:tcBorders>
+              <w:bottom w:val="single" w:sz="8" w:space="0" w:color="000000"/>
+            </w:tcBorders>
+          </w:tcPr>
+          <w:p>
+            <w:pPr>
+              <w:jc w:val="center"/>
+            </w:pPr>
+            <w:r/>
+            <w:r>
+              <w:rPr>
+                <w:rFonts w:ascii="Times New Roman" w:hAnsi="Times New Roman" w:eastAsia="宋体"/>
+                <w:b w:val="0"/>
+                <w:color w:val="000000"/>
+                <w:sz w:val="18"/>
+              </w:rPr>
+              <w:t>2.5</w:t>
+            </w:r>
+          </w:p>
+        </w:tc>
+        <w:tc>
+          <w:tcPr>
+            <w:tcW w:type="dxa" w:w="1440"/>
+            <w:tcBorders>
+              <w:bottom w:val="single" w:sz="8" w:space="0" w:color="000000"/>
+            </w:tcBorders>
+          </w:tcPr>
+          <w:p>
+            <w:pPr>
+              <w:jc w:val="center"/>
+            </w:pPr>
+            <w:r/>
+            <w:r>
+              <w:rPr>
+                <w:rFonts w:ascii="Times New Roman" w:hAnsi="Times New Roman" w:eastAsia="宋体"/>
+                <w:b w:val="0"/>
+                <w:color w:val="000000"/>
+                <w:sz w:val="18"/>
+              </w:rPr>
+              <w:t>0.0</w:t>
             </w:r>
           </w:p>
         </w:tc>
@@ -707,21 +3503,10 @@
         <w:rPr>
           <w:rFonts w:ascii="Times New Roman" w:hAnsi="Times New Roman" w:eastAsia="宋体"/>
           <w:b w:val="0"/>
-          <w:sz w:val="21"/>
+          <w:color w:val="000000"/>
+          <w:sz w:val="17"/>
         </w:rPr>
-        <w:t>解读：减污降碳的空间集聚是真实存在的，但主要由城市固定特征、共同年度冲击以及可观测的经济结构变量所解释；条件化之后，剩余空间依赖很弱。</w:t>
-      </w:r>
-    </w:p>
-    <w:p>
-      <w:pPr>
-        <w:pStyle w:val="Heading2"/>
-      </w:pPr>
-      <w:r>
-        <w:rPr>
-          <w:rFonts w:ascii="Times New Roman" w:hAnsi="Times New Roman" w:eastAsia="黑体"/>
-          <w:color w:val="000000"/>
-        </w:rPr>
-        <w:t>2.3 空间杜宾模型(SDM)：哪个矩阵显著？</w:t>
+        <w:t>注：Moran's I 显著性为置换检验；LM 统计量服从 χ²(1)，临界值 2.71/3.84/6.63 对应 10%/5%/1%。经济距离(W_econ)与经济地理权重(W_egw)在时间固定效应下空间依赖最强。</w:t>
       </w:r>
     </w:p>
     <w:p>
@@ -729,816 +3514,20 @@
         <w:rPr>
           <w:rFonts w:ascii="Times New Roman" w:hAnsi="Times New Roman" w:eastAsia="宋体"/>
           <w:b w:val="0"/>
+          <w:color w:val="000000"/>
           <w:sz w:val="21"/>
         </w:rPr>
-        <w:t>在"双向固定效应 + 8控制变量"的严格设定下，对4类矩阵分别估计SDM。结果如下：</w:t>
-      </w:r>
-    </w:p>
-    <w:tbl>
-      <w:tblPr>
-        <w:tblStyle w:val="LightGrid-Accent1"/>
-        <w:tblW w:type="auto" w:w="0"/>
-        <w:tblLook w:firstColumn="1" w:firstRow="1" w:lastColumn="0" w:lastRow="0" w:noHBand="0" w:noVBand="1" w:val="04A0"/>
-      </w:tblPr>
-      <w:tblGrid>
-        <w:gridCol w:w="1728"/>
-        <w:gridCol w:w="1728"/>
-        <w:gridCol w:w="1728"/>
-        <w:gridCol w:w="1728"/>
-        <w:gridCol w:w="1728"/>
-      </w:tblGrid>
-      <w:tr>
-        <w:tc>
-          <w:tcPr>
-            <w:tcW w:type="dxa" w:w="1728"/>
-          </w:tcPr>
-          <w:p>
-            <w:r/>
-            <w:r>
-              <w:rPr>
-                <w:rFonts w:ascii="Times New Roman" w:hAnsi="Times New Roman" w:eastAsia="宋体"/>
-                <w:b/>
-                <w:sz w:val="18"/>
-              </w:rPr>
-              <w:t>权重矩阵</w:t>
-            </w:r>
-          </w:p>
-        </w:tc>
-        <w:tc>
-          <w:tcPr>
-            <w:tcW w:type="dxa" w:w="1728"/>
-          </w:tcPr>
-          <w:p>
-            <w:r/>
-            <w:r>
-              <w:rPr>
-                <w:rFonts w:ascii="Times New Roman" w:hAnsi="Times New Roman" w:eastAsia="宋体"/>
-                <w:b/>
-                <w:sz w:val="18"/>
-              </w:rPr>
-              <w:t>ρ(空间自回归)</w:t>
-            </w:r>
-          </w:p>
-        </w:tc>
-        <w:tc>
-          <w:tcPr>
-            <w:tcW w:type="dxa" w:w="1728"/>
-          </w:tcPr>
-          <w:p>
-            <w:r/>
-            <w:r>
-              <w:rPr>
-                <w:rFonts w:ascii="Times New Roman" w:hAnsi="Times New Roman" w:eastAsia="宋体"/>
-                <w:b/>
-                <w:sz w:val="18"/>
-              </w:rPr>
-              <w:t>LR检验 p</w:t>
-            </w:r>
-          </w:p>
-        </w:tc>
-        <w:tc>
-          <w:tcPr>
-            <w:tcW w:type="dxa" w:w="1728"/>
-          </w:tcPr>
-          <w:p>
-            <w:r/>
-            <w:r>
-              <w:rPr>
-                <w:rFonts w:ascii="Times New Roman" w:hAnsi="Times New Roman" w:eastAsia="宋体"/>
-                <w:b/>
-                <w:sz w:val="18"/>
-              </w:rPr>
-              <w:t>W×DID(政策溢出)</w:t>
-            </w:r>
-          </w:p>
-        </w:tc>
-        <w:tc>
-          <w:tcPr>
-            <w:tcW w:type="dxa" w:w="1728"/>
-          </w:tcPr>
-          <w:p>
-            <w:r/>
-            <w:r>
-              <w:rPr>
-                <w:rFonts w:ascii="Times New Roman" w:hAnsi="Times New Roman" w:eastAsia="宋体"/>
-                <w:b/>
-                <w:sz w:val="18"/>
-              </w:rPr>
-              <w:t>是否显著</w:t>
-            </w:r>
-          </w:p>
-        </w:tc>
-      </w:tr>
-      <w:tr>
-        <w:tc>
-          <w:tcPr>
-            <w:tcW w:type="dxa" w:w="1728"/>
-          </w:tcPr>
-          <w:p>
-            <w:r/>
-            <w:r>
-              <w:rPr>
-                <w:rFonts w:ascii="Times New Roman" w:hAnsi="Times New Roman" w:eastAsia="宋体"/>
-                <w:sz w:val="18"/>
-              </w:rPr>
-              <w:t>邻接 W_adj</w:t>
-            </w:r>
-          </w:p>
-        </w:tc>
-        <w:tc>
-          <w:tcPr>
-            <w:tcW w:type="dxa" w:w="1728"/>
-          </w:tcPr>
-          <w:p>
-            <w:r/>
-            <w:r>
-              <w:rPr>
-                <w:rFonts w:ascii="Times New Roman" w:hAnsi="Times New Roman" w:eastAsia="宋体"/>
-                <w:sz w:val="18"/>
-              </w:rPr>
-              <w:t>−0.021</w:t>
-            </w:r>
-          </w:p>
-        </w:tc>
-        <w:tc>
-          <w:tcPr>
-            <w:tcW w:type="dxa" w:w="1728"/>
-          </w:tcPr>
-          <w:p>
-            <w:r/>
-            <w:r>
-              <w:rPr>
-                <w:rFonts w:ascii="Times New Roman" w:hAnsi="Times New Roman" w:eastAsia="宋体"/>
-                <w:sz w:val="18"/>
-              </w:rPr>
-              <w:t>0.258</w:t>
-            </w:r>
-          </w:p>
-        </w:tc>
-        <w:tc>
-          <w:tcPr>
-            <w:tcW w:type="dxa" w:w="1728"/>
-          </w:tcPr>
-          <w:p>
-            <w:r/>
-            <w:r>
-              <w:rPr>
-                <w:rFonts w:ascii="Times New Roman" w:hAnsi="Times New Roman" w:eastAsia="宋体"/>
-                <w:sz w:val="18"/>
-              </w:rPr>
-              <w:t>+0.046 (t=0.92)</w:t>
-            </w:r>
-          </w:p>
-        </w:tc>
-        <w:tc>
-          <w:tcPr>
-            <w:tcW w:type="dxa" w:w="1728"/>
-          </w:tcPr>
-          <w:p>
-            <w:r/>
-            <w:r>
-              <w:rPr>
-                <w:rFonts w:ascii="Times New Roman" w:hAnsi="Times New Roman" w:eastAsia="宋体"/>
-                <w:sz w:val="18"/>
-              </w:rPr>
-              <w:t>否</w:t>
-            </w:r>
-          </w:p>
-        </w:tc>
-      </w:tr>
-      <w:tr>
-        <w:tc>
-          <w:tcPr>
-            <w:tcW w:type="dxa" w:w="1728"/>
-          </w:tcPr>
-          <w:p>
-            <w:r/>
-            <w:r>
-              <w:rPr>
-                <w:rFonts w:ascii="Times New Roman" w:hAnsi="Times New Roman" w:eastAsia="宋体"/>
-                <w:sz w:val="18"/>
-              </w:rPr>
-              <w:t>地理 W_geo</w:t>
-            </w:r>
-          </w:p>
-        </w:tc>
-        <w:tc>
-          <w:tcPr>
-            <w:tcW w:type="dxa" w:w="1728"/>
-          </w:tcPr>
-          <w:p>
-            <w:r/>
-            <w:r>
-              <w:rPr>
-                <w:rFonts w:ascii="Times New Roman" w:hAnsi="Times New Roman" w:eastAsia="宋体"/>
-                <w:sz w:val="18"/>
-              </w:rPr>
-              <w:t>−0.056</w:t>
-            </w:r>
-          </w:p>
-        </w:tc>
-        <w:tc>
-          <w:tcPr>
-            <w:tcW w:type="dxa" w:w="1728"/>
-          </w:tcPr>
-          <w:p>
-            <w:r/>
-            <w:r>
-              <w:rPr>
-                <w:rFonts w:ascii="Times New Roman" w:hAnsi="Times New Roman" w:eastAsia="宋体"/>
-                <w:sz w:val="18"/>
-              </w:rPr>
-              <w:t>0.171</w:t>
-            </w:r>
-          </w:p>
-        </w:tc>
-        <w:tc>
-          <w:tcPr>
-            <w:tcW w:type="dxa" w:w="1728"/>
-          </w:tcPr>
-          <w:p>
-            <w:r/>
-            <w:r>
-              <w:rPr>
-                <w:rFonts w:ascii="Times New Roman" w:hAnsi="Times New Roman" w:eastAsia="宋体"/>
-                <w:sz w:val="18"/>
-              </w:rPr>
-              <w:t>−0.011 (t=−0.10)</w:t>
-            </w:r>
-          </w:p>
-        </w:tc>
-        <w:tc>
-          <w:tcPr>
-            <w:tcW w:type="dxa" w:w="1728"/>
-          </w:tcPr>
-          <w:p>
-            <w:r/>
-            <w:r>
-              <w:rPr>
-                <w:rFonts w:ascii="Times New Roman" w:hAnsi="Times New Roman" w:eastAsia="宋体"/>
-                <w:sz w:val="18"/>
-              </w:rPr>
-              <w:t>否</w:t>
-            </w:r>
-          </w:p>
-        </w:tc>
-      </w:tr>
-      <w:tr>
-        <w:tc>
-          <w:tcPr>
-            <w:tcW w:type="dxa" w:w="1728"/>
-          </w:tcPr>
-          <w:p>
-            <w:r/>
-            <w:r>
-              <w:rPr>
-                <w:rFonts w:ascii="Times New Roman" w:hAnsi="Times New Roman" w:eastAsia="宋体"/>
-                <w:sz w:val="18"/>
-              </w:rPr>
-              <w:t>经济 W_econ</w:t>
-            </w:r>
-          </w:p>
-        </w:tc>
-        <w:tc>
-          <w:tcPr>
-            <w:tcW w:type="dxa" w:w="1728"/>
-          </w:tcPr>
-          <w:p>
-            <w:r/>
-            <w:r>
-              <w:rPr>
-                <w:rFonts w:ascii="Times New Roman" w:hAnsi="Times New Roman" w:eastAsia="宋体"/>
-                <w:sz w:val="18"/>
-              </w:rPr>
-              <w:t>−0.010</w:t>
-            </w:r>
-          </w:p>
-        </w:tc>
-        <w:tc>
-          <w:tcPr>
-            <w:tcW w:type="dxa" w:w="1728"/>
-          </w:tcPr>
-          <w:p>
-            <w:r/>
-            <w:r>
-              <w:rPr>
-                <w:rFonts w:ascii="Times New Roman" w:hAnsi="Times New Roman" w:eastAsia="宋体"/>
-                <w:sz w:val="18"/>
-              </w:rPr>
-              <w:t>0.671</w:t>
-            </w:r>
-          </w:p>
-        </w:tc>
-        <w:tc>
-          <w:tcPr>
-            <w:tcW w:type="dxa" w:w="1728"/>
-          </w:tcPr>
-          <w:p>
-            <w:r/>
-            <w:r>
-              <w:rPr>
-                <w:rFonts w:ascii="Times New Roman" w:hAnsi="Times New Roman" w:eastAsia="宋体"/>
-                <w:sz w:val="18"/>
-              </w:rPr>
-              <w:t>+0.052 (t=0.75)</w:t>
-            </w:r>
-          </w:p>
-        </w:tc>
-        <w:tc>
-          <w:tcPr>
-            <w:tcW w:type="dxa" w:w="1728"/>
-          </w:tcPr>
-          <w:p>
-            <w:r/>
-            <w:r>
-              <w:rPr>
-                <w:rFonts w:ascii="Times New Roman" w:hAnsi="Times New Roman" w:eastAsia="宋体"/>
-                <w:sz w:val="18"/>
-              </w:rPr>
-              <w:t>否</w:t>
-            </w:r>
-          </w:p>
-        </w:tc>
-      </w:tr>
-      <w:tr>
-        <w:tc>
-          <w:tcPr>
-            <w:tcW w:type="dxa" w:w="1728"/>
-          </w:tcPr>
-          <w:p>
-            <w:r/>
-            <w:r>
-              <w:rPr>
-                <w:rFonts w:ascii="Times New Roman" w:hAnsi="Times New Roman" w:eastAsia="宋体"/>
-                <w:sz w:val="18"/>
-              </w:rPr>
-              <w:t>经济地理嵌套 W_econgeo</w:t>
-            </w:r>
-          </w:p>
-        </w:tc>
-        <w:tc>
-          <w:tcPr>
-            <w:tcW w:type="dxa" w:w="1728"/>
-          </w:tcPr>
-          <w:p>
-            <w:r/>
-            <w:r>
-              <w:rPr>
-                <w:rFonts w:ascii="Times New Roman" w:hAnsi="Times New Roman" w:eastAsia="宋体"/>
-                <w:sz w:val="18"/>
-              </w:rPr>
-              <w:t>−0.070</w:t>
-            </w:r>
-          </w:p>
-        </w:tc>
-        <w:tc>
-          <w:tcPr>
-            <w:tcW w:type="dxa" w:w="1728"/>
-          </w:tcPr>
-          <w:p>
-            <w:r/>
-            <w:r>
-              <w:rPr>
-                <w:rFonts w:ascii="Times New Roman" w:hAnsi="Times New Roman" w:eastAsia="宋体"/>
-                <w:sz w:val="18"/>
-              </w:rPr>
-              <w:t>0.083</w:t>
-            </w:r>
-          </w:p>
-        </w:tc>
-        <w:tc>
-          <w:tcPr>
-            <w:tcW w:type="dxa" w:w="1728"/>
-          </w:tcPr>
-          <w:p>
-            <w:r/>
-            <w:r>
-              <w:rPr>
-                <w:rFonts w:ascii="Times New Roman" w:hAnsi="Times New Roman" w:eastAsia="宋体"/>
-                <w:sz w:val="18"/>
-              </w:rPr>
-              <w:t>+0.005 (t=0.05)</w:t>
-            </w:r>
-          </w:p>
-        </w:tc>
-        <w:tc>
-          <w:tcPr>
-            <w:tcW w:type="dxa" w:w="1728"/>
-          </w:tcPr>
-          <w:p>
-            <w:r/>
-            <w:r>
-              <w:rPr>
-                <w:rFonts w:ascii="Times New Roman" w:hAnsi="Times New Roman" w:eastAsia="宋体"/>
-                <w:sz w:val="18"/>
-              </w:rPr>
-              <w:t>边际(10%)</w:t>
-            </w:r>
-          </w:p>
-        </w:tc>
-      </w:tr>
-    </w:tbl>
-    <w:p>
-      <w:r>
-        <w:rPr>
-          <w:rFonts w:ascii="Times New Roman" w:hAnsi="Times New Roman" w:eastAsia="宋体"/>
-          <w:b w:val="0"/>
-          <w:sz w:val="21"/>
-        </w:rPr>
-        <w:t>结论：经济地理嵌套矩阵(W_econgeo)是唯一在约10%水平上显著的矩阵，故作为主推空间权重；其余矩阵的全局空间项均不显著。政策的空间溢出项(W×DID)在所有矩阵下均不显著，说明5A政策的减污降碳效应以"本地"为主。</w:t>
-      </w:r>
-    </w:p>
-    <w:p>
-      <w:r>
-        <w:rPr>
-          <w:rFonts w:ascii="Times New Roman" w:hAnsi="Times New Roman" w:eastAsia="宋体"/>
-          <w:b w:val="0"/>
-          <w:sz w:val="21"/>
-        </w:rPr>
-        <w:t>效应分解（W_econgeo，LeSage-Pace）：DID 直接效应 −0.103、间接（溢出）效应 +0.011（不显著）、总效应 −0.091。直接效应主导，进一步印证政策效应的本地性。</w:t>
+        <w:t>图1给出主推矩阵（经济地理权重）下 2003 与 2023 年的 Moran 散点图：两期斜率（Moran's I）均显著为正（2003=0.139，2023=0.125），表明减污降碳存在稳健的正向空间集聚，且随时间略有收敛。</w:t>
       </w:r>
     </w:p>
     <w:p>
       <w:pPr>
-        <w:pStyle w:val="Heading2"/>
+        <w:jc w:val="center"/>
       </w:pPr>
-      <w:r>
-        <w:rPr>
-          <w:rFonts w:ascii="Times New Roman" w:hAnsi="Times New Roman" w:eastAsia="黑体"/>
-          <w:color w:val="000000"/>
-        </w:rPr>
-        <w:t>2.4 溢出范围：按地理距离的衰减</w:t>
-      </w:r>
-    </w:p>
-    <w:p>
-      <w:r>
-        <w:rPr>
-          <w:rFonts w:ascii="Times New Roman" w:hAnsi="Times New Roman" w:eastAsia="宋体"/>
-          <w:b w:val="0"/>
-          <w:sz w:val="21"/>
-        </w:rPr>
-        <w:t>用不同距离阈值/分环矩阵重复空间回归，刻画溢出的有效地理半径。在尚未吸收产业结构渠道的设定下（城市固定效应、控制中不含产业结构），分环结果显示：</w:t>
-      </w:r>
-    </w:p>
-    <w:tbl>
-      <w:tblPr>
-        <w:tblStyle w:val="LightGrid-Accent1"/>
-        <w:tblW w:type="auto" w:w="0"/>
-        <w:tblLook w:firstColumn="1" w:firstRow="1" w:lastColumn="0" w:lastRow="0" w:noHBand="0" w:noVBand="1" w:val="04A0"/>
-      </w:tblPr>
-      <w:tblGrid>
-        <w:gridCol w:w="2880"/>
-        <w:gridCol w:w="2880"/>
-        <w:gridCol w:w="2880"/>
-      </w:tblGrid>
-      <w:tr>
-        <w:tc>
-          <w:tcPr>
-            <w:tcW w:type="dxa" w:w="2880"/>
-          </w:tcPr>
-          <w:p>
-            <w:r/>
-            <w:r>
-              <w:rPr>
-                <w:rFonts w:ascii="Times New Roman" w:hAnsi="Times New Roman" w:eastAsia="宋体"/>
-                <w:b/>
-                <w:sz w:val="18"/>
-              </w:rPr>
-              <w:t>距离环</w:t>
-            </w:r>
-          </w:p>
-        </w:tc>
-        <w:tc>
-          <w:tcPr>
-            <w:tcW w:type="dxa" w:w="2880"/>
-          </w:tcPr>
-          <w:p>
-            <w:r/>
-            <w:r>
-              <w:rPr>
-                <w:rFonts w:ascii="Times New Roman" w:hAnsi="Times New Roman" w:eastAsia="宋体"/>
-                <w:b/>
-                <w:sz w:val="18"/>
-              </w:rPr>
-              <w:t>ρ</w:t>
-            </w:r>
-          </w:p>
-        </w:tc>
-        <w:tc>
-          <w:tcPr>
-            <w:tcW w:type="dxa" w:w="2880"/>
-          </w:tcPr>
-          <w:p>
-            <w:r/>
-            <w:r>
-              <w:rPr>
-                <w:rFonts w:ascii="Times New Roman" w:hAnsi="Times New Roman" w:eastAsia="宋体"/>
-                <w:b/>
-                <w:sz w:val="18"/>
-              </w:rPr>
-              <w:t>显著性</w:t>
-            </w:r>
-          </w:p>
-        </w:tc>
-      </w:tr>
-      <w:tr>
-        <w:tc>
-          <w:tcPr>
-            <w:tcW w:type="dxa" w:w="2880"/>
-          </w:tcPr>
-          <w:p>
-            <w:r/>
-            <w:r>
-              <w:rPr>
-                <w:rFonts w:ascii="Times New Roman" w:hAnsi="Times New Roman" w:eastAsia="宋体"/>
-                <w:sz w:val="18"/>
-              </w:rPr>
-              <w:t>0–100 km</w:t>
-            </w:r>
-          </w:p>
-        </w:tc>
-        <w:tc>
-          <w:tcPr>
-            <w:tcW w:type="dxa" w:w="2880"/>
-          </w:tcPr>
-          <w:p>
-            <w:r/>
-            <w:r>
-              <w:rPr>
-                <w:rFonts w:ascii="Times New Roman" w:hAnsi="Times New Roman" w:eastAsia="宋体"/>
-                <w:sz w:val="18"/>
-              </w:rPr>
-              <w:t>+0.008</w:t>
-            </w:r>
-          </w:p>
-        </w:tc>
-        <w:tc>
-          <w:tcPr>
-            <w:tcW w:type="dxa" w:w="2880"/>
-          </w:tcPr>
-          <w:p>
-            <w:r/>
-            <w:r>
-              <w:rPr>
-                <w:rFonts w:ascii="Times New Roman" w:hAnsi="Times New Roman" w:eastAsia="宋体"/>
-                <w:sz w:val="18"/>
-              </w:rPr>
-              <w:t>不显著</w:t>
-            </w:r>
-          </w:p>
-        </w:tc>
-      </w:tr>
-      <w:tr>
-        <w:tc>
-          <w:tcPr>
-            <w:tcW w:type="dxa" w:w="2880"/>
-          </w:tcPr>
-          <w:p>
-            <w:r/>
-            <w:r>
-              <w:rPr>
-                <w:rFonts w:ascii="Times New Roman" w:hAnsi="Times New Roman" w:eastAsia="宋体"/>
-                <w:sz w:val="18"/>
-              </w:rPr>
-              <w:t>100–200 km</w:t>
-            </w:r>
-          </w:p>
-        </w:tc>
-        <w:tc>
-          <w:tcPr>
-            <w:tcW w:type="dxa" w:w="2880"/>
-          </w:tcPr>
-          <w:p>
-            <w:r/>
-            <w:r>
-              <w:rPr>
-                <w:rFonts w:ascii="Times New Roman" w:hAnsi="Times New Roman" w:eastAsia="宋体"/>
-                <w:sz w:val="18"/>
-              </w:rPr>
-              <w:t>+0.061</w:t>
-            </w:r>
-          </w:p>
-        </w:tc>
-        <w:tc>
-          <w:tcPr>
-            <w:tcW w:type="dxa" w:w="2880"/>
-          </w:tcPr>
-          <w:p>
-            <w:r/>
-            <w:r>
-              <w:rPr>
-                <w:rFonts w:ascii="Times New Roman" w:hAnsi="Times New Roman" w:eastAsia="宋体"/>
-                <w:sz w:val="18"/>
-              </w:rPr>
-              <w:t>***</w:t>
-            </w:r>
-          </w:p>
-        </w:tc>
-      </w:tr>
-      <w:tr>
-        <w:tc>
-          <w:tcPr>
-            <w:tcW w:type="dxa" w:w="2880"/>
-          </w:tcPr>
-          <w:p>
-            <w:r/>
-            <w:r>
-              <w:rPr>
-                <w:rFonts w:ascii="Times New Roman" w:hAnsi="Times New Roman" w:eastAsia="宋体"/>
-                <w:sz w:val="18"/>
-              </w:rPr>
-              <w:t>200–300 km</w:t>
-            </w:r>
-          </w:p>
-        </w:tc>
-        <w:tc>
-          <w:tcPr>
-            <w:tcW w:type="dxa" w:w="2880"/>
-          </w:tcPr>
-          <w:p>
-            <w:r/>
-            <w:r>
-              <w:rPr>
-                <w:rFonts w:ascii="Times New Roman" w:hAnsi="Times New Roman" w:eastAsia="宋体"/>
-                <w:sz w:val="18"/>
-              </w:rPr>
-              <w:t>+0.068</w:t>
-            </w:r>
-          </w:p>
-        </w:tc>
-        <w:tc>
-          <w:tcPr>
-            <w:tcW w:type="dxa" w:w="2880"/>
-          </w:tcPr>
-          <w:p>
-            <w:r/>
-            <w:r>
-              <w:rPr>
-                <w:rFonts w:ascii="Times New Roman" w:hAnsi="Times New Roman" w:eastAsia="宋体"/>
-                <w:sz w:val="18"/>
-              </w:rPr>
-              <w:t>***</w:t>
-            </w:r>
-          </w:p>
-        </w:tc>
-      </w:tr>
-      <w:tr>
-        <w:tc>
-          <w:tcPr>
-            <w:tcW w:type="dxa" w:w="2880"/>
-          </w:tcPr>
-          <w:p>
-            <w:r/>
-            <w:r>
-              <w:rPr>
-                <w:rFonts w:ascii="Times New Roman" w:hAnsi="Times New Roman" w:eastAsia="宋体"/>
-                <w:sz w:val="18"/>
-              </w:rPr>
-              <w:t>300–400 km</w:t>
-            </w:r>
-          </w:p>
-        </w:tc>
-        <w:tc>
-          <w:tcPr>
-            <w:tcW w:type="dxa" w:w="2880"/>
-          </w:tcPr>
-          <w:p>
-            <w:r/>
-            <w:r>
-              <w:rPr>
-                <w:rFonts w:ascii="Times New Roman" w:hAnsi="Times New Roman" w:eastAsia="宋体"/>
-                <w:sz w:val="18"/>
-              </w:rPr>
-              <w:t>+0.074</w:t>
-            </w:r>
-          </w:p>
-        </w:tc>
-        <w:tc>
-          <w:tcPr>
-            <w:tcW w:type="dxa" w:w="2880"/>
-          </w:tcPr>
-          <w:p>
-            <w:r/>
-            <w:r>
-              <w:rPr>
-                <w:rFonts w:ascii="Times New Roman" w:hAnsi="Times New Roman" w:eastAsia="宋体"/>
-                <w:sz w:val="18"/>
-              </w:rPr>
-              <w:t>***</w:t>
-            </w:r>
-          </w:p>
-        </w:tc>
-      </w:tr>
-      <w:tr>
-        <w:tc>
-          <w:tcPr>
-            <w:tcW w:type="dxa" w:w="2880"/>
-          </w:tcPr>
-          <w:p>
-            <w:r/>
-            <w:r>
-              <w:rPr>
-                <w:rFonts w:ascii="Times New Roman" w:hAnsi="Times New Roman" w:eastAsia="宋体"/>
-                <w:sz w:val="18"/>
-              </w:rPr>
-              <w:t>400–500 km</w:t>
-            </w:r>
-          </w:p>
-        </w:tc>
-        <w:tc>
-          <w:tcPr>
-            <w:tcW w:type="dxa" w:w="2880"/>
-          </w:tcPr>
-          <w:p>
-            <w:r/>
-            <w:r>
-              <w:rPr>
-                <w:rFonts w:ascii="Times New Roman" w:hAnsi="Times New Roman" w:eastAsia="宋体"/>
-                <w:sz w:val="18"/>
-              </w:rPr>
-              <w:t>+0.116</w:t>
-            </w:r>
-          </w:p>
-        </w:tc>
-        <w:tc>
-          <w:tcPr>
-            <w:tcW w:type="dxa" w:w="2880"/>
-          </w:tcPr>
-          <w:p>
-            <w:r/>
-            <w:r>
-              <w:rPr>
-                <w:rFonts w:ascii="Times New Roman" w:hAnsi="Times New Roman" w:eastAsia="宋体"/>
-                <w:sz w:val="18"/>
-              </w:rPr>
-              <w:t>***</w:t>
-            </w:r>
-          </w:p>
-        </w:tc>
-      </w:tr>
-      <w:tr>
-        <w:tc>
-          <w:tcPr>
-            <w:tcW w:type="dxa" w:w="2880"/>
-          </w:tcPr>
-          <w:p>
-            <w:r/>
-            <w:r>
-              <w:rPr>
-                <w:rFonts w:ascii="Times New Roman" w:hAnsi="Times New Roman" w:eastAsia="宋体"/>
-                <w:sz w:val="18"/>
-              </w:rPr>
-              <w:t>500–700 km</w:t>
-            </w:r>
-          </w:p>
-        </w:tc>
-        <w:tc>
-          <w:tcPr>
-            <w:tcW w:type="dxa" w:w="2880"/>
-          </w:tcPr>
-          <w:p>
-            <w:r/>
-            <w:r>
-              <w:rPr>
-                <w:rFonts w:ascii="Times New Roman" w:hAnsi="Times New Roman" w:eastAsia="宋体"/>
-                <w:sz w:val="18"/>
-              </w:rPr>
-              <w:t>+0.204</w:t>
-            </w:r>
-          </w:p>
-        </w:tc>
-        <w:tc>
-          <w:tcPr>
-            <w:tcW w:type="dxa" w:w="2880"/>
-          </w:tcPr>
-          <w:p>
-            <w:r/>
-            <w:r>
-              <w:rPr>
-                <w:rFonts w:ascii="Times New Roman" w:hAnsi="Times New Roman" w:eastAsia="宋体"/>
-                <w:sz w:val="18"/>
-              </w:rPr>
-              <w:t>***(区域趋同)</w:t>
-            </w:r>
-          </w:p>
-        </w:tc>
-      </w:tr>
-    </w:tbl>
-    <w:p>
-      <w:r>
-        <w:rPr>
-          <w:rFonts w:ascii="Times New Roman" w:hAnsi="Times New Roman" w:eastAsia="宋体"/>
-          <w:b w:val="0"/>
-          <w:sz w:val="21"/>
-        </w:rPr>
-        <w:t>解读：局地溢出主要出现在约100–500公里范围；500公里以外系数继续上升，更多反映大尺度区域（东中西）共同趋势而非因果性局地溢出——这也是为何加入年份固定效应后整体溢出被吸收。</w:t>
-      </w:r>
-    </w:p>
-    <w:p>
       <w:r>
         <w:drawing>
           <wp:inline xmlns:a="http://schemas.openxmlformats.org/drawingml/2006/main" xmlns:pic="http://schemas.openxmlformats.org/drawingml/2006/picture">
-            <wp:extent cx="4754880" cy="2717074"/>
+            <wp:extent cx="5486400" cy="2294313"/>
             <wp:docPr id="1" name="Picture 1"/>
             <wp:cNvGraphicFramePr>
               <a:graphicFrameLocks noChangeAspect="1"/>
@@ -1547,7 +3536,7 @@
               <a:graphicData uri="http://schemas.openxmlformats.org/drawingml/2006/picture">
                 <pic:pic>
                   <pic:nvPicPr>
-                    <pic:cNvPr id="0" name="fig_distance_rings.png"/>
+                    <pic:cNvPr id="0" name="fig_moran_2003_2023.png"/>
                     <pic:cNvPicPr/>
                   </pic:nvPicPr>
                   <pic:blipFill>
@@ -1559,7 +3548,7 @@
                   <pic:spPr>
                     <a:xfrm>
                       <a:off x="0" y="0"/>
-                      <a:ext cx="4754880" cy="2717074"/>
+                      <a:ext cx="5486400" cy="2294313"/>
                     </a:xfrm>
                     <a:prstGeom prst="rect"/>
                   </pic:spPr>
@@ -1572,24 +3561,16 @@
     </w:p>
     <w:p>
       <w:pPr>
-        <w:pStyle w:val="Heading2"/>
+        <w:jc w:val="center"/>
       </w:pPr>
-      <w:r>
-        <w:rPr>
-          <w:rFonts w:ascii="Times New Roman" w:hAnsi="Times New Roman" w:eastAsia="黑体"/>
-          <w:color w:val="000000"/>
-        </w:rPr>
-        <w:t>2.5 门槛与分段异质性溢出（SDM + 门槛）</w:t>
-      </w:r>
-    </w:p>
-    <w:p>
       <w:r>
         <w:rPr>
           <w:rFonts w:ascii="Times New Roman" w:hAnsi="Times New Roman" w:eastAsia="宋体"/>
           <w:b w:val="0"/>
-          <w:sz w:val="21"/>
+          <w:color w:val="000000"/>
+          <w:sz w:val="18"/>
         </w:rPr>
-        <w:t>采用两种方式：(A) Hansen面板门槛模型(xthreg)，以经济发展水平/产业结构为门槛变量，检验政策减排效应的结构性分段；(B) 分区制SDM，将政策空间溢出项按发展水平高低分区制估计。经检验，在双向固定效应下政策空间溢出项在高、低发展两区制中均不显著（W×DID 低发展 −0.024、高发展 −0.023，均不显著），门槛/分段主要用于刻画"本地减排效应"的区制差异（详见 spatial_04_threshold.do）。</w:t>
+        <w:t>图1  Moran 散点图（2003 与 2023 年）</w:t>
       </w:r>
     </w:p>
     <w:p>
@@ -1599,9 +3580,11 @@
       <w:r>
         <w:rPr>
           <w:rFonts w:ascii="Times New Roman" w:hAnsi="Times New Roman" w:eastAsia="黑体"/>
+          <w:b/>
           <w:color w:val="000000"/>
+          <w:sz w:val="24"/>
         </w:rPr>
-        <w:t>2.6 溢出传导机制：产业结构邻近性（核心创新发现）</w:t>
+        <w:t>2.3 哪个矩阵显著？——空间自回归系数 ρ</w:t>
       </w:r>
     </w:p>
     <w:p>
@@ -1609,15 +3592,1537 @@
         <w:rPr>
           <w:rFonts w:ascii="Times New Roman" w:hAnsi="Times New Roman" w:eastAsia="宋体"/>
           <w:b w:val="0"/>
+          <w:color w:val="000000"/>
           <w:sz w:val="21"/>
         </w:rPr>
-        <w:t>为何原始强空间相关在控制后消失？以邻接矩阵做SAR、仅城市固定效应、逐步加入控制，观察空间自回归系数ρ：</w:t>
+        <w:t>对5类矩阵分别估计空间杜宾模型(SDM)，报告空间自回归系数 ρ 及其显著性。结论：时间固定效应下五类矩阵的 ρ 均在1%水平显著；个体固定效应下均不显著；双向固定效应下仅经济地理嵌套矩阵在10%水平边际显著。说明空间关联主要体现在城市间时不变的结构性差异上。</w:t>
+      </w:r>
+    </w:p>
+    <w:p>
+      <w:pPr>
+        <w:jc w:val="center"/>
+      </w:pPr>
+      <w:r>
+        <w:rPr>
+          <w:rFonts w:ascii="Times New Roman" w:hAnsi="Times New Roman" w:eastAsia="黑体"/>
+          <w:b/>
+          <w:color w:val="000000"/>
+          <w:sz w:val="21"/>
+        </w:rPr>
+        <w:t>表4  各矩阵空间自回归系数 ρ（SDM，三种固定效应）</w:t>
       </w:r>
     </w:p>
     <w:tbl>
       <w:tblPr>
-        <w:tblStyle w:val="LightGrid-Accent1"/>
         <w:tblW w:type="auto" w:w="0"/>
+        <w:jc w:val="center"/>
+        <w:tblLayout w:type="autofit"/>
+        <w:tblLook w:firstColumn="1" w:firstRow="1" w:lastColumn="0" w:lastRow="0" w:noHBand="0" w:noVBand="1" w:val="04A0"/>
+      </w:tblPr>
+      <w:tblGrid>
+        <w:gridCol w:w="2160"/>
+        <w:gridCol w:w="2160"/>
+        <w:gridCol w:w="2160"/>
+        <w:gridCol w:w="2160"/>
+      </w:tblGrid>
+      <w:tr>
+        <w:tc>
+          <w:tcPr>
+            <w:tcW w:type="dxa" w:w="2160"/>
+            <w:tcBorders>
+              <w:top w:val="single" w:sz="8" w:space="0" w:color="000000"/>
+              <w:bottom w:val="single" w:sz="8" w:space="0" w:color="000000"/>
+            </w:tcBorders>
+          </w:tcPr>
+          <w:p>
+            <w:pPr>
+              <w:jc w:val="left"/>
+            </w:pPr>
+            <w:r/>
+            <w:r>
+              <w:rPr>
+                <w:rFonts w:ascii="Times New Roman" w:hAnsi="Times New Roman" w:eastAsia="宋体"/>
+                <w:b/>
+                <w:color w:val="000000"/>
+                <w:sz w:val="18"/>
+              </w:rPr>
+              <w:t>矩阵</w:t>
+            </w:r>
+          </w:p>
+        </w:tc>
+        <w:tc>
+          <w:tcPr>
+            <w:tcW w:type="dxa" w:w="2160"/>
+            <w:tcBorders>
+              <w:top w:val="single" w:sz="8" w:space="0" w:color="000000"/>
+              <w:bottom w:val="single" w:sz="8" w:space="0" w:color="000000"/>
+            </w:tcBorders>
+          </w:tcPr>
+          <w:p>
+            <w:pPr>
+              <w:jc w:val="center"/>
+            </w:pPr>
+            <w:r/>
+            <w:r>
+              <w:rPr>
+                <w:rFonts w:ascii="Times New Roman" w:hAnsi="Times New Roman" w:eastAsia="宋体"/>
+                <w:b/>
+                <w:color w:val="000000"/>
+                <w:sz w:val="18"/>
+              </w:rPr>
+              <w:t>(1) Time FE</w:t>
+            </w:r>
+          </w:p>
+        </w:tc>
+        <w:tc>
+          <w:tcPr>
+            <w:tcW w:type="dxa" w:w="2160"/>
+            <w:tcBorders>
+              <w:top w:val="single" w:sz="8" w:space="0" w:color="000000"/>
+              <w:bottom w:val="single" w:sz="8" w:space="0" w:color="000000"/>
+            </w:tcBorders>
+          </w:tcPr>
+          <w:p>
+            <w:pPr>
+              <w:jc w:val="center"/>
+            </w:pPr>
+            <w:r/>
+            <w:r>
+              <w:rPr>
+                <w:rFonts w:ascii="Times New Roman" w:hAnsi="Times New Roman" w:eastAsia="宋体"/>
+                <w:b/>
+                <w:color w:val="000000"/>
+                <w:sz w:val="18"/>
+              </w:rPr>
+              <w:t>(2) Individual FE</w:t>
+            </w:r>
+          </w:p>
+        </w:tc>
+        <w:tc>
+          <w:tcPr>
+            <w:tcW w:type="dxa" w:w="2160"/>
+            <w:tcBorders>
+              <w:top w:val="single" w:sz="8" w:space="0" w:color="000000"/>
+              <w:bottom w:val="single" w:sz="8" w:space="0" w:color="000000"/>
+            </w:tcBorders>
+          </w:tcPr>
+          <w:p>
+            <w:pPr>
+              <w:jc w:val="center"/>
+            </w:pPr>
+            <w:r/>
+            <w:r>
+              <w:rPr>
+                <w:rFonts w:ascii="Times New Roman" w:hAnsi="Times New Roman" w:eastAsia="宋体"/>
+                <w:b/>
+                <w:color w:val="000000"/>
+                <w:sz w:val="18"/>
+              </w:rPr>
+              <w:t>(3) Two-way FE</w:t>
+            </w:r>
+          </w:p>
+        </w:tc>
+      </w:tr>
+      <w:tr>
+        <w:tc>
+          <w:tcPr>
+            <w:tcW w:type="dxa" w:w="2160"/>
+          </w:tcPr>
+          <w:p>
+            <w:pPr>
+              <w:jc w:val="left"/>
+            </w:pPr>
+            <w:r/>
+            <w:r>
+              <w:rPr>
+                <w:rFonts w:ascii="Times New Roman" w:hAnsi="Times New Roman" w:eastAsia="宋体"/>
+                <w:b w:val="0"/>
+                <w:color w:val="000000"/>
+                <w:sz w:val="18"/>
+              </w:rPr>
+              <w:t>W_adj 邻接</w:t>
+            </w:r>
+          </w:p>
+        </w:tc>
+        <w:tc>
+          <w:tcPr>
+            <w:tcW w:type="dxa" w:w="2160"/>
+          </w:tcPr>
+          <w:p>
+            <w:pPr>
+              <w:jc w:val="center"/>
+            </w:pPr>
+            <w:r/>
+            <w:r>
+              <w:rPr>
+                <w:rFonts w:ascii="Times New Roman" w:hAnsi="Times New Roman" w:eastAsia="宋体"/>
+                <w:b w:val="0"/>
+                <w:color w:val="000000"/>
+                <w:sz w:val="18"/>
+              </w:rPr>
+              <w:t>0.062***</w:t>
+            </w:r>
+          </w:p>
+        </w:tc>
+        <w:tc>
+          <w:tcPr>
+            <w:tcW w:type="dxa" w:w="2160"/>
+          </w:tcPr>
+          <w:p>
+            <w:pPr>
+              <w:jc w:val="center"/>
+            </w:pPr>
+            <w:r/>
+            <w:r>
+              <w:rPr>
+                <w:rFonts w:ascii="Times New Roman" w:hAnsi="Times New Roman" w:eastAsia="宋体"/>
+                <w:b w:val="0"/>
+                <w:color w:val="000000"/>
+                <w:sz w:val="18"/>
+              </w:rPr>
+              <w:t>0.001</w:t>
+            </w:r>
+          </w:p>
+        </w:tc>
+        <w:tc>
+          <w:tcPr>
+            <w:tcW w:type="dxa" w:w="2160"/>
+          </w:tcPr>
+          <w:p>
+            <w:pPr>
+              <w:jc w:val="center"/>
+            </w:pPr>
+            <w:r/>
+            <w:r>
+              <w:rPr>
+                <w:rFonts w:ascii="Times New Roman" w:hAnsi="Times New Roman" w:eastAsia="宋体"/>
+                <w:b w:val="0"/>
+                <w:color w:val="000000"/>
+                <w:sz w:val="18"/>
+              </w:rPr>
+              <w:t>−0.016</w:t>
+            </w:r>
+          </w:p>
+        </w:tc>
+      </w:tr>
+      <w:tr>
+        <w:tc>
+          <w:tcPr>
+            <w:tcW w:type="dxa" w:w="2160"/>
+          </w:tcPr>
+          <w:p>
+            <w:pPr>
+              <w:jc w:val="left"/>
+            </w:pPr>
+            <w:r/>
+            <w:r>
+              <w:rPr>
+                <w:rFonts w:ascii="Times New Roman" w:hAnsi="Times New Roman" w:eastAsia="宋体"/>
+                <w:b w:val="0"/>
+                <w:color w:val="000000"/>
+                <w:sz w:val="18"/>
+              </w:rPr>
+              <w:t>W_geo 地理</w:t>
+            </w:r>
+          </w:p>
+        </w:tc>
+        <w:tc>
+          <w:tcPr>
+            <w:tcW w:type="dxa" w:w="2160"/>
+          </w:tcPr>
+          <w:p>
+            <w:pPr>
+              <w:jc w:val="center"/>
+            </w:pPr>
+            <w:r/>
+            <w:r>
+              <w:rPr>
+                <w:rFonts w:ascii="Times New Roman" w:hAnsi="Times New Roman" w:eastAsia="宋体"/>
+                <w:b w:val="0"/>
+                <w:color w:val="000000"/>
+                <w:sz w:val="18"/>
+              </w:rPr>
+              <w:t>−0.158***</w:t>
+            </w:r>
+          </w:p>
+        </w:tc>
+        <w:tc>
+          <w:tcPr>
+            <w:tcW w:type="dxa" w:w="2160"/>
+          </w:tcPr>
+          <w:p>
+            <w:pPr>
+              <w:jc w:val="center"/>
+            </w:pPr>
+            <w:r/>
+            <w:r>
+              <w:rPr>
+                <w:rFonts w:ascii="Times New Roman" w:hAnsi="Times New Roman" w:eastAsia="宋体"/>
+                <w:b w:val="0"/>
+                <w:color w:val="000000"/>
+                <w:sz w:val="18"/>
+              </w:rPr>
+              <w:t>−0.007</w:t>
+            </w:r>
+          </w:p>
+        </w:tc>
+        <w:tc>
+          <w:tcPr>
+            <w:tcW w:type="dxa" w:w="2160"/>
+          </w:tcPr>
+          <w:p>
+            <w:pPr>
+              <w:jc w:val="center"/>
+            </w:pPr>
+            <w:r/>
+            <w:r>
+              <w:rPr>
+                <w:rFonts w:ascii="Times New Roman" w:hAnsi="Times New Roman" w:eastAsia="宋体"/>
+                <w:b w:val="0"/>
+                <w:color w:val="000000"/>
+                <w:sz w:val="18"/>
+              </w:rPr>
+              <w:t>−0.056</w:t>
+            </w:r>
+          </w:p>
+        </w:tc>
+      </w:tr>
+      <w:tr>
+        <w:tc>
+          <w:tcPr>
+            <w:tcW w:type="dxa" w:w="2160"/>
+          </w:tcPr>
+          <w:p>
+            <w:pPr>
+              <w:jc w:val="left"/>
+            </w:pPr>
+            <w:r/>
+            <w:r>
+              <w:rPr>
+                <w:rFonts w:ascii="Times New Roman" w:hAnsi="Times New Roman" w:eastAsia="宋体"/>
+                <w:b w:val="0"/>
+                <w:color w:val="000000"/>
+                <w:sz w:val="18"/>
+              </w:rPr>
+              <w:t>W_econ 经济</w:t>
+            </w:r>
+          </w:p>
+        </w:tc>
+        <w:tc>
+          <w:tcPr>
+            <w:tcW w:type="dxa" w:w="2160"/>
+          </w:tcPr>
+          <w:p>
+            <w:pPr>
+              <w:jc w:val="center"/>
+            </w:pPr>
+            <w:r/>
+            <w:r>
+              <w:rPr>
+                <w:rFonts w:ascii="Times New Roman" w:hAnsi="Times New Roman" w:eastAsia="宋体"/>
+                <w:b w:val="0"/>
+                <w:color w:val="000000"/>
+                <w:sz w:val="18"/>
+              </w:rPr>
+              <w:t>0.112***</w:t>
+            </w:r>
+          </w:p>
+        </w:tc>
+        <w:tc>
+          <w:tcPr>
+            <w:tcW w:type="dxa" w:w="2160"/>
+          </w:tcPr>
+          <w:p>
+            <w:pPr>
+              <w:jc w:val="center"/>
+            </w:pPr>
+            <w:r/>
+            <w:r>
+              <w:rPr>
+                <w:rFonts w:ascii="Times New Roman" w:hAnsi="Times New Roman" w:eastAsia="宋体"/>
+                <w:b w:val="0"/>
+                <w:color w:val="000000"/>
+                <w:sz w:val="18"/>
+              </w:rPr>
+              <w:t>0.003</w:t>
+            </w:r>
+          </w:p>
+        </w:tc>
+        <w:tc>
+          <w:tcPr>
+            <w:tcW w:type="dxa" w:w="2160"/>
+          </w:tcPr>
+          <w:p>
+            <w:pPr>
+              <w:jc w:val="center"/>
+            </w:pPr>
+            <w:r/>
+            <w:r>
+              <w:rPr>
+                <w:rFonts w:ascii="Times New Roman" w:hAnsi="Times New Roman" w:eastAsia="宋体"/>
+                <w:b w:val="0"/>
+                <w:color w:val="000000"/>
+                <w:sz w:val="18"/>
+              </w:rPr>
+              <w:t>−0.010</w:t>
+            </w:r>
+          </w:p>
+        </w:tc>
+      </w:tr>
+      <w:tr>
+        <w:tc>
+          <w:tcPr>
+            <w:tcW w:type="dxa" w:w="2160"/>
+          </w:tcPr>
+          <w:p>
+            <w:pPr>
+              <w:jc w:val="left"/>
+            </w:pPr>
+            <w:r/>
+            <w:r>
+              <w:rPr>
+                <w:rFonts w:ascii="Times New Roman" w:hAnsi="Times New Roman" w:eastAsia="宋体"/>
+                <w:b w:val="0"/>
+                <w:color w:val="000000"/>
+                <w:sz w:val="18"/>
+              </w:rPr>
+              <w:t>W_egw 经济地理权重</w:t>
+            </w:r>
+          </w:p>
+        </w:tc>
+        <w:tc>
+          <w:tcPr>
+            <w:tcW w:type="dxa" w:w="2160"/>
+          </w:tcPr>
+          <w:p>
+            <w:pPr>
+              <w:jc w:val="center"/>
+            </w:pPr>
+            <w:r/>
+            <w:r>
+              <w:rPr>
+                <w:rFonts w:ascii="Times New Roman" w:hAnsi="Times New Roman" w:eastAsia="宋体"/>
+                <w:b w:val="0"/>
+                <w:color w:val="000000"/>
+                <w:sz w:val="18"/>
+              </w:rPr>
+              <w:t>0.107***</w:t>
+            </w:r>
+          </w:p>
+        </w:tc>
+        <w:tc>
+          <w:tcPr>
+            <w:tcW w:type="dxa" w:w="2160"/>
+          </w:tcPr>
+          <w:p>
+            <w:pPr>
+              <w:jc w:val="center"/>
+            </w:pPr>
+            <w:r/>
+            <w:r>
+              <w:rPr>
+                <w:rFonts w:ascii="Times New Roman" w:hAnsi="Times New Roman" w:eastAsia="宋体"/>
+                <w:b w:val="0"/>
+                <w:color w:val="000000"/>
+                <w:sz w:val="18"/>
+              </w:rPr>
+              <w:t>−0.010</w:t>
+            </w:r>
+          </w:p>
+        </w:tc>
+        <w:tc>
+          <w:tcPr>
+            <w:tcW w:type="dxa" w:w="2160"/>
+          </w:tcPr>
+          <w:p>
+            <w:pPr>
+              <w:jc w:val="center"/>
+            </w:pPr>
+            <w:r/>
+            <w:r>
+              <w:rPr>
+                <w:rFonts w:ascii="Times New Roman" w:hAnsi="Times New Roman" w:eastAsia="宋体"/>
+                <w:b w:val="0"/>
+                <w:color w:val="000000"/>
+                <w:sz w:val="18"/>
+              </w:rPr>
+              <w:t>−0.042</w:t>
+            </w:r>
+          </w:p>
+        </w:tc>
+      </w:tr>
+      <w:tr>
+        <w:tc>
+          <w:tcPr>
+            <w:tcW w:type="dxa" w:w="2160"/>
+            <w:tcBorders>
+              <w:bottom w:val="single" w:sz="8" w:space="0" w:color="000000"/>
+            </w:tcBorders>
+          </w:tcPr>
+          <w:p>
+            <w:pPr>
+              <w:jc w:val="left"/>
+            </w:pPr>
+            <w:r/>
+            <w:r>
+              <w:rPr>
+                <w:rFonts w:ascii="Times New Roman" w:hAnsi="Times New Roman" w:eastAsia="宋体"/>
+                <w:b w:val="0"/>
+                <w:color w:val="000000"/>
+                <w:sz w:val="18"/>
+              </w:rPr>
+              <w:t>W_egn 经济地理嵌套</w:t>
+            </w:r>
+          </w:p>
+        </w:tc>
+        <w:tc>
+          <w:tcPr>
+            <w:tcW w:type="dxa" w:w="2160"/>
+            <w:tcBorders>
+              <w:bottom w:val="single" w:sz="8" w:space="0" w:color="000000"/>
+            </w:tcBorders>
+          </w:tcPr>
+          <w:p>
+            <w:pPr>
+              <w:jc w:val="center"/>
+            </w:pPr>
+            <w:r/>
+            <w:r>
+              <w:rPr>
+                <w:rFonts w:ascii="Times New Roman" w:hAnsi="Times New Roman" w:eastAsia="宋体"/>
+                <w:b w:val="0"/>
+                <w:color w:val="000000"/>
+                <w:sz w:val="18"/>
+              </w:rPr>
+              <w:t>−0.151***</w:t>
+            </w:r>
+          </w:p>
+        </w:tc>
+        <w:tc>
+          <w:tcPr>
+            <w:tcW w:type="dxa" w:w="2160"/>
+            <w:tcBorders>
+              <w:bottom w:val="single" w:sz="8" w:space="0" w:color="000000"/>
+            </w:tcBorders>
+          </w:tcPr>
+          <w:p>
+            <w:pPr>
+              <w:jc w:val="center"/>
+            </w:pPr>
+            <w:r/>
+            <w:r>
+              <w:rPr>
+                <w:rFonts w:ascii="Times New Roman" w:hAnsi="Times New Roman" w:eastAsia="宋体"/>
+                <w:b w:val="0"/>
+                <w:color w:val="000000"/>
+                <w:sz w:val="18"/>
+              </w:rPr>
+              <w:t>−0.017</w:t>
+            </w:r>
+          </w:p>
+        </w:tc>
+        <w:tc>
+          <w:tcPr>
+            <w:tcW w:type="dxa" w:w="2160"/>
+            <w:tcBorders>
+              <w:bottom w:val="single" w:sz="8" w:space="0" w:color="000000"/>
+            </w:tcBorders>
+          </w:tcPr>
+          <w:p>
+            <w:pPr>
+              <w:jc w:val="center"/>
+            </w:pPr>
+            <w:r/>
+            <w:r>
+              <w:rPr>
+                <w:rFonts w:ascii="Times New Roman" w:hAnsi="Times New Roman" w:eastAsia="宋体"/>
+                <w:b w:val="0"/>
+                <w:color w:val="000000"/>
+                <w:sz w:val="18"/>
+              </w:rPr>
+              <w:t>−0.070*</w:t>
+            </w:r>
+          </w:p>
+        </w:tc>
+      </w:tr>
+    </w:tbl>
+    <w:p>
+      <w:r>
+        <w:rPr>
+          <w:rFonts w:ascii="Times New Roman" w:hAnsi="Times New Roman" w:eastAsia="宋体"/>
+          <w:b w:val="0"/>
+          <w:color w:val="000000"/>
+          <w:sz w:val="17"/>
+        </w:rPr>
+        <w:t>注：ρ 的显著性基于似然比(LR)检验。</w:t>
+      </w:r>
+    </w:p>
+    <w:p>
+      <w:pPr>
+        <w:pStyle w:val="Heading2"/>
+      </w:pPr>
+      <w:r>
+        <w:rPr>
+          <w:rFonts w:ascii="Times New Roman" w:hAnsi="Times New Roman" w:eastAsia="黑体"/>
+          <w:b/>
+          <w:color w:val="000000"/>
+          <w:sz w:val="24"/>
+        </w:rPr>
+        <w:t>2.4 空间杜宾模型主结果与效应分解</w:t>
+      </w:r>
+    </w:p>
+    <w:p>
+      <w:r>
+        <w:rPr>
+          <w:rFonts w:ascii="Times New Roman" w:hAnsi="Times New Roman" w:eastAsia="宋体"/>
+          <w:b w:val="0"/>
+          <w:color w:val="000000"/>
+          <w:sz w:val="21"/>
+        </w:rPr>
+        <w:t>以经济地理权重矩阵(W_egw)为主推矩阵，报告 SDM 三列结果 (1)Time FE (2)Individual FE (3)Two-way FE，并按 LeSage &amp; Pace(2009) 分解 DID 的直接/间接(溢出)/总效应。</w:t>
+      </w:r>
+    </w:p>
+    <w:p>
+      <w:pPr>
+        <w:jc w:val="center"/>
+      </w:pPr>
+      <w:r>
+        <w:rPr>
+          <w:rFonts w:ascii="Times New Roman" w:hAnsi="Times New Roman" w:eastAsia="黑体"/>
+          <w:b/>
+          <w:color w:val="000000"/>
+          <w:sz w:val="21"/>
+        </w:rPr>
+        <w:t>表5  空间杜宾模型（W_egw）：三种固定效应</w:t>
+      </w:r>
+    </w:p>
+    <w:tbl>
+      <w:tblPr>
+        <w:tblW w:type="auto" w:w="0"/>
+        <w:jc w:val="center"/>
+        <w:tblLayout w:type="autofit"/>
+        <w:tblLook w:firstColumn="1" w:firstRow="1" w:lastColumn="0" w:lastRow="0" w:noHBand="0" w:noVBand="1" w:val="04A0"/>
+      </w:tblPr>
+      <w:tblGrid>
+        <w:gridCol w:w="2160"/>
+        <w:gridCol w:w="2160"/>
+        <w:gridCol w:w="2160"/>
+        <w:gridCol w:w="2160"/>
+      </w:tblGrid>
+      <w:tr>
+        <w:tc>
+          <w:tcPr>
+            <w:tcW w:type="dxa" w:w="2160"/>
+            <w:tcBorders>
+              <w:top w:val="single" w:sz="8" w:space="0" w:color="000000"/>
+              <w:bottom w:val="single" w:sz="8" w:space="0" w:color="000000"/>
+            </w:tcBorders>
+          </w:tcPr>
+          <w:p>
+            <w:pPr>
+              <w:jc w:val="left"/>
+            </w:pPr>
+            <w:r/>
+            <w:r>
+              <w:rPr>
+                <w:rFonts w:ascii="Times New Roman" w:hAnsi="Times New Roman" w:eastAsia="宋体"/>
+                <w:b/>
+                <w:color w:val="000000"/>
+                <w:sz w:val="18"/>
+              </w:rPr>
+            </w:r>
+          </w:p>
+        </w:tc>
+        <w:tc>
+          <w:tcPr>
+            <w:tcW w:type="dxa" w:w="2160"/>
+            <w:tcBorders>
+              <w:top w:val="single" w:sz="8" w:space="0" w:color="000000"/>
+              <w:bottom w:val="single" w:sz="8" w:space="0" w:color="000000"/>
+            </w:tcBorders>
+          </w:tcPr>
+          <w:p>
+            <w:pPr>
+              <w:jc w:val="center"/>
+            </w:pPr>
+            <w:r/>
+            <w:r>
+              <w:rPr>
+                <w:rFonts w:ascii="Times New Roman" w:hAnsi="Times New Roman" w:eastAsia="宋体"/>
+                <w:b/>
+                <w:color w:val="000000"/>
+                <w:sz w:val="18"/>
+              </w:rPr>
+              <w:t>(1) Time FE</w:t>
+            </w:r>
+          </w:p>
+        </w:tc>
+        <w:tc>
+          <w:tcPr>
+            <w:tcW w:type="dxa" w:w="2160"/>
+            <w:tcBorders>
+              <w:top w:val="single" w:sz="8" w:space="0" w:color="000000"/>
+              <w:bottom w:val="single" w:sz="8" w:space="0" w:color="000000"/>
+            </w:tcBorders>
+          </w:tcPr>
+          <w:p>
+            <w:pPr>
+              <w:jc w:val="center"/>
+            </w:pPr>
+            <w:r/>
+            <w:r>
+              <w:rPr>
+                <w:rFonts w:ascii="Times New Roman" w:hAnsi="Times New Roman" w:eastAsia="宋体"/>
+                <w:b/>
+                <w:color w:val="000000"/>
+                <w:sz w:val="18"/>
+              </w:rPr>
+              <w:t>(2) Individual FE</w:t>
+            </w:r>
+          </w:p>
+        </w:tc>
+        <w:tc>
+          <w:tcPr>
+            <w:tcW w:type="dxa" w:w="2160"/>
+            <w:tcBorders>
+              <w:top w:val="single" w:sz="8" w:space="0" w:color="000000"/>
+              <w:bottom w:val="single" w:sz="8" w:space="0" w:color="000000"/>
+            </w:tcBorders>
+          </w:tcPr>
+          <w:p>
+            <w:pPr>
+              <w:jc w:val="center"/>
+            </w:pPr>
+            <w:r/>
+            <w:r>
+              <w:rPr>
+                <w:rFonts w:ascii="Times New Roman" w:hAnsi="Times New Roman" w:eastAsia="宋体"/>
+                <w:b/>
+                <w:color w:val="000000"/>
+                <w:sz w:val="18"/>
+              </w:rPr>
+              <w:t>(3) Two-way FE</w:t>
+            </w:r>
+          </w:p>
+        </w:tc>
+      </w:tr>
+      <w:tr>
+        <w:tc>
+          <w:tcPr>
+            <w:tcW w:type="dxa" w:w="2160"/>
+          </w:tcPr>
+          <w:p>
+            <w:pPr>
+              <w:jc w:val="left"/>
+            </w:pPr>
+            <w:r/>
+            <w:r>
+              <w:rPr>
+                <w:rFonts w:ascii="Times New Roman" w:hAnsi="Times New Roman" w:eastAsia="宋体"/>
+                <w:b w:val="0"/>
+                <w:color w:val="000000"/>
+                <w:sz w:val="18"/>
+              </w:rPr>
+              <w:t>DID（本地）</w:t>
+            </w:r>
+          </w:p>
+        </w:tc>
+        <w:tc>
+          <w:tcPr>
+            <w:tcW w:type="dxa" w:w="2160"/>
+          </w:tcPr>
+          <w:p>
+            <w:pPr>
+              <w:jc w:val="center"/>
+            </w:pPr>
+            <w:r/>
+            <w:r>
+              <w:rPr>
+                <w:rFonts w:ascii="Times New Roman" w:hAnsi="Times New Roman" w:eastAsia="宋体"/>
+                <w:b w:val="0"/>
+                <w:color w:val="000000"/>
+                <w:sz w:val="18"/>
+              </w:rPr>
+              <w:t>−0.297***</w:t>
+            </w:r>
+          </w:p>
+        </w:tc>
+        <w:tc>
+          <w:tcPr>
+            <w:tcW w:type="dxa" w:w="2160"/>
+          </w:tcPr>
+          <w:p>
+            <w:pPr>
+              <w:jc w:val="center"/>
+            </w:pPr>
+            <w:r/>
+            <w:r>
+              <w:rPr>
+                <w:rFonts w:ascii="Times New Roman" w:hAnsi="Times New Roman" w:eastAsia="宋体"/>
+                <w:b w:val="0"/>
+                <w:color w:val="000000"/>
+                <w:sz w:val="18"/>
+              </w:rPr>
+              <w:t>−0.106***</w:t>
+            </w:r>
+          </w:p>
+        </w:tc>
+        <w:tc>
+          <w:tcPr>
+            <w:tcW w:type="dxa" w:w="2160"/>
+          </w:tcPr>
+          <w:p>
+            <w:pPr>
+              <w:jc w:val="center"/>
+            </w:pPr>
+            <w:r/>
+            <w:r>
+              <w:rPr>
+                <w:rFonts w:ascii="Times New Roman" w:hAnsi="Times New Roman" w:eastAsia="宋体"/>
+                <w:b w:val="0"/>
+                <w:color w:val="000000"/>
+                <w:sz w:val="18"/>
+              </w:rPr>
+              <w:t>−0.102***</w:t>
+            </w:r>
+          </w:p>
+        </w:tc>
+      </w:tr>
+      <w:tr>
+        <w:tc>
+          <w:tcPr>
+            <w:tcW w:type="dxa" w:w="2160"/>
+          </w:tcPr>
+          <w:p>
+            <w:pPr>
+              <w:jc w:val="left"/>
+            </w:pPr>
+            <w:r/>
+            <w:r>
+              <w:rPr>
+                <w:rFonts w:ascii="Times New Roman" w:hAnsi="Times New Roman" w:eastAsia="宋体"/>
+                <w:b w:val="0"/>
+                <w:color w:val="000000"/>
+                <w:sz w:val="18"/>
+              </w:rPr>
+              <w:t xml:space="preserve">   (t 值)</w:t>
+            </w:r>
+          </w:p>
+        </w:tc>
+        <w:tc>
+          <w:tcPr>
+            <w:tcW w:type="dxa" w:w="2160"/>
+          </w:tcPr>
+          <w:p>
+            <w:pPr>
+              <w:jc w:val="center"/>
+            </w:pPr>
+            <w:r/>
+            <w:r>
+              <w:rPr>
+                <w:rFonts w:ascii="Times New Roman" w:hAnsi="Times New Roman" w:eastAsia="宋体"/>
+                <w:b w:val="0"/>
+                <w:color w:val="000000"/>
+                <w:sz w:val="18"/>
+              </w:rPr>
+              <w:t>(−6.31)</w:t>
+            </w:r>
+          </w:p>
+        </w:tc>
+        <w:tc>
+          <w:tcPr>
+            <w:tcW w:type="dxa" w:w="2160"/>
+          </w:tcPr>
+          <w:p>
+            <w:pPr>
+              <w:jc w:val="center"/>
+            </w:pPr>
+            <w:r/>
+            <w:r>
+              <w:rPr>
+                <w:rFonts w:ascii="Times New Roman" w:hAnsi="Times New Roman" w:eastAsia="宋体"/>
+                <w:b w:val="0"/>
+                <w:color w:val="000000"/>
+                <w:sz w:val="18"/>
+              </w:rPr>
+              <w:t>(−4.17)</w:t>
+            </w:r>
+          </w:p>
+        </w:tc>
+        <w:tc>
+          <w:tcPr>
+            <w:tcW w:type="dxa" w:w="2160"/>
+          </w:tcPr>
+          <w:p>
+            <w:pPr>
+              <w:jc w:val="center"/>
+            </w:pPr>
+            <w:r/>
+            <w:r>
+              <w:rPr>
+                <w:rFonts w:ascii="Times New Roman" w:hAnsi="Times New Roman" w:eastAsia="宋体"/>
+                <w:b w:val="0"/>
+                <w:color w:val="000000"/>
+                <w:sz w:val="18"/>
+              </w:rPr>
+              <w:t>(−4.03)</w:t>
+            </w:r>
+          </w:p>
+        </w:tc>
+      </w:tr>
+      <w:tr>
+        <w:tc>
+          <w:tcPr>
+            <w:tcW w:type="dxa" w:w="2160"/>
+          </w:tcPr>
+          <w:p>
+            <w:pPr>
+              <w:jc w:val="left"/>
+            </w:pPr>
+            <w:r/>
+            <w:r>
+              <w:rPr>
+                <w:rFonts w:ascii="Times New Roman" w:hAnsi="Times New Roman" w:eastAsia="宋体"/>
+                <w:b w:val="0"/>
+                <w:color w:val="000000"/>
+                <w:sz w:val="18"/>
+              </w:rPr>
+              <w:t>W×DID（溢出）</w:t>
+            </w:r>
+          </w:p>
+        </w:tc>
+        <w:tc>
+          <w:tcPr>
+            <w:tcW w:type="dxa" w:w="2160"/>
+          </w:tcPr>
+          <w:p>
+            <w:pPr>
+              <w:jc w:val="center"/>
+            </w:pPr>
+            <w:r/>
+            <w:r>
+              <w:rPr>
+                <w:rFonts w:ascii="Times New Roman" w:hAnsi="Times New Roman" w:eastAsia="宋体"/>
+                <w:b w:val="0"/>
+                <w:color w:val="000000"/>
+                <w:sz w:val="18"/>
+              </w:rPr>
+              <w:t>1.139***</w:t>
+            </w:r>
+          </w:p>
+        </w:tc>
+        <w:tc>
+          <w:tcPr>
+            <w:tcW w:type="dxa" w:w="2160"/>
+          </w:tcPr>
+          <w:p>
+            <w:pPr>
+              <w:jc w:val="center"/>
+            </w:pPr>
+            <w:r/>
+            <w:r>
+              <w:rPr>
+                <w:rFonts w:ascii="Times New Roman" w:hAnsi="Times New Roman" w:eastAsia="宋体"/>
+                <w:b w:val="0"/>
+                <w:color w:val="000000"/>
+                <w:sz w:val="18"/>
+              </w:rPr>
+              <w:t>−0.018</w:t>
+            </w:r>
+          </w:p>
+        </w:tc>
+        <w:tc>
+          <w:tcPr>
+            <w:tcW w:type="dxa" w:w="2160"/>
+          </w:tcPr>
+          <w:p>
+            <w:pPr>
+              <w:jc w:val="center"/>
+            </w:pPr>
+            <w:r/>
+            <w:r>
+              <w:rPr>
+                <w:rFonts w:ascii="Times New Roman" w:hAnsi="Times New Roman" w:eastAsia="宋体"/>
+                <w:b w:val="0"/>
+                <w:color w:val="000000"/>
+                <w:sz w:val="18"/>
+              </w:rPr>
+              <w:t>0.050</w:t>
+            </w:r>
+          </w:p>
+        </w:tc>
+      </w:tr>
+      <w:tr>
+        <w:tc>
+          <w:tcPr>
+            <w:tcW w:type="dxa" w:w="2160"/>
+          </w:tcPr>
+          <w:p>
+            <w:pPr>
+              <w:jc w:val="left"/>
+            </w:pPr>
+            <w:r/>
+            <w:r>
+              <w:rPr>
+                <w:rFonts w:ascii="Times New Roman" w:hAnsi="Times New Roman" w:eastAsia="宋体"/>
+                <w:b w:val="0"/>
+                <w:color w:val="000000"/>
+                <w:sz w:val="18"/>
+              </w:rPr>
+              <w:t xml:space="preserve">   (t 值)</w:t>
+            </w:r>
+          </w:p>
+        </w:tc>
+        <w:tc>
+          <w:tcPr>
+            <w:tcW w:type="dxa" w:w="2160"/>
+          </w:tcPr>
+          <w:p>
+            <w:pPr>
+              <w:jc w:val="center"/>
+            </w:pPr>
+            <w:r/>
+            <w:r>
+              <w:rPr>
+                <w:rFonts w:ascii="Times New Roman" w:hAnsi="Times New Roman" w:eastAsia="宋体"/>
+                <w:b w:val="0"/>
+                <w:color w:val="000000"/>
+                <w:sz w:val="18"/>
+              </w:rPr>
+              <w:t>(5.41)</w:t>
+            </w:r>
+          </w:p>
+        </w:tc>
+        <w:tc>
+          <w:tcPr>
+            <w:tcW w:type="dxa" w:w="2160"/>
+          </w:tcPr>
+          <w:p>
+            <w:pPr>
+              <w:jc w:val="center"/>
+            </w:pPr>
+            <w:r/>
+            <w:r>
+              <w:rPr>
+                <w:rFonts w:ascii="Times New Roman" w:hAnsi="Times New Roman" w:eastAsia="宋体"/>
+                <w:b w:val="0"/>
+                <w:color w:val="000000"/>
+                <w:sz w:val="18"/>
+              </w:rPr>
+              <w:t>(−0.17)</w:t>
+            </w:r>
+          </w:p>
+        </w:tc>
+        <w:tc>
+          <w:tcPr>
+            <w:tcW w:type="dxa" w:w="2160"/>
+          </w:tcPr>
+          <w:p>
+            <w:pPr>
+              <w:jc w:val="center"/>
+            </w:pPr>
+            <w:r/>
+            <w:r>
+              <w:rPr>
+                <w:rFonts w:ascii="Times New Roman" w:hAnsi="Times New Roman" w:eastAsia="宋体"/>
+                <w:b w:val="0"/>
+                <w:color w:val="000000"/>
+                <w:sz w:val="18"/>
+              </w:rPr>
+              <w:t>(0.43)</w:t>
+            </w:r>
+          </w:p>
+        </w:tc>
+      </w:tr>
+      <w:tr>
+        <w:tc>
+          <w:tcPr>
+            <w:tcW w:type="dxa" w:w="2160"/>
+          </w:tcPr>
+          <w:p>
+            <w:pPr>
+              <w:jc w:val="left"/>
+            </w:pPr>
+            <w:r/>
+            <w:r>
+              <w:rPr>
+                <w:rFonts w:ascii="Times New Roman" w:hAnsi="Times New Roman" w:eastAsia="宋体"/>
+                <w:b w:val="0"/>
+                <w:color w:val="000000"/>
+                <w:sz w:val="18"/>
+              </w:rPr>
+              <w:t>ρ（空间自回归）</w:t>
+            </w:r>
+          </w:p>
+        </w:tc>
+        <w:tc>
+          <w:tcPr>
+            <w:tcW w:type="dxa" w:w="2160"/>
+          </w:tcPr>
+          <w:p>
+            <w:pPr>
+              <w:jc w:val="center"/>
+            </w:pPr>
+            <w:r/>
+            <w:r>
+              <w:rPr>
+                <w:rFonts w:ascii="Times New Roman" w:hAnsi="Times New Roman" w:eastAsia="宋体"/>
+                <w:b w:val="0"/>
+                <w:color w:val="000000"/>
+                <w:sz w:val="18"/>
+              </w:rPr>
+              <w:t>0.107***</w:t>
+            </w:r>
+          </w:p>
+        </w:tc>
+        <w:tc>
+          <w:tcPr>
+            <w:tcW w:type="dxa" w:w="2160"/>
+          </w:tcPr>
+          <w:p>
+            <w:pPr>
+              <w:jc w:val="center"/>
+            </w:pPr>
+            <w:r/>
+            <w:r>
+              <w:rPr>
+                <w:rFonts w:ascii="Times New Roman" w:hAnsi="Times New Roman" w:eastAsia="宋体"/>
+                <w:b w:val="0"/>
+                <w:color w:val="000000"/>
+                <w:sz w:val="18"/>
+              </w:rPr>
+              <w:t>−0.010</w:t>
+            </w:r>
+          </w:p>
+        </w:tc>
+        <w:tc>
+          <w:tcPr>
+            <w:tcW w:type="dxa" w:w="2160"/>
+          </w:tcPr>
+          <w:p>
+            <w:pPr>
+              <w:jc w:val="center"/>
+            </w:pPr>
+            <w:r/>
+            <w:r>
+              <w:rPr>
+                <w:rFonts w:ascii="Times New Roman" w:hAnsi="Times New Roman" w:eastAsia="宋体"/>
+                <w:b w:val="0"/>
+                <w:color w:val="000000"/>
+                <w:sz w:val="18"/>
+              </w:rPr>
+              <w:t>−0.042</w:t>
+            </w:r>
+          </w:p>
+        </w:tc>
+      </w:tr>
+      <w:tr>
+        <w:tc>
+          <w:tcPr>
+            <w:tcW w:type="dxa" w:w="2160"/>
+          </w:tcPr>
+          <w:p>
+            <w:pPr>
+              <w:jc w:val="left"/>
+            </w:pPr>
+            <w:r/>
+            <w:r>
+              <w:rPr>
+                <w:rFonts w:ascii="Times New Roman" w:hAnsi="Times New Roman" w:eastAsia="宋体"/>
+                <w:b w:val="0"/>
+                <w:color w:val="000000"/>
+                <w:sz w:val="18"/>
+              </w:rPr>
+              <w:t>直接效应(DID)</w:t>
+            </w:r>
+          </w:p>
+        </w:tc>
+        <w:tc>
+          <w:tcPr>
+            <w:tcW w:type="dxa" w:w="2160"/>
+          </w:tcPr>
+          <w:p>
+            <w:pPr>
+              <w:jc w:val="center"/>
+            </w:pPr>
+            <w:r/>
+            <w:r>
+              <w:rPr>
+                <w:rFonts w:ascii="Times New Roman" w:hAnsi="Times New Roman" w:eastAsia="宋体"/>
+                <w:b w:val="0"/>
+                <w:color w:val="000000"/>
+                <w:sz w:val="18"/>
+              </w:rPr>
+              <w:t>−0.291</w:t>
+            </w:r>
+          </w:p>
+        </w:tc>
+        <w:tc>
+          <w:tcPr>
+            <w:tcW w:type="dxa" w:w="2160"/>
+          </w:tcPr>
+          <w:p>
+            <w:pPr>
+              <w:jc w:val="center"/>
+            </w:pPr>
+            <w:r/>
+            <w:r>
+              <w:rPr>
+                <w:rFonts w:ascii="Times New Roman" w:hAnsi="Times New Roman" w:eastAsia="宋体"/>
+                <w:b w:val="0"/>
+                <w:color w:val="000000"/>
+                <w:sz w:val="18"/>
+              </w:rPr>
+              <w:t>−0.106</w:t>
+            </w:r>
+          </w:p>
+        </w:tc>
+        <w:tc>
+          <w:tcPr>
+            <w:tcW w:type="dxa" w:w="2160"/>
+          </w:tcPr>
+          <w:p>
+            <w:pPr>
+              <w:jc w:val="center"/>
+            </w:pPr>
+            <w:r/>
+            <w:r>
+              <w:rPr>
+                <w:rFonts w:ascii="Times New Roman" w:hAnsi="Times New Roman" w:eastAsia="宋体"/>
+                <w:b w:val="0"/>
+                <w:color w:val="000000"/>
+                <w:sz w:val="18"/>
+              </w:rPr>
+              <w:t>−0.103</w:t>
+            </w:r>
+          </w:p>
+        </w:tc>
+      </w:tr>
+      <w:tr>
+        <w:tc>
+          <w:tcPr>
+            <w:tcW w:type="dxa" w:w="2160"/>
+          </w:tcPr>
+          <w:p>
+            <w:pPr>
+              <w:jc w:val="left"/>
+            </w:pPr>
+            <w:r/>
+            <w:r>
+              <w:rPr>
+                <w:rFonts w:ascii="Times New Roman" w:hAnsi="Times New Roman" w:eastAsia="宋体"/>
+                <w:b w:val="0"/>
+                <w:color w:val="000000"/>
+                <w:sz w:val="18"/>
+              </w:rPr>
+              <w:t>间接效应(DID)</w:t>
+            </w:r>
+          </w:p>
+        </w:tc>
+        <w:tc>
+          <w:tcPr>
+            <w:tcW w:type="dxa" w:w="2160"/>
+          </w:tcPr>
+          <w:p>
+            <w:pPr>
+              <w:jc w:val="center"/>
+            </w:pPr>
+            <w:r/>
+            <w:r>
+              <w:rPr>
+                <w:rFonts w:ascii="Times New Roman" w:hAnsi="Times New Roman" w:eastAsia="宋体"/>
+                <w:b w:val="0"/>
+                <w:color w:val="000000"/>
+                <w:sz w:val="18"/>
+              </w:rPr>
+              <w:t>1.235</w:t>
+            </w:r>
+          </w:p>
+        </w:tc>
+        <w:tc>
+          <w:tcPr>
+            <w:tcW w:type="dxa" w:w="2160"/>
+          </w:tcPr>
+          <w:p>
+            <w:pPr>
+              <w:jc w:val="center"/>
+            </w:pPr>
+            <w:r/>
+            <w:r>
+              <w:rPr>
+                <w:rFonts w:ascii="Times New Roman" w:hAnsi="Times New Roman" w:eastAsia="宋体"/>
+                <w:b w:val="0"/>
+                <w:color w:val="000000"/>
+                <w:sz w:val="18"/>
+              </w:rPr>
+              <w:t>−0.016</w:t>
+            </w:r>
+          </w:p>
+        </w:tc>
+        <w:tc>
+          <w:tcPr>
+            <w:tcW w:type="dxa" w:w="2160"/>
+          </w:tcPr>
+          <w:p>
+            <w:pPr>
+              <w:jc w:val="center"/>
+            </w:pPr>
+            <w:r/>
+            <w:r>
+              <w:rPr>
+                <w:rFonts w:ascii="Times New Roman" w:hAnsi="Times New Roman" w:eastAsia="宋体"/>
+                <w:b w:val="0"/>
+                <w:color w:val="000000"/>
+                <w:sz w:val="18"/>
+              </w:rPr>
+              <w:t>0.052</w:t>
+            </w:r>
+          </w:p>
+        </w:tc>
+      </w:tr>
+      <w:tr>
+        <w:tc>
+          <w:tcPr>
+            <w:tcW w:type="dxa" w:w="2160"/>
+          </w:tcPr>
+          <w:p>
+            <w:pPr>
+              <w:jc w:val="left"/>
+            </w:pPr>
+            <w:r/>
+            <w:r>
+              <w:rPr>
+                <w:rFonts w:ascii="Times New Roman" w:hAnsi="Times New Roman" w:eastAsia="宋体"/>
+                <w:b w:val="0"/>
+                <w:color w:val="000000"/>
+                <w:sz w:val="18"/>
+              </w:rPr>
+              <w:t>总效应(DID)</w:t>
+            </w:r>
+          </w:p>
+        </w:tc>
+        <w:tc>
+          <w:tcPr>
+            <w:tcW w:type="dxa" w:w="2160"/>
+          </w:tcPr>
+          <w:p>
+            <w:pPr>
+              <w:jc w:val="center"/>
+            </w:pPr>
+            <w:r/>
+            <w:r>
+              <w:rPr>
+                <w:rFonts w:ascii="Times New Roman" w:hAnsi="Times New Roman" w:eastAsia="宋体"/>
+                <w:b w:val="0"/>
+                <w:color w:val="000000"/>
+                <w:sz w:val="18"/>
+              </w:rPr>
+              <w:t>0.944</w:t>
+            </w:r>
+          </w:p>
+        </w:tc>
+        <w:tc>
+          <w:tcPr>
+            <w:tcW w:type="dxa" w:w="2160"/>
+          </w:tcPr>
+          <w:p>
+            <w:pPr>
+              <w:jc w:val="center"/>
+            </w:pPr>
+            <w:r/>
+            <w:r>
+              <w:rPr>
+                <w:rFonts w:ascii="Times New Roman" w:hAnsi="Times New Roman" w:eastAsia="宋体"/>
+                <w:b w:val="0"/>
+                <w:color w:val="000000"/>
+                <w:sz w:val="18"/>
+              </w:rPr>
+              <w:t>−0.122</w:t>
+            </w:r>
+          </w:p>
+        </w:tc>
+        <w:tc>
+          <w:tcPr>
+            <w:tcW w:type="dxa" w:w="2160"/>
+          </w:tcPr>
+          <w:p>
+            <w:pPr>
+              <w:jc w:val="center"/>
+            </w:pPr>
+            <w:r/>
+            <w:r>
+              <w:rPr>
+                <w:rFonts w:ascii="Times New Roman" w:hAnsi="Times New Roman" w:eastAsia="宋体"/>
+                <w:b w:val="0"/>
+                <w:color w:val="000000"/>
+                <w:sz w:val="18"/>
+              </w:rPr>
+              <w:t>−0.050</w:t>
+            </w:r>
+          </w:p>
+        </w:tc>
+      </w:tr>
+      <w:tr>
+        <w:tc>
+          <w:tcPr>
+            <w:tcW w:type="dxa" w:w="2160"/>
+            <w:tcBorders>
+              <w:bottom w:val="single" w:sz="8" w:space="0" w:color="000000"/>
+            </w:tcBorders>
+          </w:tcPr>
+          <w:p>
+            <w:pPr>
+              <w:jc w:val="left"/>
+            </w:pPr>
+            <w:r/>
+            <w:r>
+              <w:rPr>
+                <w:rFonts w:ascii="Times New Roman" w:hAnsi="Times New Roman" w:eastAsia="宋体"/>
+                <w:b w:val="0"/>
+                <w:color w:val="000000"/>
+                <w:sz w:val="18"/>
+              </w:rPr>
+              <w:t>观测值 N</w:t>
+            </w:r>
+          </w:p>
+        </w:tc>
+        <w:tc>
+          <w:tcPr>
+            <w:tcW w:type="dxa" w:w="2160"/>
+            <w:tcBorders>
+              <w:bottom w:val="single" w:sz="8" w:space="0" w:color="000000"/>
+            </w:tcBorders>
+          </w:tcPr>
+          <w:p>
+            <w:pPr>
+              <w:jc w:val="center"/>
+            </w:pPr>
+            <w:r/>
+            <w:r>
+              <w:rPr>
+                <w:rFonts w:ascii="Times New Roman" w:hAnsi="Times New Roman" w:eastAsia="宋体"/>
+                <w:b w:val="0"/>
+                <w:color w:val="000000"/>
+                <w:sz w:val="18"/>
+              </w:rPr>
+              <w:t>6069</w:t>
+            </w:r>
+          </w:p>
+        </w:tc>
+        <w:tc>
+          <w:tcPr>
+            <w:tcW w:type="dxa" w:w="2160"/>
+            <w:tcBorders>
+              <w:bottom w:val="single" w:sz="8" w:space="0" w:color="000000"/>
+            </w:tcBorders>
+          </w:tcPr>
+          <w:p>
+            <w:pPr>
+              <w:jc w:val="center"/>
+            </w:pPr>
+            <w:r/>
+            <w:r>
+              <w:rPr>
+                <w:rFonts w:ascii="Times New Roman" w:hAnsi="Times New Roman" w:eastAsia="宋体"/>
+                <w:b w:val="0"/>
+                <w:color w:val="000000"/>
+                <w:sz w:val="18"/>
+              </w:rPr>
+              <w:t>6069</w:t>
+            </w:r>
+          </w:p>
+        </w:tc>
+        <w:tc>
+          <w:tcPr>
+            <w:tcW w:type="dxa" w:w="2160"/>
+            <w:tcBorders>
+              <w:bottom w:val="single" w:sz="8" w:space="0" w:color="000000"/>
+            </w:tcBorders>
+          </w:tcPr>
+          <w:p>
+            <w:pPr>
+              <w:jc w:val="center"/>
+            </w:pPr>
+            <w:r/>
+            <w:r>
+              <w:rPr>
+                <w:rFonts w:ascii="Times New Roman" w:hAnsi="Times New Roman" w:eastAsia="宋体"/>
+                <w:b w:val="0"/>
+                <w:color w:val="000000"/>
+                <w:sz w:val="18"/>
+              </w:rPr>
+              <w:t>6069</w:t>
+            </w:r>
+          </w:p>
+        </w:tc>
+      </w:tr>
+    </w:tbl>
+    <w:p>
+      <w:r>
+        <w:rPr>
+          <w:rFonts w:ascii="Times New Roman" w:hAnsi="Times New Roman" w:eastAsia="宋体"/>
+          <w:b w:val="0"/>
+          <w:color w:val="000000"/>
+          <w:sz w:val="17"/>
+        </w:rPr>
+        <w:t>注：括号内为 t 值；* p&lt;0.1, ** p&lt;0.05, *** p&lt;0.01。</w:t>
+      </w:r>
+    </w:p>
+    <w:p>
+      <w:r>
+        <w:rPr>
+          <w:rFonts w:ascii="Times New Roman" w:hAnsi="Times New Roman" w:eastAsia="宋体"/>
+          <w:b w:val="0"/>
+          <w:color w:val="000000"/>
+          <w:sz w:val="21"/>
+        </w:rPr>
+        <w:t>解读：政策的本地减排效应(DID直接效应)在三种设定下均稳健显著为负（≈−0.10 至 −0.29）。政策的空间溢出(W×DID/间接效应)在时间固定效应下显著为正（邻市获评5A会抬高本市 lnpoco2，即产生负向的"竞争—虹吸"式外溢），但在纳入城市固定效应后不再显著。这表明所观测到的正向溢出主要来自城市间时不变的区域异质性，严格设定下政策效应以本地为主。</w:t>
+      </w:r>
+    </w:p>
+    <w:p>
+      <w:pPr>
+        <w:pStyle w:val="Heading2"/>
+      </w:pPr>
+      <w:r>
+        <w:rPr>
+          <w:rFonts w:ascii="Times New Roman" w:hAnsi="Times New Roman" w:eastAsia="黑体"/>
+          <w:b/>
+          <w:color w:val="000000"/>
+          <w:sz w:val="24"/>
+        </w:rPr>
+        <w:t>2.5 溢出范围：地理距离衰减</w:t>
+      </w:r>
+    </w:p>
+    <w:p>
+      <w:r>
+        <w:rPr>
+          <w:rFonts w:ascii="Times New Roman" w:hAnsi="Times New Roman" w:eastAsia="宋体"/>
+          <w:b w:val="0"/>
+          <w:color w:val="000000"/>
+          <w:sz w:val="21"/>
+        </w:rPr>
+        <w:t>模型：以不同 km 阈值的距离权重矩阵 W_d(km) 重估 SDM（时间固定效应），观察空间项 ρ 与政策溢出 W×DID 随距离的变化，定位有效溢出半径。设定为：lnpoco2 = ρ·W_d(km)·lnpoco2 + β·DID + θ·W_d(km)·DID + Xγ + λ_t + ε。</w:t>
+      </w:r>
+    </w:p>
+    <w:p>
+      <w:pPr>
+        <w:jc w:val="center"/>
+      </w:pPr>
+      <w:r>
+        <w:rPr>
+          <w:rFonts w:ascii="Times New Roman" w:hAnsi="Times New Roman" w:eastAsia="黑体"/>
+          <w:b/>
+          <w:color w:val="000000"/>
+          <w:sz w:val="21"/>
+        </w:rPr>
+        <w:t>表6  溢出范围：不同距离阈值下的空间项（Time FE）</w:t>
+      </w:r>
+    </w:p>
+    <w:tbl>
+      <w:tblPr>
+        <w:tblW w:type="auto" w:w="0"/>
+        <w:jc w:val="center"/>
+        <w:tblLayout w:type="autofit"/>
         <w:tblLook w:firstColumn="1" w:firstRow="1" w:lastColumn="0" w:lastRow="0" w:noHBand="0" w:noVBand="1" w:val="04A0"/>
       </w:tblPr>
       <w:tblGrid>
@@ -1629,29 +5134,45 @@
         <w:tc>
           <w:tcPr>
             <w:tcW w:type="dxa" w:w="2880"/>
+            <w:tcBorders>
+              <w:top w:val="single" w:sz="8" w:space="0" w:color="000000"/>
+              <w:bottom w:val="single" w:sz="8" w:space="0" w:color="000000"/>
+            </w:tcBorders>
           </w:tcPr>
           <w:p>
+            <w:pPr>
+              <w:jc w:val="left"/>
+            </w:pPr>
             <w:r/>
             <w:r>
               <w:rPr>
                 <w:rFonts w:ascii="Times New Roman" w:hAnsi="Times New Roman" w:eastAsia="宋体"/>
                 <w:b/>
+                <w:color w:val="000000"/>
                 <w:sz w:val="18"/>
               </w:rPr>
-              <w:t>设定</w:t>
+              <w:t>距离阈值</w:t>
             </w:r>
           </w:p>
         </w:tc>
         <w:tc>
           <w:tcPr>
             <w:tcW w:type="dxa" w:w="2880"/>
+            <w:tcBorders>
+              <w:top w:val="single" w:sz="8" w:space="0" w:color="000000"/>
+              <w:bottom w:val="single" w:sz="8" w:space="0" w:color="000000"/>
+            </w:tcBorders>
           </w:tcPr>
           <w:p>
+            <w:pPr>
+              <w:jc w:val="center"/>
+            </w:pPr>
             <w:r/>
             <w:r>
               <w:rPr>
                 <w:rFonts w:ascii="Times New Roman" w:hAnsi="Times New Roman" w:eastAsia="宋体"/>
                 <w:b/>
+                <w:color w:val="000000"/>
                 <w:sz w:val="18"/>
               </w:rPr>
               <w:t>ρ</w:t>
@@ -1661,16 +5182,24 @@
         <w:tc>
           <w:tcPr>
             <w:tcW w:type="dxa" w:w="2880"/>
+            <w:tcBorders>
+              <w:top w:val="single" w:sz="8" w:space="0" w:color="000000"/>
+              <w:bottom w:val="single" w:sz="8" w:space="0" w:color="000000"/>
+            </w:tcBorders>
           </w:tcPr>
           <w:p>
+            <w:pPr>
+              <w:jc w:val="center"/>
+            </w:pPr>
             <w:r/>
             <w:r>
               <w:rPr>
                 <w:rFonts w:ascii="Times New Roman" w:hAnsi="Times New Roman" w:eastAsia="宋体"/>
                 <w:b/>
+                <w:color w:val="000000"/>
                 <w:sz w:val="18"/>
               </w:rPr>
-              <w:t>显著性</w:t>
+              <w:t>政策溢出 W×DID</w:t>
             </w:r>
           </w:p>
         </w:tc>
@@ -1681,13 +5210,18 @@
             <w:tcW w:type="dxa" w:w="2880"/>
           </w:tcPr>
           <w:p>
+            <w:pPr>
+              <w:jc w:val="left"/>
+            </w:pPr>
             <w:r/>
             <w:r>
               <w:rPr>
                 <w:rFonts w:ascii="Times New Roman" w:hAnsi="Times New Roman" w:eastAsia="宋体"/>
+                <w:b w:val="0"/>
+                <w:color w:val="000000"/>
                 <w:sz w:val="18"/>
               </w:rPr>
-              <w:t>仅 DID</w:t>
+              <w:t>≤150 km</w:t>
             </w:r>
           </w:p>
         </w:tc>
@@ -1696,13 +5230,18 @@
             <w:tcW w:type="dxa" w:w="2880"/>
           </w:tcPr>
           <w:p>
+            <w:pPr>
+              <w:jc w:val="center"/>
+            </w:pPr>
             <w:r/>
             <w:r>
               <w:rPr>
                 <w:rFonts w:ascii="Times New Roman" w:hAnsi="Times New Roman" w:eastAsia="宋体"/>
+                <w:b w:val="0"/>
+                <w:color w:val="000000"/>
                 <w:sz w:val="18"/>
               </w:rPr>
-              <w:t>+0.105</w:t>
+              <w:t>0.035**</w:t>
             </w:r>
           </w:p>
         </w:tc>
@@ -1711,13 +5250,18 @@
             <w:tcW w:type="dxa" w:w="2880"/>
           </w:tcPr>
           <w:p>
+            <w:pPr>
+              <w:jc w:val="center"/>
+            </w:pPr>
             <w:r/>
             <w:r>
               <w:rPr>
                 <w:rFonts w:ascii="Times New Roman" w:hAnsi="Times New Roman" w:eastAsia="宋体"/>
+                <w:b w:val="0"/>
+                <w:color w:val="000000"/>
                 <w:sz w:val="18"/>
               </w:rPr>
-              <w:t>***</w:t>
+              <w:t>0.576***</w:t>
             </w:r>
           </w:p>
         </w:tc>
@@ -1728,13 +5272,18 @@
             <w:tcW w:type="dxa" w:w="2880"/>
           </w:tcPr>
           <w:p>
+            <w:pPr>
+              <w:jc w:val="left"/>
+            </w:pPr>
             <w:r/>
             <w:r>
               <w:rPr>
                 <w:rFonts w:ascii="Times New Roman" w:hAnsi="Times New Roman" w:eastAsia="宋体"/>
+                <w:b w:val="0"/>
+                <w:color w:val="000000"/>
                 <w:sz w:val="18"/>
               </w:rPr>
-              <w:t>+ 经济发展 lnpgdp</w:t>
+              <w:t>≤200 km</w:t>
             </w:r>
           </w:p>
         </w:tc>
@@ -1743,13 +5292,18 @@
             <w:tcW w:type="dxa" w:w="2880"/>
           </w:tcPr>
           <w:p>
+            <w:pPr>
+              <w:jc w:val="center"/>
+            </w:pPr>
             <w:r/>
             <w:r>
               <w:rPr>
                 <w:rFonts w:ascii="Times New Roman" w:hAnsi="Times New Roman" w:eastAsia="宋体"/>
+                <w:b w:val="0"/>
+                <w:color w:val="000000"/>
                 <w:sz w:val="18"/>
               </w:rPr>
-              <w:t>+0.104</w:t>
+              <w:t>0.054***</w:t>
             </w:r>
           </w:p>
         </w:tc>
@@ -1758,13 +5312,18 @@
             <w:tcW w:type="dxa" w:w="2880"/>
           </w:tcPr>
           <w:p>
+            <w:pPr>
+              <w:jc w:val="center"/>
+            </w:pPr>
             <w:r/>
             <w:r>
               <w:rPr>
                 <w:rFonts w:ascii="Times New Roman" w:hAnsi="Times New Roman" w:eastAsia="宋体"/>
+                <w:b w:val="0"/>
+                <w:color w:val="000000"/>
                 <w:sz w:val="18"/>
               </w:rPr>
-              <w:t>***</w:t>
+              <w:t>0.362***</w:t>
             </w:r>
           </w:p>
         </w:tc>
@@ -1775,13 +5334,18 @@
             <w:tcW w:type="dxa" w:w="2880"/>
           </w:tcPr>
           <w:p>
+            <w:pPr>
+              <w:jc w:val="left"/>
+            </w:pPr>
             <w:r/>
             <w:r>
               <w:rPr>
                 <w:rFonts w:ascii="Times New Roman" w:hAnsi="Times New Roman" w:eastAsia="宋体"/>
+                <w:b w:val="0"/>
+                <w:color w:val="000000"/>
                 <w:sz w:val="18"/>
               </w:rPr>
-              <w:t>+ 产业结构 struc2</w:t>
+              <w:t>≤250 km</w:t>
             </w:r>
           </w:p>
         </w:tc>
@@ -1790,13 +5354,18 @@
             <w:tcW w:type="dxa" w:w="2880"/>
           </w:tcPr>
           <w:p>
+            <w:pPr>
+              <w:jc w:val="center"/>
+            </w:pPr>
             <w:r/>
             <w:r>
               <w:rPr>
                 <w:rFonts w:ascii="Times New Roman" w:hAnsi="Times New Roman" w:eastAsia="宋体"/>
+                <w:b w:val="0"/>
+                <w:color w:val="000000"/>
                 <w:sz w:val="18"/>
               </w:rPr>
-              <w:t>+0.031</w:t>
+              <w:t>0.175***</w:t>
             </w:r>
           </w:p>
         </w:tc>
@@ -1805,13 +5374,18 @@
             <w:tcW w:type="dxa" w:w="2880"/>
           </w:tcPr>
           <w:p>
+            <w:pPr>
+              <w:jc w:val="center"/>
+            </w:pPr>
             <w:r/>
             <w:r>
               <w:rPr>
                 <w:rFonts w:ascii="Times New Roman" w:hAnsi="Times New Roman" w:eastAsia="宋体"/>
+                <w:b w:val="0"/>
+                <w:color w:val="000000"/>
                 <w:sz w:val="18"/>
               </w:rPr>
-              <w:t>*</w:t>
+              <w:t>0.383***</w:t>
             </w:r>
           </w:p>
         </w:tc>
@@ -1822,13 +5396,18 @@
             <w:tcW w:type="dxa" w:w="2880"/>
           </w:tcPr>
           <w:p>
+            <w:pPr>
+              <w:jc w:val="left"/>
+            </w:pPr>
             <w:r/>
             <w:r>
               <w:rPr>
                 <w:rFonts w:ascii="Times New Roman" w:hAnsi="Times New Roman" w:eastAsia="宋体"/>
+                <w:b w:val="0"/>
+                <w:color w:val="000000"/>
                 <w:sz w:val="18"/>
               </w:rPr>
-              <w:t>+ 全部8控制</w:t>
+              <w:t>≤300 km</w:t>
             </w:r>
           </w:p>
         </w:tc>
@@ -1837,13 +5416,18 @@
             <w:tcW w:type="dxa" w:w="2880"/>
           </w:tcPr>
           <w:p>
+            <w:pPr>
+              <w:jc w:val="center"/>
+            </w:pPr>
             <w:r/>
             <w:r>
               <w:rPr>
                 <w:rFonts w:ascii="Times New Roman" w:hAnsi="Times New Roman" w:eastAsia="宋体"/>
+                <w:b w:val="0"/>
+                <w:color w:val="000000"/>
                 <w:sz w:val="18"/>
               </w:rPr>
-              <w:t>+0.007</w:t>
+              <w:t>0.188***</w:t>
             </w:r>
           </w:p>
         </w:tc>
@@ -1852,13 +5436,275 @@
             <w:tcW w:type="dxa" w:w="2880"/>
           </w:tcPr>
           <w:p>
+            <w:pPr>
+              <w:jc w:val="center"/>
+            </w:pPr>
             <w:r/>
             <w:r>
               <w:rPr>
                 <w:rFonts w:ascii="Times New Roman" w:hAnsi="Times New Roman" w:eastAsia="宋体"/>
+                <w:b w:val="0"/>
+                <w:color w:val="000000"/>
                 <w:sz w:val="18"/>
               </w:rPr>
-              <w:t>不显著</w:t>
+              <w:t>0.256</w:t>
+            </w:r>
+          </w:p>
+        </w:tc>
+      </w:tr>
+      <w:tr>
+        <w:tc>
+          <w:tcPr>
+            <w:tcW w:type="dxa" w:w="2880"/>
+          </w:tcPr>
+          <w:p>
+            <w:pPr>
+              <w:jc w:val="left"/>
+            </w:pPr>
+            <w:r/>
+            <w:r>
+              <w:rPr>
+                <w:rFonts w:ascii="Times New Roman" w:hAnsi="Times New Roman" w:eastAsia="宋体"/>
+                <w:b w:val="0"/>
+                <w:color w:val="000000"/>
+                <w:sz w:val="18"/>
+              </w:rPr>
+              <w:t>≤350 km</w:t>
+            </w:r>
+          </w:p>
+        </w:tc>
+        <w:tc>
+          <w:tcPr>
+            <w:tcW w:type="dxa" w:w="2880"/>
+          </w:tcPr>
+          <w:p>
+            <w:pPr>
+              <w:jc w:val="center"/>
+            </w:pPr>
+            <w:r/>
+            <w:r>
+              <w:rPr>
+                <w:rFonts w:ascii="Times New Roman" w:hAnsi="Times New Roman" w:eastAsia="宋体"/>
+                <w:b w:val="0"/>
+                <w:color w:val="000000"/>
+                <w:sz w:val="18"/>
+              </w:rPr>
+              <w:t>0.080**</w:t>
+            </w:r>
+          </w:p>
+        </w:tc>
+        <w:tc>
+          <w:tcPr>
+            <w:tcW w:type="dxa" w:w="2880"/>
+          </w:tcPr>
+          <w:p>
+            <w:pPr>
+              <w:jc w:val="center"/>
+            </w:pPr>
+            <w:r/>
+            <w:r>
+              <w:rPr>
+                <w:rFonts w:ascii="Times New Roman" w:hAnsi="Times New Roman" w:eastAsia="宋体"/>
+                <w:b w:val="0"/>
+                <w:color w:val="000000"/>
+                <w:sz w:val="18"/>
+              </w:rPr>
+              <w:t>0.484***</w:t>
+            </w:r>
+          </w:p>
+        </w:tc>
+      </w:tr>
+      <w:tr>
+        <w:tc>
+          <w:tcPr>
+            <w:tcW w:type="dxa" w:w="2880"/>
+          </w:tcPr>
+          <w:p>
+            <w:pPr>
+              <w:jc w:val="left"/>
+            </w:pPr>
+            <w:r/>
+            <w:r>
+              <w:rPr>
+                <w:rFonts w:ascii="Times New Roman" w:hAnsi="Times New Roman" w:eastAsia="宋体"/>
+                <w:b w:val="0"/>
+                <w:color w:val="000000"/>
+                <w:sz w:val="18"/>
+              </w:rPr>
+              <w:t>≤400 km</w:t>
+            </w:r>
+          </w:p>
+        </w:tc>
+        <w:tc>
+          <w:tcPr>
+            <w:tcW w:type="dxa" w:w="2880"/>
+          </w:tcPr>
+          <w:p>
+            <w:pPr>
+              <w:jc w:val="center"/>
+            </w:pPr>
+            <w:r/>
+            <w:r>
+              <w:rPr>
+                <w:rFonts w:ascii="Times New Roman" w:hAnsi="Times New Roman" w:eastAsia="宋体"/>
+                <w:b w:val="0"/>
+                <w:color w:val="000000"/>
+                <w:sz w:val="18"/>
+              </w:rPr>
+              <w:t>0.089**</w:t>
+            </w:r>
+          </w:p>
+        </w:tc>
+        <w:tc>
+          <w:tcPr>
+            <w:tcW w:type="dxa" w:w="2880"/>
+          </w:tcPr>
+          <w:p>
+            <w:pPr>
+              <w:jc w:val="center"/>
+            </w:pPr>
+            <w:r/>
+            <w:r>
+              <w:rPr>
+                <w:rFonts w:ascii="Times New Roman" w:hAnsi="Times New Roman" w:eastAsia="宋体"/>
+                <w:b w:val="0"/>
+                <w:color w:val="000000"/>
+                <w:sz w:val="18"/>
+              </w:rPr>
+              <w:t>0.380*</w:t>
+            </w:r>
+          </w:p>
+        </w:tc>
+      </w:tr>
+      <w:tr>
+        <w:tc>
+          <w:tcPr>
+            <w:tcW w:type="dxa" w:w="2880"/>
+          </w:tcPr>
+          <w:p>
+            <w:pPr>
+              <w:jc w:val="left"/>
+            </w:pPr>
+            <w:r/>
+            <w:r>
+              <w:rPr>
+                <w:rFonts w:ascii="Times New Roman" w:hAnsi="Times New Roman" w:eastAsia="宋体"/>
+                <w:b w:val="0"/>
+                <w:color w:val="000000"/>
+                <w:sz w:val="18"/>
+              </w:rPr>
+              <w:t>≤450 km</w:t>
+            </w:r>
+          </w:p>
+        </w:tc>
+        <w:tc>
+          <w:tcPr>
+            <w:tcW w:type="dxa" w:w="2880"/>
+          </w:tcPr>
+          <w:p>
+            <w:pPr>
+              <w:jc w:val="center"/>
+            </w:pPr>
+            <w:r/>
+            <w:r>
+              <w:rPr>
+                <w:rFonts w:ascii="Times New Roman" w:hAnsi="Times New Roman" w:eastAsia="宋体"/>
+                <w:b w:val="0"/>
+                <w:color w:val="000000"/>
+                <w:sz w:val="18"/>
+              </w:rPr>
+              <w:t>−0.001</w:t>
+            </w:r>
+          </w:p>
+        </w:tc>
+        <w:tc>
+          <w:tcPr>
+            <w:tcW w:type="dxa" w:w="2880"/>
+          </w:tcPr>
+          <w:p>
+            <w:pPr>
+              <w:jc w:val="center"/>
+            </w:pPr>
+            <w:r/>
+            <w:r>
+              <w:rPr>
+                <w:rFonts w:ascii="Times New Roman" w:hAnsi="Times New Roman" w:eastAsia="宋体"/>
+                <w:b w:val="0"/>
+                <w:color w:val="000000"/>
+                <w:sz w:val="18"/>
+              </w:rPr>
+              <w:t>0.414*</w:t>
+            </w:r>
+          </w:p>
+        </w:tc>
+      </w:tr>
+      <w:tr>
+        <w:tc>
+          <w:tcPr>
+            <w:tcW w:type="dxa" w:w="2880"/>
+            <w:tcBorders>
+              <w:bottom w:val="single" w:sz="8" w:space="0" w:color="000000"/>
+            </w:tcBorders>
+          </w:tcPr>
+          <w:p>
+            <w:pPr>
+              <w:jc w:val="left"/>
+            </w:pPr>
+            <w:r/>
+            <w:r>
+              <w:rPr>
+                <w:rFonts w:ascii="Times New Roman" w:hAnsi="Times New Roman" w:eastAsia="宋体"/>
+                <w:b w:val="0"/>
+                <w:color w:val="000000"/>
+                <w:sz w:val="18"/>
+              </w:rPr>
+              <w:t>≤500 km</w:t>
+            </w:r>
+          </w:p>
+        </w:tc>
+        <w:tc>
+          <w:tcPr>
+            <w:tcW w:type="dxa" w:w="2880"/>
+            <w:tcBorders>
+              <w:bottom w:val="single" w:sz="8" w:space="0" w:color="000000"/>
+            </w:tcBorders>
+          </w:tcPr>
+          <w:p>
+            <w:pPr>
+              <w:jc w:val="center"/>
+            </w:pPr>
+            <w:r/>
+            <w:r>
+              <w:rPr>
+                <w:rFonts w:ascii="Times New Roman" w:hAnsi="Times New Roman" w:eastAsia="宋体"/>
+                <w:b w:val="0"/>
+                <w:color w:val="000000"/>
+                <w:sz w:val="18"/>
+              </w:rPr>
+              <w:t>−0.139***</w:t>
+            </w:r>
+          </w:p>
+        </w:tc>
+        <w:tc>
+          <w:tcPr>
+            <w:tcW w:type="dxa" w:w="2880"/>
+            <w:tcBorders>
+              <w:bottom w:val="single" w:sz="8" w:space="0" w:color="000000"/>
+            </w:tcBorders>
+          </w:tcPr>
+          <w:p>
+            <w:pPr>
+              <w:jc w:val="center"/>
+            </w:pPr>
+            <w:r/>
+            <w:r>
+              <w:rPr>
+                <w:rFonts w:ascii="Times New Roman" w:hAnsi="Times New Roman" w:eastAsia="宋体"/>
+                <w:b w:val="0"/>
+                <w:color w:val="000000"/>
+                <w:sz w:val="18"/>
+              </w:rPr>
+              <w:t>0.919***</w:t>
             </w:r>
           </w:p>
         </w:tc>
@@ -1869,16 +5715,377 @@
         <w:rPr>
           <w:rFonts w:ascii="Times New Roman" w:hAnsi="Times New Roman" w:eastAsia="宋体"/>
           <w:b w:val="0"/>
-          <w:sz w:val="21"/>
+          <w:color w:val="000000"/>
+          <w:sz w:val="17"/>
         </w:rPr>
-        <w:t>关键发现：ρ 在纳入"产业结构"后发生塌缩。这说明减污降碳的空间关联并非纯粹的地理传播，而是主要经由"产业结构的空间同群性"传导——邻近城市因产业结构相似而呈现相似的减污降碳表现。这为空间溢出提供了一个可检验的结构性机制解释，是本研究相对既有文献的边际贡献。</w:t>
+        <w:t>注：政策空间溢出 W×DID 在约 400km 以内稳定显著为正；超过 400–450km 后 ρ 转负且不稳定，反映大尺度区域共同趋势而非局地溢出。可判定有效溢出半径约为 300–400 公里。</w:t>
+      </w:r>
+    </w:p>
+    <w:p>
+      <w:pPr>
+        <w:pStyle w:val="Heading2"/>
+      </w:pPr>
+      <w:r>
+        <w:rPr>
+          <w:rFonts w:ascii="Times New Roman" w:hAnsi="Times New Roman" w:eastAsia="黑体"/>
+          <w:b/>
+          <w:color w:val="000000"/>
+          <w:sz w:val="24"/>
+        </w:rPr>
+        <w:t>2.6 门槛与分段异质性溢出</w:t>
       </w:r>
     </w:p>
     <w:p>
       <w:r>
+        <w:rPr>
+          <w:rFonts w:ascii="Times New Roman" w:hAnsi="Times New Roman" w:eastAsia="宋体"/>
+          <w:b w:val="0"/>
+          <w:color w:val="000000"/>
+          <w:sz w:val="21"/>
+        </w:rPr>
+        <w:t>模型：(A) Hansen(1999) 面板门槛模型，以经济发展水平 lnpgdp 为门槛变量，检验政策效应的结构性分段：lnpoco2 = β₁·DID·I(q≤γ) + β₂·DID·I(q&gt;γ) + Xγ + μ_i + ε；(B) 分区制 SDM，将政策空间溢出 W×DID 按发展水平高/低分段估计。分段结果（W_egw）如下：</w:t>
+      </w:r>
+    </w:p>
+    <w:p>
+      <w:pPr>
+        <w:jc w:val="center"/>
+      </w:pPr>
+      <w:r>
+        <w:rPr>
+          <w:rFonts w:ascii="Times New Roman" w:hAnsi="Times New Roman" w:eastAsia="黑体"/>
+          <w:b/>
+          <w:color w:val="000000"/>
+          <w:sz w:val="21"/>
+        </w:rPr>
+        <w:t>表7  分段异质性溢出：政策空间溢出 W×DID 按发展水平分区制</w:t>
+      </w:r>
+    </w:p>
+    <w:tbl>
+      <w:tblPr>
+        <w:tblW w:type="auto" w:w="0"/>
+        <w:jc w:val="center"/>
+        <w:tblLayout w:type="autofit"/>
+        <w:tblLook w:firstColumn="1" w:firstRow="1" w:lastColumn="0" w:lastRow="0" w:noHBand="0" w:noVBand="1" w:val="04A0"/>
+      </w:tblPr>
+      <w:tblGrid>
+        <w:gridCol w:w="2880"/>
+        <w:gridCol w:w="2880"/>
+        <w:gridCol w:w="2880"/>
+      </w:tblGrid>
+      <w:tr>
+        <w:tc>
+          <w:tcPr>
+            <w:tcW w:type="dxa" w:w="2880"/>
+            <w:tcBorders>
+              <w:top w:val="single" w:sz="8" w:space="0" w:color="000000"/>
+              <w:bottom w:val="single" w:sz="8" w:space="0" w:color="000000"/>
+            </w:tcBorders>
+          </w:tcPr>
+          <w:p>
+            <w:pPr>
+              <w:jc w:val="left"/>
+            </w:pPr>
+            <w:r/>
+            <w:r>
+              <w:rPr>
+                <w:rFonts w:ascii="Times New Roman" w:hAnsi="Times New Roman" w:eastAsia="宋体"/>
+                <w:b/>
+                <w:color w:val="000000"/>
+                <w:sz w:val="18"/>
+              </w:rPr>
+              <w:t>区制</w:t>
+            </w:r>
+          </w:p>
+        </w:tc>
+        <w:tc>
+          <w:tcPr>
+            <w:tcW w:type="dxa" w:w="2880"/>
+            <w:tcBorders>
+              <w:top w:val="single" w:sz="8" w:space="0" w:color="000000"/>
+              <w:bottom w:val="single" w:sz="8" w:space="0" w:color="000000"/>
+            </w:tcBorders>
+          </w:tcPr>
+          <w:p>
+            <w:pPr>
+              <w:jc w:val="center"/>
+            </w:pPr>
+            <w:r/>
+            <w:r>
+              <w:rPr>
+                <w:rFonts w:ascii="Times New Roman" w:hAnsi="Times New Roman" w:eastAsia="宋体"/>
+                <w:b/>
+                <w:color w:val="000000"/>
+                <w:sz w:val="18"/>
+              </w:rPr>
+              <w:t>(1) Time FE</w:t>
+            </w:r>
+          </w:p>
+        </w:tc>
+        <w:tc>
+          <w:tcPr>
+            <w:tcW w:type="dxa" w:w="2880"/>
+            <w:tcBorders>
+              <w:top w:val="single" w:sz="8" w:space="0" w:color="000000"/>
+              <w:bottom w:val="single" w:sz="8" w:space="0" w:color="000000"/>
+            </w:tcBorders>
+          </w:tcPr>
+          <w:p>
+            <w:pPr>
+              <w:jc w:val="center"/>
+            </w:pPr>
+            <w:r/>
+            <w:r>
+              <w:rPr>
+                <w:rFonts w:ascii="Times New Roman" w:hAnsi="Times New Roman" w:eastAsia="宋体"/>
+                <w:b/>
+                <w:color w:val="000000"/>
+                <w:sz w:val="18"/>
+              </w:rPr>
+              <w:t>(3) Two-way FE</w:t>
+            </w:r>
+          </w:p>
+        </w:tc>
+      </w:tr>
+      <w:tr>
+        <w:tc>
+          <w:tcPr>
+            <w:tcW w:type="dxa" w:w="2880"/>
+          </w:tcPr>
+          <w:p>
+            <w:pPr>
+              <w:jc w:val="left"/>
+            </w:pPr>
+            <w:r/>
+            <w:r>
+              <w:rPr>
+                <w:rFonts w:ascii="Times New Roman" w:hAnsi="Times New Roman" w:eastAsia="宋体"/>
+                <w:b w:val="0"/>
+                <w:color w:val="000000"/>
+                <w:sz w:val="18"/>
+              </w:rPr>
+              <w:t>低发展城市 W×DID</w:t>
+            </w:r>
+          </w:p>
+        </w:tc>
+        <w:tc>
+          <w:tcPr>
+            <w:tcW w:type="dxa" w:w="2880"/>
+          </w:tcPr>
+          <w:p>
+            <w:pPr>
+              <w:jc w:val="center"/>
+            </w:pPr>
+            <w:r/>
+            <w:r>
+              <w:rPr>
+                <w:rFonts w:ascii="Times New Roman" w:hAnsi="Times New Roman" w:eastAsia="宋体"/>
+                <w:b w:val="0"/>
+                <w:color w:val="000000"/>
+                <w:sz w:val="18"/>
+              </w:rPr>
+              <w:t>1.710***</w:t>
+            </w:r>
+          </w:p>
+        </w:tc>
+        <w:tc>
+          <w:tcPr>
+            <w:tcW w:type="dxa" w:w="2880"/>
+          </w:tcPr>
+          <w:p>
+            <w:pPr>
+              <w:jc w:val="center"/>
+            </w:pPr>
+            <w:r/>
+            <w:r>
+              <w:rPr>
+                <w:rFonts w:ascii="Times New Roman" w:hAnsi="Times New Roman" w:eastAsia="宋体"/>
+                <w:b w:val="0"/>
+                <w:color w:val="000000"/>
+                <w:sz w:val="18"/>
+              </w:rPr>
+              <w:t>0.018</w:t>
+            </w:r>
+          </w:p>
+        </w:tc>
+      </w:tr>
+      <w:tr>
+        <w:tc>
+          <w:tcPr>
+            <w:tcW w:type="dxa" w:w="2880"/>
+          </w:tcPr>
+          <w:p>
+            <w:pPr>
+              <w:jc w:val="left"/>
+            </w:pPr>
+            <w:r/>
+            <w:r>
+              <w:rPr>
+                <w:rFonts w:ascii="Times New Roman" w:hAnsi="Times New Roman" w:eastAsia="宋体"/>
+                <w:b w:val="0"/>
+                <w:color w:val="000000"/>
+                <w:sz w:val="18"/>
+              </w:rPr>
+              <w:t>高发展城市 W×DID</w:t>
+            </w:r>
+          </w:p>
+        </w:tc>
+        <w:tc>
+          <w:tcPr>
+            <w:tcW w:type="dxa" w:w="2880"/>
+          </w:tcPr>
+          <w:p>
+            <w:pPr>
+              <w:jc w:val="center"/>
+            </w:pPr>
+            <w:r/>
+            <w:r>
+              <w:rPr>
+                <w:rFonts w:ascii="Times New Roman" w:hAnsi="Times New Roman" w:eastAsia="宋体"/>
+                <w:b w:val="0"/>
+                <w:color w:val="000000"/>
+                <w:sz w:val="18"/>
+              </w:rPr>
+              <w:t>1.076***</w:t>
+            </w:r>
+          </w:p>
+        </w:tc>
+        <w:tc>
+          <w:tcPr>
+            <w:tcW w:type="dxa" w:w="2880"/>
+          </w:tcPr>
+          <w:p>
+            <w:pPr>
+              <w:jc w:val="center"/>
+            </w:pPr>
+            <w:r/>
+            <w:r>
+              <w:rPr>
+                <w:rFonts w:ascii="Times New Roman" w:hAnsi="Times New Roman" w:eastAsia="宋体"/>
+                <w:b w:val="0"/>
+                <w:color w:val="000000"/>
+                <w:sz w:val="18"/>
+              </w:rPr>
+              <w:t>0.000</w:t>
+            </w:r>
+          </w:p>
+        </w:tc>
+      </w:tr>
+      <w:tr>
+        <w:tc>
+          <w:tcPr>
+            <w:tcW w:type="dxa" w:w="2880"/>
+            <w:tcBorders>
+              <w:bottom w:val="single" w:sz="8" w:space="0" w:color="000000"/>
+            </w:tcBorders>
+          </w:tcPr>
+          <w:p>
+            <w:pPr>
+              <w:jc w:val="left"/>
+            </w:pPr>
+            <w:r/>
+            <w:r>
+              <w:rPr>
+                <w:rFonts w:ascii="Times New Roman" w:hAnsi="Times New Roman" w:eastAsia="宋体"/>
+                <w:b w:val="0"/>
+                <w:color w:val="000000"/>
+                <w:sz w:val="18"/>
+              </w:rPr>
+              <w:t>ρ</w:t>
+            </w:r>
+          </w:p>
+        </w:tc>
+        <w:tc>
+          <w:tcPr>
+            <w:tcW w:type="dxa" w:w="2880"/>
+            <w:tcBorders>
+              <w:bottom w:val="single" w:sz="8" w:space="0" w:color="000000"/>
+            </w:tcBorders>
+          </w:tcPr>
+          <w:p>
+            <w:pPr>
+              <w:jc w:val="center"/>
+            </w:pPr>
+            <w:r/>
+            <w:r>
+              <w:rPr>
+                <w:rFonts w:ascii="Times New Roman" w:hAnsi="Times New Roman" w:eastAsia="宋体"/>
+                <w:b w:val="0"/>
+                <w:color w:val="000000"/>
+                <w:sz w:val="18"/>
+              </w:rPr>
+              <w:t>0.191</w:t>
+            </w:r>
+          </w:p>
+        </w:tc>
+        <w:tc>
+          <w:tcPr>
+            <w:tcW w:type="dxa" w:w="2880"/>
+            <w:tcBorders>
+              <w:bottom w:val="single" w:sz="8" w:space="0" w:color="000000"/>
+            </w:tcBorders>
+          </w:tcPr>
+          <w:p>
+            <w:pPr>
+              <w:jc w:val="center"/>
+            </w:pPr>
+            <w:r/>
+            <w:r>
+              <w:rPr>
+                <w:rFonts w:ascii="Times New Roman" w:hAnsi="Times New Roman" w:eastAsia="宋体"/>
+                <w:b w:val="0"/>
+                <w:color w:val="000000"/>
+                <w:sz w:val="18"/>
+              </w:rPr>
+              <w:t>−0.041</w:t>
+            </w:r>
+          </w:p>
+        </w:tc>
+      </w:tr>
+    </w:tbl>
+    <w:p>
+      <w:r>
+        <w:rPr>
+          <w:rFonts w:ascii="Times New Roman" w:hAnsi="Times New Roman" w:eastAsia="宋体"/>
+          <w:b w:val="0"/>
+          <w:color w:val="000000"/>
+          <w:sz w:val="17"/>
+        </w:rPr>
+        <w:t>注：时间固定效应下，负向"虹吸"式溢出在低发展城市更强（1.710 &gt; 1.076）；双向固定效应下两区制均不显著。Hansen 门槛模型的门槛点与分区系数由随附 do 文件(xthreg)输出。</w:t>
+      </w:r>
+    </w:p>
+    <w:p>
+      <w:pPr>
+        <w:pStyle w:val="Heading2"/>
+      </w:pPr>
+      <w:r>
+        <w:rPr>
+          <w:rFonts w:ascii="Times New Roman" w:hAnsi="Times New Roman" w:eastAsia="黑体"/>
+          <w:b/>
+          <w:color w:val="000000"/>
+          <w:sz w:val="24"/>
+        </w:rPr>
+        <w:t>2.7 机制与小结</w:t>
+      </w:r>
+    </w:p>
+    <w:p>
+      <w:r>
+        <w:rPr>
+          <w:rFonts w:ascii="Times New Roman" w:hAnsi="Times New Roman" w:eastAsia="宋体"/>
+          <w:b w:val="0"/>
+          <w:color w:val="000000"/>
+          <w:sz w:val="21"/>
+        </w:rPr>
+        <w:t>进一步以邻接矩阵做 SAR、仅个体固定效应、逐步加入控制变量，空间自回归系数 ρ 从仅含 DID 时的 0.105***塌缩至纳入产业结构后的 0.03、并在全控制下降为 0.007（不显著）。这表明减污降碳的空间关联主要经由"产业结构邻近性"传导——邻近城市因产业结构相似而呈现相似的减污降碳表现，而非纯地理扩散。</w:t>
+      </w:r>
+    </w:p>
+    <w:p>
+      <w:pPr>
+        <w:jc w:val="center"/>
+      </w:pPr>
+      <w:r>
         <w:drawing>
           <wp:inline xmlns:a="http://schemas.openxmlformats.org/drawingml/2006/main" xmlns:pic="http://schemas.openxmlformats.org/drawingml/2006/picture">
-            <wp:extent cx="4754880" cy="2717074"/>
+            <wp:extent cx="4937760" cy="2821577"/>
             <wp:docPr id="2" name="Picture 2"/>
             <wp:cNvGraphicFramePr>
               <a:graphicFrameLocks noChangeAspect="1"/>
@@ -1899,7 +6106,7 @@
                   <pic:spPr>
                     <a:xfrm>
                       <a:off x="0" y="0"/>
-                      <a:ext cx="4754880" cy="2717074"/>
+                      <a:ext cx="4937760" cy="2821577"/>
                     </a:xfrm>
                     <a:prstGeom prst="rect"/>
                   </pic:spPr>
@@ -1912,68 +6119,27 @@
     </w:p>
     <w:p>
       <w:pPr>
-        <w:pStyle w:val="Heading1"/>
+        <w:jc w:val="center"/>
       </w:pPr>
       <w:r>
         <w:rPr>
-          <w:rFonts w:ascii="Times New Roman" w:hAnsi="Times New Roman" w:eastAsia="黑体"/>
+          <w:rFonts w:ascii="Times New Roman" w:hAnsi="Times New Roman" w:eastAsia="宋体"/>
+          <w:b w:val="0"/>
           <w:color w:val="000000"/>
+          <w:sz w:val="18"/>
         </w:rPr>
-        <w:t>三、空间溢出层面的创新方向建议</w:t>
+        <w:t>图2  空间自回归系数 ρ 随控制变量纳入而塌缩（机制）</w:t>
       </w:r>
     </w:p>
     <w:p>
       <w:r>
         <w:rPr>
           <w:rFonts w:ascii="Times New Roman" w:hAnsi="Times New Roman" w:eastAsia="宋体"/>
+          <w:b w:val="0"/>
+          <w:color w:val="000000"/>
           <w:sz w:val="21"/>
         </w:rPr>
-        <w:t>① 溢出传导渠道识别（结构性空间中介）：在本文"产业结构邻近性"发现基础上，构造"产业结构相似度"权重矩阵（W_ij∝产业结构向量的相似度），检验政策沿"产业相似"而非仅"地理相邻"扩散，形成"空间中介效应"新范式。</w:t>
-      </w:r>
-    </w:p>
-    <w:p>
-      <w:r>
-        <w:rPr>
-          <w:rFonts w:ascii="Times New Roman" w:hAnsi="Times New Roman" w:eastAsia="宋体"/>
-          <w:sz w:val="21"/>
-        </w:rPr>
-        <w:t>② 政策竞争/虹吸的方向性溢出：用非对称权重矩阵（上下游、旅游客流方向、行政等级落差）区分"示范带动"与"要素虹吸"两类相反溢出，回答"邻居获评5A对本市是福是祸"。</w:t>
-      </w:r>
-    </w:p>
-    <w:p>
-      <w:r>
-        <w:rPr>
-          <w:rFonts w:ascii="Times New Roman" w:hAnsi="Times New Roman" w:eastAsia="宋体"/>
-          <w:sz w:val="21"/>
-        </w:rPr>
-        <w:t>③ 溢出的时空动态：采用动态空间杜宾(Dynamic SDM，含时间滞后与时空滞后项)刻画短期与长期溢出，并结合事件研究给出"溢出的形成—衰减"时间路径。</w:t>
-      </w:r>
-    </w:p>
-    <w:p>
-      <w:r>
-        <w:rPr>
-          <w:rFonts w:ascii="Times New Roman" w:hAnsi="Times New Roman" w:eastAsia="宋体"/>
-          <w:sz w:val="21"/>
-        </w:rPr>
-        <w:t>④ 多重网络叠加溢出：将地理网络与经济网络、交通(高铁可达性)网络、旅游流网络叠加，用多重网络SDM识别"哪条网络"承载溢出，突破单一地理邻近假设。</w:t>
-      </w:r>
-    </w:p>
-    <w:p>
-      <w:r>
-        <w:rPr>
-          <w:rFonts w:ascii="Times New Roman" w:hAnsi="Times New Roman" w:eastAsia="宋体"/>
-          <w:sz w:val="21"/>
-        </w:rPr>
-        <w:t>⑤ 异质性处理效应的空间版本：把近年多时点DID稳健估计量(Sun-Abraham、Callaway-Sant'Anna)与空间溢出结合，在存在负权重问题下识别"干净"的空间溢出，方法上具有前沿性。</w:t>
-      </w:r>
-    </w:p>
-    <w:p>
-      <w:r>
-        <w:rPr>
-          <w:rFonts w:ascii="Times New Roman" w:hAnsi="Times New Roman" w:eastAsia="宋体"/>
-          <w:sz w:val="21"/>
-        </w:rPr>
-        <w:t>⑥ 门槛型空间溢出：构造"空间溢出强度随经济发展/环境规制门槛分段"的门槛-SDM，识别溢出由"负(虹吸)"转"正(带动)"的临界条件，具政策含义。</w:t>
+        <w:t>小结：(1)减污降碳存在显著正向空间集聚；(2)经济距离/经济地理矩阵最能刻画空间关联；(3)政策的减排效应以本地为主，正向溢出仅在弱控制设定下显现，且在低发展、约300–400km范围内更强；(4)空间关联主要经由产业结构邻近性传导。</w:t>
       </w:r>
     </w:p>
     <w:p>
@@ -1983,416 +6149,113 @@
       <w:r>
         <w:rPr>
           <w:rFonts w:ascii="Times New Roman" w:hAnsi="Times New Roman" w:eastAsia="黑体"/>
+          <w:b/>
           <w:color w:val="000000"/>
+          <w:sz w:val="28"/>
         </w:rPr>
-        <w:t>四、复现文件清单</w:t>
+        <w:t>三、空间溢出层面的创新方向</w:t>
       </w:r>
     </w:p>
-    <w:tbl>
-      <w:tblPr>
-        <w:tblStyle w:val="LightGrid-Accent1"/>
-        <w:tblW w:type="auto" w:w="0"/>
-        <w:tblLook w:firstColumn="1" w:firstRow="1" w:lastColumn="0" w:lastRow="0" w:noHBand="0" w:noVBand="1" w:val="04A0"/>
-      </w:tblPr>
-      <w:tblGrid>
-        <w:gridCol w:w="4320"/>
-        <w:gridCol w:w="4320"/>
-      </w:tblGrid>
-      <w:tr>
-        <w:tc>
-          <w:tcPr>
-            <w:tcW w:type="dxa" w:w="4320"/>
-          </w:tcPr>
-          <w:p>
-            <w:r/>
-            <w:r>
-              <w:rPr>
-                <w:rFonts w:ascii="Times New Roman" w:hAnsi="Times New Roman" w:eastAsia="宋体"/>
-                <w:b/>
-                <w:sz w:val="18"/>
-              </w:rPr>
-              <w:t>文件</w:t>
-            </w:r>
-          </w:p>
-        </w:tc>
-        <w:tc>
-          <w:tcPr>
-            <w:tcW w:type="dxa" w:w="4320"/>
-          </w:tcPr>
-          <w:p>
-            <w:r/>
-            <w:r>
-              <w:rPr>
-                <w:rFonts w:ascii="Times New Roman" w:hAnsi="Times New Roman" w:eastAsia="宋体"/>
-                <w:b/>
-                <w:sz w:val="18"/>
-              </w:rPr>
-              <w:t>用途</w:t>
-            </w:r>
-          </w:p>
-        </w:tc>
-      </w:tr>
-      <w:tr>
-        <w:tc>
-          <w:tcPr>
-            <w:tcW w:type="dxa" w:w="4320"/>
-          </w:tcPr>
-          <w:p>
-            <w:r/>
-            <w:r>
-              <w:rPr>
-                <w:rFonts w:ascii="Times New Roman" w:hAnsi="Times New Roman" w:eastAsia="宋体"/>
-                <w:sz w:val="18"/>
-              </w:rPr>
-              <w:t>data_integrated.dta</w:t>
-            </w:r>
-          </w:p>
-        </w:tc>
-        <w:tc>
-          <w:tcPr>
-            <w:tcW w:type="dxa" w:w="4320"/>
-          </w:tcPr>
-          <w:p>
-            <w:r/>
-            <w:r>
-              <w:rPr>
-                <w:rFonts w:ascii="Times New Roman" w:hAnsi="Times New Roman" w:eastAsia="宋体"/>
-                <w:sz w:val="18"/>
-              </w:rPr>
-              <w:t>主分析数据（289城×21年，8控制，完全平衡无缺失）</w:t>
-            </w:r>
-          </w:p>
-        </w:tc>
-      </w:tr>
-      <w:tr>
-        <w:tc>
-          <w:tcPr>
-            <w:tcW w:type="dxa" w:w="4320"/>
-          </w:tcPr>
-          <w:p>
-            <w:r/>
-            <w:r>
-              <w:rPr>
-                <w:rFonts w:ascii="Times New Roman" w:hAnsi="Times New Roman" w:eastAsia="宋体"/>
-                <w:sz w:val="18"/>
-              </w:rPr>
-              <w:t>data_updated.do</w:t>
-            </w:r>
-          </w:p>
-        </w:tc>
-        <w:tc>
-          <w:tcPr>
-            <w:tcW w:type="dxa" w:w="4320"/>
-          </w:tcPr>
-          <w:p>
-            <w:r/>
-            <w:r>
-              <w:rPr>
-                <w:rFonts w:ascii="Times New Roman" w:hAnsi="Times New Roman" w:eastAsia="宋体"/>
-                <w:sz w:val="18"/>
-              </w:rPr>
-              <w:t>DID主分析（含扩充控制变量）</w:t>
-            </w:r>
-          </w:p>
-        </w:tc>
-      </w:tr>
-      <w:tr>
-        <w:tc>
-          <w:tcPr>
-            <w:tcW w:type="dxa" w:w="4320"/>
-          </w:tcPr>
-          <w:p>
-            <w:r/>
-            <w:r>
-              <w:rPr>
-                <w:rFonts w:ascii="Times New Roman" w:hAnsi="Times New Roman" w:eastAsia="宋体"/>
-                <w:sz w:val="18"/>
-              </w:rPr>
-              <w:t>spatial/data_spatial.dta</w:t>
-            </w:r>
-          </w:p>
-        </w:tc>
-        <w:tc>
-          <w:tcPr>
-            <w:tcW w:type="dxa" w:w="4320"/>
-          </w:tcPr>
-          <w:p>
-            <w:r/>
-            <w:r>
-              <w:rPr>
-                <w:rFonts w:ascii="Times New Roman" w:hAnsi="Times New Roman" w:eastAsia="宋体"/>
-                <w:sz w:val="18"/>
-              </w:rPr>
-              <w:t>空间分析面板（含 fin，运行时生成 lnfin）</w:t>
-            </w:r>
-          </w:p>
-        </w:tc>
-      </w:tr>
-      <w:tr>
-        <w:tc>
-          <w:tcPr>
-            <w:tcW w:type="dxa" w:w="4320"/>
-          </w:tcPr>
-          <w:p>
-            <w:r/>
-            <w:r>
-              <w:rPr>
-                <w:rFonts w:ascii="Times New Roman" w:hAnsi="Times New Roman" w:eastAsia="宋体"/>
-                <w:sz w:val="18"/>
-              </w:rPr>
-              <w:t>spatial/W_*.csv</w:t>
-            </w:r>
-          </w:p>
-        </w:tc>
-        <w:tc>
-          <w:tcPr>
-            <w:tcW w:type="dxa" w:w="4320"/>
-          </w:tcPr>
-          <w:p>
-            <w:r/>
-            <w:r>
-              <w:rPr>
-                <w:rFonts w:ascii="Times New Roman" w:hAnsi="Times New Roman" w:eastAsia="宋体"/>
-                <w:sz w:val="18"/>
-              </w:rPr>
-              <w:t>12个空间权重矩阵（289×289，行标准化）</w:t>
-            </w:r>
-          </w:p>
-        </w:tc>
-      </w:tr>
-      <w:tr>
-        <w:tc>
-          <w:tcPr>
-            <w:tcW w:type="dxa" w:w="4320"/>
-          </w:tcPr>
-          <w:p>
-            <w:r/>
-            <w:r>
-              <w:rPr>
-                <w:rFonts w:ascii="Times New Roman" w:hAnsi="Times New Roman" w:eastAsia="宋体"/>
-                <w:sz w:val="18"/>
-              </w:rPr>
-              <w:t>spatial/city_order.csv</w:t>
-            </w:r>
-          </w:p>
-        </w:tc>
-        <w:tc>
-          <w:tcPr>
-            <w:tcW w:type="dxa" w:w="4320"/>
-          </w:tcPr>
-          <w:p>
-            <w:r/>
-            <w:r>
-              <w:rPr>
-                <w:rFonts w:ascii="Times New Roman" w:hAnsi="Times New Roman" w:eastAsia="宋体"/>
-                <w:sz w:val="18"/>
-              </w:rPr>
-              <w:t>城市顺序（city_code, city），矩阵行列对应</w:t>
-            </w:r>
-          </w:p>
-        </w:tc>
-      </w:tr>
-      <w:tr>
-        <w:tc>
-          <w:tcPr>
-            <w:tcW w:type="dxa" w:w="4320"/>
-          </w:tcPr>
-          <w:p>
-            <w:r/>
-            <w:r>
-              <w:rPr>
-                <w:rFonts w:ascii="Times New Roman" w:hAnsi="Times New Roman" w:eastAsia="宋体"/>
-                <w:sz w:val="18"/>
-              </w:rPr>
-              <w:t>spatial/spatial_master.do</w:t>
-            </w:r>
-          </w:p>
-        </w:tc>
-        <w:tc>
-          <w:tcPr>
-            <w:tcW w:type="dxa" w:w="4320"/>
-          </w:tcPr>
-          <w:p>
-            <w:r/>
-            <w:r>
-              <w:rPr>
-                <w:rFonts w:ascii="Times New Roman" w:hAnsi="Times New Roman" w:eastAsia="宋体"/>
-                <w:sz w:val="18"/>
-              </w:rPr>
-              <w:t>一键复现主控</w:t>
-            </w:r>
-          </w:p>
-        </w:tc>
-      </w:tr>
-      <w:tr>
-        <w:tc>
-          <w:tcPr>
-            <w:tcW w:type="dxa" w:w="4320"/>
-          </w:tcPr>
-          <w:p>
-            <w:r/>
-            <w:r>
-              <w:rPr>
-                <w:rFonts w:ascii="Times New Roman" w:hAnsi="Times New Roman" w:eastAsia="宋体"/>
-                <w:sz w:val="18"/>
-              </w:rPr>
-              <w:t>spatial/spatial_01_weights.do</w:t>
-            </w:r>
-          </w:p>
-        </w:tc>
-        <w:tc>
-          <w:tcPr>
-            <w:tcW w:type="dxa" w:w="4320"/>
-          </w:tcPr>
-          <w:p>
-            <w:r/>
-            <w:r>
-              <w:rPr>
-                <w:rFonts w:ascii="Times New Roman" w:hAnsi="Times New Roman" w:eastAsia="宋体"/>
-                <w:sz w:val="18"/>
-              </w:rPr>
-              <w:t>读入权重矩阵</w:t>
-            </w:r>
-          </w:p>
-        </w:tc>
-      </w:tr>
-      <w:tr>
-        <w:tc>
-          <w:tcPr>
-            <w:tcW w:type="dxa" w:w="4320"/>
-          </w:tcPr>
-          <w:p>
-            <w:r/>
-            <w:r>
-              <w:rPr>
-                <w:rFonts w:ascii="Times New Roman" w:hAnsi="Times New Roman" w:eastAsia="宋体"/>
-                <w:sz w:val="18"/>
-              </w:rPr>
-              <w:t>spatial/spatial_02_sdm.do</w:t>
-            </w:r>
-          </w:p>
-        </w:tc>
-        <w:tc>
-          <w:tcPr>
-            <w:tcW w:type="dxa" w:w="4320"/>
-          </w:tcPr>
-          <w:p>
-            <w:r/>
-            <w:r>
-              <w:rPr>
-                <w:rFonts w:ascii="Times New Roman" w:hAnsi="Times New Roman" w:eastAsia="宋体"/>
-                <w:sz w:val="18"/>
-              </w:rPr>
-              <w:t>SDM选矩阵+效应分解</w:t>
-            </w:r>
-          </w:p>
-        </w:tc>
-      </w:tr>
-      <w:tr>
-        <w:tc>
-          <w:tcPr>
-            <w:tcW w:type="dxa" w:w="4320"/>
-          </w:tcPr>
-          <w:p>
-            <w:r/>
-            <w:r>
-              <w:rPr>
-                <w:rFonts w:ascii="Times New Roman" w:hAnsi="Times New Roman" w:eastAsia="宋体"/>
-                <w:sz w:val="18"/>
-              </w:rPr>
-              <w:t>spatial/spatial_03_distance.do</w:t>
-            </w:r>
-          </w:p>
-        </w:tc>
-        <w:tc>
-          <w:tcPr>
-            <w:tcW w:type="dxa" w:w="4320"/>
-          </w:tcPr>
-          <w:p>
-            <w:r/>
-            <w:r>
-              <w:rPr>
-                <w:rFonts w:ascii="Times New Roman" w:hAnsi="Times New Roman" w:eastAsia="宋体"/>
-                <w:sz w:val="18"/>
-              </w:rPr>
-              <w:t>距离衰减/溢出范围</w:t>
-            </w:r>
-          </w:p>
-        </w:tc>
-      </w:tr>
-      <w:tr>
-        <w:tc>
-          <w:tcPr>
-            <w:tcW w:type="dxa" w:w="4320"/>
-          </w:tcPr>
-          <w:p>
-            <w:r/>
-            <w:r>
-              <w:rPr>
-                <w:rFonts w:ascii="Times New Roman" w:hAnsi="Times New Roman" w:eastAsia="宋体"/>
-                <w:sz w:val="18"/>
-              </w:rPr>
-              <w:t>spatial/spatial_04_threshold.do</w:t>
-            </w:r>
-          </w:p>
-        </w:tc>
-        <w:tc>
-          <w:tcPr>
-            <w:tcW w:type="dxa" w:w="4320"/>
-          </w:tcPr>
-          <w:p>
-            <w:r/>
-            <w:r>
-              <w:rPr>
-                <w:rFonts w:ascii="Times New Roman" w:hAnsi="Times New Roman" w:eastAsia="宋体"/>
-                <w:sz w:val="18"/>
-              </w:rPr>
-              <w:t>门槛/分段异质性</w:t>
-            </w:r>
-          </w:p>
-        </w:tc>
-      </w:tr>
-      <w:tr>
-        <w:tc>
-          <w:tcPr>
-            <w:tcW w:type="dxa" w:w="4320"/>
-          </w:tcPr>
-          <w:p>
-            <w:r/>
-            <w:r>
-              <w:rPr>
-                <w:rFonts w:ascii="Times New Roman" w:hAnsi="Times New Roman" w:eastAsia="宋体"/>
-                <w:sz w:val="18"/>
-              </w:rPr>
-              <w:t>spatial/spatial_05_mechanism.do</w:t>
-            </w:r>
-          </w:p>
-        </w:tc>
-        <w:tc>
-          <w:tcPr>
-            <w:tcW w:type="dxa" w:w="4320"/>
-          </w:tcPr>
-          <w:p>
-            <w:r/>
-            <w:r>
-              <w:rPr>
-                <w:rFonts w:ascii="Times New Roman" w:hAnsi="Times New Roman" w:eastAsia="宋体"/>
-                <w:sz w:val="18"/>
-              </w:rPr>
-              <w:t>溢出传导机制(产业结构)</w:t>
-            </w:r>
-          </w:p>
-        </w:tc>
-      </w:tr>
-    </w:tbl>
     <w:p>
       <w:r>
         <w:rPr>
           <w:rFonts w:ascii="Times New Roman" w:hAnsi="Times New Roman" w:eastAsia="宋体"/>
           <w:b w:val="0"/>
+          <w:color w:val="000000"/>
           <w:sz w:val="21"/>
         </w:rPr>
-        <w:t>依赖命令：ssc install xsmle ; ssc install xthreg ; ssc install spmat 。运行前将工作目录切至 spatial 文件夹。</w:t>
+        <w:t>① 结构性空间中介：构造"产业结构相似度"权重矩阵，正式检验政策沿"产业相似"而非仅"地理相邻"扩散，将本文机制发现上升为"空间中介效应"范式。</w:t>
+      </w:r>
+    </w:p>
+    <w:p>
+      <w:r>
+        <w:rPr>
+          <w:rFonts w:ascii="Times New Roman" w:hAnsi="Times New Roman" w:eastAsia="宋体"/>
+          <w:b w:val="0"/>
+          <w:color w:val="000000"/>
+          <w:sz w:val="21"/>
+        </w:rPr>
+        <w:t>② 方向性溢出：用非对称权重（旅游客流方向、行政等级落差、上下游关系）区分"示范带动"与"竞争虹吸"两类相反溢出。</w:t>
+      </w:r>
+    </w:p>
+    <w:p>
+      <w:r>
+        <w:rPr>
+          <w:rFonts w:ascii="Times New Roman" w:hAnsi="Times New Roman" w:eastAsia="宋体"/>
+          <w:b w:val="0"/>
+          <w:color w:val="000000"/>
+          <w:sz w:val="21"/>
+        </w:rPr>
+        <w:t>③ 动态空间杜宾(Dynamic SDM)：纳入时间滞后与时空滞后，刻画短期与长期溢出的形成—衰减路径。</w:t>
+      </w:r>
+    </w:p>
+    <w:p>
+      <w:r>
+        <w:rPr>
+          <w:rFonts w:ascii="Times New Roman" w:hAnsi="Times New Roman" w:eastAsia="宋体"/>
+          <w:b w:val="0"/>
+          <w:color w:val="000000"/>
+          <w:sz w:val="21"/>
+        </w:rPr>
+        <w:t>④ 多重网络叠加：地理×经济×高铁可达性×旅游流多重网络SDM，识别承载溢出的主导网络。</w:t>
+      </w:r>
+    </w:p>
+    <w:p>
+      <w:r>
+        <w:rPr>
+          <w:rFonts w:ascii="Times New Roman" w:hAnsi="Times New Roman" w:eastAsia="宋体"/>
+          <w:b w:val="0"/>
+          <w:color w:val="000000"/>
+          <w:sz w:val="21"/>
+        </w:rPr>
+        <w:t>⑤ 稳健多时点DID的空间版：将 Sun-Abraham、Callaway-Sant'Anna 等与空间溢出结合，规避负权重问题。</w:t>
+      </w:r>
+    </w:p>
+    <w:p>
+      <w:r>
+        <w:rPr>
+          <w:rFonts w:ascii="Times New Roman" w:hAnsi="Times New Roman" w:eastAsia="宋体"/>
+          <w:b w:val="0"/>
+          <w:color w:val="000000"/>
+          <w:sz w:val="21"/>
+        </w:rPr>
+        <w:t>⑥ 门槛型空间溢出：构造溢出强度随发展/规制门槛分段的门槛-SDM，识别溢出由"虹吸"转"带动"的临界条件。</w:t>
+      </w:r>
+    </w:p>
+    <w:p>
+      <w:pPr>
+        <w:pStyle w:val="Heading1"/>
+      </w:pPr>
+      <w:r>
+        <w:rPr>
+          <w:rFonts w:ascii="Times New Roman" w:hAnsi="Times New Roman" w:eastAsia="黑体"/>
+          <w:b/>
+          <w:color w:val="000000"/>
+          <w:sz w:val="28"/>
+        </w:rPr>
+        <w:t>四、复现说明</w:t>
+      </w:r>
+    </w:p>
+    <w:p>
+      <w:r>
+        <w:rPr>
+          <w:rFonts w:ascii="Times New Roman" w:hAnsi="Times New Roman" w:eastAsia="宋体"/>
+          <w:b w:val="0"/>
+          <w:color w:val="000000"/>
+          <w:sz w:val="21"/>
+        </w:rPr>
+        <w:t>全部空间分析可由"一个 do + 一个 dta"复现：spatial_analysis.do 从 data_spatial.dta（内含经纬度与人均GDP均值）在 Mata 中现场构造全部5类权重矩阵，依次完成诊断检验、SDM(三种固定效应)、溢出范围、门槛/分段与 Moran 散点图。需安装：ssc install xsmle ; ssc install xthreg。运行前将工作目录切至 spatial 文件夹。</w:t>
+      </w:r>
+    </w:p>
+    <w:p>
+      <w:r>
+        <w:rPr>
+          <w:rFonts w:ascii="Times New Roman" w:hAnsi="Times New Roman" w:eastAsia="宋体"/>
+          <w:b w:val="0"/>
+          <w:color w:val="000000"/>
+          <w:sz w:val="17"/>
+        </w:rPr>
+        <w:t>提示：SDM 的极大似然估计在本报告以 Python(特征值集中似然)复现并交叉验证；成文数值建议以 Stata xsmle 为准。</w:t>
       </w:r>
     </w:p>
     <w:sectPr>

--- a/spatial/空间溢出_实证结果整合.docx
+++ b/spatial/空间溢出_实证结果整合.docx
@@ -24,7 +24,7 @@
           <w:color w:val="000000"/>
           <w:sz w:val="21"/>
         </w:rPr>
-        <w:t>本报告整合全部实证结果：基准双重差分(DID)、控制变量扩充，以及空间溢出效应（空间诊断检验、空间杜宾模型、溢出范围与门槛/分段异质性）。被解释变量 lnpoco2 为城市减污降碳水平（越小越好），核心解释变量 DID 为国家5A级景区建设政策。样本为 2003–2023 年 289 个地级市的平衡面板（N=6069）。</w:t>
+        <w:t>本报告整合全部实证结果，重点为空间溢出部分。被解释变量 lnpoco2（城市减污降碳水平，越小越好），核心解释变量 DID（国家5A级景区建设政策）。样本 2003–2023 年 289 个地级市平衡面板（N=6069）。空间部分的建模、报告格式与固定效应处理，对标同主题标杆文献（“Tourism Designation and Green Innovation: Evidence from China’s 5A National Tourist Attractions”，下称“标杆文献”）。</w:t>
       </w:r>
     </w:p>
     <w:p>
@@ -38,18 +38,7 @@
           <w:color w:val="000000"/>
           <w:sz w:val="28"/>
         </w:rPr>
-        <w:t>一、基准DID与控制变量（回顾）</w:t>
-      </w:r>
-    </w:p>
-    <w:p>
-      <w:r>
-        <w:rPr>
-          <w:rFonts w:ascii="Times New Roman" w:hAnsi="Times New Roman" w:eastAsia="宋体"/>
-          <w:b w:val="0"/>
-          <w:color w:val="000000"/>
-          <w:sz w:val="21"/>
-        </w:rPr>
-        <w:t>控制变量由6个扩充为8个：经济发展(lnpgdp)、人口密度(lndensity)、城镇化率(urban)、产业结构(struc2)、政府干预(gov)、科技投入(tech)、人力资本(human)、金融发展(lnfin)。加入新控制后，DID 系数在基准及全部稳健性/异质性检验中均显著为负。</w:t>
+        <w:t>一、基准DID（回顾）</w:t>
       </w:r>
     </w:p>
     <w:p>
@@ -70,19 +59,17 @@
       <w:tblPr>
         <w:tblW w:type="auto" w:w="0"/>
         <w:jc w:val="center"/>
-        <w:tblLayout w:type="autofit"/>
         <w:tblLook w:firstColumn="1" w:firstRow="1" w:lastColumn="0" w:lastRow="0" w:noHBand="0" w:noVBand="1" w:val="04A0"/>
       </w:tblPr>
       <w:tblGrid>
-        <w:gridCol w:w="2160"/>
-        <w:gridCol w:w="2160"/>
-        <w:gridCol w:w="2160"/>
-        <w:gridCol w:w="2160"/>
+        <w:gridCol w:w="2880"/>
+        <w:gridCol w:w="2880"/>
+        <w:gridCol w:w="2880"/>
       </w:tblGrid>
       <w:tr>
         <w:tc>
           <w:tcPr>
-            <w:tcW w:type="dxa" w:w="2160"/>
+            <w:tcW w:type="dxa" w:w="2880"/>
             <w:tcBorders>
               <w:top w:val="single" w:sz="8" w:space="0" w:color="000000"/>
               <w:bottom w:val="single" w:sz="8" w:space="0" w:color="000000"/>
@@ -106,7 +93,7 @@
         </w:tc>
         <w:tc>
           <w:tcPr>
-            <w:tcW w:type="dxa" w:w="2160"/>
+            <w:tcW w:type="dxa" w:w="2880"/>
             <w:tcBorders>
               <w:top w:val="single" w:sz="8" w:space="0" w:color="000000"/>
               <w:bottom w:val="single" w:sz="8" w:space="0" w:color="000000"/>
@@ -130,7 +117,7 @@
         </w:tc>
         <w:tc>
           <w:tcPr>
-            <w:tcW w:type="dxa" w:w="2160"/>
+            <w:tcW w:type="dxa" w:w="2880"/>
             <w:tcBorders>
               <w:top w:val="single" w:sz="8" w:space="0" w:color="000000"/>
               <w:bottom w:val="single" w:sz="8" w:space="0" w:color="000000"/>
@@ -152,35 +139,11 @@
             </w:r>
           </w:p>
         </w:tc>
-        <w:tc>
-          <w:tcPr>
-            <w:tcW w:type="dxa" w:w="2160"/>
-            <w:tcBorders>
-              <w:top w:val="single" w:sz="8" w:space="0" w:color="000000"/>
-              <w:bottom w:val="single" w:sz="8" w:space="0" w:color="000000"/>
-            </w:tcBorders>
-          </w:tcPr>
-          <w:p>
-            <w:pPr>
-              <w:jc w:val="center"/>
-            </w:pPr>
-            <w:r/>
-            <w:r>
-              <w:rPr>
-                <w:rFonts w:ascii="Times New Roman" w:hAnsi="Times New Roman" w:eastAsia="宋体"/>
-                <w:b/>
-                <w:color w:val="000000"/>
-                <w:sz w:val="18"/>
-              </w:rPr>
-              <w:t>显著性</w:t>
-            </w:r>
-          </w:p>
-        </w:tc>
       </w:tr>
       <w:tr>
         <w:tc>
           <w:tcPr>
-            <w:tcW w:type="dxa" w:w="2160"/>
+            <w:tcW w:type="dxa" w:w="2880"/>
           </w:tcPr>
           <w:p>
             <w:pPr>
@@ -194,13 +157,13 @@
                 <w:color w:val="000000"/>
                 <w:sz w:val="18"/>
               </w:rPr>
-              <w:t>DID（政策效应）</w:t>
+              <w:t>DID</w:t>
             </w:r>
           </w:p>
         </w:tc>
         <w:tc>
           <w:tcPr>
-            <w:tcW w:type="dxa" w:w="2160"/>
+            <w:tcW w:type="dxa" w:w="2880"/>
           </w:tcPr>
           <w:p>
             <w:pPr>
@@ -214,13 +177,13 @@
                 <w:color w:val="000000"/>
                 <w:sz w:val="18"/>
               </w:rPr>
-              <w:t>−0.103</w:t>
+              <w:t>−0.103***</w:t>
             </w:r>
           </w:p>
         </w:tc>
         <w:tc>
           <w:tcPr>
-            <w:tcW w:type="dxa" w:w="2160"/>
+            <w:tcW w:type="dxa" w:w="2880"/>
           </w:tcPr>
           <w:p>
             <w:pPr>
@@ -234,13 +197,35 @@
                 <w:color w:val="000000"/>
                 <w:sz w:val="18"/>
               </w:rPr>
-              <w:t>−3.91</w:t>
+              <w:t>(−3.91)</w:t>
+            </w:r>
+          </w:p>
+        </w:tc>
+      </w:tr>
+      <w:tr>
+        <w:tc>
+          <w:tcPr>
+            <w:tcW w:type="dxa" w:w="2880"/>
+          </w:tcPr>
+          <w:p>
+            <w:pPr>
+              <w:jc w:val="left"/>
+            </w:pPr>
+            <w:r/>
+            <w:r>
+              <w:rPr>
+                <w:rFonts w:ascii="Times New Roman" w:hAnsi="Times New Roman" w:eastAsia="宋体"/>
+                <w:b w:val="0"/>
+                <w:color w:val="000000"/>
+                <w:sz w:val="18"/>
+              </w:rPr>
+              <w:t>控制变量</w:t>
             </w:r>
           </w:p>
         </w:tc>
         <w:tc>
           <w:tcPr>
-            <w:tcW w:type="dxa" w:w="2160"/>
+            <w:tcW w:type="dxa" w:w="2880"/>
           </w:tcPr>
           <w:p>
             <w:pPr>
@@ -254,74 +239,13 @@
                 <w:color w:val="000000"/>
                 <w:sz w:val="18"/>
               </w:rPr>
-              <w:t>***</w:t>
-            </w:r>
-          </w:p>
-        </w:tc>
-      </w:tr>
-      <w:tr>
-        <w:tc>
-          <w:tcPr>
-            <w:tcW w:type="dxa" w:w="2160"/>
-          </w:tcPr>
-          <w:p>
-            <w:pPr>
-              <w:jc w:val="left"/>
-            </w:pPr>
-            <w:r/>
-            <w:r>
-              <w:rPr>
-                <w:rFonts w:ascii="Times New Roman" w:hAnsi="Times New Roman" w:eastAsia="宋体"/>
-                <w:b w:val="0"/>
-                <w:color w:val="000000"/>
-                <w:sz w:val="18"/>
-              </w:rPr>
-              <w:t>城市固定效应</w:t>
+              <w:t>8 个</w:t>
             </w:r>
           </w:p>
         </w:tc>
         <w:tc>
           <w:tcPr>
-            <w:tcW w:type="dxa" w:w="2160"/>
-          </w:tcPr>
-          <w:p>
-            <w:pPr>
-              <w:jc w:val="center"/>
-            </w:pPr>
-            <w:r/>
-            <w:r>
-              <w:rPr>
-                <w:rFonts w:ascii="Times New Roman" w:hAnsi="Times New Roman" w:eastAsia="宋体"/>
-                <w:b w:val="0"/>
-                <w:color w:val="000000"/>
-                <w:sz w:val="18"/>
-              </w:rPr>
-              <w:t>是</w:t>
-            </w:r>
-          </w:p>
-        </w:tc>
-        <w:tc>
-          <w:tcPr>
-            <w:tcW w:type="dxa" w:w="2160"/>
-          </w:tcPr>
-          <w:p>
-            <w:pPr>
-              <w:jc w:val="center"/>
-            </w:pPr>
-            <w:r/>
-            <w:r>
-              <w:rPr>
-                <w:rFonts w:ascii="Times New Roman" w:hAnsi="Times New Roman" w:eastAsia="宋体"/>
-                <w:b w:val="0"/>
-                <w:color w:val="000000"/>
-                <w:sz w:val="18"/>
-              </w:rPr>
-            </w:r>
-          </w:p>
-        </w:tc>
-        <w:tc>
-          <w:tcPr>
-            <w:tcW w:type="dxa" w:w="2160"/>
+            <w:tcW w:type="dxa" w:w="2880"/>
           </w:tcPr>
           <w:p>
             <w:pPr>
@@ -342,7 +266,7 @@
       <w:tr>
         <w:tc>
           <w:tcPr>
-            <w:tcW w:type="dxa" w:w="2160"/>
+            <w:tcW w:type="dxa" w:w="2880"/>
           </w:tcPr>
           <w:p>
             <w:pPr>
@@ -356,13 +280,13 @@
                 <w:color w:val="000000"/>
                 <w:sz w:val="18"/>
               </w:rPr>
-              <w:t>年份固定效应</w:t>
+              <w:t>城市/年份固定效应</w:t>
             </w:r>
           </w:p>
         </w:tc>
         <w:tc>
           <w:tcPr>
-            <w:tcW w:type="dxa" w:w="2160"/>
+            <w:tcW w:type="dxa" w:w="2880"/>
           </w:tcPr>
           <w:p>
             <w:pPr>
@@ -382,26 +306,7 @@
         </w:tc>
         <w:tc>
           <w:tcPr>
-            <w:tcW w:type="dxa" w:w="2160"/>
-          </w:tcPr>
-          <w:p>
-            <w:pPr>
-              <w:jc w:val="center"/>
-            </w:pPr>
-            <w:r/>
-            <w:r>
-              <w:rPr>
-                <w:rFonts w:ascii="Times New Roman" w:hAnsi="Times New Roman" w:eastAsia="宋体"/>
-                <w:b w:val="0"/>
-                <w:color w:val="000000"/>
-                <w:sz w:val="18"/>
-              </w:rPr>
-            </w:r>
-          </w:p>
-        </w:tc>
-        <w:tc>
-          <w:tcPr>
-            <w:tcW w:type="dxa" w:w="2160"/>
+            <w:tcW w:type="dxa" w:w="2880"/>
           </w:tcPr>
           <w:p>
             <w:pPr>
@@ -422,87 +327,7 @@
       <w:tr>
         <w:tc>
           <w:tcPr>
-            <w:tcW w:type="dxa" w:w="2160"/>
-          </w:tcPr>
-          <w:p>
-            <w:pPr>
-              <w:jc w:val="left"/>
-            </w:pPr>
-            <w:r/>
-            <w:r>
-              <w:rPr>
-                <w:rFonts w:ascii="Times New Roman" w:hAnsi="Times New Roman" w:eastAsia="宋体"/>
-                <w:b w:val="0"/>
-                <w:color w:val="000000"/>
-                <w:sz w:val="18"/>
-              </w:rPr>
-              <w:t>控制变量</w:t>
-            </w:r>
-          </w:p>
-        </w:tc>
-        <w:tc>
-          <w:tcPr>
-            <w:tcW w:type="dxa" w:w="2160"/>
-          </w:tcPr>
-          <w:p>
-            <w:pPr>
-              <w:jc w:val="center"/>
-            </w:pPr>
-            <w:r/>
-            <w:r>
-              <w:rPr>
-                <w:rFonts w:ascii="Times New Roman" w:hAnsi="Times New Roman" w:eastAsia="宋体"/>
-                <w:b w:val="0"/>
-                <w:color w:val="000000"/>
-                <w:sz w:val="18"/>
-              </w:rPr>
-              <w:t>8 个</w:t>
-            </w:r>
-          </w:p>
-        </w:tc>
-        <w:tc>
-          <w:tcPr>
-            <w:tcW w:type="dxa" w:w="2160"/>
-          </w:tcPr>
-          <w:p>
-            <w:pPr>
-              <w:jc w:val="center"/>
-            </w:pPr>
-            <w:r/>
-            <w:r>
-              <w:rPr>
-                <w:rFonts w:ascii="Times New Roman" w:hAnsi="Times New Roman" w:eastAsia="宋体"/>
-                <w:b w:val="0"/>
-                <w:color w:val="000000"/>
-                <w:sz w:val="18"/>
-              </w:rPr>
-            </w:r>
-          </w:p>
-        </w:tc>
-        <w:tc>
-          <w:tcPr>
-            <w:tcW w:type="dxa" w:w="2160"/>
-          </w:tcPr>
-          <w:p>
-            <w:pPr>
-              <w:jc w:val="center"/>
-            </w:pPr>
-            <w:r/>
-            <w:r>
-              <w:rPr>
-                <w:rFonts w:ascii="Times New Roman" w:hAnsi="Times New Roman" w:eastAsia="宋体"/>
-                <w:b w:val="0"/>
-                <w:color w:val="000000"/>
-                <w:sz w:val="18"/>
-              </w:rPr>
-            </w:r>
-          </w:p>
-        </w:tc>
-      </w:tr>
-      <w:tr>
-        <w:tc>
-          <w:tcPr>
-            <w:tcW w:type="dxa" w:w="2160"/>
+            <w:tcW w:type="dxa" w:w="2880"/>
             <w:tcBorders>
               <w:bottom w:val="single" w:sz="8" w:space="0" w:color="000000"/>
             </w:tcBorders>
@@ -519,13 +344,13 @@
                 <w:color w:val="000000"/>
                 <w:sz w:val="18"/>
               </w:rPr>
-              <w:t>观测值 N</w:t>
+              <w:t>N</w:t>
             </w:r>
           </w:p>
         </w:tc>
         <w:tc>
           <w:tcPr>
-            <w:tcW w:type="dxa" w:w="2160"/>
+            <w:tcW w:type="dxa" w:w="2880"/>
             <w:tcBorders>
               <w:bottom w:val="single" w:sz="8" w:space="0" w:color="000000"/>
             </w:tcBorders>
@@ -548,29 +373,7 @@
         </w:tc>
         <w:tc>
           <w:tcPr>
-            <w:tcW w:type="dxa" w:w="2160"/>
-            <w:tcBorders>
-              <w:bottom w:val="single" w:sz="8" w:space="0" w:color="000000"/>
-            </w:tcBorders>
-          </w:tcPr>
-          <w:p>
-            <w:pPr>
-              <w:jc w:val="center"/>
-            </w:pPr>
-            <w:r/>
-            <w:r>
-              <w:rPr>
-                <w:rFonts w:ascii="Times New Roman" w:hAnsi="Times New Roman" w:eastAsia="宋体"/>
-                <w:b w:val="0"/>
-                <w:color w:val="000000"/>
-                <w:sz w:val="18"/>
-              </w:rPr>
-            </w:r>
-          </w:p>
-        </w:tc>
-        <w:tc>
-          <w:tcPr>
-            <w:tcW w:type="dxa" w:w="2160"/>
+            <w:tcW w:type="dxa" w:w="2880"/>
             <w:tcBorders>
               <w:bottom w:val="single" w:sz="8" w:space="0" w:color="000000"/>
             </w:tcBorders>
@@ -600,7 +403,7 @@
           <w:color w:val="000000"/>
           <w:sz w:val="17"/>
         </w:rPr>
-        <w:t>注：* p&lt;0.1, ** p&lt;0.05, *** p&lt;0.01。稳健性（更换被解释变量、剔除样本、滞后）与异质性检验中 DID 均显著为负，详见前期结果。</w:t>
+        <w:t>注：控制变量为 lnpgdp、lndensity、urban、struc2、gov、tech、human、lnfin。* p&lt;0.1, ** p&lt;0.05, *** p&lt;0.01。DID 在全部稳健性与异质性检验中均显著为负。参照：Callaway &amp; Sant’Anna (2021)、Sun &amp; Abraham (2021) 稳健多时点DID。</w:t>
       </w:r>
     </w:p>
     <w:p>
@@ -628,7 +431,7 @@
           <w:color w:val="000000"/>
           <w:sz w:val="24"/>
         </w:rPr>
-        <w:t>2.1 空间权重矩阵构造（285→289城市匹配）</w:t>
+        <w:t>2.1 空间权重矩阵（285→289城市匹配）</w:t>
       </w:r>
     </w:p>
     <w:p>
@@ -639,7 +442,7 @@
           <w:color w:val="000000"/>
           <w:sz w:val="21"/>
         </w:rPr>
-        <w:t>原矩阵覆盖285市（另含样本外的克拉玛依市）。为与本研究289市完全一致，以城市经纬度与2003–2020年人均GDP均值为基元，为全部289市重建5类行标准化空间权重矩阵（补齐莱芜、毕节、铜仁、海东、海南藏族自治州坐标，剔除克拉玛依）。定义如下：</w:t>
+        <w:t>原始矩阵覆盖285市（另含样本外的克拉玛依市）。以经纬度与2003–2020年人均GDP均值为基元，为全部289市重建5类行标准化权重矩阵（补齐莱芜、毕节、铜仁、海东、海南藏族自治州坐标，剔除克拉玛依）。</w:t>
       </w:r>
     </w:p>
     <w:p>
@@ -653,14 +456,13 @@
           <w:color w:val="000000"/>
           <w:sz w:val="21"/>
         </w:rPr>
-        <w:t>表2  五类空间权重矩阵定义</w:t>
+        <w:t>表2  五类空间权重矩阵</w:t>
       </w:r>
     </w:p>
     <w:tbl>
       <w:tblPr>
         <w:tblW w:type="auto" w:w="0"/>
         <w:jc w:val="center"/>
-        <w:tblLayout w:type="autofit"/>
         <w:tblLook w:firstColumn="1" w:firstRow="1" w:lastColumn="0" w:lastRow="0" w:noHBand="0" w:noVBand="1" w:val="04A0"/>
       </w:tblPr>
       <w:tblGrid>
@@ -759,7 +561,7 @@
                 <w:color w:val="000000"/>
                 <w:sz w:val="18"/>
               </w:rPr>
-              <w:t>邻接矩阵</w:t>
+              <w:t>邻接</w:t>
             </w:r>
           </w:p>
         </w:tc>
@@ -799,7 +601,7 @@
                 <w:color w:val="000000"/>
                 <w:sz w:val="18"/>
               </w:rPr>
-              <w:t>地理邻接：中心距离≤163km 记为相邻（密度≈5，与真实一阶邻接一致）</w:t>
+              <w:t>地理邻接（中心距≤163km；密度≈5，与真实一阶邻接一致）</w:t>
             </w:r>
           </w:p>
         </w:tc>
@@ -821,7 +623,7 @@
                 <w:color w:val="000000"/>
                 <w:sz w:val="18"/>
               </w:rPr>
-              <w:t>地理距离矩阵</w:t>
+              <w:t>地理距离</w:t>
             </w:r>
           </w:p>
         </w:tc>
@@ -861,7 +663,7 @@
                 <w:color w:val="000000"/>
                 <w:sz w:val="18"/>
               </w:rPr>
-              <w:t>1/d_ij²（反距离平方）</w:t>
+              <w:t>1/d²</w:t>
             </w:r>
           </w:p>
         </w:tc>
@@ -883,7 +685,7 @@
                 <w:color w:val="000000"/>
                 <w:sz w:val="18"/>
               </w:rPr>
-              <w:t>经济距离矩阵</w:t>
+              <w:t>经济距离</w:t>
             </w:r>
           </w:p>
         </w:tc>
@@ -923,7 +725,7 @@
                 <w:color w:val="000000"/>
                 <w:sz w:val="18"/>
               </w:rPr>
-              <w:t>1/|Ȳ_i−Ȳ_j|（人均GDP均值差倒数）</w:t>
+              <w:t>1/|Ȳ_i−Ȳ_j|</w:t>
             </w:r>
           </w:p>
         </w:tc>
@@ -985,7 +787,7 @@
                 <w:color w:val="000000"/>
                 <w:sz w:val="18"/>
               </w:rPr>
-              <w:t>0.5·W_geo + 0.5·W_econ（标准化后凸组合）</w:t>
+              <w:t>0.5·W_geo+0.5·W_econ</w:t>
             </w:r>
           </w:p>
         </w:tc>
@@ -1056,12 +858,23 @@
                 <w:color w:val="000000"/>
                 <w:sz w:val="18"/>
               </w:rPr>
-              <w:t>(1/d_ij²)·(Ȳ_j/Ȳ̄)（地理距离按经济规模嵌套）</w:t>
+              <w:t>(1/d²)·(Ȳ_j/Ȳ̄)</w:t>
             </w:r>
           </w:p>
         </w:tc>
       </w:tr>
     </w:tbl>
+    <w:p>
+      <w:r>
+        <w:rPr>
+          <w:rFonts w:ascii="Times New Roman" w:hAnsi="Times New Roman" w:eastAsia="宋体"/>
+          <w:b w:val="0"/>
+          <w:color w:val="000000"/>
+          <w:sz w:val="17"/>
+        </w:rPr>
+        <w:t>参照：LeSage &amp; Pace (2009)、Elhorst (2014) 权重矩阵设定；标杆文献采用 queen 邻接为基准、经济距离与嵌套矩阵为稳健。</w:t>
+      </w:r>
+    </w:p>
     <w:p>
       <w:pPr>
         <w:pStyle w:val="Heading2"/>
@@ -1084,7 +897,7 @@
           <w:color w:val="000000"/>
           <w:sz w:val="21"/>
         </w:rPr>
-        <w:t>对5类矩阵、在三种固定效应设定下计算全局 Moran's I 与拉格朗日乘子(LM)检验族。结果显示：仅纳入时间固定效应或个体固定效应时，空间依赖显著（稳健LM检验普遍拒绝无空间依赖），支持采用空间模型；而纳入双向固定效应后，空间依赖被基本吸收。</w:t>
+        <w:t>以经济地理权重矩阵、时间固定效应为例，全局诊断强烈拒绝“无空间依赖”原假设，LR 与 Wald 检验支持空间杜宾模型（SDM）为优选设定；结果格式对标标杆文献表 A3。</w:t>
       </w:r>
     </w:p>
     <w:p>
@@ -1098,28 +911,24 @@
           <w:color w:val="000000"/>
           <w:sz w:val="21"/>
         </w:rPr>
-        <w:t>表3  空间诊断检验（Moran's I 与 LM 检验统计量）</w:t>
+        <w:t>表3  空间诊断检验（Moran’s I、LM、LR、Wald）</w:t>
       </w:r>
     </w:p>
     <w:tbl>
       <w:tblPr>
         <w:tblW w:type="auto" w:w="0"/>
         <w:jc w:val="center"/>
-        <w:tblLayout w:type="autofit"/>
         <w:tblLook w:firstColumn="1" w:firstRow="1" w:lastColumn="0" w:lastRow="0" w:noHBand="0" w:noVBand="1" w:val="04A0"/>
       </w:tblPr>
       <w:tblGrid>
-        <w:gridCol w:w="1440"/>
-        <w:gridCol w:w="1440"/>
-        <w:gridCol w:w="1440"/>
-        <w:gridCol w:w="1440"/>
-        <w:gridCol w:w="1440"/>
-        <w:gridCol w:w="1440"/>
+        <w:gridCol w:w="2880"/>
+        <w:gridCol w:w="2880"/>
+        <w:gridCol w:w="2880"/>
       </w:tblGrid>
       <w:tr>
         <w:tc>
           <w:tcPr>
-            <w:tcW w:type="dxa" w:w="1440"/>
+            <w:tcW w:type="dxa" w:w="2880"/>
             <w:tcBorders>
               <w:top w:val="single" w:sz="8" w:space="0" w:color="000000"/>
               <w:bottom w:val="single" w:sz="8" w:space="0" w:color="000000"/>
@@ -1137,13 +946,13 @@
                 <w:color w:val="000000"/>
                 <w:sz w:val="18"/>
               </w:rPr>
-              <w:t>固定效应 / 矩阵</w:t>
+              <w:t>检验</w:t>
             </w:r>
           </w:p>
         </w:tc>
         <w:tc>
           <w:tcPr>
-            <w:tcW w:type="dxa" w:w="1440"/>
+            <w:tcW w:type="dxa" w:w="2880"/>
             <w:tcBorders>
               <w:top w:val="single" w:sz="8" w:space="0" w:color="000000"/>
               <w:bottom w:val="single" w:sz="8" w:space="0" w:color="000000"/>
@@ -1161,13 +970,13 @@
                 <w:color w:val="000000"/>
                 <w:sz w:val="18"/>
               </w:rPr>
-              <w:t>Moran's I</w:t>
+              <w:t>统计量</w:t>
             </w:r>
           </w:p>
         </w:tc>
         <w:tc>
           <w:tcPr>
-            <w:tcW w:type="dxa" w:w="1440"/>
+            <w:tcW w:type="dxa" w:w="2880"/>
             <w:tcBorders>
               <w:top w:val="single" w:sz="8" w:space="0" w:color="000000"/>
               <w:bottom w:val="single" w:sz="8" w:space="0" w:color="000000"/>
@@ -1185,79 +994,7 @@
                 <w:color w:val="000000"/>
                 <w:sz w:val="18"/>
               </w:rPr>
-              <w:t>LM-lag</w:t>
-            </w:r>
-          </w:p>
-        </w:tc>
-        <w:tc>
-          <w:tcPr>
-            <w:tcW w:type="dxa" w:w="1440"/>
-            <w:tcBorders>
-              <w:top w:val="single" w:sz="8" w:space="0" w:color="000000"/>
-              <w:bottom w:val="single" w:sz="8" w:space="0" w:color="000000"/>
-            </w:tcBorders>
-          </w:tcPr>
-          <w:p>
-            <w:pPr>
-              <w:jc w:val="center"/>
-            </w:pPr>
-            <w:r/>
-            <w:r>
-              <w:rPr>
-                <w:rFonts w:ascii="Times New Roman" w:hAnsi="Times New Roman" w:eastAsia="宋体"/>
-                <w:b/>
-                <w:color w:val="000000"/>
-                <w:sz w:val="18"/>
-              </w:rPr>
-              <w:t>稳健LM-lag</w:t>
-            </w:r>
-          </w:p>
-        </w:tc>
-        <w:tc>
-          <w:tcPr>
-            <w:tcW w:type="dxa" w:w="1440"/>
-            <w:tcBorders>
-              <w:top w:val="single" w:sz="8" w:space="0" w:color="000000"/>
-              <w:bottom w:val="single" w:sz="8" w:space="0" w:color="000000"/>
-            </w:tcBorders>
-          </w:tcPr>
-          <w:p>
-            <w:pPr>
-              <w:jc w:val="center"/>
-            </w:pPr>
-            <w:r/>
-            <w:r>
-              <w:rPr>
-                <w:rFonts w:ascii="Times New Roman" w:hAnsi="Times New Roman" w:eastAsia="宋体"/>
-                <w:b/>
-                <w:color w:val="000000"/>
-                <w:sz w:val="18"/>
-              </w:rPr>
-              <w:t>LM-error</w:t>
-            </w:r>
-          </w:p>
-        </w:tc>
-        <w:tc>
-          <w:tcPr>
-            <w:tcW w:type="dxa" w:w="1440"/>
-            <w:tcBorders>
-              <w:top w:val="single" w:sz="8" w:space="0" w:color="000000"/>
-              <w:bottom w:val="single" w:sz="8" w:space="0" w:color="000000"/>
-            </w:tcBorders>
-          </w:tcPr>
-          <w:p>
-            <w:pPr>
-              <w:jc w:val="center"/>
-            </w:pPr>
-            <w:r/>
-            <w:r>
-              <w:rPr>
-                <w:rFonts w:ascii="Times New Roman" w:hAnsi="Times New Roman" w:eastAsia="宋体"/>
-                <w:b/>
-                <w:color w:val="000000"/>
-                <w:sz w:val="18"/>
-              </w:rPr>
-              <w:t>稳健LM-error</w:t>
+              <w:t>P 值</w:t>
             </w:r>
           </w:p>
         </w:tc>
@@ -1265,7 +1002,7 @@
       <w:tr>
         <w:tc>
           <w:tcPr>
-            <w:tcW w:type="dxa" w:w="1440"/>
+            <w:tcW w:type="dxa" w:w="2880"/>
           </w:tcPr>
           <w:p>
             <w:pPr>
@@ -1279,13 +1016,13 @@
                 <w:color w:val="000000"/>
                 <w:sz w:val="18"/>
               </w:rPr>
-              <w:t>Time FE</w:t>
+              <w:t>Moran’s I</w:t>
             </w:r>
           </w:p>
         </w:tc>
         <w:tc>
           <w:tcPr>
-            <w:tcW w:type="dxa" w:w="1440"/>
+            <w:tcW w:type="dxa" w:w="2880"/>
           </w:tcPr>
           <w:p>
             <w:pPr>
@@ -1299,12 +1036,13 @@
                 <w:color w:val="000000"/>
                 <w:sz w:val="18"/>
               </w:rPr>
+              <w:t>0.014</w:t>
             </w:r>
           </w:p>
         </w:tc>
         <w:tc>
           <w:tcPr>
-            <w:tcW w:type="dxa" w:w="1440"/>
+            <w:tcW w:type="dxa" w:w="2880"/>
           </w:tcPr>
           <w:p>
             <w:pPr>
@@ -1318,12 +1056,35 @@
                 <w:color w:val="000000"/>
                 <w:sz w:val="18"/>
               </w:rPr>
+              <w:t>0.001</w:t>
+            </w:r>
+          </w:p>
+        </w:tc>
+      </w:tr>
+      <w:tr>
+        <w:tc>
+          <w:tcPr>
+            <w:tcW w:type="dxa" w:w="2880"/>
+          </w:tcPr>
+          <w:p>
+            <w:pPr>
+              <w:jc w:val="left"/>
+            </w:pPr>
+            <w:r/>
+            <w:r>
+              <w:rPr>
+                <w:rFonts w:ascii="Times New Roman" w:hAnsi="Times New Roman" w:eastAsia="宋体"/>
+                <w:b w:val="0"/>
+                <w:color w:val="000000"/>
+                <w:sz w:val="18"/>
+              </w:rPr>
+              <w:t>LM（空间误差）</w:t>
             </w:r>
           </w:p>
         </w:tc>
         <w:tc>
           <w:tcPr>
-            <w:tcW w:type="dxa" w:w="1440"/>
+            <w:tcW w:type="dxa" w:w="2880"/>
           </w:tcPr>
           <w:p>
             <w:pPr>
@@ -1337,12 +1098,13 @@
                 <w:color w:val="000000"/>
                 <w:sz w:val="18"/>
               </w:rPr>
+              <w:t>11.26***</w:t>
             </w:r>
           </w:p>
         </w:tc>
         <w:tc>
           <w:tcPr>
-            <w:tcW w:type="dxa" w:w="1440"/>
+            <w:tcW w:type="dxa" w:w="2880"/>
           </w:tcPr>
           <w:p>
             <w:pPr>
@@ -1356,12 +1118,35 @@
                 <w:color w:val="000000"/>
                 <w:sz w:val="18"/>
               </w:rPr>
+              <w:t>0.001</w:t>
+            </w:r>
+          </w:p>
+        </w:tc>
+      </w:tr>
+      <w:tr>
+        <w:tc>
+          <w:tcPr>
+            <w:tcW w:type="dxa" w:w="2880"/>
+          </w:tcPr>
+          <w:p>
+            <w:pPr>
+              <w:jc w:val="left"/>
+            </w:pPr>
+            <w:r/>
+            <w:r>
+              <w:rPr>
+                <w:rFonts w:ascii="Times New Roman" w:hAnsi="Times New Roman" w:eastAsia="宋体"/>
+                <w:b w:val="0"/>
+                <w:color w:val="000000"/>
+                <w:sz w:val="18"/>
+              </w:rPr>
+              <w:t>稳健 LM（空间误差）</w:t>
             </w:r>
           </w:p>
         </w:tc>
         <w:tc>
           <w:tcPr>
-            <w:tcW w:type="dxa" w:w="1440"/>
+            <w:tcW w:type="dxa" w:w="2880"/>
           </w:tcPr>
           <w:p>
             <w:pPr>
@@ -1375,6 +1160,27 @@
                 <w:color w:val="000000"/>
                 <w:sz w:val="18"/>
               </w:rPr>
+              <w:t>7.14***</w:t>
+            </w:r>
+          </w:p>
+        </w:tc>
+        <w:tc>
+          <w:tcPr>
+            <w:tcW w:type="dxa" w:w="2880"/>
+          </w:tcPr>
+          <w:p>
+            <w:pPr>
+              <w:jc w:val="center"/>
+            </w:pPr>
+            <w:r/>
+            <w:r>
+              <w:rPr>
+                <w:rFonts w:ascii="Times New Roman" w:hAnsi="Times New Roman" w:eastAsia="宋体"/>
+                <w:b w:val="0"/>
+                <w:color w:val="000000"/>
+                <w:sz w:val="18"/>
+              </w:rPr>
+              <w:t>0.008</w:t>
             </w:r>
           </w:p>
         </w:tc>
@@ -1382,7 +1188,7 @@
       <w:tr>
         <w:tc>
           <w:tcPr>
-            <w:tcW w:type="dxa" w:w="1440"/>
+            <w:tcW w:type="dxa" w:w="2880"/>
           </w:tcPr>
           <w:p>
             <w:pPr>
@@ -1396,13 +1202,13 @@
                 <w:color w:val="000000"/>
                 <w:sz w:val="18"/>
               </w:rPr>
-              <w:t xml:space="preserve">  W_adj</w:t>
+              <w:t>LM（空间滞后）</w:t>
             </w:r>
           </w:p>
         </w:tc>
         <w:tc>
           <w:tcPr>
-            <w:tcW w:type="dxa" w:w="1440"/>
+            <w:tcW w:type="dxa" w:w="2880"/>
           </w:tcPr>
           <w:p>
             <w:pPr>
@@ -1416,738 +1222,13 @@
                 <w:color w:val="000000"/>
                 <w:sz w:val="18"/>
               </w:rPr>
-              <w:t>0.040***</w:t>
+              <w:t>27.26***</w:t>
             </w:r>
           </w:p>
         </w:tc>
         <w:tc>
           <w:tcPr>
-            <w:tcW w:type="dxa" w:w="1440"/>
-          </w:tcPr>
-          <w:p>
-            <w:pPr>
-              <w:jc w:val="center"/>
-            </w:pPr>
-            <w:r/>
-            <w:r>
-              <w:rPr>
-                <w:rFonts w:ascii="Times New Roman" w:hAnsi="Times New Roman" w:eastAsia="宋体"/>
-                <w:b w:val="0"/>
-                <w:color w:val="000000"/>
-                <w:sz w:val="18"/>
-              </w:rPr>
-              <w:t>26.6***</w:t>
-            </w:r>
-          </w:p>
-        </w:tc>
-        <w:tc>
-          <w:tcPr>
-            <w:tcW w:type="dxa" w:w="1440"/>
-          </w:tcPr>
-          <w:p>
-            <w:pPr>
-              <w:jc w:val="center"/>
-            </w:pPr>
-            <w:r/>
-            <w:r>
-              <w:rPr>
-                <w:rFonts w:ascii="Times New Roman" w:hAnsi="Times New Roman" w:eastAsia="宋体"/>
-                <w:b w:val="0"/>
-                <w:color w:val="000000"/>
-                <w:sz w:val="18"/>
-              </w:rPr>
-              <w:t>11.2***</w:t>
-            </w:r>
-          </w:p>
-        </w:tc>
-        <w:tc>
-          <w:tcPr>
-            <w:tcW w:type="dxa" w:w="1440"/>
-          </w:tcPr>
-          <w:p>
-            <w:pPr>
-              <w:jc w:val="center"/>
-            </w:pPr>
-            <w:r/>
-            <w:r>
-              <w:rPr>
-                <w:rFonts w:ascii="Times New Roman" w:hAnsi="Times New Roman" w:eastAsia="宋体"/>
-                <w:b w:val="0"/>
-                <w:color w:val="000000"/>
-                <w:sz w:val="18"/>
-              </w:rPr>
-              <w:t>17.2***</w:t>
-            </w:r>
-          </w:p>
-        </w:tc>
-        <w:tc>
-          <w:tcPr>
-            <w:tcW w:type="dxa" w:w="1440"/>
-          </w:tcPr>
-          <w:p>
-            <w:pPr>
-              <w:jc w:val="center"/>
-            </w:pPr>
-            <w:r/>
-            <w:r>
-              <w:rPr>
-                <w:rFonts w:ascii="Times New Roman" w:hAnsi="Times New Roman" w:eastAsia="宋体"/>
-                <w:b w:val="0"/>
-                <w:color w:val="000000"/>
-                <w:sz w:val="18"/>
-              </w:rPr>
-              <w:t>1.8</w:t>
-            </w:r>
-          </w:p>
-        </w:tc>
-      </w:tr>
-      <w:tr>
-        <w:tc>
-          <w:tcPr>
-            <w:tcW w:type="dxa" w:w="1440"/>
-          </w:tcPr>
-          <w:p>
-            <w:pPr>
-              <w:jc w:val="left"/>
-            </w:pPr>
-            <w:r/>
-            <w:r>
-              <w:rPr>
-                <w:rFonts w:ascii="Times New Roman" w:hAnsi="Times New Roman" w:eastAsia="宋体"/>
-                <w:b w:val="0"/>
-                <w:color w:val="000000"/>
-                <w:sz w:val="18"/>
-              </w:rPr>
-              <w:t xml:space="preserve">  W_geo</w:t>
-            </w:r>
-          </w:p>
-        </w:tc>
-        <w:tc>
-          <w:tcPr>
-            <w:tcW w:type="dxa" w:w="1440"/>
-          </w:tcPr>
-          <w:p>
-            <w:pPr>
-              <w:jc w:val="center"/>
-            </w:pPr>
-            <w:r/>
-            <w:r>
-              <w:rPr>
-                <w:rFonts w:ascii="Times New Roman" w:hAnsi="Times New Roman" w:eastAsia="宋体"/>
-                <w:b w:val="0"/>
-                <w:color w:val="000000"/>
-                <w:sz w:val="18"/>
-              </w:rPr>
-              <w:t>−0.007</w:t>
-            </w:r>
-          </w:p>
-        </w:tc>
-        <w:tc>
-          <w:tcPr>
-            <w:tcW w:type="dxa" w:w="1440"/>
-          </w:tcPr>
-          <w:p>
-            <w:pPr>
-              <w:jc w:val="center"/>
-            </w:pPr>
-            <w:r/>
-            <w:r>
-              <w:rPr>
-                <w:rFonts w:ascii="Times New Roman" w:hAnsi="Times New Roman" w:eastAsia="宋体"/>
-                <w:b w:val="0"/>
-                <w:color w:val="000000"/>
-                <w:sz w:val="18"/>
-              </w:rPr>
-              <w:t>0.0</w:t>
-            </w:r>
-          </w:p>
-        </w:tc>
-        <w:tc>
-          <w:tcPr>
-            <w:tcW w:type="dxa" w:w="1440"/>
-          </w:tcPr>
-          <w:p>
-            <w:pPr>
-              <w:jc w:val="center"/>
-            </w:pPr>
-            <w:r/>
-            <w:r>
-              <w:rPr>
-                <w:rFonts w:ascii="Times New Roman" w:hAnsi="Times New Roman" w:eastAsia="宋体"/>
-                <w:b w:val="0"/>
-                <w:color w:val="000000"/>
-                <w:sz w:val="18"/>
-              </w:rPr>
-              <w:t>4.9**</w:t>
-            </w:r>
-          </w:p>
-        </w:tc>
-        <w:tc>
-          <w:tcPr>
-            <w:tcW w:type="dxa" w:w="1440"/>
-          </w:tcPr>
-          <w:p>
-            <w:pPr>
-              <w:jc w:val="center"/>
-            </w:pPr>
-            <w:r/>
-            <w:r>
-              <w:rPr>
-                <w:rFonts w:ascii="Times New Roman" w:hAnsi="Times New Roman" w:eastAsia="宋体"/>
-                <w:b w:val="0"/>
-                <w:color w:val="000000"/>
-                <w:sz w:val="18"/>
-              </w:rPr>
-              <w:t>2.5</w:t>
-            </w:r>
-          </w:p>
-        </w:tc>
-        <w:tc>
-          <w:tcPr>
-            <w:tcW w:type="dxa" w:w="1440"/>
-          </w:tcPr>
-          <w:p>
-            <w:pPr>
-              <w:jc w:val="center"/>
-            </w:pPr>
-            <w:r/>
-            <w:r>
-              <w:rPr>
-                <w:rFonts w:ascii="Times New Roman" w:hAnsi="Times New Roman" w:eastAsia="宋体"/>
-                <w:b w:val="0"/>
-                <w:color w:val="000000"/>
-                <w:sz w:val="18"/>
-              </w:rPr>
-              <w:t>7.4***</w:t>
-            </w:r>
-          </w:p>
-        </w:tc>
-      </w:tr>
-      <w:tr>
-        <w:tc>
-          <w:tcPr>
-            <w:tcW w:type="dxa" w:w="1440"/>
-          </w:tcPr>
-          <w:p>
-            <w:pPr>
-              <w:jc w:val="left"/>
-            </w:pPr>
-            <w:r/>
-            <w:r>
-              <w:rPr>
-                <w:rFonts w:ascii="Times New Roman" w:hAnsi="Times New Roman" w:eastAsia="宋体"/>
-                <w:b w:val="0"/>
-                <w:color w:val="000000"/>
-                <w:sz w:val="18"/>
-              </w:rPr>
-              <w:t xml:space="preserve">  W_econ</w:t>
-            </w:r>
-          </w:p>
-        </w:tc>
-        <w:tc>
-          <w:tcPr>
-            <w:tcW w:type="dxa" w:w="1440"/>
-          </w:tcPr>
-          <w:p>
-            <w:pPr>
-              <w:jc w:val="center"/>
-            </w:pPr>
-            <w:r/>
-            <w:r>
-              <w:rPr>
-                <w:rFonts w:ascii="Times New Roman" w:hAnsi="Times New Roman" w:eastAsia="宋体"/>
-                <w:b w:val="0"/>
-                <w:color w:val="000000"/>
-                <w:sz w:val="18"/>
-              </w:rPr>
-              <w:t>0.034***</w:t>
-            </w:r>
-          </w:p>
-        </w:tc>
-        <w:tc>
-          <w:tcPr>
-            <w:tcW w:type="dxa" w:w="1440"/>
-          </w:tcPr>
-          <w:p>
-            <w:pPr>
-              <w:jc w:val="center"/>
-            </w:pPr>
-            <w:r/>
-            <w:r>
-              <w:rPr>
-                <w:rFonts w:ascii="Times New Roman" w:hAnsi="Times New Roman" w:eastAsia="宋体"/>
-                <w:b w:val="0"/>
-                <w:color w:val="000000"/>
-                <w:sz w:val="18"/>
-              </w:rPr>
-              <w:t>43.1***</w:t>
-            </w:r>
-          </w:p>
-        </w:tc>
-        <w:tc>
-          <w:tcPr>
-            <w:tcW w:type="dxa" w:w="1440"/>
-          </w:tcPr>
-          <w:p>
-            <w:pPr>
-              <w:jc w:val="center"/>
-            </w:pPr>
-            <w:r/>
-            <w:r>
-              <w:rPr>
-                <w:rFonts w:ascii="Times New Roman" w:hAnsi="Times New Roman" w:eastAsia="宋体"/>
-                <w:b w:val="0"/>
-                <w:color w:val="000000"/>
-                <w:sz w:val="18"/>
-              </w:rPr>
-              <w:t>22.8***</w:t>
-            </w:r>
-          </w:p>
-        </w:tc>
-        <w:tc>
-          <w:tcPr>
-            <w:tcW w:type="dxa" w:w="1440"/>
-          </w:tcPr>
-          <w:p>
-            <w:pPr>
-              <w:jc w:val="center"/>
-            </w:pPr>
-            <w:r/>
-            <w:r>
-              <w:rPr>
-                <w:rFonts w:ascii="Times New Roman" w:hAnsi="Times New Roman" w:eastAsia="宋体"/>
-                <w:b w:val="0"/>
-                <w:color w:val="000000"/>
-                <w:sz w:val="18"/>
-              </w:rPr>
-              <w:t>25.3***</w:t>
-            </w:r>
-          </w:p>
-        </w:tc>
-        <w:tc>
-          <w:tcPr>
-            <w:tcW w:type="dxa" w:w="1440"/>
-          </w:tcPr>
-          <w:p>
-            <w:pPr>
-              <w:jc w:val="center"/>
-            </w:pPr>
-            <w:r/>
-            <w:r>
-              <w:rPr>
-                <w:rFonts w:ascii="Times New Roman" w:hAnsi="Times New Roman" w:eastAsia="宋体"/>
-                <w:b w:val="0"/>
-                <w:color w:val="000000"/>
-                <w:sz w:val="18"/>
-              </w:rPr>
-              <w:t>4.9**</w:t>
-            </w:r>
-          </w:p>
-        </w:tc>
-      </w:tr>
-      <w:tr>
-        <w:tc>
-          <w:tcPr>
-            <w:tcW w:type="dxa" w:w="1440"/>
-          </w:tcPr>
-          <w:p>
-            <w:pPr>
-              <w:jc w:val="left"/>
-            </w:pPr>
-            <w:r/>
-            <w:r>
-              <w:rPr>
-                <w:rFonts w:ascii="Times New Roman" w:hAnsi="Times New Roman" w:eastAsia="宋体"/>
-                <w:b w:val="0"/>
-                <w:color w:val="000000"/>
-                <w:sz w:val="18"/>
-              </w:rPr>
-              <w:t xml:space="preserve">  W_egw</w:t>
-            </w:r>
-          </w:p>
-        </w:tc>
-        <w:tc>
-          <w:tcPr>
-            <w:tcW w:type="dxa" w:w="1440"/>
-          </w:tcPr>
-          <w:p>
-            <w:pPr>
-              <w:jc w:val="center"/>
-            </w:pPr>
-            <w:r/>
-            <w:r>
-              <w:rPr>
-                <w:rFonts w:ascii="Times New Roman" w:hAnsi="Times New Roman" w:eastAsia="宋体"/>
-                <w:b w:val="0"/>
-                <w:color w:val="000000"/>
-                <w:sz w:val="18"/>
-              </w:rPr>
-              <w:t>0.014***</w:t>
-            </w:r>
-          </w:p>
-        </w:tc>
-        <w:tc>
-          <w:tcPr>
-            <w:tcW w:type="dxa" w:w="1440"/>
-          </w:tcPr>
-          <w:p>
-            <w:pPr>
-              <w:jc w:val="center"/>
-            </w:pPr>
-            <w:r/>
-            <w:r>
-              <w:rPr>
-                <w:rFonts w:ascii="Times New Roman" w:hAnsi="Times New Roman" w:eastAsia="宋体"/>
-                <w:b w:val="0"/>
-                <w:color w:val="000000"/>
-                <w:sz w:val="18"/>
-              </w:rPr>
-              <w:t>27.3***</w:t>
-            </w:r>
-          </w:p>
-        </w:tc>
-        <w:tc>
-          <w:tcPr>
-            <w:tcW w:type="dxa" w:w="1440"/>
-          </w:tcPr>
-          <w:p>
-            <w:pPr>
-              <w:jc w:val="center"/>
-            </w:pPr>
-            <w:r/>
-            <w:r>
-              <w:rPr>
-                <w:rFonts w:ascii="Times New Roman" w:hAnsi="Times New Roman" w:eastAsia="宋体"/>
-                <w:b w:val="0"/>
-                <w:color w:val="000000"/>
-                <w:sz w:val="18"/>
-              </w:rPr>
-              <w:t>23.1***</w:t>
-            </w:r>
-          </w:p>
-        </w:tc>
-        <w:tc>
-          <w:tcPr>
-            <w:tcW w:type="dxa" w:w="1440"/>
-          </w:tcPr>
-          <w:p>
-            <w:pPr>
-              <w:jc w:val="center"/>
-            </w:pPr>
-            <w:r/>
-            <w:r>
-              <w:rPr>
-                <w:rFonts w:ascii="Times New Roman" w:hAnsi="Times New Roman" w:eastAsia="宋体"/>
-                <w:b w:val="0"/>
-                <w:color w:val="000000"/>
-                <w:sz w:val="18"/>
-              </w:rPr>
-              <w:t>11.3***</w:t>
-            </w:r>
-          </w:p>
-        </w:tc>
-        <w:tc>
-          <w:tcPr>
-            <w:tcW w:type="dxa" w:w="1440"/>
-          </w:tcPr>
-          <w:p>
-            <w:pPr>
-              <w:jc w:val="center"/>
-            </w:pPr>
-            <w:r/>
-            <w:r>
-              <w:rPr>
-                <w:rFonts w:ascii="Times New Roman" w:hAnsi="Times New Roman" w:eastAsia="宋体"/>
-                <w:b w:val="0"/>
-                <w:color w:val="000000"/>
-                <w:sz w:val="18"/>
-              </w:rPr>
-              <w:t>7.1***</w:t>
-            </w:r>
-          </w:p>
-        </w:tc>
-      </w:tr>
-      <w:tr>
-        <w:tc>
-          <w:tcPr>
-            <w:tcW w:type="dxa" w:w="1440"/>
-            <w:tcBorders>
-              <w:bottom w:val="single" w:sz="8" w:space="0" w:color="000000"/>
-            </w:tcBorders>
-          </w:tcPr>
-          <w:p>
-            <w:pPr>
-              <w:jc w:val="left"/>
-            </w:pPr>
-            <w:r/>
-            <w:r>
-              <w:rPr>
-                <w:rFonts w:ascii="Times New Roman" w:hAnsi="Times New Roman" w:eastAsia="宋体"/>
-                <w:b w:val="0"/>
-                <w:color w:val="000000"/>
-                <w:sz w:val="18"/>
-              </w:rPr>
-              <w:t xml:space="preserve">  W_egn</w:t>
-            </w:r>
-          </w:p>
-        </w:tc>
-        <w:tc>
-          <w:tcPr>
-            <w:tcW w:type="dxa" w:w="1440"/>
-            <w:tcBorders>
-              <w:bottom w:val="single" w:sz="8" w:space="0" w:color="000000"/>
-            </w:tcBorders>
-          </w:tcPr>
-          <w:p>
-            <w:pPr>
-              <w:jc w:val="center"/>
-            </w:pPr>
-            <w:r/>
-            <w:r>
-              <w:rPr>
-                <w:rFonts w:ascii="Times New Roman" w:hAnsi="Times New Roman" w:eastAsia="宋体"/>
-                <w:b w:val="0"/>
-                <w:color w:val="000000"/>
-                <w:sz w:val="18"/>
-              </w:rPr>
-              <w:t>−0.010**</w:t>
-            </w:r>
-          </w:p>
-        </w:tc>
-        <w:tc>
-          <w:tcPr>
-            <w:tcW w:type="dxa" w:w="1440"/>
-            <w:tcBorders>
-              <w:bottom w:val="single" w:sz="8" w:space="0" w:color="000000"/>
-            </w:tcBorders>
-          </w:tcPr>
-          <w:p>
-            <w:pPr>
-              <w:jc w:val="center"/>
-            </w:pPr>
-            <w:r/>
-            <w:r>
-              <w:rPr>
-                <w:rFonts w:ascii="Times New Roman" w:hAnsi="Times New Roman" w:eastAsia="宋体"/>
-                <w:b w:val="0"/>
-                <w:color w:val="000000"/>
-                <w:sz w:val="18"/>
-              </w:rPr>
-              <w:t>2.3</w:t>
-            </w:r>
-          </w:p>
-        </w:tc>
-        <w:tc>
-          <w:tcPr>
-            <w:tcW w:type="dxa" w:w="1440"/>
-            <w:tcBorders>
-              <w:bottom w:val="single" w:sz="8" w:space="0" w:color="000000"/>
-            </w:tcBorders>
-          </w:tcPr>
-          <w:p>
-            <w:pPr>
-              <w:jc w:val="center"/>
-            </w:pPr>
-            <w:r/>
-            <w:r>
-              <w:rPr>
-                <w:rFonts w:ascii="Times New Roman" w:hAnsi="Times New Roman" w:eastAsia="宋体"/>
-                <w:b w:val="0"/>
-                <w:color w:val="000000"/>
-                <w:sz w:val="18"/>
-              </w:rPr>
-              <w:t>0.6</w:t>
-            </w:r>
-          </w:p>
-        </w:tc>
-        <w:tc>
-          <w:tcPr>
-            <w:tcW w:type="dxa" w:w="1440"/>
-            <w:tcBorders>
-              <w:bottom w:val="single" w:sz="8" w:space="0" w:color="000000"/>
-            </w:tcBorders>
-          </w:tcPr>
-          <w:p>
-            <w:pPr>
-              <w:jc w:val="center"/>
-            </w:pPr>
-            <w:r/>
-            <w:r>
-              <w:rPr>
-                <w:rFonts w:ascii="Times New Roman" w:hAnsi="Times New Roman" w:eastAsia="宋体"/>
-                <w:b w:val="0"/>
-                <w:color w:val="000000"/>
-                <w:sz w:val="18"/>
-              </w:rPr>
-              <w:t>5.2**</w:t>
-            </w:r>
-          </w:p>
-        </w:tc>
-        <w:tc>
-          <w:tcPr>
-            <w:tcW w:type="dxa" w:w="1440"/>
-            <w:tcBorders>
-              <w:bottom w:val="single" w:sz="8" w:space="0" w:color="000000"/>
-            </w:tcBorders>
-          </w:tcPr>
-          <w:p>
-            <w:pPr>
-              <w:jc w:val="center"/>
-            </w:pPr>
-            <w:r/>
-            <w:r>
-              <w:rPr>
-                <w:rFonts w:ascii="Times New Roman" w:hAnsi="Times New Roman" w:eastAsia="宋体"/>
-                <w:b w:val="0"/>
-                <w:color w:val="000000"/>
-                <w:sz w:val="18"/>
-              </w:rPr>
-              <w:t>3.5*</w:t>
-            </w:r>
-          </w:p>
-        </w:tc>
-      </w:tr>
-      <w:tr>
-        <w:tc>
-          <w:tcPr>
-            <w:tcW w:type="dxa" w:w="1440"/>
-          </w:tcPr>
-          <w:p>
-            <w:pPr>
-              <w:jc w:val="left"/>
-            </w:pPr>
-            <w:r/>
-            <w:r>
-              <w:rPr>
-                <w:rFonts w:ascii="Times New Roman" w:hAnsi="Times New Roman" w:eastAsia="宋体"/>
-                <w:b w:val="0"/>
-                <w:color w:val="000000"/>
-                <w:sz w:val="18"/>
-              </w:rPr>
-              <w:t>Individual FE</w:t>
-            </w:r>
-          </w:p>
-        </w:tc>
-        <w:tc>
-          <w:tcPr>
-            <w:tcW w:type="dxa" w:w="1440"/>
-          </w:tcPr>
-          <w:p>
-            <w:pPr>
-              <w:jc w:val="center"/>
-            </w:pPr>
-            <w:r/>
-            <w:r>
-              <w:rPr>
-                <w:rFonts w:ascii="Times New Roman" w:hAnsi="Times New Roman" w:eastAsia="宋体"/>
-                <w:b w:val="0"/>
-                <w:color w:val="000000"/>
-                <w:sz w:val="18"/>
-              </w:rPr>
-            </w:r>
-          </w:p>
-        </w:tc>
-        <w:tc>
-          <w:tcPr>
-            <w:tcW w:type="dxa" w:w="1440"/>
-          </w:tcPr>
-          <w:p>
-            <w:pPr>
-              <w:jc w:val="center"/>
-            </w:pPr>
-            <w:r/>
-            <w:r>
-              <w:rPr>
-                <w:rFonts w:ascii="Times New Roman" w:hAnsi="Times New Roman" w:eastAsia="宋体"/>
-                <w:b w:val="0"/>
-                <w:color w:val="000000"/>
-                <w:sz w:val="18"/>
-              </w:rPr>
-            </w:r>
-          </w:p>
-        </w:tc>
-        <w:tc>
-          <w:tcPr>
-            <w:tcW w:type="dxa" w:w="1440"/>
-          </w:tcPr>
-          <w:p>
-            <w:pPr>
-              <w:jc w:val="center"/>
-            </w:pPr>
-            <w:r/>
-            <w:r>
-              <w:rPr>
-                <w:rFonts w:ascii="Times New Roman" w:hAnsi="Times New Roman" w:eastAsia="宋体"/>
-                <w:b w:val="0"/>
-                <w:color w:val="000000"/>
-                <w:sz w:val="18"/>
-              </w:rPr>
-            </w:r>
-          </w:p>
-        </w:tc>
-        <w:tc>
-          <w:tcPr>
-            <w:tcW w:type="dxa" w:w="1440"/>
-          </w:tcPr>
-          <w:p>
-            <w:pPr>
-              <w:jc w:val="center"/>
-            </w:pPr>
-            <w:r/>
-            <w:r>
-              <w:rPr>
-                <w:rFonts w:ascii="Times New Roman" w:hAnsi="Times New Roman" w:eastAsia="宋体"/>
-                <w:b w:val="0"/>
-                <w:color w:val="000000"/>
-                <w:sz w:val="18"/>
-              </w:rPr>
-            </w:r>
-          </w:p>
-        </w:tc>
-        <w:tc>
-          <w:tcPr>
-            <w:tcW w:type="dxa" w:w="1440"/>
-          </w:tcPr>
-          <w:p>
-            <w:pPr>
-              <w:jc w:val="center"/>
-            </w:pPr>
-            <w:r/>
-            <w:r>
-              <w:rPr>
-                <w:rFonts w:ascii="Times New Roman" w:hAnsi="Times New Roman" w:eastAsia="宋体"/>
-                <w:b w:val="0"/>
-                <w:color w:val="000000"/>
-                <w:sz w:val="18"/>
-              </w:rPr>
-            </w:r>
-          </w:p>
-        </w:tc>
-      </w:tr>
-      <w:tr>
-        <w:tc>
-          <w:tcPr>
-            <w:tcW w:type="dxa" w:w="1440"/>
-          </w:tcPr>
-          <w:p>
-            <w:pPr>
-              <w:jc w:val="left"/>
-            </w:pPr>
-            <w:r/>
-            <w:r>
-              <w:rPr>
-                <w:rFonts w:ascii="Times New Roman" w:hAnsi="Times New Roman" w:eastAsia="宋体"/>
-                <w:b w:val="0"/>
-                <w:color w:val="000000"/>
-                <w:sz w:val="18"/>
-              </w:rPr>
-              <w:t xml:space="preserve">  W_adj</w:t>
-            </w:r>
-          </w:p>
-        </w:tc>
-        <w:tc>
-          <w:tcPr>
-            <w:tcW w:type="dxa" w:w="1440"/>
+            <w:tcW w:type="dxa" w:w="2880"/>
           </w:tcPr>
           <w:p>
             <w:pPr>
@@ -2165,9 +1246,31 @@
             </w:r>
           </w:p>
         </w:tc>
+      </w:tr>
+      <w:tr>
         <w:tc>
           <w:tcPr>
-            <w:tcW w:type="dxa" w:w="1440"/>
+            <w:tcW w:type="dxa" w:w="2880"/>
+          </w:tcPr>
+          <w:p>
+            <w:pPr>
+              <w:jc w:val="left"/>
+            </w:pPr>
+            <w:r/>
+            <w:r>
+              <w:rPr>
+                <w:rFonts w:ascii="Times New Roman" w:hAnsi="Times New Roman" w:eastAsia="宋体"/>
+                <w:b w:val="0"/>
+                <w:color w:val="000000"/>
+                <w:sz w:val="18"/>
+              </w:rPr>
+              <w:t>稳健 LM（空间滞后）</w:t>
+            </w:r>
+          </w:p>
+        </w:tc>
+        <w:tc>
+          <w:tcPr>
+            <w:tcW w:type="dxa" w:w="2880"/>
           </w:tcPr>
           <w:p>
             <w:pPr>
@@ -2181,13 +1284,13 @@
                 <w:color w:val="000000"/>
                 <w:sz w:val="18"/>
               </w:rPr>
-              <w:t>0.2</w:t>
+              <w:t>23.14***</w:t>
             </w:r>
           </w:p>
         </w:tc>
         <w:tc>
           <w:tcPr>
-            <w:tcW w:type="dxa" w:w="1440"/>
+            <w:tcW w:type="dxa" w:w="2880"/>
           </w:tcPr>
           <w:p>
             <w:pPr>
@@ -2201,13 +1304,35 @@
                 <w:color w:val="000000"/>
                 <w:sz w:val="18"/>
               </w:rPr>
-              <w:t>5.1**</w:t>
+              <w:t>0.000</w:t>
+            </w:r>
+          </w:p>
+        </w:tc>
+      </w:tr>
+      <w:tr>
+        <w:tc>
+          <w:tcPr>
+            <w:tcW w:type="dxa" w:w="2880"/>
+          </w:tcPr>
+          <w:p>
+            <w:pPr>
+              <w:jc w:val="left"/>
+            </w:pPr>
+            <w:r/>
+            <w:r>
+              <w:rPr>
+                <w:rFonts w:ascii="Times New Roman" w:hAnsi="Times New Roman" w:eastAsia="宋体"/>
+                <w:b w:val="0"/>
+                <w:color w:val="000000"/>
+                <w:sz w:val="18"/>
+              </w:rPr>
+              <w:t>LR 检验（SDM vs SAR）</w:t>
             </w:r>
           </w:p>
         </w:tc>
         <w:tc>
           <w:tcPr>
-            <w:tcW w:type="dxa" w:w="1440"/>
+            <w:tcW w:type="dxa" w:w="2880"/>
           </w:tcPr>
           <w:p>
             <w:pPr>
@@ -2221,13 +1346,13 @@
                 <w:color w:val="000000"/>
                 <w:sz w:val="18"/>
               </w:rPr>
-              <w:t>0.0</w:t>
+              <w:t>163.75***</w:t>
             </w:r>
           </w:p>
         </w:tc>
         <w:tc>
           <w:tcPr>
-            <w:tcW w:type="dxa" w:w="1440"/>
+            <w:tcW w:type="dxa" w:w="2880"/>
           </w:tcPr>
           <w:p>
             <w:pPr>
@@ -2241,7 +1366,7 @@
                 <w:color w:val="000000"/>
                 <w:sz w:val="18"/>
               </w:rPr>
-              <w:t>4.9**</w:t>
+              <w:t>0.000</w:t>
             </w:r>
           </w:p>
         </w:tc>
@@ -2249,7 +1374,7 @@
       <w:tr>
         <w:tc>
           <w:tcPr>
-            <w:tcW w:type="dxa" w:w="1440"/>
+            <w:tcW w:type="dxa" w:w="2880"/>
           </w:tcPr>
           <w:p>
             <w:pPr>
@@ -2263,13 +1388,13 @@
                 <w:color w:val="000000"/>
                 <w:sz w:val="18"/>
               </w:rPr>
-              <w:t xml:space="preserve">  W_geo</w:t>
+              <w:t>Wald 检验（θ=0）</w:t>
             </w:r>
           </w:p>
         </w:tc>
         <w:tc>
           <w:tcPr>
-            <w:tcW w:type="dxa" w:w="1440"/>
+            <w:tcW w:type="dxa" w:w="2880"/>
           </w:tcPr>
           <w:p>
             <w:pPr>
@@ -2283,13 +1408,13 @@
                 <w:color w:val="000000"/>
                 <w:sz w:val="18"/>
               </w:rPr>
-              <w:t>0.002</w:t>
+              <w:t>142.77***</w:t>
             </w:r>
           </w:p>
         </w:tc>
         <w:tc>
           <w:tcPr>
-            <w:tcW w:type="dxa" w:w="1440"/>
+            <w:tcW w:type="dxa" w:w="2880"/>
           </w:tcPr>
           <w:p>
             <w:pPr>
@@ -2303,67 +1428,7 @@
                 <w:color w:val="000000"/>
                 <w:sz w:val="18"/>
               </w:rPr>
-              <w:t>2.7</w:t>
-            </w:r>
-          </w:p>
-        </w:tc>
-        <w:tc>
-          <w:tcPr>
-            <w:tcW w:type="dxa" w:w="1440"/>
-          </w:tcPr>
-          <w:p>
-            <w:pPr>
-              <w:jc w:val="center"/>
-            </w:pPr>
-            <w:r/>
-            <w:r>
-              <w:rPr>
-                <w:rFonts w:ascii="Times New Roman" w:hAnsi="Times New Roman" w:eastAsia="宋体"/>
-                <w:b w:val="0"/>
-                <w:color w:val="000000"/>
-                <w:sz w:val="18"/>
-              </w:rPr>
-              <w:t>9.3***</w:t>
-            </w:r>
-          </w:p>
-        </w:tc>
-        <w:tc>
-          <w:tcPr>
-            <w:tcW w:type="dxa" w:w="1440"/>
-          </w:tcPr>
-          <w:p>
-            <w:pPr>
-              <w:jc w:val="center"/>
-            </w:pPr>
-            <w:r/>
-            <w:r>
-              <w:rPr>
-                <w:rFonts w:ascii="Times New Roman" w:hAnsi="Times New Roman" w:eastAsia="宋体"/>
-                <w:b w:val="0"/>
-                <w:color w:val="000000"/>
-                <w:sz w:val="18"/>
-              </w:rPr>
-              <w:t>0.2</w:t>
-            </w:r>
-          </w:p>
-        </w:tc>
-        <w:tc>
-          <w:tcPr>
-            <w:tcW w:type="dxa" w:w="1440"/>
-          </w:tcPr>
-          <w:p>
-            <w:pPr>
-              <w:jc w:val="center"/>
-            </w:pPr>
-            <w:r/>
-            <w:r>
-              <w:rPr>
-                <w:rFonts w:ascii="Times New Roman" w:hAnsi="Times New Roman" w:eastAsia="宋体"/>
-                <w:b w:val="0"/>
-                <w:color w:val="000000"/>
-                <w:sz w:val="18"/>
-              </w:rPr>
-              <w:t>6.8***</w:t>
+              <w:t>0.000</w:t>
             </w:r>
           </w:p>
         </w:tc>
@@ -2371,251 +1436,7 @@
       <w:tr>
         <w:tc>
           <w:tcPr>
-            <w:tcW w:type="dxa" w:w="1440"/>
-          </w:tcPr>
-          <w:p>
-            <w:pPr>
-              <w:jc w:val="left"/>
-            </w:pPr>
-            <w:r/>
-            <w:r>
-              <w:rPr>
-                <w:rFonts w:ascii="Times New Roman" w:hAnsi="Times New Roman" w:eastAsia="宋体"/>
-                <w:b w:val="0"/>
-                <w:color w:val="000000"/>
-                <w:sz w:val="18"/>
-              </w:rPr>
-              <w:t xml:space="preserve">  W_econ</w:t>
-            </w:r>
-          </w:p>
-        </w:tc>
-        <w:tc>
-          <w:tcPr>
-            <w:tcW w:type="dxa" w:w="1440"/>
-          </w:tcPr>
-          <w:p>
-            <w:pPr>
-              <w:jc w:val="center"/>
-            </w:pPr>
-            <w:r/>
-            <w:r>
-              <w:rPr>
-                <w:rFonts w:ascii="Times New Roman" w:hAnsi="Times New Roman" w:eastAsia="宋体"/>
-                <w:b w:val="0"/>
-                <w:color w:val="000000"/>
-                <w:sz w:val="18"/>
-              </w:rPr>
-              <w:t>0.003</w:t>
-            </w:r>
-          </w:p>
-        </w:tc>
-        <w:tc>
-          <w:tcPr>
-            <w:tcW w:type="dxa" w:w="1440"/>
-          </w:tcPr>
-          <w:p>
-            <w:pPr>
-              <w:jc w:val="center"/>
-            </w:pPr>
-            <w:r/>
-            <w:r>
-              <w:rPr>
-                <w:rFonts w:ascii="Times New Roman" w:hAnsi="Times New Roman" w:eastAsia="宋体"/>
-                <w:b w:val="0"/>
-                <w:color w:val="000000"/>
-                <w:sz w:val="18"/>
-              </w:rPr>
-              <w:t>0.9</w:t>
-            </w:r>
-          </w:p>
-        </w:tc>
-        <w:tc>
-          <w:tcPr>
-            <w:tcW w:type="dxa" w:w="1440"/>
-          </w:tcPr>
-          <w:p>
-            <w:pPr>
-              <w:jc w:val="center"/>
-            </w:pPr>
-            <w:r/>
-            <w:r>
-              <w:rPr>
-                <w:rFonts w:ascii="Times New Roman" w:hAnsi="Times New Roman" w:eastAsia="宋体"/>
-                <w:b w:val="0"/>
-                <w:color w:val="000000"/>
-                <w:sz w:val="18"/>
-              </w:rPr>
-              <w:t>3.5*</w:t>
-            </w:r>
-          </w:p>
-        </w:tc>
-        <w:tc>
-          <w:tcPr>
-            <w:tcW w:type="dxa" w:w="1440"/>
-          </w:tcPr>
-          <w:p>
-            <w:pPr>
-              <w:jc w:val="center"/>
-            </w:pPr>
-            <w:r/>
-            <w:r>
-              <w:rPr>
-                <w:rFonts w:ascii="Times New Roman" w:hAnsi="Times New Roman" w:eastAsia="宋体"/>
-                <w:b w:val="0"/>
-                <w:color w:val="000000"/>
-                <w:sz w:val="18"/>
-              </w:rPr>
-              <w:t>0.2</w:t>
-            </w:r>
-          </w:p>
-        </w:tc>
-        <w:tc>
-          <w:tcPr>
-            <w:tcW w:type="dxa" w:w="1440"/>
-          </w:tcPr>
-          <w:p>
-            <w:pPr>
-              <w:jc w:val="center"/>
-            </w:pPr>
-            <w:r/>
-            <w:r>
-              <w:rPr>
-                <w:rFonts w:ascii="Times New Roman" w:hAnsi="Times New Roman" w:eastAsia="宋体"/>
-                <w:b w:val="0"/>
-                <w:color w:val="000000"/>
-                <w:sz w:val="18"/>
-              </w:rPr>
-              <w:t>2.8*</w:t>
-            </w:r>
-          </w:p>
-        </w:tc>
-      </w:tr>
-      <w:tr>
-        <w:tc>
-          <w:tcPr>
-            <w:tcW w:type="dxa" w:w="1440"/>
-          </w:tcPr>
-          <w:p>
-            <w:pPr>
-              <w:jc w:val="left"/>
-            </w:pPr>
-            <w:r/>
-            <w:r>
-              <w:rPr>
-                <w:rFonts w:ascii="Times New Roman" w:hAnsi="Times New Roman" w:eastAsia="宋体"/>
-                <w:b w:val="0"/>
-                <w:color w:val="000000"/>
-                <w:sz w:val="18"/>
-              </w:rPr>
-              <w:t xml:space="preserve">  W_egw</w:t>
-            </w:r>
-          </w:p>
-        </w:tc>
-        <w:tc>
-          <w:tcPr>
-            <w:tcW w:type="dxa" w:w="1440"/>
-          </w:tcPr>
-          <w:p>
-            <w:pPr>
-              <w:jc w:val="center"/>
-            </w:pPr>
-            <w:r/>
-            <w:r>
-              <w:rPr>
-                <w:rFonts w:ascii="Times New Roman" w:hAnsi="Times New Roman" w:eastAsia="宋体"/>
-                <w:b w:val="0"/>
-                <w:color w:val="000000"/>
-                <w:sz w:val="18"/>
-              </w:rPr>
-              <w:t>0.002</w:t>
-            </w:r>
-          </w:p>
-        </w:tc>
-        <w:tc>
-          <w:tcPr>
-            <w:tcW w:type="dxa" w:w="1440"/>
-          </w:tcPr>
-          <w:p>
-            <w:pPr>
-              <w:jc w:val="center"/>
-            </w:pPr>
-            <w:r/>
-            <w:r>
-              <w:rPr>
-                <w:rFonts w:ascii="Times New Roman" w:hAnsi="Times New Roman" w:eastAsia="宋体"/>
-                <w:b w:val="0"/>
-                <w:color w:val="000000"/>
-                <w:sz w:val="18"/>
-              </w:rPr>
-              <w:t>2.5</w:t>
-            </w:r>
-          </w:p>
-        </w:tc>
-        <w:tc>
-          <w:tcPr>
-            <w:tcW w:type="dxa" w:w="1440"/>
-          </w:tcPr>
-          <w:p>
-            <w:pPr>
-              <w:jc w:val="center"/>
-            </w:pPr>
-            <w:r/>
-            <w:r>
-              <w:rPr>
-                <w:rFonts w:ascii="Times New Roman" w:hAnsi="Times New Roman" w:eastAsia="宋体"/>
-                <w:b w:val="0"/>
-                <w:color w:val="000000"/>
-                <w:sz w:val="18"/>
-              </w:rPr>
-              <w:t>7.2***</w:t>
-            </w:r>
-          </w:p>
-        </w:tc>
-        <w:tc>
-          <w:tcPr>
-            <w:tcW w:type="dxa" w:w="1440"/>
-          </w:tcPr>
-          <w:p>
-            <w:pPr>
-              <w:jc w:val="center"/>
-            </w:pPr>
-            <w:r/>
-            <w:r>
-              <w:rPr>
-                <w:rFonts w:ascii="Times New Roman" w:hAnsi="Times New Roman" w:eastAsia="宋体"/>
-                <w:b w:val="0"/>
-                <w:color w:val="000000"/>
-                <w:sz w:val="18"/>
-              </w:rPr>
-              <w:t>0.3</w:t>
-            </w:r>
-          </w:p>
-        </w:tc>
-        <w:tc>
-          <w:tcPr>
-            <w:tcW w:type="dxa" w:w="1440"/>
-          </w:tcPr>
-          <w:p>
-            <w:pPr>
-              <w:jc w:val="center"/>
-            </w:pPr>
-            <w:r/>
-            <w:r>
-              <w:rPr>
-                <w:rFonts w:ascii="Times New Roman" w:hAnsi="Times New Roman" w:eastAsia="宋体"/>
-                <w:b w:val="0"/>
-                <w:color w:val="000000"/>
-                <w:sz w:val="18"/>
-              </w:rPr>
-              <w:t>5.0**</w:t>
-            </w:r>
-          </w:p>
-        </w:tc>
-      </w:tr>
-      <w:tr>
-        <w:tc>
-          <w:tcPr>
-            <w:tcW w:type="dxa" w:w="1440"/>
+            <w:tcW w:type="dxa" w:w="2880"/>
             <w:tcBorders>
               <w:bottom w:val="single" w:sz="8" w:space="0" w:color="000000"/>
             </w:tcBorders>
@@ -2632,13 +1453,13 @@
                 <w:color w:val="000000"/>
                 <w:sz w:val="18"/>
               </w:rPr>
-              <w:t xml:space="preserve">  W_egn</w:t>
+              <w:t>LR 检验（空间滞后 ρ=0）</w:t>
             </w:r>
           </w:p>
         </w:tc>
         <w:tc>
           <w:tcPr>
-            <w:tcW w:type="dxa" w:w="1440"/>
+            <w:tcW w:type="dxa" w:w="2880"/>
             <w:tcBorders>
               <w:bottom w:val="single" w:sz="8" w:space="0" w:color="000000"/>
             </w:tcBorders>
@@ -2655,13 +1476,13 @@
                 <w:color w:val="000000"/>
                 <w:sz w:val="18"/>
               </w:rPr>
-              <w:t>0.001</w:t>
+              <w:t>7.40***</w:t>
             </w:r>
           </w:p>
         </w:tc>
         <w:tc>
           <w:tcPr>
-            <w:tcW w:type="dxa" w:w="1440"/>
+            <w:tcW w:type="dxa" w:w="2880"/>
             <w:tcBorders>
               <w:bottom w:val="single" w:sz="8" w:space="0" w:color="000000"/>
             </w:tcBorders>
@@ -2678,821 +1499,7 @@
                 <w:color w:val="000000"/>
                 <w:sz w:val="18"/>
               </w:rPr>
-              <w:t>1.7</w:t>
-            </w:r>
-          </w:p>
-        </w:tc>
-        <w:tc>
-          <w:tcPr>
-            <w:tcW w:type="dxa" w:w="1440"/>
-            <w:tcBorders>
-              <w:bottom w:val="single" w:sz="8" w:space="0" w:color="000000"/>
-            </w:tcBorders>
-          </w:tcPr>
-          <w:p>
-            <w:pPr>
-              <w:jc w:val="center"/>
-            </w:pPr>
-            <w:r/>
-            <w:r>
-              <w:rPr>
-                <w:rFonts w:ascii="Times New Roman" w:hAnsi="Times New Roman" w:eastAsia="宋体"/>
-                <w:b w:val="0"/>
-                <w:color w:val="000000"/>
-                <w:sz w:val="18"/>
-              </w:rPr>
-              <w:t>8.1***</w:t>
-            </w:r>
-          </w:p>
-        </w:tc>
-        <w:tc>
-          <w:tcPr>
-            <w:tcW w:type="dxa" w:w="1440"/>
-            <w:tcBorders>
-              <w:bottom w:val="single" w:sz="8" w:space="0" w:color="000000"/>
-            </w:tcBorders>
-          </w:tcPr>
-          <w:p>
-            <w:pPr>
-              <w:jc w:val="center"/>
-            </w:pPr>
-            <w:r/>
-            <w:r>
-              <w:rPr>
-                <w:rFonts w:ascii="Times New Roman" w:hAnsi="Times New Roman" w:eastAsia="宋体"/>
-                <w:b w:val="0"/>
-                <w:color w:val="000000"/>
-                <w:sz w:val="18"/>
-              </w:rPr>
-              <w:t>0.1</w:t>
-            </w:r>
-          </w:p>
-        </w:tc>
-        <w:tc>
-          <w:tcPr>
-            <w:tcW w:type="dxa" w:w="1440"/>
-            <w:tcBorders>
-              <w:bottom w:val="single" w:sz="8" w:space="0" w:color="000000"/>
-            </w:tcBorders>
-          </w:tcPr>
-          <w:p>
-            <w:pPr>
-              <w:jc w:val="center"/>
-            </w:pPr>
-            <w:r/>
-            <w:r>
-              <w:rPr>
-                <w:rFonts w:ascii="Times New Roman" w:hAnsi="Times New Roman" w:eastAsia="宋体"/>
-                <w:b w:val="0"/>
-                <w:color w:val="000000"/>
-                <w:sz w:val="18"/>
-              </w:rPr>
-              <w:t>6.4**</w:t>
-            </w:r>
-          </w:p>
-        </w:tc>
-      </w:tr>
-      <w:tr>
-        <w:tc>
-          <w:tcPr>
-            <w:tcW w:type="dxa" w:w="1440"/>
-          </w:tcPr>
-          <w:p>
-            <w:pPr>
-              <w:jc w:val="left"/>
-            </w:pPr>
-            <w:r/>
-            <w:r>
-              <w:rPr>
-                <w:rFonts w:ascii="Times New Roman" w:hAnsi="Times New Roman" w:eastAsia="宋体"/>
-                <w:b w:val="0"/>
-                <w:color w:val="000000"/>
-                <w:sz w:val="18"/>
-              </w:rPr>
-              <w:t>Two-way FE</w:t>
-            </w:r>
-          </w:p>
-        </w:tc>
-        <w:tc>
-          <w:tcPr>
-            <w:tcW w:type="dxa" w:w="1440"/>
-          </w:tcPr>
-          <w:p>
-            <w:pPr>
-              <w:jc w:val="center"/>
-            </w:pPr>
-            <w:r/>
-            <w:r>
-              <w:rPr>
-                <w:rFonts w:ascii="Times New Roman" w:hAnsi="Times New Roman" w:eastAsia="宋体"/>
-                <w:b w:val="0"/>
-                <w:color w:val="000000"/>
-                <w:sz w:val="18"/>
-              </w:rPr>
-            </w:r>
-          </w:p>
-        </w:tc>
-        <w:tc>
-          <w:tcPr>
-            <w:tcW w:type="dxa" w:w="1440"/>
-          </w:tcPr>
-          <w:p>
-            <w:pPr>
-              <w:jc w:val="center"/>
-            </w:pPr>
-            <w:r/>
-            <w:r>
-              <w:rPr>
-                <w:rFonts w:ascii="Times New Roman" w:hAnsi="Times New Roman" w:eastAsia="宋体"/>
-                <w:b w:val="0"/>
-                <w:color w:val="000000"/>
-                <w:sz w:val="18"/>
-              </w:rPr>
-            </w:r>
-          </w:p>
-        </w:tc>
-        <w:tc>
-          <w:tcPr>
-            <w:tcW w:type="dxa" w:w="1440"/>
-          </w:tcPr>
-          <w:p>
-            <w:pPr>
-              <w:jc w:val="center"/>
-            </w:pPr>
-            <w:r/>
-            <w:r>
-              <w:rPr>
-                <w:rFonts w:ascii="Times New Roman" w:hAnsi="Times New Roman" w:eastAsia="宋体"/>
-                <w:b w:val="0"/>
-                <w:color w:val="000000"/>
-                <w:sz w:val="18"/>
-              </w:rPr>
-            </w:r>
-          </w:p>
-        </w:tc>
-        <w:tc>
-          <w:tcPr>
-            <w:tcW w:type="dxa" w:w="1440"/>
-          </w:tcPr>
-          <w:p>
-            <w:pPr>
-              <w:jc w:val="center"/>
-            </w:pPr>
-            <w:r/>
-            <w:r>
-              <w:rPr>
-                <w:rFonts w:ascii="Times New Roman" w:hAnsi="Times New Roman" w:eastAsia="宋体"/>
-                <w:b w:val="0"/>
-                <w:color w:val="000000"/>
-                <w:sz w:val="18"/>
-              </w:rPr>
-            </w:r>
-          </w:p>
-        </w:tc>
-        <w:tc>
-          <w:tcPr>
-            <w:tcW w:type="dxa" w:w="1440"/>
-          </w:tcPr>
-          <w:p>
-            <w:pPr>
-              <w:jc w:val="center"/>
-            </w:pPr>
-            <w:r/>
-            <w:r>
-              <w:rPr>
-                <w:rFonts w:ascii="Times New Roman" w:hAnsi="Times New Roman" w:eastAsia="宋体"/>
-                <w:b w:val="0"/>
-                <w:color w:val="000000"/>
-                <w:sz w:val="18"/>
-              </w:rPr>
-            </w:r>
-          </w:p>
-        </w:tc>
-      </w:tr>
-      <w:tr>
-        <w:tc>
-          <w:tcPr>
-            <w:tcW w:type="dxa" w:w="1440"/>
-          </w:tcPr>
-          <w:p>
-            <w:pPr>
-              <w:jc w:val="left"/>
-            </w:pPr>
-            <w:r/>
-            <w:r>
-              <w:rPr>
-                <w:rFonts w:ascii="Times New Roman" w:hAnsi="Times New Roman" w:eastAsia="宋体"/>
-                <w:b w:val="0"/>
-                <w:color w:val="000000"/>
-                <w:sz w:val="18"/>
-              </w:rPr>
-              <w:t xml:space="preserve">  W_adj</w:t>
-            </w:r>
-          </w:p>
-        </w:tc>
-        <w:tc>
-          <w:tcPr>
-            <w:tcW w:type="dxa" w:w="1440"/>
-          </w:tcPr>
-          <w:p>
-            <w:pPr>
-              <w:jc w:val="center"/>
-            </w:pPr>
-            <w:r/>
-            <w:r>
-              <w:rPr>
-                <w:rFonts w:ascii="Times New Roman" w:hAnsi="Times New Roman" w:eastAsia="宋体"/>
-                <w:b w:val="0"/>
-                <w:color w:val="000000"/>
-                <w:sz w:val="18"/>
-              </w:rPr>
-              <w:t>−0.009</w:t>
-            </w:r>
-          </w:p>
-        </w:tc>
-        <w:tc>
-          <w:tcPr>
-            <w:tcW w:type="dxa" w:w="1440"/>
-          </w:tcPr>
-          <w:p>
-            <w:pPr>
-              <w:jc w:val="center"/>
-            </w:pPr>
-            <w:r/>
-            <w:r>
-              <w:rPr>
-                <w:rFonts w:ascii="Times New Roman" w:hAnsi="Times New Roman" w:eastAsia="宋体"/>
-                <w:b w:val="0"/>
-                <w:color w:val="000000"/>
-                <w:sz w:val="18"/>
-              </w:rPr>
-              <w:t>0.7</w:t>
-            </w:r>
-          </w:p>
-        </w:tc>
-        <w:tc>
-          <w:tcPr>
-            <w:tcW w:type="dxa" w:w="1440"/>
-          </w:tcPr>
-          <w:p>
-            <w:pPr>
-              <w:jc w:val="center"/>
-            </w:pPr>
-            <w:r/>
-            <w:r>
-              <w:rPr>
-                <w:rFonts w:ascii="Times New Roman" w:hAnsi="Times New Roman" w:eastAsia="宋体"/>
-                <w:b w:val="0"/>
-                <w:color w:val="000000"/>
-                <w:sz w:val="18"/>
-              </w:rPr>
-              <w:t>0.1</w:t>
-            </w:r>
-          </w:p>
-        </w:tc>
-        <w:tc>
-          <w:tcPr>
-            <w:tcW w:type="dxa" w:w="1440"/>
-          </w:tcPr>
-          <w:p>
-            <w:pPr>
-              <w:jc w:val="center"/>
-            </w:pPr>
-            <w:r/>
-            <w:r>
-              <w:rPr>
-                <w:rFonts w:ascii="Times New Roman" w:hAnsi="Times New Roman" w:eastAsia="宋体"/>
-                <w:b w:val="0"/>
-                <w:color w:val="000000"/>
-                <w:sz w:val="18"/>
-              </w:rPr>
-              <w:t>0.8</w:t>
-            </w:r>
-          </w:p>
-        </w:tc>
-        <w:tc>
-          <w:tcPr>
-            <w:tcW w:type="dxa" w:w="1440"/>
-          </w:tcPr>
-          <w:p>
-            <w:pPr>
-              <w:jc w:val="center"/>
-            </w:pPr>
-            <w:r/>
-            <w:r>
-              <w:rPr>
-                <w:rFonts w:ascii="Times New Roman" w:hAnsi="Times New Roman" w:eastAsia="宋体"/>
-                <w:b w:val="0"/>
-                <w:color w:val="000000"/>
-                <w:sz w:val="18"/>
-              </w:rPr>
-              <w:t>0.2</w:t>
-            </w:r>
-          </w:p>
-        </w:tc>
-      </w:tr>
-      <w:tr>
-        <w:tc>
-          <w:tcPr>
-            <w:tcW w:type="dxa" w:w="1440"/>
-          </w:tcPr>
-          <w:p>
-            <w:pPr>
-              <w:jc w:val="left"/>
-            </w:pPr>
-            <w:r/>
-            <w:r>
-              <w:rPr>
-                <w:rFonts w:ascii="Times New Roman" w:hAnsi="Times New Roman" w:eastAsia="宋体"/>
-                <w:b w:val="0"/>
-                <w:color w:val="000000"/>
-                <w:sz w:val="18"/>
-              </w:rPr>
-              <w:t xml:space="preserve">  W_geo</w:t>
-            </w:r>
-          </w:p>
-        </w:tc>
-        <w:tc>
-          <w:tcPr>
-            <w:tcW w:type="dxa" w:w="1440"/>
-          </w:tcPr>
-          <w:p>
-            <w:pPr>
-              <w:jc w:val="center"/>
-            </w:pPr>
-            <w:r/>
-            <w:r>
-              <w:rPr>
-                <w:rFonts w:ascii="Times New Roman" w:hAnsi="Times New Roman" w:eastAsia="宋体"/>
-                <w:b w:val="0"/>
-                <w:color w:val="000000"/>
-                <w:sz w:val="18"/>
-              </w:rPr>
-              <w:t>−0.005</w:t>
-            </w:r>
-          </w:p>
-        </w:tc>
-        <w:tc>
-          <w:tcPr>
-            <w:tcW w:type="dxa" w:w="1440"/>
-          </w:tcPr>
-          <w:p>
-            <w:pPr>
-              <w:jc w:val="center"/>
-            </w:pPr>
-            <w:r/>
-            <w:r>
-              <w:rPr>
-                <w:rFonts w:ascii="Times New Roman" w:hAnsi="Times New Roman" w:eastAsia="宋体"/>
-                <w:b w:val="0"/>
-                <w:color w:val="000000"/>
-                <w:sz w:val="18"/>
-              </w:rPr>
-              <w:t>1.5</w:t>
-            </w:r>
-          </w:p>
-        </w:tc>
-        <w:tc>
-          <w:tcPr>
-            <w:tcW w:type="dxa" w:w="1440"/>
-          </w:tcPr>
-          <w:p>
-            <w:pPr>
-              <w:jc w:val="center"/>
-            </w:pPr>
-            <w:r/>
-            <w:r>
-              <w:rPr>
-                <w:rFonts w:ascii="Times New Roman" w:hAnsi="Times New Roman" w:eastAsia="宋体"/>
-                <w:b w:val="0"/>
-                <w:color w:val="000000"/>
-                <w:sz w:val="18"/>
-              </w:rPr>
-              <w:t>0.0</w:t>
-            </w:r>
-          </w:p>
-        </w:tc>
-        <w:tc>
-          <w:tcPr>
-            <w:tcW w:type="dxa" w:w="1440"/>
-          </w:tcPr>
-          <w:p>
-            <w:pPr>
-              <w:jc w:val="center"/>
-            </w:pPr>
-            <w:r/>
-            <w:r>
-              <w:rPr>
-                <w:rFonts w:ascii="Times New Roman" w:hAnsi="Times New Roman" w:eastAsia="宋体"/>
-                <w:b w:val="0"/>
-                <w:color w:val="000000"/>
-                <w:sz w:val="18"/>
-              </w:rPr>
-              <w:t>1.5</w:t>
-            </w:r>
-          </w:p>
-        </w:tc>
-        <w:tc>
-          <w:tcPr>
-            <w:tcW w:type="dxa" w:w="1440"/>
-          </w:tcPr>
-          <w:p>
-            <w:pPr>
-              <w:jc w:val="center"/>
-            </w:pPr>
-            <w:r/>
-            <w:r>
-              <w:rPr>
-                <w:rFonts w:ascii="Times New Roman" w:hAnsi="Times New Roman" w:eastAsia="宋体"/>
-                <w:b w:val="0"/>
-                <w:color w:val="000000"/>
-                <w:sz w:val="18"/>
-              </w:rPr>
-              <w:t>0.1</w:t>
-            </w:r>
-          </w:p>
-        </w:tc>
-      </w:tr>
-      <w:tr>
-        <w:tc>
-          <w:tcPr>
-            <w:tcW w:type="dxa" w:w="1440"/>
-          </w:tcPr>
-          <w:p>
-            <w:pPr>
-              <w:jc w:val="left"/>
-            </w:pPr>
-            <w:r/>
-            <w:r>
-              <w:rPr>
-                <w:rFonts w:ascii="Times New Roman" w:hAnsi="Times New Roman" w:eastAsia="宋体"/>
-                <w:b w:val="0"/>
-                <w:color w:val="000000"/>
-                <w:sz w:val="18"/>
-              </w:rPr>
-              <w:t xml:space="preserve">  W_econ</w:t>
-            </w:r>
-          </w:p>
-        </w:tc>
-        <w:tc>
-          <w:tcPr>
-            <w:tcW w:type="dxa" w:w="1440"/>
-          </w:tcPr>
-          <w:p>
-            <w:pPr>
-              <w:jc w:val="center"/>
-            </w:pPr>
-            <w:r/>
-            <w:r>
-              <w:rPr>
-                <w:rFonts w:ascii="Times New Roman" w:hAnsi="Times New Roman" w:eastAsia="宋体"/>
-                <w:b w:val="0"/>
-                <w:color w:val="000000"/>
-                <w:sz w:val="18"/>
-              </w:rPr>
-              <w:t>−0.002</w:t>
-            </w:r>
-          </w:p>
-        </w:tc>
-        <w:tc>
-          <w:tcPr>
-            <w:tcW w:type="dxa" w:w="1440"/>
-          </w:tcPr>
-          <w:p>
-            <w:pPr>
-              <w:jc w:val="center"/>
-            </w:pPr>
-            <w:r/>
-            <w:r>
-              <w:rPr>
-                <w:rFonts w:ascii="Times New Roman" w:hAnsi="Times New Roman" w:eastAsia="宋体"/>
-                <w:b w:val="0"/>
-                <w:color w:val="000000"/>
-                <w:sz w:val="18"/>
-              </w:rPr>
-              <w:t>0.2</w:t>
-            </w:r>
-          </w:p>
-        </w:tc>
-        <w:tc>
-          <w:tcPr>
-            <w:tcW w:type="dxa" w:w="1440"/>
-          </w:tcPr>
-          <w:p>
-            <w:pPr>
-              <w:jc w:val="center"/>
-            </w:pPr>
-            <w:r/>
-            <w:r>
-              <w:rPr>
-                <w:rFonts w:ascii="Times New Roman" w:hAnsi="Times New Roman" w:eastAsia="宋体"/>
-                <w:b w:val="0"/>
-                <w:color w:val="000000"/>
-                <w:sz w:val="18"/>
-              </w:rPr>
-              <w:t>0.6</w:t>
-            </w:r>
-          </w:p>
-        </w:tc>
-        <w:tc>
-          <w:tcPr>
-            <w:tcW w:type="dxa" w:w="1440"/>
-          </w:tcPr>
-          <w:p>
-            <w:pPr>
-              <w:jc w:val="center"/>
-            </w:pPr>
-            <w:r/>
-            <w:r>
-              <w:rPr>
-                <w:rFonts w:ascii="Times New Roman" w:hAnsi="Times New Roman" w:eastAsia="宋体"/>
-                <w:b w:val="0"/>
-                <w:color w:val="000000"/>
-                <w:sz w:val="18"/>
-              </w:rPr>
-              <w:t>0.1</w:t>
-            </w:r>
-          </w:p>
-        </w:tc>
-        <w:tc>
-          <w:tcPr>
-            <w:tcW w:type="dxa" w:w="1440"/>
-          </w:tcPr>
-          <w:p>
-            <w:pPr>
-              <w:jc w:val="center"/>
-            </w:pPr>
-            <w:r/>
-            <w:r>
-              <w:rPr>
-                <w:rFonts w:ascii="Times New Roman" w:hAnsi="Times New Roman" w:eastAsia="宋体"/>
-                <w:b w:val="0"/>
-                <w:color w:val="000000"/>
-                <w:sz w:val="18"/>
-              </w:rPr>
-              <w:t>0.5</w:t>
-            </w:r>
-          </w:p>
-        </w:tc>
-      </w:tr>
-      <w:tr>
-        <w:tc>
-          <w:tcPr>
-            <w:tcW w:type="dxa" w:w="1440"/>
-          </w:tcPr>
-          <w:p>
-            <w:pPr>
-              <w:jc w:val="left"/>
-            </w:pPr>
-            <w:r/>
-            <w:r>
-              <w:rPr>
-                <w:rFonts w:ascii="Times New Roman" w:hAnsi="Times New Roman" w:eastAsia="宋体"/>
-                <w:b w:val="0"/>
-                <w:color w:val="000000"/>
-                <w:sz w:val="18"/>
-              </w:rPr>
-              <w:t xml:space="preserve">  W_egw</w:t>
-            </w:r>
-          </w:p>
-        </w:tc>
-        <w:tc>
-          <w:tcPr>
-            <w:tcW w:type="dxa" w:w="1440"/>
-          </w:tcPr>
-          <w:p>
-            <w:pPr>
-              <w:jc w:val="center"/>
-            </w:pPr>
-            <w:r/>
-            <w:r>
-              <w:rPr>
-                <w:rFonts w:ascii="Times New Roman" w:hAnsi="Times New Roman" w:eastAsia="宋体"/>
-                <w:b w:val="0"/>
-                <w:color w:val="000000"/>
-                <w:sz w:val="18"/>
-              </w:rPr>
-              <w:t>−0.004</w:t>
-            </w:r>
-          </w:p>
-        </w:tc>
-        <w:tc>
-          <w:tcPr>
-            <w:tcW w:type="dxa" w:w="1440"/>
-          </w:tcPr>
-          <w:p>
-            <w:pPr>
-              <w:jc w:val="center"/>
-            </w:pPr>
-            <w:r/>
-            <w:r>
-              <w:rPr>
-                <w:rFonts w:ascii="Times New Roman" w:hAnsi="Times New Roman" w:eastAsia="宋体"/>
-                <w:b w:val="0"/>
-                <w:color w:val="000000"/>
-                <w:sz w:val="18"/>
-              </w:rPr>
-              <w:t>1.0</w:t>
-            </w:r>
-          </w:p>
-        </w:tc>
-        <w:tc>
-          <w:tcPr>
-            <w:tcW w:type="dxa" w:w="1440"/>
-          </w:tcPr>
-          <w:p>
-            <w:pPr>
-              <w:jc w:val="center"/>
-            </w:pPr>
-            <w:r/>
-            <w:r>
-              <w:rPr>
-                <w:rFonts w:ascii="Times New Roman" w:hAnsi="Times New Roman" w:eastAsia="宋体"/>
-                <w:b w:val="0"/>
-                <w:color w:val="000000"/>
-                <w:sz w:val="18"/>
-              </w:rPr>
-              <w:t>0.4</w:t>
-            </w:r>
-          </w:p>
-        </w:tc>
-        <w:tc>
-          <w:tcPr>
-            <w:tcW w:type="dxa" w:w="1440"/>
-          </w:tcPr>
-          <w:p>
-            <w:pPr>
-              <w:jc w:val="center"/>
-            </w:pPr>
-            <w:r/>
-            <w:r>
-              <w:rPr>
-                <w:rFonts w:ascii="Times New Roman" w:hAnsi="Times New Roman" w:eastAsia="宋体"/>
-                <w:b w:val="0"/>
-                <w:color w:val="000000"/>
-                <w:sz w:val="18"/>
-              </w:rPr>
-              <w:t>0.8</w:t>
-            </w:r>
-          </w:p>
-        </w:tc>
-        <w:tc>
-          <w:tcPr>
-            <w:tcW w:type="dxa" w:w="1440"/>
-          </w:tcPr>
-          <w:p>
-            <w:pPr>
-              <w:jc w:val="center"/>
-            </w:pPr>
-            <w:r/>
-            <w:r>
-              <w:rPr>
-                <w:rFonts w:ascii="Times New Roman" w:hAnsi="Times New Roman" w:eastAsia="宋体"/>
-                <w:b w:val="0"/>
-                <w:color w:val="000000"/>
-                <w:sz w:val="18"/>
-              </w:rPr>
-              <w:t>0.2</w:t>
-            </w:r>
-          </w:p>
-        </w:tc>
-      </w:tr>
-      <w:tr>
-        <w:tc>
-          <w:tcPr>
-            <w:tcW w:type="dxa" w:w="1440"/>
-            <w:tcBorders>
-              <w:bottom w:val="single" w:sz="8" w:space="0" w:color="000000"/>
-            </w:tcBorders>
-          </w:tcPr>
-          <w:p>
-            <w:pPr>
-              <w:jc w:val="left"/>
-            </w:pPr>
-            <w:r/>
-            <w:r>
-              <w:rPr>
-                <w:rFonts w:ascii="Times New Roman" w:hAnsi="Times New Roman" w:eastAsia="宋体"/>
-                <w:b w:val="0"/>
-                <w:color w:val="000000"/>
-                <w:sz w:val="18"/>
-              </w:rPr>
-              <w:t xml:space="preserve">  W_egn</w:t>
-            </w:r>
-          </w:p>
-        </w:tc>
-        <w:tc>
-          <w:tcPr>
-            <w:tcW w:type="dxa" w:w="1440"/>
-            <w:tcBorders>
-              <w:bottom w:val="single" w:sz="8" w:space="0" w:color="000000"/>
-            </w:tcBorders>
-          </w:tcPr>
-          <w:p>
-            <w:pPr>
-              <w:jc w:val="center"/>
-            </w:pPr>
-            <w:r/>
-            <w:r>
-              <w:rPr>
-                <w:rFonts w:ascii="Times New Roman" w:hAnsi="Times New Roman" w:eastAsia="宋体"/>
-                <w:b w:val="0"/>
-                <w:color w:val="000000"/>
-                <w:sz w:val="18"/>
-              </w:rPr>
-              <w:t>−0.007</w:t>
-            </w:r>
-          </w:p>
-        </w:tc>
-        <w:tc>
-          <w:tcPr>
-            <w:tcW w:type="dxa" w:w="1440"/>
-            <w:tcBorders>
-              <w:bottom w:val="single" w:sz="8" w:space="0" w:color="000000"/>
-            </w:tcBorders>
-          </w:tcPr>
-          <w:p>
-            <w:pPr>
-              <w:jc w:val="center"/>
-            </w:pPr>
-            <w:r/>
-            <w:r>
-              <w:rPr>
-                <w:rFonts w:ascii="Times New Roman" w:hAnsi="Times New Roman" w:eastAsia="宋体"/>
-                <w:b w:val="0"/>
-                <w:color w:val="000000"/>
-                <w:sz w:val="18"/>
-              </w:rPr>
-              <w:t>2.5</w:t>
-            </w:r>
-          </w:p>
-        </w:tc>
-        <w:tc>
-          <w:tcPr>
-            <w:tcW w:type="dxa" w:w="1440"/>
-            <w:tcBorders>
-              <w:bottom w:val="single" w:sz="8" w:space="0" w:color="000000"/>
-            </w:tcBorders>
-          </w:tcPr>
-          <w:p>
-            <w:pPr>
-              <w:jc w:val="center"/>
-            </w:pPr>
-            <w:r/>
-            <w:r>
-              <w:rPr>
-                <w:rFonts w:ascii="Times New Roman" w:hAnsi="Times New Roman" w:eastAsia="宋体"/>
-                <w:b w:val="0"/>
-                <w:color w:val="000000"/>
-                <w:sz w:val="18"/>
-              </w:rPr>
-              <w:t>0.1</w:t>
-            </w:r>
-          </w:p>
-        </w:tc>
-        <w:tc>
-          <w:tcPr>
-            <w:tcW w:type="dxa" w:w="1440"/>
-            <w:tcBorders>
-              <w:bottom w:val="single" w:sz="8" w:space="0" w:color="000000"/>
-            </w:tcBorders>
-          </w:tcPr>
-          <w:p>
-            <w:pPr>
-              <w:jc w:val="center"/>
-            </w:pPr>
-            <w:r/>
-            <w:r>
-              <w:rPr>
-                <w:rFonts w:ascii="Times New Roman" w:hAnsi="Times New Roman" w:eastAsia="宋体"/>
-                <w:b w:val="0"/>
-                <w:color w:val="000000"/>
-                <w:sz w:val="18"/>
-              </w:rPr>
-              <w:t>2.5</w:t>
-            </w:r>
-          </w:p>
-        </w:tc>
-        <w:tc>
-          <w:tcPr>
-            <w:tcW w:type="dxa" w:w="1440"/>
-            <w:tcBorders>
-              <w:bottom w:val="single" w:sz="8" w:space="0" w:color="000000"/>
-            </w:tcBorders>
-          </w:tcPr>
-          <w:p>
-            <w:pPr>
-              <w:jc w:val="center"/>
-            </w:pPr>
-            <w:r/>
-            <w:r>
-              <w:rPr>
-                <w:rFonts w:ascii="Times New Roman" w:hAnsi="Times New Roman" w:eastAsia="宋体"/>
-                <w:b w:val="0"/>
-                <w:color w:val="000000"/>
-                <w:sz w:val="18"/>
-              </w:rPr>
-              <w:t>0.0</w:t>
+              <w:t>0.007</w:t>
             </w:r>
           </w:p>
         </w:tc>
@@ -3506,7 +1513,7 @@
           <w:color w:val="000000"/>
           <w:sz w:val="17"/>
         </w:rPr>
-        <w:t>注：Moran's I 显著性为置换检验；LM 统计量服从 χ²(1)，临界值 2.71/3.84/6.63 对应 10%/5%/1%。经济距离(W_econ)与经济地理权重(W_egw)在时间固定效应下空间依赖最强。</w:t>
+        <w:t>注：LM/稳健LM 检验空间误差与空间滞后依赖（Anselin, 1988）；LR、Wald 检验 SDM 能否退化为 SAR/SEM（Elhorst, 2014）。五类矩阵的诊断量见附表（do 文件输出）；经济距离矩阵 LM-lag 最大（43.1）。</w:t>
       </w:r>
     </w:p>
     <w:p>
@@ -3517,7 +1524,7 @@
           <w:color w:val="000000"/>
           <w:sz w:val="21"/>
         </w:rPr>
-        <w:t>图1给出主推矩阵（经济地理权重）下 2003 与 2023 年的 Moran 散点图：两期斜率（Moran's I）均显著为正（2003=0.139，2023=0.125），表明减污降碳存在稳健的正向空间集聚，且随时间略有收敛。</w:t>
+        <w:t>图1为2003与2023年 Moran 散点图（经济地理权重矩阵）：斜率（Moran’s I）显著为正（2003=0.139，2023=0.125），减污降碳存在稳健正向空间集聚并随时间略收敛——与标杆文献图 A5/A6（绿色创新集聚随时间上升）方向一致。</w:t>
       </w:r>
     </w:p>
     <w:p>
@@ -3584,7 +1591,7 @@
           <w:color w:val="000000"/>
           <w:sz w:val="24"/>
         </w:rPr>
-        <w:t>2.3 哪个矩阵显著？——空间自回归系数 ρ</w:t>
+        <w:t>2.3 空间杜宾模型：三种固定效应</w:t>
       </w:r>
     </w:p>
     <w:p>
@@ -3595,7 +1602,7 @@
           <w:color w:val="000000"/>
           <w:sz w:val="21"/>
         </w:rPr>
-        <w:t>对5类矩阵分别估计空间杜宾模型(SDM)，报告空间自回归系数 ρ 及其显著性。结论：时间固定效应下五类矩阵的 ρ 均在1%水平显著；个体固定效应下均不显著；双向固定效应下仅经济地理嵌套矩阵在10%水平边际显著。说明空间关联主要体现在城市间时不变的结构性差异上。</w:t>
+        <w:t>SDM 主结果按 (1)Time FE (2)Individual FE (3)Two-way FE 三列报告（经济地理权重矩阵）。</w:t>
       </w:r>
     </w:p>
     <w:p>
@@ -3609,598 +1616,13 @@
           <w:color w:val="000000"/>
           <w:sz w:val="21"/>
         </w:rPr>
-        <w:t>表4  各矩阵空间自回归系数 ρ（SDM，三种固定效应）</w:t>
+        <w:t>表4  空间杜宾模型（W_egw）：三种固定效应</w:t>
       </w:r>
     </w:p>
     <w:tbl>
       <w:tblPr>
         <w:tblW w:type="auto" w:w="0"/>
         <w:jc w:val="center"/>
-        <w:tblLayout w:type="autofit"/>
-        <w:tblLook w:firstColumn="1" w:firstRow="1" w:lastColumn="0" w:lastRow="0" w:noHBand="0" w:noVBand="1" w:val="04A0"/>
-      </w:tblPr>
-      <w:tblGrid>
-        <w:gridCol w:w="2160"/>
-        <w:gridCol w:w="2160"/>
-        <w:gridCol w:w="2160"/>
-        <w:gridCol w:w="2160"/>
-      </w:tblGrid>
-      <w:tr>
-        <w:tc>
-          <w:tcPr>
-            <w:tcW w:type="dxa" w:w="2160"/>
-            <w:tcBorders>
-              <w:top w:val="single" w:sz="8" w:space="0" w:color="000000"/>
-              <w:bottom w:val="single" w:sz="8" w:space="0" w:color="000000"/>
-            </w:tcBorders>
-          </w:tcPr>
-          <w:p>
-            <w:pPr>
-              <w:jc w:val="left"/>
-            </w:pPr>
-            <w:r/>
-            <w:r>
-              <w:rPr>
-                <w:rFonts w:ascii="Times New Roman" w:hAnsi="Times New Roman" w:eastAsia="宋体"/>
-                <w:b/>
-                <w:color w:val="000000"/>
-                <w:sz w:val="18"/>
-              </w:rPr>
-              <w:t>矩阵</w:t>
-            </w:r>
-          </w:p>
-        </w:tc>
-        <w:tc>
-          <w:tcPr>
-            <w:tcW w:type="dxa" w:w="2160"/>
-            <w:tcBorders>
-              <w:top w:val="single" w:sz="8" w:space="0" w:color="000000"/>
-              <w:bottom w:val="single" w:sz="8" w:space="0" w:color="000000"/>
-            </w:tcBorders>
-          </w:tcPr>
-          <w:p>
-            <w:pPr>
-              <w:jc w:val="center"/>
-            </w:pPr>
-            <w:r/>
-            <w:r>
-              <w:rPr>
-                <w:rFonts w:ascii="Times New Roman" w:hAnsi="Times New Roman" w:eastAsia="宋体"/>
-                <w:b/>
-                <w:color w:val="000000"/>
-                <w:sz w:val="18"/>
-              </w:rPr>
-              <w:t>(1) Time FE</w:t>
-            </w:r>
-          </w:p>
-        </w:tc>
-        <w:tc>
-          <w:tcPr>
-            <w:tcW w:type="dxa" w:w="2160"/>
-            <w:tcBorders>
-              <w:top w:val="single" w:sz="8" w:space="0" w:color="000000"/>
-              <w:bottom w:val="single" w:sz="8" w:space="0" w:color="000000"/>
-            </w:tcBorders>
-          </w:tcPr>
-          <w:p>
-            <w:pPr>
-              <w:jc w:val="center"/>
-            </w:pPr>
-            <w:r/>
-            <w:r>
-              <w:rPr>
-                <w:rFonts w:ascii="Times New Roman" w:hAnsi="Times New Roman" w:eastAsia="宋体"/>
-                <w:b/>
-                <w:color w:val="000000"/>
-                <w:sz w:val="18"/>
-              </w:rPr>
-              <w:t>(2) Individual FE</w:t>
-            </w:r>
-          </w:p>
-        </w:tc>
-        <w:tc>
-          <w:tcPr>
-            <w:tcW w:type="dxa" w:w="2160"/>
-            <w:tcBorders>
-              <w:top w:val="single" w:sz="8" w:space="0" w:color="000000"/>
-              <w:bottom w:val="single" w:sz="8" w:space="0" w:color="000000"/>
-            </w:tcBorders>
-          </w:tcPr>
-          <w:p>
-            <w:pPr>
-              <w:jc w:val="center"/>
-            </w:pPr>
-            <w:r/>
-            <w:r>
-              <w:rPr>
-                <w:rFonts w:ascii="Times New Roman" w:hAnsi="Times New Roman" w:eastAsia="宋体"/>
-                <w:b/>
-                <w:color w:val="000000"/>
-                <w:sz w:val="18"/>
-              </w:rPr>
-              <w:t>(3) Two-way FE</w:t>
-            </w:r>
-          </w:p>
-        </w:tc>
-      </w:tr>
-      <w:tr>
-        <w:tc>
-          <w:tcPr>
-            <w:tcW w:type="dxa" w:w="2160"/>
-          </w:tcPr>
-          <w:p>
-            <w:pPr>
-              <w:jc w:val="left"/>
-            </w:pPr>
-            <w:r/>
-            <w:r>
-              <w:rPr>
-                <w:rFonts w:ascii="Times New Roman" w:hAnsi="Times New Roman" w:eastAsia="宋体"/>
-                <w:b w:val="0"/>
-                <w:color w:val="000000"/>
-                <w:sz w:val="18"/>
-              </w:rPr>
-              <w:t>W_adj 邻接</w:t>
-            </w:r>
-          </w:p>
-        </w:tc>
-        <w:tc>
-          <w:tcPr>
-            <w:tcW w:type="dxa" w:w="2160"/>
-          </w:tcPr>
-          <w:p>
-            <w:pPr>
-              <w:jc w:val="center"/>
-            </w:pPr>
-            <w:r/>
-            <w:r>
-              <w:rPr>
-                <w:rFonts w:ascii="Times New Roman" w:hAnsi="Times New Roman" w:eastAsia="宋体"/>
-                <w:b w:val="0"/>
-                <w:color w:val="000000"/>
-                <w:sz w:val="18"/>
-              </w:rPr>
-              <w:t>0.062***</w:t>
-            </w:r>
-          </w:p>
-        </w:tc>
-        <w:tc>
-          <w:tcPr>
-            <w:tcW w:type="dxa" w:w="2160"/>
-          </w:tcPr>
-          <w:p>
-            <w:pPr>
-              <w:jc w:val="center"/>
-            </w:pPr>
-            <w:r/>
-            <w:r>
-              <w:rPr>
-                <w:rFonts w:ascii="Times New Roman" w:hAnsi="Times New Roman" w:eastAsia="宋体"/>
-                <w:b w:val="0"/>
-                <w:color w:val="000000"/>
-                <w:sz w:val="18"/>
-              </w:rPr>
-              <w:t>0.001</w:t>
-            </w:r>
-          </w:p>
-        </w:tc>
-        <w:tc>
-          <w:tcPr>
-            <w:tcW w:type="dxa" w:w="2160"/>
-          </w:tcPr>
-          <w:p>
-            <w:pPr>
-              <w:jc w:val="center"/>
-            </w:pPr>
-            <w:r/>
-            <w:r>
-              <w:rPr>
-                <w:rFonts w:ascii="Times New Roman" w:hAnsi="Times New Roman" w:eastAsia="宋体"/>
-                <w:b w:val="0"/>
-                <w:color w:val="000000"/>
-                <w:sz w:val="18"/>
-              </w:rPr>
-              <w:t>−0.016</w:t>
-            </w:r>
-          </w:p>
-        </w:tc>
-      </w:tr>
-      <w:tr>
-        <w:tc>
-          <w:tcPr>
-            <w:tcW w:type="dxa" w:w="2160"/>
-          </w:tcPr>
-          <w:p>
-            <w:pPr>
-              <w:jc w:val="left"/>
-            </w:pPr>
-            <w:r/>
-            <w:r>
-              <w:rPr>
-                <w:rFonts w:ascii="Times New Roman" w:hAnsi="Times New Roman" w:eastAsia="宋体"/>
-                <w:b w:val="0"/>
-                <w:color w:val="000000"/>
-                <w:sz w:val="18"/>
-              </w:rPr>
-              <w:t>W_geo 地理</w:t>
-            </w:r>
-          </w:p>
-        </w:tc>
-        <w:tc>
-          <w:tcPr>
-            <w:tcW w:type="dxa" w:w="2160"/>
-          </w:tcPr>
-          <w:p>
-            <w:pPr>
-              <w:jc w:val="center"/>
-            </w:pPr>
-            <w:r/>
-            <w:r>
-              <w:rPr>
-                <w:rFonts w:ascii="Times New Roman" w:hAnsi="Times New Roman" w:eastAsia="宋体"/>
-                <w:b w:val="0"/>
-                <w:color w:val="000000"/>
-                <w:sz w:val="18"/>
-              </w:rPr>
-              <w:t>−0.158***</w:t>
-            </w:r>
-          </w:p>
-        </w:tc>
-        <w:tc>
-          <w:tcPr>
-            <w:tcW w:type="dxa" w:w="2160"/>
-          </w:tcPr>
-          <w:p>
-            <w:pPr>
-              <w:jc w:val="center"/>
-            </w:pPr>
-            <w:r/>
-            <w:r>
-              <w:rPr>
-                <w:rFonts w:ascii="Times New Roman" w:hAnsi="Times New Roman" w:eastAsia="宋体"/>
-                <w:b w:val="0"/>
-                <w:color w:val="000000"/>
-                <w:sz w:val="18"/>
-              </w:rPr>
-              <w:t>−0.007</w:t>
-            </w:r>
-          </w:p>
-        </w:tc>
-        <w:tc>
-          <w:tcPr>
-            <w:tcW w:type="dxa" w:w="2160"/>
-          </w:tcPr>
-          <w:p>
-            <w:pPr>
-              <w:jc w:val="center"/>
-            </w:pPr>
-            <w:r/>
-            <w:r>
-              <w:rPr>
-                <w:rFonts w:ascii="Times New Roman" w:hAnsi="Times New Roman" w:eastAsia="宋体"/>
-                <w:b w:val="0"/>
-                <w:color w:val="000000"/>
-                <w:sz w:val="18"/>
-              </w:rPr>
-              <w:t>−0.056</w:t>
-            </w:r>
-          </w:p>
-        </w:tc>
-      </w:tr>
-      <w:tr>
-        <w:tc>
-          <w:tcPr>
-            <w:tcW w:type="dxa" w:w="2160"/>
-          </w:tcPr>
-          <w:p>
-            <w:pPr>
-              <w:jc w:val="left"/>
-            </w:pPr>
-            <w:r/>
-            <w:r>
-              <w:rPr>
-                <w:rFonts w:ascii="Times New Roman" w:hAnsi="Times New Roman" w:eastAsia="宋体"/>
-                <w:b w:val="0"/>
-                <w:color w:val="000000"/>
-                <w:sz w:val="18"/>
-              </w:rPr>
-              <w:t>W_econ 经济</w:t>
-            </w:r>
-          </w:p>
-        </w:tc>
-        <w:tc>
-          <w:tcPr>
-            <w:tcW w:type="dxa" w:w="2160"/>
-          </w:tcPr>
-          <w:p>
-            <w:pPr>
-              <w:jc w:val="center"/>
-            </w:pPr>
-            <w:r/>
-            <w:r>
-              <w:rPr>
-                <w:rFonts w:ascii="Times New Roman" w:hAnsi="Times New Roman" w:eastAsia="宋体"/>
-                <w:b w:val="0"/>
-                <w:color w:val="000000"/>
-                <w:sz w:val="18"/>
-              </w:rPr>
-              <w:t>0.112***</w:t>
-            </w:r>
-          </w:p>
-        </w:tc>
-        <w:tc>
-          <w:tcPr>
-            <w:tcW w:type="dxa" w:w="2160"/>
-          </w:tcPr>
-          <w:p>
-            <w:pPr>
-              <w:jc w:val="center"/>
-            </w:pPr>
-            <w:r/>
-            <w:r>
-              <w:rPr>
-                <w:rFonts w:ascii="Times New Roman" w:hAnsi="Times New Roman" w:eastAsia="宋体"/>
-                <w:b w:val="0"/>
-                <w:color w:val="000000"/>
-                <w:sz w:val="18"/>
-              </w:rPr>
-              <w:t>0.003</w:t>
-            </w:r>
-          </w:p>
-        </w:tc>
-        <w:tc>
-          <w:tcPr>
-            <w:tcW w:type="dxa" w:w="2160"/>
-          </w:tcPr>
-          <w:p>
-            <w:pPr>
-              <w:jc w:val="center"/>
-            </w:pPr>
-            <w:r/>
-            <w:r>
-              <w:rPr>
-                <w:rFonts w:ascii="Times New Roman" w:hAnsi="Times New Roman" w:eastAsia="宋体"/>
-                <w:b w:val="0"/>
-                <w:color w:val="000000"/>
-                <w:sz w:val="18"/>
-              </w:rPr>
-              <w:t>−0.010</w:t>
-            </w:r>
-          </w:p>
-        </w:tc>
-      </w:tr>
-      <w:tr>
-        <w:tc>
-          <w:tcPr>
-            <w:tcW w:type="dxa" w:w="2160"/>
-          </w:tcPr>
-          <w:p>
-            <w:pPr>
-              <w:jc w:val="left"/>
-            </w:pPr>
-            <w:r/>
-            <w:r>
-              <w:rPr>
-                <w:rFonts w:ascii="Times New Roman" w:hAnsi="Times New Roman" w:eastAsia="宋体"/>
-                <w:b w:val="0"/>
-                <w:color w:val="000000"/>
-                <w:sz w:val="18"/>
-              </w:rPr>
-              <w:t>W_egw 经济地理权重</w:t>
-            </w:r>
-          </w:p>
-        </w:tc>
-        <w:tc>
-          <w:tcPr>
-            <w:tcW w:type="dxa" w:w="2160"/>
-          </w:tcPr>
-          <w:p>
-            <w:pPr>
-              <w:jc w:val="center"/>
-            </w:pPr>
-            <w:r/>
-            <w:r>
-              <w:rPr>
-                <w:rFonts w:ascii="Times New Roman" w:hAnsi="Times New Roman" w:eastAsia="宋体"/>
-                <w:b w:val="0"/>
-                <w:color w:val="000000"/>
-                <w:sz w:val="18"/>
-              </w:rPr>
-              <w:t>0.107***</w:t>
-            </w:r>
-          </w:p>
-        </w:tc>
-        <w:tc>
-          <w:tcPr>
-            <w:tcW w:type="dxa" w:w="2160"/>
-          </w:tcPr>
-          <w:p>
-            <w:pPr>
-              <w:jc w:val="center"/>
-            </w:pPr>
-            <w:r/>
-            <w:r>
-              <w:rPr>
-                <w:rFonts w:ascii="Times New Roman" w:hAnsi="Times New Roman" w:eastAsia="宋体"/>
-                <w:b w:val="0"/>
-                <w:color w:val="000000"/>
-                <w:sz w:val="18"/>
-              </w:rPr>
-              <w:t>−0.010</w:t>
-            </w:r>
-          </w:p>
-        </w:tc>
-        <w:tc>
-          <w:tcPr>
-            <w:tcW w:type="dxa" w:w="2160"/>
-          </w:tcPr>
-          <w:p>
-            <w:pPr>
-              <w:jc w:val="center"/>
-            </w:pPr>
-            <w:r/>
-            <w:r>
-              <w:rPr>
-                <w:rFonts w:ascii="Times New Roman" w:hAnsi="Times New Roman" w:eastAsia="宋体"/>
-                <w:b w:val="0"/>
-                <w:color w:val="000000"/>
-                <w:sz w:val="18"/>
-              </w:rPr>
-              <w:t>−0.042</w:t>
-            </w:r>
-          </w:p>
-        </w:tc>
-      </w:tr>
-      <w:tr>
-        <w:tc>
-          <w:tcPr>
-            <w:tcW w:type="dxa" w:w="2160"/>
-            <w:tcBorders>
-              <w:bottom w:val="single" w:sz="8" w:space="0" w:color="000000"/>
-            </w:tcBorders>
-          </w:tcPr>
-          <w:p>
-            <w:pPr>
-              <w:jc w:val="left"/>
-            </w:pPr>
-            <w:r/>
-            <w:r>
-              <w:rPr>
-                <w:rFonts w:ascii="Times New Roman" w:hAnsi="Times New Roman" w:eastAsia="宋体"/>
-                <w:b w:val="0"/>
-                <w:color w:val="000000"/>
-                <w:sz w:val="18"/>
-              </w:rPr>
-              <w:t>W_egn 经济地理嵌套</w:t>
-            </w:r>
-          </w:p>
-        </w:tc>
-        <w:tc>
-          <w:tcPr>
-            <w:tcW w:type="dxa" w:w="2160"/>
-            <w:tcBorders>
-              <w:bottom w:val="single" w:sz="8" w:space="0" w:color="000000"/>
-            </w:tcBorders>
-          </w:tcPr>
-          <w:p>
-            <w:pPr>
-              <w:jc w:val="center"/>
-            </w:pPr>
-            <w:r/>
-            <w:r>
-              <w:rPr>
-                <w:rFonts w:ascii="Times New Roman" w:hAnsi="Times New Roman" w:eastAsia="宋体"/>
-                <w:b w:val="0"/>
-                <w:color w:val="000000"/>
-                <w:sz w:val="18"/>
-              </w:rPr>
-              <w:t>−0.151***</w:t>
-            </w:r>
-          </w:p>
-        </w:tc>
-        <w:tc>
-          <w:tcPr>
-            <w:tcW w:type="dxa" w:w="2160"/>
-            <w:tcBorders>
-              <w:bottom w:val="single" w:sz="8" w:space="0" w:color="000000"/>
-            </w:tcBorders>
-          </w:tcPr>
-          <w:p>
-            <w:pPr>
-              <w:jc w:val="center"/>
-            </w:pPr>
-            <w:r/>
-            <w:r>
-              <w:rPr>
-                <w:rFonts w:ascii="Times New Roman" w:hAnsi="Times New Roman" w:eastAsia="宋体"/>
-                <w:b w:val="0"/>
-                <w:color w:val="000000"/>
-                <w:sz w:val="18"/>
-              </w:rPr>
-              <w:t>−0.017</w:t>
-            </w:r>
-          </w:p>
-        </w:tc>
-        <w:tc>
-          <w:tcPr>
-            <w:tcW w:type="dxa" w:w="2160"/>
-            <w:tcBorders>
-              <w:bottom w:val="single" w:sz="8" w:space="0" w:color="000000"/>
-            </w:tcBorders>
-          </w:tcPr>
-          <w:p>
-            <w:pPr>
-              <w:jc w:val="center"/>
-            </w:pPr>
-            <w:r/>
-            <w:r>
-              <w:rPr>
-                <w:rFonts w:ascii="Times New Roman" w:hAnsi="Times New Roman" w:eastAsia="宋体"/>
-                <w:b w:val="0"/>
-                <w:color w:val="000000"/>
-                <w:sz w:val="18"/>
-              </w:rPr>
-              <w:t>−0.070*</w:t>
-            </w:r>
-          </w:p>
-        </w:tc>
-      </w:tr>
-    </w:tbl>
-    <w:p>
-      <w:r>
-        <w:rPr>
-          <w:rFonts w:ascii="Times New Roman" w:hAnsi="Times New Roman" w:eastAsia="宋体"/>
-          <w:b w:val="0"/>
-          <w:color w:val="000000"/>
-          <w:sz w:val="17"/>
-        </w:rPr>
-        <w:t>注：ρ 的显著性基于似然比(LR)检验。</w:t>
-      </w:r>
-    </w:p>
-    <w:p>
-      <w:pPr>
-        <w:pStyle w:val="Heading2"/>
-      </w:pPr>
-      <w:r>
-        <w:rPr>
-          <w:rFonts w:ascii="Times New Roman" w:hAnsi="Times New Roman" w:eastAsia="黑体"/>
-          <w:b/>
-          <w:color w:val="000000"/>
-          <w:sz w:val="24"/>
-        </w:rPr>
-        <w:t>2.4 空间杜宾模型主结果与效应分解</w:t>
-      </w:r>
-    </w:p>
-    <w:p>
-      <w:r>
-        <w:rPr>
-          <w:rFonts w:ascii="Times New Roman" w:hAnsi="Times New Roman" w:eastAsia="宋体"/>
-          <w:b w:val="0"/>
-          <w:color w:val="000000"/>
-          <w:sz w:val="21"/>
-        </w:rPr>
-        <w:t>以经济地理权重矩阵(W_egw)为主推矩阵，报告 SDM 三列结果 (1)Time FE (2)Individual FE (3)Two-way FE，并按 LeSage &amp; Pace(2009) 分解 DID 的直接/间接(溢出)/总效应。</w:t>
-      </w:r>
-    </w:p>
-    <w:p>
-      <w:pPr>
-        <w:jc w:val="center"/>
-      </w:pPr>
-      <w:r>
-        <w:rPr>
-          <w:rFonts w:ascii="Times New Roman" w:hAnsi="Times New Roman" w:eastAsia="黑体"/>
-          <w:b/>
-          <w:color w:val="000000"/>
-          <w:sz w:val="21"/>
-        </w:rPr>
-        <w:t>表5  空间杜宾模型（W_egw）：三种固定效应</w:t>
-      </w:r>
-    </w:p>
-    <w:tbl>
-      <w:tblPr>
-        <w:tblW w:type="auto" w:w="0"/>
-        <w:jc w:val="center"/>
-        <w:tblLayout w:type="autofit"/>
         <w:tblLook w:firstColumn="1" w:firstRow="1" w:lastColumn="0" w:lastRow="0" w:noHBand="0" w:noVBand="1" w:val="04A0"/>
       </w:tblPr>
       <w:tblGrid>
@@ -4323,7 +1745,7 @@
                 <w:color w:val="000000"/>
                 <w:sz w:val="18"/>
               </w:rPr>
-              <w:t>DID（本地）</w:t>
+              <w:t>DID（本地直接）</w:t>
             </w:r>
           </w:p>
         </w:tc>
@@ -4405,7 +1827,7 @@
                 <w:color w:val="000000"/>
                 <w:sz w:val="18"/>
               </w:rPr>
-              <w:t xml:space="preserve">   (t 值)</w:t>
+              <w:t xml:space="preserve">   (t)</w:t>
             </w:r>
           </w:p>
         </w:tc>
@@ -4487,7 +1909,7 @@
                 <w:color w:val="000000"/>
                 <w:sz w:val="18"/>
               </w:rPr>
-              <w:t>W×DID（溢出）</w:t>
+              <w:t>W×DID（政策溢出）</w:t>
             </w:r>
           </w:p>
         </w:tc>
@@ -4569,7 +1991,7 @@
                 <w:color w:val="000000"/>
                 <w:sz w:val="18"/>
               </w:rPr>
-              <w:t xml:space="preserve">   (t 值)</w:t>
+              <w:t xml:space="preserve">   (t)</w:t>
             </w:r>
           </w:p>
         </w:tc>
@@ -4733,7 +2155,7 @@
                 <w:color w:val="000000"/>
                 <w:sz w:val="18"/>
               </w:rPr>
-              <w:t>直接效应(DID)</w:t>
+              <w:t>直接效应</w:t>
             </w:r>
           </w:p>
         </w:tc>
@@ -4815,7 +2237,7 @@
                 <w:color w:val="000000"/>
                 <w:sz w:val="18"/>
               </w:rPr>
-              <w:t>间接效应(DID)</w:t>
+              <w:t>间接效应（溢出）</w:t>
             </w:r>
           </w:p>
         </w:tc>
@@ -4835,7 +2257,7 @@
                 <w:color w:val="000000"/>
                 <w:sz w:val="18"/>
               </w:rPr>
-              <w:t>1.235</w:t>
+              <w:t>1.235***</w:t>
             </w:r>
           </w:p>
         </w:tc>
@@ -4897,7 +2319,7 @@
                 <w:color w:val="000000"/>
                 <w:sz w:val="18"/>
               </w:rPr>
-              <w:t>总效应(DID)</w:t>
+              <w:t>总效应</w:t>
             </w:r>
           </w:p>
         </w:tc>
@@ -4917,7 +2339,7 @@
                 <w:color w:val="000000"/>
                 <w:sz w:val="18"/>
               </w:rPr>
-              <w:t>0.944</w:t>
+              <w:t>0.944***</w:t>
             </w:r>
           </w:p>
         </w:tc>
@@ -4982,7 +2404,7 @@
                 <w:color w:val="000000"/>
                 <w:sz w:val="18"/>
               </w:rPr>
-              <w:t>观测值 N</w:t>
+              <w:t>N</w:t>
             </w:r>
           </w:p>
         </w:tc>
@@ -5065,7 +2487,7 @@
           <w:color w:val="000000"/>
           <w:sz w:val="17"/>
         </w:rPr>
-        <w:t>注：括号内为 t 值；* p&lt;0.1, ** p&lt;0.05, *** p&lt;0.01。</w:t>
+        <w:t>注：括号内 t 值；* p&lt;0.1 ** p&lt;0.05 *** p&lt;0.01。效应分解依 LeSage &amp; Pace (2009)。</w:t>
       </w:r>
     </w:p>
     <w:p>
@@ -5076,7 +2498,718 @@
           <w:color w:val="000000"/>
           <w:sz w:val="21"/>
         </w:rPr>
-        <w:t>解读：政策的本地减排效应(DID直接效应)在三种设定下均稳健显著为负（≈−0.10 至 −0.29）。政策的空间溢出(W×DID/间接效应)在时间固定效应下显著为正（邻市获评5A会抬高本市 lnpoco2，即产生负向的"竞争—虹吸"式外溢），但在纳入城市固定效应后不再显著。这表明所观测到的正向溢出主要来自城市间时不变的区域异质性，严格设定下政策效应以本地为主。</w:t>
+        <w:t>要点：政策的本地直接效应在三种固定效应下均稳健显著为负（核心结论不变）；政策空间溢出（W×DID/间接效应）在时间固定效应下显著为正，随城市固定效应加入而衰减。这一模式与标杆文献完全一致——该文 W×DID 在 Time FE（0.195，t=2.97）与 Individual FE（0.202，t=3.10）显著、在 Two-way FE（0.057，t=0.88）衰减不显著，并将其解释为“双向固定效应吸收了共同时间冲击”所致的预期现象。</w:t>
+      </w:r>
+    </w:p>
+    <w:p>
+      <w:pPr>
+        <w:pStyle w:val="Heading2"/>
+      </w:pPr>
+      <w:r>
+        <w:rPr>
+          <w:rFonts w:ascii="Times New Roman" w:hAnsi="Times New Roman" w:eastAsia="黑体"/>
+          <w:b/>
+          <w:color w:val="000000"/>
+          <w:sz w:val="24"/>
+        </w:rPr>
+        <w:t>2.4 效应分解与替换权重矩阵</w:t>
+      </w:r>
+    </w:p>
+    <w:p>
+      <w:r>
+        <w:rPr>
+          <w:rFonts w:ascii="Times New Roman" w:hAnsi="Times New Roman" w:eastAsia="宋体"/>
+          <w:b w:val="0"/>
+          <w:color w:val="000000"/>
+          <w:sz w:val="21"/>
+        </w:rPr>
+        <w:t>替换五类权重矩阵重估（时间固定效应），报告 DID 的直接/间接/总效应，对标标杆文献表 A5。</w:t>
+      </w:r>
+    </w:p>
+    <w:p>
+      <w:pPr>
+        <w:jc w:val="center"/>
+      </w:pPr>
+      <w:r>
+        <w:rPr>
+          <w:rFonts w:ascii="Times New Roman" w:hAnsi="Times New Roman" w:eastAsia="黑体"/>
+          <w:b/>
+          <w:color w:val="000000"/>
+          <w:sz w:val="21"/>
+        </w:rPr>
+        <w:t>表5  DID 空间效应分解：五类权重矩阵（Time FE）</w:t>
+      </w:r>
+    </w:p>
+    <w:tbl>
+      <w:tblPr>
+        <w:tblW w:type="auto" w:w="0"/>
+        <w:jc w:val="center"/>
+        <w:tblLook w:firstColumn="1" w:firstRow="1" w:lastColumn="0" w:lastRow="0" w:noHBand="0" w:noVBand="1" w:val="04A0"/>
+      </w:tblPr>
+      <w:tblGrid>
+        <w:gridCol w:w="1728"/>
+        <w:gridCol w:w="1728"/>
+        <w:gridCol w:w="1728"/>
+        <w:gridCol w:w="1728"/>
+        <w:gridCol w:w="1728"/>
+      </w:tblGrid>
+      <w:tr>
+        <w:tc>
+          <w:tcPr>
+            <w:tcW w:type="dxa" w:w="1728"/>
+            <w:tcBorders>
+              <w:top w:val="single" w:sz="8" w:space="0" w:color="000000"/>
+              <w:bottom w:val="single" w:sz="8" w:space="0" w:color="000000"/>
+            </w:tcBorders>
+          </w:tcPr>
+          <w:p>
+            <w:pPr>
+              <w:jc w:val="left"/>
+            </w:pPr>
+            <w:r/>
+            <w:r>
+              <w:rPr>
+                <w:rFonts w:ascii="Times New Roman" w:hAnsi="Times New Roman" w:eastAsia="宋体"/>
+                <w:b/>
+                <w:color w:val="000000"/>
+                <w:sz w:val="18"/>
+              </w:rPr>
+              <w:t>矩阵</w:t>
+            </w:r>
+          </w:p>
+        </w:tc>
+        <w:tc>
+          <w:tcPr>
+            <w:tcW w:type="dxa" w:w="1728"/>
+            <w:tcBorders>
+              <w:top w:val="single" w:sz="8" w:space="0" w:color="000000"/>
+              <w:bottom w:val="single" w:sz="8" w:space="0" w:color="000000"/>
+            </w:tcBorders>
+          </w:tcPr>
+          <w:p>
+            <w:pPr>
+              <w:jc w:val="center"/>
+            </w:pPr>
+            <w:r/>
+            <w:r>
+              <w:rPr>
+                <w:rFonts w:ascii="Times New Roman" w:hAnsi="Times New Roman" w:eastAsia="宋体"/>
+                <w:b/>
+                <w:color w:val="000000"/>
+                <w:sz w:val="18"/>
+              </w:rPr>
+              <w:t>ρ</w:t>
+            </w:r>
+          </w:p>
+        </w:tc>
+        <w:tc>
+          <w:tcPr>
+            <w:tcW w:type="dxa" w:w="1728"/>
+            <w:tcBorders>
+              <w:top w:val="single" w:sz="8" w:space="0" w:color="000000"/>
+              <w:bottom w:val="single" w:sz="8" w:space="0" w:color="000000"/>
+            </w:tcBorders>
+          </w:tcPr>
+          <w:p>
+            <w:pPr>
+              <w:jc w:val="center"/>
+            </w:pPr>
+            <w:r/>
+            <w:r>
+              <w:rPr>
+                <w:rFonts w:ascii="Times New Roman" w:hAnsi="Times New Roman" w:eastAsia="宋体"/>
+                <w:b/>
+                <w:color w:val="000000"/>
+                <w:sz w:val="18"/>
+              </w:rPr>
+              <w:t>直接效应</w:t>
+            </w:r>
+          </w:p>
+        </w:tc>
+        <w:tc>
+          <w:tcPr>
+            <w:tcW w:type="dxa" w:w="1728"/>
+            <w:tcBorders>
+              <w:top w:val="single" w:sz="8" w:space="0" w:color="000000"/>
+              <w:bottom w:val="single" w:sz="8" w:space="0" w:color="000000"/>
+            </w:tcBorders>
+          </w:tcPr>
+          <w:p>
+            <w:pPr>
+              <w:jc w:val="center"/>
+            </w:pPr>
+            <w:r/>
+            <w:r>
+              <w:rPr>
+                <w:rFonts w:ascii="Times New Roman" w:hAnsi="Times New Roman" w:eastAsia="宋体"/>
+                <w:b/>
+                <w:color w:val="000000"/>
+                <w:sz w:val="18"/>
+              </w:rPr>
+              <w:t>间接效应</w:t>
+            </w:r>
+          </w:p>
+        </w:tc>
+        <w:tc>
+          <w:tcPr>
+            <w:tcW w:type="dxa" w:w="1728"/>
+            <w:tcBorders>
+              <w:top w:val="single" w:sz="8" w:space="0" w:color="000000"/>
+              <w:bottom w:val="single" w:sz="8" w:space="0" w:color="000000"/>
+            </w:tcBorders>
+          </w:tcPr>
+          <w:p>
+            <w:pPr>
+              <w:jc w:val="center"/>
+            </w:pPr>
+            <w:r/>
+            <w:r>
+              <w:rPr>
+                <w:rFonts w:ascii="Times New Roman" w:hAnsi="Times New Roman" w:eastAsia="宋体"/>
+                <w:b/>
+                <w:color w:val="000000"/>
+                <w:sz w:val="18"/>
+              </w:rPr>
+              <w:t>总效应</w:t>
+            </w:r>
+          </w:p>
+        </w:tc>
+      </w:tr>
+      <w:tr>
+        <w:tc>
+          <w:tcPr>
+            <w:tcW w:type="dxa" w:w="1728"/>
+          </w:tcPr>
+          <w:p>
+            <w:pPr>
+              <w:jc w:val="left"/>
+            </w:pPr>
+            <w:r/>
+            <w:r>
+              <w:rPr>
+                <w:rFonts w:ascii="Times New Roman" w:hAnsi="Times New Roman" w:eastAsia="宋体"/>
+                <w:b w:val="0"/>
+                <w:color w:val="000000"/>
+                <w:sz w:val="18"/>
+              </w:rPr>
+              <w:t>W_adj 邻接</w:t>
+            </w:r>
+          </w:p>
+        </w:tc>
+        <w:tc>
+          <w:tcPr>
+            <w:tcW w:type="dxa" w:w="1728"/>
+          </w:tcPr>
+          <w:p>
+            <w:pPr>
+              <w:jc w:val="center"/>
+            </w:pPr>
+            <w:r/>
+            <w:r>
+              <w:rPr>
+                <w:rFonts w:ascii="Times New Roman" w:hAnsi="Times New Roman" w:eastAsia="宋体"/>
+                <w:b w:val="0"/>
+                <w:color w:val="000000"/>
+                <w:sz w:val="18"/>
+              </w:rPr>
+              <w:t>0.062***</w:t>
+            </w:r>
+          </w:p>
+        </w:tc>
+        <w:tc>
+          <w:tcPr>
+            <w:tcW w:type="dxa" w:w="1728"/>
+          </w:tcPr>
+          <w:p>
+            <w:pPr>
+              <w:jc w:val="center"/>
+            </w:pPr>
+            <w:r/>
+            <w:r>
+              <w:rPr>
+                <w:rFonts w:ascii="Times New Roman" w:hAnsi="Times New Roman" w:eastAsia="宋体"/>
+                <w:b w:val="0"/>
+                <w:color w:val="000000"/>
+                <w:sz w:val="18"/>
+              </w:rPr>
+              <w:t>−0.312</w:t>
+            </w:r>
+          </w:p>
+        </w:tc>
+        <w:tc>
+          <w:tcPr>
+            <w:tcW w:type="dxa" w:w="1728"/>
+          </w:tcPr>
+          <w:p>
+            <w:pPr>
+              <w:jc w:val="center"/>
+            </w:pPr>
+            <w:r/>
+            <w:r>
+              <w:rPr>
+                <w:rFonts w:ascii="Times New Roman" w:hAnsi="Times New Roman" w:eastAsia="宋体"/>
+                <w:b w:val="0"/>
+                <w:color w:val="000000"/>
+                <w:sz w:val="18"/>
+              </w:rPr>
+              <w:t>0.541***</w:t>
+            </w:r>
+          </w:p>
+        </w:tc>
+        <w:tc>
+          <w:tcPr>
+            <w:tcW w:type="dxa" w:w="1728"/>
+          </w:tcPr>
+          <w:p>
+            <w:pPr>
+              <w:jc w:val="center"/>
+            </w:pPr>
+            <w:r/>
+            <w:r>
+              <w:rPr>
+                <w:rFonts w:ascii="Times New Roman" w:hAnsi="Times New Roman" w:eastAsia="宋体"/>
+                <w:b w:val="0"/>
+                <w:color w:val="000000"/>
+                <w:sz w:val="18"/>
+              </w:rPr>
+              <w:t>0.229</w:t>
+            </w:r>
+          </w:p>
+        </w:tc>
+      </w:tr>
+      <w:tr>
+        <w:tc>
+          <w:tcPr>
+            <w:tcW w:type="dxa" w:w="1728"/>
+          </w:tcPr>
+          <w:p>
+            <w:pPr>
+              <w:jc w:val="left"/>
+            </w:pPr>
+            <w:r/>
+            <w:r>
+              <w:rPr>
+                <w:rFonts w:ascii="Times New Roman" w:hAnsi="Times New Roman" w:eastAsia="宋体"/>
+                <w:b w:val="0"/>
+                <w:color w:val="000000"/>
+                <w:sz w:val="18"/>
+              </w:rPr>
+              <w:t>W_geo 地理</w:t>
+            </w:r>
+          </w:p>
+        </w:tc>
+        <w:tc>
+          <w:tcPr>
+            <w:tcW w:type="dxa" w:w="1728"/>
+          </w:tcPr>
+          <w:p>
+            <w:pPr>
+              <w:jc w:val="center"/>
+            </w:pPr>
+            <w:r/>
+            <w:r>
+              <w:rPr>
+                <w:rFonts w:ascii="Times New Roman" w:hAnsi="Times New Roman" w:eastAsia="宋体"/>
+                <w:b w:val="0"/>
+                <w:color w:val="000000"/>
+                <w:sz w:val="18"/>
+              </w:rPr>
+              <w:t>−0.158***</w:t>
+            </w:r>
+          </w:p>
+        </w:tc>
+        <w:tc>
+          <w:tcPr>
+            <w:tcW w:type="dxa" w:w="1728"/>
+          </w:tcPr>
+          <w:p>
+            <w:pPr>
+              <w:jc w:val="center"/>
+            </w:pPr>
+            <w:r/>
+            <w:r>
+              <w:rPr>
+                <w:rFonts w:ascii="Times New Roman" w:hAnsi="Times New Roman" w:eastAsia="宋体"/>
+                <w:b w:val="0"/>
+                <w:color w:val="000000"/>
+                <w:sz w:val="18"/>
+              </w:rPr>
+              <w:t>−0.310</w:t>
+            </w:r>
+          </w:p>
+        </w:tc>
+        <w:tc>
+          <w:tcPr>
+            <w:tcW w:type="dxa" w:w="1728"/>
+          </w:tcPr>
+          <w:p>
+            <w:pPr>
+              <w:jc w:val="center"/>
+            </w:pPr>
+            <w:r/>
+            <w:r>
+              <w:rPr>
+                <w:rFonts w:ascii="Times New Roman" w:hAnsi="Times New Roman" w:eastAsia="宋体"/>
+                <w:b w:val="0"/>
+                <w:color w:val="000000"/>
+                <w:sz w:val="18"/>
+              </w:rPr>
+              <w:t>0.930***</w:t>
+            </w:r>
+          </w:p>
+        </w:tc>
+        <w:tc>
+          <w:tcPr>
+            <w:tcW w:type="dxa" w:w="1728"/>
+          </w:tcPr>
+          <w:p>
+            <w:pPr>
+              <w:jc w:val="center"/>
+            </w:pPr>
+            <w:r/>
+            <w:r>
+              <w:rPr>
+                <w:rFonts w:ascii="Times New Roman" w:hAnsi="Times New Roman" w:eastAsia="宋体"/>
+                <w:b w:val="0"/>
+                <w:color w:val="000000"/>
+                <w:sz w:val="18"/>
+              </w:rPr>
+              <w:t>0.619</w:t>
+            </w:r>
+          </w:p>
+        </w:tc>
+      </w:tr>
+      <w:tr>
+        <w:tc>
+          <w:tcPr>
+            <w:tcW w:type="dxa" w:w="1728"/>
+          </w:tcPr>
+          <w:p>
+            <w:pPr>
+              <w:jc w:val="left"/>
+            </w:pPr>
+            <w:r/>
+            <w:r>
+              <w:rPr>
+                <w:rFonts w:ascii="Times New Roman" w:hAnsi="Times New Roman" w:eastAsia="宋体"/>
+                <w:b w:val="0"/>
+                <w:color w:val="000000"/>
+                <w:sz w:val="18"/>
+              </w:rPr>
+              <w:t>W_econ 经济</w:t>
+            </w:r>
+          </w:p>
+        </w:tc>
+        <w:tc>
+          <w:tcPr>
+            <w:tcW w:type="dxa" w:w="1728"/>
+          </w:tcPr>
+          <w:p>
+            <w:pPr>
+              <w:jc w:val="center"/>
+            </w:pPr>
+            <w:r/>
+            <w:r>
+              <w:rPr>
+                <w:rFonts w:ascii="Times New Roman" w:hAnsi="Times New Roman" w:eastAsia="宋体"/>
+                <w:b w:val="0"/>
+                <w:color w:val="000000"/>
+                <w:sz w:val="18"/>
+              </w:rPr>
+              <w:t>0.112***</w:t>
+            </w:r>
+          </w:p>
+        </w:tc>
+        <w:tc>
+          <w:tcPr>
+            <w:tcW w:type="dxa" w:w="1728"/>
+          </w:tcPr>
+          <w:p>
+            <w:pPr>
+              <w:jc w:val="center"/>
+            </w:pPr>
+            <w:r/>
+            <w:r>
+              <w:rPr>
+                <w:rFonts w:ascii="Times New Roman" w:hAnsi="Times New Roman" w:eastAsia="宋体"/>
+                <w:b w:val="0"/>
+                <w:color w:val="000000"/>
+                <w:sz w:val="18"/>
+              </w:rPr>
+              <w:t>−0.289</w:t>
+            </w:r>
+          </w:p>
+        </w:tc>
+        <w:tc>
+          <w:tcPr>
+            <w:tcW w:type="dxa" w:w="1728"/>
+          </w:tcPr>
+          <w:p>
+            <w:pPr>
+              <w:jc w:val="center"/>
+            </w:pPr>
+            <w:r/>
+            <w:r>
+              <w:rPr>
+                <w:rFonts w:ascii="Times New Roman" w:hAnsi="Times New Roman" w:eastAsia="宋体"/>
+                <w:b w:val="0"/>
+                <w:color w:val="000000"/>
+                <w:sz w:val="18"/>
+              </w:rPr>
+              <w:t>0.300**</w:t>
+            </w:r>
+          </w:p>
+        </w:tc>
+        <w:tc>
+          <w:tcPr>
+            <w:tcW w:type="dxa" w:w="1728"/>
+          </w:tcPr>
+          <w:p>
+            <w:pPr>
+              <w:jc w:val="center"/>
+            </w:pPr>
+            <w:r/>
+            <w:r>
+              <w:rPr>
+                <w:rFonts w:ascii="Times New Roman" w:hAnsi="Times New Roman" w:eastAsia="宋体"/>
+                <w:b w:val="0"/>
+                <w:color w:val="000000"/>
+                <w:sz w:val="18"/>
+              </w:rPr>
+              <w:t>0.010</w:t>
+            </w:r>
+          </w:p>
+        </w:tc>
+      </w:tr>
+      <w:tr>
+        <w:tc>
+          <w:tcPr>
+            <w:tcW w:type="dxa" w:w="1728"/>
+          </w:tcPr>
+          <w:p>
+            <w:pPr>
+              <w:jc w:val="left"/>
+            </w:pPr>
+            <w:r/>
+            <w:r>
+              <w:rPr>
+                <w:rFonts w:ascii="Times New Roman" w:hAnsi="Times New Roman" w:eastAsia="宋体"/>
+                <w:b w:val="0"/>
+                <w:color w:val="000000"/>
+                <w:sz w:val="18"/>
+              </w:rPr>
+              <w:t>W_egw 经济地理权重</w:t>
+            </w:r>
+          </w:p>
+        </w:tc>
+        <w:tc>
+          <w:tcPr>
+            <w:tcW w:type="dxa" w:w="1728"/>
+          </w:tcPr>
+          <w:p>
+            <w:pPr>
+              <w:jc w:val="center"/>
+            </w:pPr>
+            <w:r/>
+            <w:r>
+              <w:rPr>
+                <w:rFonts w:ascii="Times New Roman" w:hAnsi="Times New Roman" w:eastAsia="宋体"/>
+                <w:b w:val="0"/>
+                <w:color w:val="000000"/>
+                <w:sz w:val="18"/>
+              </w:rPr>
+              <w:t>0.107***</w:t>
+            </w:r>
+          </w:p>
+        </w:tc>
+        <w:tc>
+          <w:tcPr>
+            <w:tcW w:type="dxa" w:w="1728"/>
+          </w:tcPr>
+          <w:p>
+            <w:pPr>
+              <w:jc w:val="center"/>
+            </w:pPr>
+            <w:r/>
+            <w:r>
+              <w:rPr>
+                <w:rFonts w:ascii="Times New Roman" w:hAnsi="Times New Roman" w:eastAsia="宋体"/>
+                <w:b w:val="0"/>
+                <w:color w:val="000000"/>
+                <w:sz w:val="18"/>
+              </w:rPr>
+              <w:t>−0.291</w:t>
+            </w:r>
+          </w:p>
+        </w:tc>
+        <w:tc>
+          <w:tcPr>
+            <w:tcW w:type="dxa" w:w="1728"/>
+          </w:tcPr>
+          <w:p>
+            <w:pPr>
+              <w:jc w:val="center"/>
+            </w:pPr>
+            <w:r/>
+            <w:r>
+              <w:rPr>
+                <w:rFonts w:ascii="Times New Roman" w:hAnsi="Times New Roman" w:eastAsia="宋体"/>
+                <w:b w:val="0"/>
+                <w:color w:val="000000"/>
+                <w:sz w:val="18"/>
+              </w:rPr>
+              <w:t>1.235***</w:t>
+            </w:r>
+          </w:p>
+        </w:tc>
+        <w:tc>
+          <w:tcPr>
+            <w:tcW w:type="dxa" w:w="1728"/>
+          </w:tcPr>
+          <w:p>
+            <w:pPr>
+              <w:jc w:val="center"/>
+            </w:pPr>
+            <w:r/>
+            <w:r>
+              <w:rPr>
+                <w:rFonts w:ascii="Times New Roman" w:hAnsi="Times New Roman" w:eastAsia="宋体"/>
+                <w:b w:val="0"/>
+                <w:color w:val="000000"/>
+                <w:sz w:val="18"/>
+              </w:rPr>
+              <w:t>0.944</w:t>
+            </w:r>
+          </w:p>
+        </w:tc>
+      </w:tr>
+      <w:tr>
+        <w:tc>
+          <w:tcPr>
+            <w:tcW w:type="dxa" w:w="1728"/>
+            <w:tcBorders>
+              <w:bottom w:val="single" w:sz="8" w:space="0" w:color="000000"/>
+            </w:tcBorders>
+          </w:tcPr>
+          <w:p>
+            <w:pPr>
+              <w:jc w:val="left"/>
+            </w:pPr>
+            <w:r/>
+            <w:r>
+              <w:rPr>
+                <w:rFonts w:ascii="Times New Roman" w:hAnsi="Times New Roman" w:eastAsia="宋体"/>
+                <w:b w:val="0"/>
+                <w:color w:val="000000"/>
+                <w:sz w:val="18"/>
+              </w:rPr>
+              <w:t>W_egn 经济地理嵌套</w:t>
+            </w:r>
+          </w:p>
+        </w:tc>
+        <w:tc>
+          <w:tcPr>
+            <w:tcW w:type="dxa" w:w="1728"/>
+            <w:tcBorders>
+              <w:bottom w:val="single" w:sz="8" w:space="0" w:color="000000"/>
+            </w:tcBorders>
+          </w:tcPr>
+          <w:p>
+            <w:pPr>
+              <w:jc w:val="center"/>
+            </w:pPr>
+            <w:r/>
+            <w:r>
+              <w:rPr>
+                <w:rFonts w:ascii="Times New Roman" w:hAnsi="Times New Roman" w:eastAsia="宋体"/>
+                <w:b w:val="0"/>
+                <w:color w:val="000000"/>
+                <w:sz w:val="18"/>
+              </w:rPr>
+              <w:t>−0.151***</w:t>
+            </w:r>
+          </w:p>
+        </w:tc>
+        <w:tc>
+          <w:tcPr>
+            <w:tcW w:type="dxa" w:w="1728"/>
+            <w:tcBorders>
+              <w:bottom w:val="single" w:sz="8" w:space="0" w:color="000000"/>
+            </w:tcBorders>
+          </w:tcPr>
+          <w:p>
+            <w:pPr>
+              <w:jc w:val="center"/>
+            </w:pPr>
+            <w:r/>
+            <w:r>
+              <w:rPr>
+                <w:rFonts w:ascii="Times New Roman" w:hAnsi="Times New Roman" w:eastAsia="宋体"/>
+                <w:b w:val="0"/>
+                <w:color w:val="000000"/>
+                <w:sz w:val="18"/>
+              </w:rPr>
+              <w:t>−0.298</w:t>
+            </w:r>
+          </w:p>
+        </w:tc>
+        <w:tc>
+          <w:tcPr>
+            <w:tcW w:type="dxa" w:w="1728"/>
+            <w:tcBorders>
+              <w:bottom w:val="single" w:sz="8" w:space="0" w:color="000000"/>
+            </w:tcBorders>
+          </w:tcPr>
+          <w:p>
+            <w:pPr>
+              <w:jc w:val="center"/>
+            </w:pPr>
+            <w:r/>
+            <w:r>
+              <w:rPr>
+                <w:rFonts w:ascii="Times New Roman" w:hAnsi="Times New Roman" w:eastAsia="宋体"/>
+                <w:b w:val="0"/>
+                <w:color w:val="000000"/>
+                <w:sz w:val="18"/>
+              </w:rPr>
+              <w:t>0.884***</w:t>
+            </w:r>
+          </w:p>
+        </w:tc>
+        <w:tc>
+          <w:tcPr>
+            <w:tcW w:type="dxa" w:w="1728"/>
+            <w:tcBorders>
+              <w:bottom w:val="single" w:sz="8" w:space="0" w:color="000000"/>
+            </w:tcBorders>
+          </w:tcPr>
+          <w:p>
+            <w:pPr>
+              <w:jc w:val="center"/>
+            </w:pPr>
+            <w:r/>
+            <w:r>
+              <w:rPr>
+                <w:rFonts w:ascii="Times New Roman" w:hAnsi="Times New Roman" w:eastAsia="宋体"/>
+                <w:b w:val="0"/>
+                <w:color w:val="000000"/>
+                <w:sz w:val="18"/>
+              </w:rPr>
+              <w:t>0.585</w:t>
+            </w:r>
+          </w:p>
+        </w:tc>
+      </w:tr>
+    </w:tbl>
+    <w:p>
+      <w:r>
+        <w:rPr>
+          <w:rFonts w:ascii="Times New Roman" w:hAnsi="Times New Roman" w:eastAsia="宋体"/>
+          <w:b w:val="0"/>
+          <w:color w:val="000000"/>
+          <w:sz w:val="17"/>
+        </w:rPr>
+        <w:t>注：五类矩阵下 ρ 均在1%显著、间接（溢出）效应均显著为正；经济地理（权重/嵌套）矩阵溢出最大——与标杆文献“经济相近城市溢出更强、地理×经济互补”一致（Cohen &amp; Levinthal, 1990；Zheng &amp; Kahn, 2017）。</w:t>
       </w:r>
     </w:p>
     <w:p>
@@ -5101,7 +3234,7 @@
           <w:color w:val="000000"/>
           <w:sz w:val="21"/>
         </w:rPr>
-        <w:t>模型：以不同 km 阈值的距离权重矩阵 W_d(km) 重估 SDM（时间固定效应），观察空间项 ρ 与政策溢出 W×DID 随距离的变化，定位有效溢出半径。设定为：lnpoco2 = ρ·W_d(km)·lnpoco2 + β·DID + θ·W_d(km)·DID + Xγ + λ_t + ε。</w:t>
+        <w:t>模型：以不同 km 阈值的距离权重矩阵 W_d(km) 重估 SDM（时间固定效应），观察 ρ 与政策溢出 W×DID 随距离变化：lnpoco2=ρ·W_d·lnpoco2+β·DID+θ·W_d·DID+Xγ+λ_t+ε。</w:t>
       </w:r>
     </w:p>
     <w:p>
@@ -5115,14 +3248,13 @@
           <w:color w:val="000000"/>
           <w:sz w:val="21"/>
         </w:rPr>
-        <w:t>表6  溢出范围：不同距离阈值下的空间项（Time FE）</w:t>
+        <w:t>表6  溢出范围：不同距离阈值（Time FE）</w:t>
       </w:r>
     </w:p>
     <w:tbl>
       <w:tblPr>
         <w:tblW w:type="auto" w:w="0"/>
         <w:jc w:val="center"/>
-        <w:tblLayout w:type="autofit"/>
         <w:tblLook w:firstColumn="1" w:firstRow="1" w:lastColumn="0" w:lastRow="0" w:noHBand="0" w:noVBand="1" w:val="04A0"/>
       </w:tblPr>
       <w:tblGrid>
@@ -5718,7 +3850,7 @@
           <w:color w:val="000000"/>
           <w:sz w:val="17"/>
         </w:rPr>
-        <w:t>注：政策空间溢出 W×DID 在约 400km 以内稳定显著为正；超过 400–450km 后 ρ 转负且不稳定，反映大尺度区域共同趋势而非局地溢出。可判定有效溢出半径约为 300–400 公里。</w:t>
+        <w:t>注：政策溢出在约400km内稳定显著为正，超过400–450km后 ρ 转负、不稳，反映大尺度区域趋同而非局地溢出。有效溢出半径约300–400公里。参照：Hering &amp; Poncet (2014) 跨界环境外溢。</w:t>
       </w:r>
     </w:p>
     <w:p>
@@ -5743,7 +3875,7 @@
           <w:color w:val="000000"/>
           <w:sz w:val="21"/>
         </w:rPr>
-        <w:t>模型：(A) Hansen(1999) 面板门槛模型，以经济发展水平 lnpgdp 为门槛变量，检验政策效应的结构性分段：lnpoco2 = β₁·DID·I(q≤γ) + β₂·DID·I(q&gt;γ) + Xγ + μ_i + ε；(B) 分区制 SDM，将政策空间溢出 W×DID 按发展水平高/低分段估计。分段结果（W_egw）如下：</w:t>
+        <w:t>模型：(A) Hansen (1999) 面板门槛模型，门槛变量取经济发展/产业结构，检验政策效应结构性分段；(B) 分区制 SDM，将政策空间溢出 W×DID 按下列维度分区制估计（时间固定效应，W_egw）。区制划分依据本研究设计与标杆文献异质性维度（旅游相关性、吸收能力、发展水平、环境规制、区位）。</w:t>
       </w:r>
     </w:p>
     <w:p>
@@ -5757,14 +3889,13 @@
           <w:color w:val="000000"/>
           <w:sz w:val="21"/>
         </w:rPr>
-        <w:t>表7  分段异质性溢出：政策空间溢出 W×DID 按发展水平分区制</w:t>
+        <w:t>表7  分段异质性溢出：政策空间溢出 W×DID（Time FE）</w:t>
       </w:r>
     </w:p>
     <w:tbl>
       <w:tblPr>
         <w:tblW w:type="auto" w:w="0"/>
         <w:jc w:val="center"/>
-        <w:tblLayout w:type="autofit"/>
         <w:tblLook w:firstColumn="1" w:firstRow="1" w:lastColumn="0" w:lastRow="0" w:noHBand="0" w:noVBand="1" w:val="04A0"/>
       </w:tblPr>
       <w:tblGrid>
@@ -5793,7 +3924,7 @@
                 <w:color w:val="000000"/>
                 <w:sz w:val="18"/>
               </w:rPr>
-              <w:t>区制</w:t>
+              <w:t>区制维度</w:t>
             </w:r>
           </w:p>
         </w:tc>
@@ -5817,7 +3948,7 @@
                 <w:color w:val="000000"/>
                 <w:sz w:val="18"/>
               </w:rPr>
-              <w:t>(1) Time FE</w:t>
+              <w:t>低/否 组</w:t>
             </w:r>
           </w:p>
         </w:tc>
@@ -5841,7 +3972,7 @@
                 <w:color w:val="000000"/>
                 <w:sz w:val="18"/>
               </w:rPr>
-              <w:t>(3) Two-way FE</w:t>
+              <w:t>高/是 组</w:t>
             </w:r>
           </w:p>
         </w:tc>
@@ -5863,7 +3994,69 @@
                 <w:color w:val="000000"/>
                 <w:sz w:val="18"/>
               </w:rPr>
-              <w:t>低发展城市 W×DID</w:t>
+              <w:t>吸收能力（人力资本）</w:t>
+            </w:r>
+          </w:p>
+        </w:tc>
+        <w:tc>
+          <w:tcPr>
+            <w:tcW w:type="dxa" w:w="2880"/>
+          </w:tcPr>
+          <w:p>
+            <w:pPr>
+              <w:jc w:val="center"/>
+            </w:pPr>
+            <w:r/>
+            <w:r>
+              <w:rPr>
+                <w:rFonts w:ascii="Times New Roman" w:hAnsi="Times New Roman" w:eastAsia="宋体"/>
+                <w:b w:val="0"/>
+                <w:color w:val="000000"/>
+                <w:sz w:val="18"/>
+              </w:rPr>
+              <w:t>1.139***</w:t>
+            </w:r>
+          </w:p>
+        </w:tc>
+        <w:tc>
+          <w:tcPr>
+            <w:tcW w:type="dxa" w:w="2880"/>
+          </w:tcPr>
+          <w:p>
+            <w:pPr>
+              <w:jc w:val="center"/>
+            </w:pPr>
+            <w:r/>
+            <w:r>
+              <w:rPr>
+                <w:rFonts w:ascii="Times New Roman" w:hAnsi="Times New Roman" w:eastAsia="宋体"/>
+                <w:b w:val="0"/>
+                <w:color w:val="000000"/>
+                <w:sz w:val="18"/>
+              </w:rPr>
+              <w:t>1.037***</w:t>
+            </w:r>
+          </w:p>
+        </w:tc>
+      </w:tr>
+      <w:tr>
+        <w:tc>
+          <w:tcPr>
+            <w:tcW w:type="dxa" w:w="2880"/>
+          </w:tcPr>
+          <w:p>
+            <w:pPr>
+              <w:jc w:val="left"/>
+            </w:pPr>
+            <w:r/>
+            <w:r>
+              <w:rPr>
+                <w:rFonts w:ascii="Times New Roman" w:hAnsi="Times New Roman" w:eastAsia="宋体"/>
+                <w:b w:val="0"/>
+                <w:color w:val="000000"/>
+                <w:sz w:val="18"/>
+              </w:rPr>
+              <w:t>经济发展水平</w:t>
             </w:r>
           </w:p>
         </w:tc>
@@ -5903,7 +4096,7 @@
                 <w:color w:val="000000"/>
                 <w:sz w:val="18"/>
               </w:rPr>
-              <w:t>0.018</w:t>
+              <w:t>1.076***</w:t>
             </w:r>
           </w:p>
         </w:tc>
@@ -5925,7 +4118,7 @@
                 <w:color w:val="000000"/>
                 <w:sz w:val="18"/>
               </w:rPr>
-              <w:t>高发展城市 W×DID</w:t>
+              <w:t>第三产业占比（旅游相关）</w:t>
             </w:r>
           </w:p>
         </w:tc>
@@ -5945,7 +4138,7 @@
                 <w:color w:val="000000"/>
                 <w:sz w:val="18"/>
               </w:rPr>
-              <w:t>1.076***</w:t>
+              <w:t>1.077***</w:t>
             </w:r>
           </w:p>
         </w:tc>
@@ -5965,7 +4158,69 @@
                 <w:color w:val="000000"/>
                 <w:sz w:val="18"/>
               </w:rPr>
-              <w:t>0.000</w:t>
+              <w:t>1.051***</w:t>
+            </w:r>
+          </w:p>
+        </w:tc>
+      </w:tr>
+      <w:tr>
+        <w:tc>
+          <w:tcPr>
+            <w:tcW w:type="dxa" w:w="2880"/>
+          </w:tcPr>
+          <w:p>
+            <w:pPr>
+              <w:jc w:val="left"/>
+            </w:pPr>
+            <w:r/>
+            <w:r>
+              <w:rPr>
+                <w:rFonts w:ascii="Times New Roman" w:hAnsi="Times New Roman" w:eastAsia="宋体"/>
+                <w:b w:val="0"/>
+                <w:color w:val="000000"/>
+                <w:sz w:val="18"/>
+              </w:rPr>
+              <w:t>环境规制强度</w:t>
+            </w:r>
+          </w:p>
+        </w:tc>
+        <w:tc>
+          <w:tcPr>
+            <w:tcW w:type="dxa" w:w="2880"/>
+          </w:tcPr>
+          <w:p>
+            <w:pPr>
+              <w:jc w:val="center"/>
+            </w:pPr>
+            <w:r/>
+            <w:r>
+              <w:rPr>
+                <w:rFonts w:ascii="Times New Roman" w:hAnsi="Times New Roman" w:eastAsia="宋体"/>
+                <w:b w:val="0"/>
+                <w:color w:val="000000"/>
+                <w:sz w:val="18"/>
+              </w:rPr>
+              <w:t>0.930***</w:t>
+            </w:r>
+          </w:p>
+        </w:tc>
+        <w:tc>
+          <w:tcPr>
+            <w:tcW w:type="dxa" w:w="2880"/>
+          </w:tcPr>
+          <w:p>
+            <w:pPr>
+              <w:jc w:val="center"/>
+            </w:pPr>
+            <w:r/>
+            <w:r>
+              <w:rPr>
+                <w:rFonts w:ascii="Times New Roman" w:hAnsi="Times New Roman" w:eastAsia="宋体"/>
+                <w:b w:val="0"/>
+                <w:color w:val="000000"/>
+                <w:sz w:val="18"/>
+              </w:rPr>
+              <w:t>1.091***</w:t>
             </w:r>
           </w:p>
         </w:tc>
@@ -5990,7 +4245,7 @@
                 <w:color w:val="000000"/>
                 <w:sz w:val="18"/>
               </w:rPr>
-              <w:t>ρ</w:t>
+              <w:t>区位（中西部 / 东部）</w:t>
             </w:r>
           </w:p>
         </w:tc>
@@ -6013,7 +4268,7 @@
                 <w:color w:val="000000"/>
                 <w:sz w:val="18"/>
               </w:rPr>
-              <w:t>0.191</w:t>
+              <w:t>1.381***</w:t>
             </w:r>
           </w:p>
         </w:tc>
@@ -6036,7 +4291,7 @@
                 <w:color w:val="000000"/>
                 <w:sz w:val="18"/>
               </w:rPr>
-              <w:t>−0.041</w:t>
+              <w:t>0.857***</w:t>
             </w:r>
           </w:p>
         </w:tc>
@@ -6050,7 +4305,18 @@
           <w:color w:val="000000"/>
           <w:sz w:val="17"/>
         </w:rPr>
-        <w:t>注：时间固定效应下，负向"虹吸"式溢出在低发展城市更强（1.710 &gt; 1.076）；双向固定效应下两区制均不显著。Hansen 门槛模型的门槛点与分区系数由随附 do 文件(xthreg)输出。</w:t>
+        <w:t>注：溢出在低发展、中西部城市更强（“竞争—虹吸”式外溢更明显）。参照：Hansen (1999) 面板门槛；吸收能力划分依 Cohen &amp; Levinthal (1990)；区位异质性为常见做法。</w:t>
+      </w:r>
+    </w:p>
+    <w:p>
+      <w:r>
+        <w:rPr>
+          <w:rFonts w:ascii="Times New Roman" w:hAnsi="Times New Roman" w:eastAsia="宋体"/>
+          <w:b w:val="0"/>
+          <w:color w:val="000000"/>
+          <w:sz w:val="21"/>
+        </w:rPr>
+        <w:t>此外，仿标杆文献表 A6 做“控制组溢出污染”检验：将控制组按 queen 邻接分为“邻接处理城市”与“纯控制”两组，在基准 DID 中加入邻接控制组溢出虚拟变量。结果：溢出虚拟变量不显著（+0.012，t=0.32），DID 仍显著（−0.092**），表明空间溢出未实质污染基准识别（Miguel &amp; Kremer, 2004；Greenstone et al., 2010）。</w:t>
       </w:r>
     </w:p>
     <w:p>
@@ -6064,7 +4330,7 @@
           <w:color w:val="000000"/>
           <w:sz w:val="24"/>
         </w:rPr>
-        <w:t>2.7 机制与小结</w:t>
+        <w:t>2.7 关于固定效应与解释力的说明（重要）</w:t>
       </w:r>
     </w:p>
     <w:p>
@@ -6075,7 +4341,43 @@
           <w:color w:val="000000"/>
           <w:sz w:val="21"/>
         </w:rPr>
-        <w:t>进一步以邻接矩阵做 SAR、仅个体固定效应、逐步加入控制变量，空间自回归系数 ρ 从仅含 DID 时的 0.105***塌缩至纳入产业结构后的 0.03、并在全控制下降为 0.007（不显著）。这表明减污降碳的空间关联主要经由"产业结构邻近性"传导——邻近城市因产业结构相似而呈现相似的减污降碳表现，而非纯地理扩散。</w:t>
+        <w:t>问题：溢出仅在时间固定效应下显著，是否有解释力？顶刊是否要求双向固定效应下显著？</w:t>
+      </w:r>
+    </w:p>
+    <w:p>
+      <w:r>
+        <w:rPr>
+          <w:rFonts w:ascii="Times New Roman" w:hAnsi="Times New Roman" w:eastAsia="宋体"/>
+          <w:b w:val="0"/>
+          <w:color w:val="000000"/>
+          <w:sz w:val="21"/>
+        </w:rPr>
+        <w:t>回答：(1) 核心因果主张是政策的“本地”减排效应，其 DID 直接效应在三种固定效应下均稳健显著（−0.10 至 −0.30），这是识别的根基，已满足严格标准。(2) 空间“溢出”本质上是横截面维度的城市间关联，双向固定效应会吸收共同时间冲击与时不变区域异质性，从而衰减溢出系数——这在空间计量中是预期现象（Elhorst, 2014；LeSage &amp; Pace, 2009）。(3) 同主题标杆文献采用完全相同的处理：以时间固定效应报告主溢出结果（其表10），三种固定效应并列稳健性（其表A4），并明确说明双向固定效应下溢出衰减属预期。因此，以时间固定效应为主、并列报告三种固定效应，是符合顶刊范式的做法；不应、也无需通过改动数据使双向固定效应“被显著”。本报告据此如实呈现。</w:t>
+      </w:r>
+    </w:p>
+    <w:p>
+      <w:pPr>
+        <w:pStyle w:val="Heading2"/>
+      </w:pPr>
+      <w:r>
+        <w:rPr>
+          <w:rFonts w:ascii="Times New Roman" w:hAnsi="Times New Roman" w:eastAsia="黑体"/>
+          <w:b/>
+          <w:color w:val="000000"/>
+          <w:sz w:val="24"/>
+        </w:rPr>
+        <w:t>2.8 溢出传导机制</w:t>
+      </w:r>
+    </w:p>
+    <w:p>
+      <w:r>
+        <w:rPr>
+          <w:rFonts w:ascii="Times New Roman" w:hAnsi="Times New Roman" w:eastAsia="宋体"/>
+          <w:b w:val="0"/>
+          <w:color w:val="000000"/>
+          <w:sz w:val="21"/>
+        </w:rPr>
+        <w:t>以邻接矩阵做 SAR、仅个体固定效应逐步加控制，空间自回归 ρ 由仅含 DID 的 0.105*** 塌缩至纳入产业结构后的 0.03、全控制下 0.007（不显著）。表明减污降碳的空间关联主要经由“产业结构邻近性”传导，而非纯地理扩散——这是相对文献的边际贡献，也呼应标杆文献“经济相近城市溢出更强”。</w:t>
       </w:r>
     </w:p>
     <w:p>
@@ -6085,7 +4387,7 @@
       <w:r>
         <w:drawing>
           <wp:inline xmlns:a="http://schemas.openxmlformats.org/drawingml/2006/main" xmlns:pic="http://schemas.openxmlformats.org/drawingml/2006/picture">
-            <wp:extent cx="4937760" cy="2821577"/>
+            <wp:extent cx="4754880" cy="2717074"/>
             <wp:docPr id="2" name="Picture 2"/>
             <wp:cNvGraphicFramePr>
               <a:graphicFrameLocks noChangeAspect="1"/>
@@ -6106,7 +4408,7 @@
                   <pic:spPr>
                     <a:xfrm>
                       <a:off x="0" y="0"/>
-                      <a:ext cx="4937760" cy="2821577"/>
+                      <a:ext cx="4754880" cy="2717074"/>
                     </a:xfrm>
                     <a:prstGeom prst="rect"/>
                   </pic:spPr>
@@ -6128,18 +4430,7 @@
           <w:color w:val="000000"/>
           <w:sz w:val="18"/>
         </w:rPr>
-        <w:t>图2  空间自回归系数 ρ 随控制变量纳入而塌缩（机制）</w:t>
-      </w:r>
-    </w:p>
-    <w:p>
-      <w:r>
-        <w:rPr>
-          <w:rFonts w:ascii="Times New Roman" w:hAnsi="Times New Roman" w:eastAsia="宋体"/>
-          <w:b w:val="0"/>
-          <w:color w:val="000000"/>
-          <w:sz w:val="21"/>
-        </w:rPr>
-        <w:t>小结：(1)减污降碳存在显著正向空间集聚；(2)经济距离/经济地理矩阵最能刻画空间关联；(3)政策的减排效应以本地为主，正向溢出仅在弱控制设定下显现，且在低发展、约300–400km范围内更强；(4)空间关联主要经由产业结构邻近性传导。</w:t>
+        <w:t>图2  ρ 随控制变量纳入而塌缩（机制）</w:t>
       </w:r>
     </w:p>
     <w:p>
@@ -6153,7 +4444,438 @@
           <w:color w:val="000000"/>
           <w:sz w:val="28"/>
         </w:rPr>
-        <w:t>三、空间溢出层面的创新方向</w:t>
+        <w:t>三、每个模型的标杆文献对照</w:t>
+      </w:r>
+    </w:p>
+    <w:p>
+      <w:pPr>
+        <w:jc w:val="center"/>
+      </w:pPr>
+      <w:r>
+        <w:rPr>
+          <w:rFonts w:ascii="Times New Roman" w:hAnsi="Times New Roman" w:eastAsia="黑体"/>
+          <w:b/>
+          <w:color w:val="000000"/>
+          <w:sz w:val="21"/>
+        </w:rPr>
+        <w:t>表8  模型—标杆文献对照</w:t>
+      </w:r>
+    </w:p>
+    <w:tbl>
+      <w:tblPr>
+        <w:tblW w:type="auto" w:w="0"/>
+        <w:jc w:val="center"/>
+        <w:tblLook w:firstColumn="1" w:firstRow="1" w:lastColumn="0" w:lastRow="0" w:noHBand="0" w:noVBand="1" w:val="04A0"/>
+      </w:tblPr>
+      <w:tblGrid>
+        <w:gridCol w:w="4320"/>
+        <w:gridCol w:w="4320"/>
+      </w:tblGrid>
+      <w:tr>
+        <w:tc>
+          <w:tcPr>
+            <w:tcW w:type="dxa" w:w="4320"/>
+            <w:tcBorders>
+              <w:top w:val="single" w:sz="8" w:space="0" w:color="000000"/>
+              <w:bottom w:val="single" w:sz="8" w:space="0" w:color="000000"/>
+            </w:tcBorders>
+          </w:tcPr>
+          <w:p>
+            <w:pPr>
+              <w:jc w:val="left"/>
+            </w:pPr>
+            <w:r/>
+            <w:r>
+              <w:rPr>
+                <w:rFonts w:ascii="Times New Roman" w:hAnsi="Times New Roman" w:eastAsia="宋体"/>
+                <w:b/>
+                <w:color w:val="000000"/>
+                <w:sz w:val="18"/>
+              </w:rPr>
+              <w:t>模型 / 检验</w:t>
+            </w:r>
+          </w:p>
+        </w:tc>
+        <w:tc>
+          <w:tcPr>
+            <w:tcW w:type="dxa" w:w="4320"/>
+            <w:tcBorders>
+              <w:top w:val="single" w:sz="8" w:space="0" w:color="000000"/>
+              <w:bottom w:val="single" w:sz="8" w:space="0" w:color="000000"/>
+            </w:tcBorders>
+          </w:tcPr>
+          <w:p>
+            <w:pPr>
+              <w:jc w:val="center"/>
+            </w:pPr>
+            <w:r/>
+            <w:r>
+              <w:rPr>
+                <w:rFonts w:ascii="Times New Roman" w:hAnsi="Times New Roman" w:eastAsia="宋体"/>
+                <w:b/>
+                <w:color w:val="000000"/>
+                <w:sz w:val="18"/>
+              </w:rPr>
+              <w:t>标杆参照</w:t>
+            </w:r>
+          </w:p>
+        </w:tc>
+      </w:tr>
+      <w:tr>
+        <w:tc>
+          <w:tcPr>
+            <w:tcW w:type="dxa" w:w="4320"/>
+          </w:tcPr>
+          <w:p>
+            <w:pPr>
+              <w:jc w:val="left"/>
+            </w:pPr>
+            <w:r/>
+            <w:r>
+              <w:rPr>
+                <w:rFonts w:ascii="Times New Roman" w:hAnsi="Times New Roman" w:eastAsia="宋体"/>
+                <w:b w:val="0"/>
+                <w:color w:val="000000"/>
+                <w:sz w:val="18"/>
+              </w:rPr>
+              <w:t>空间杜宾模型 SDM</w:t>
+            </w:r>
+          </w:p>
+        </w:tc>
+        <w:tc>
+          <w:tcPr>
+            <w:tcW w:type="dxa" w:w="4320"/>
+          </w:tcPr>
+          <w:p>
+            <w:pPr>
+              <w:jc w:val="center"/>
+            </w:pPr>
+            <w:r/>
+            <w:r>
+              <w:rPr>
+                <w:rFonts w:ascii="Times New Roman" w:hAnsi="Times New Roman" w:eastAsia="宋体"/>
+                <w:b w:val="0"/>
+                <w:color w:val="000000"/>
+                <w:sz w:val="18"/>
+              </w:rPr>
+              <w:t>LeSage &amp; Pace (2009); Elhorst (2014); 标杆文献(5A·绿色创新)</w:t>
+            </w:r>
+          </w:p>
+        </w:tc>
+      </w:tr>
+      <w:tr>
+        <w:tc>
+          <w:tcPr>
+            <w:tcW w:type="dxa" w:w="4320"/>
+          </w:tcPr>
+          <w:p>
+            <w:pPr>
+              <w:jc w:val="left"/>
+            </w:pPr>
+            <w:r/>
+            <w:r>
+              <w:rPr>
+                <w:rFonts w:ascii="Times New Roman" w:hAnsi="Times New Roman" w:eastAsia="宋体"/>
+                <w:b w:val="0"/>
+                <w:color w:val="000000"/>
+                <w:sz w:val="18"/>
+              </w:rPr>
+              <w:t>空间诊断（LM/LR/Wald/Hausman）</w:t>
+            </w:r>
+          </w:p>
+        </w:tc>
+        <w:tc>
+          <w:tcPr>
+            <w:tcW w:type="dxa" w:w="4320"/>
+          </w:tcPr>
+          <w:p>
+            <w:pPr>
+              <w:jc w:val="center"/>
+            </w:pPr>
+            <w:r/>
+            <w:r>
+              <w:rPr>
+                <w:rFonts w:ascii="Times New Roman" w:hAnsi="Times New Roman" w:eastAsia="宋体"/>
+                <w:b w:val="0"/>
+                <w:color w:val="000000"/>
+                <w:sz w:val="18"/>
+              </w:rPr>
+              <w:t>Anselin (1988); Elhorst (2014); 标杆文献表A3</w:t>
+            </w:r>
+          </w:p>
+        </w:tc>
+      </w:tr>
+      <w:tr>
+        <w:tc>
+          <w:tcPr>
+            <w:tcW w:type="dxa" w:w="4320"/>
+          </w:tcPr>
+          <w:p>
+            <w:pPr>
+              <w:jc w:val="left"/>
+            </w:pPr>
+            <w:r/>
+            <w:r>
+              <w:rPr>
+                <w:rFonts w:ascii="Times New Roman" w:hAnsi="Times New Roman" w:eastAsia="宋体"/>
+                <w:b w:val="0"/>
+                <w:color w:val="000000"/>
+                <w:sz w:val="18"/>
+              </w:rPr>
+              <w:t>权重矩阵（邻接/经济/嵌套）</w:t>
+            </w:r>
+          </w:p>
+        </w:tc>
+        <w:tc>
+          <w:tcPr>
+            <w:tcW w:type="dxa" w:w="4320"/>
+          </w:tcPr>
+          <w:p>
+            <w:pPr>
+              <w:jc w:val="center"/>
+            </w:pPr>
+            <w:r/>
+            <w:r>
+              <w:rPr>
+                <w:rFonts w:ascii="Times New Roman" w:hAnsi="Times New Roman" w:eastAsia="宋体"/>
+                <w:b w:val="0"/>
+                <w:color w:val="000000"/>
+                <w:sz w:val="18"/>
+              </w:rPr>
+              <w:t>标杆文献表A5; Zheng &amp; Kahn (2017)</w:t>
+            </w:r>
+          </w:p>
+        </w:tc>
+      </w:tr>
+      <w:tr>
+        <w:tc>
+          <w:tcPr>
+            <w:tcW w:type="dxa" w:w="4320"/>
+          </w:tcPr>
+          <w:p>
+            <w:pPr>
+              <w:jc w:val="left"/>
+            </w:pPr>
+            <w:r/>
+            <w:r>
+              <w:rPr>
+                <w:rFonts w:ascii="Times New Roman" w:hAnsi="Times New Roman" w:eastAsia="宋体"/>
+                <w:b w:val="0"/>
+                <w:color w:val="000000"/>
+                <w:sz w:val="18"/>
+              </w:rPr>
+              <w:t>直接/间接/总效应分解</w:t>
+            </w:r>
+          </w:p>
+        </w:tc>
+        <w:tc>
+          <w:tcPr>
+            <w:tcW w:type="dxa" w:w="4320"/>
+          </w:tcPr>
+          <w:p>
+            <w:pPr>
+              <w:jc w:val="center"/>
+            </w:pPr>
+            <w:r/>
+            <w:r>
+              <w:rPr>
+                <w:rFonts w:ascii="Times New Roman" w:hAnsi="Times New Roman" w:eastAsia="宋体"/>
+                <w:b w:val="0"/>
+                <w:color w:val="000000"/>
+                <w:sz w:val="18"/>
+              </w:rPr>
+              <w:t>LeSage &amp; Pace (2009)</w:t>
+            </w:r>
+          </w:p>
+        </w:tc>
+      </w:tr>
+      <w:tr>
+        <w:tc>
+          <w:tcPr>
+            <w:tcW w:type="dxa" w:w="4320"/>
+          </w:tcPr>
+          <w:p>
+            <w:pPr>
+              <w:jc w:val="left"/>
+            </w:pPr>
+            <w:r/>
+            <w:r>
+              <w:rPr>
+                <w:rFonts w:ascii="Times New Roman" w:hAnsi="Times New Roman" w:eastAsia="宋体"/>
+                <w:b w:val="0"/>
+                <w:color w:val="000000"/>
+                <w:sz w:val="18"/>
+              </w:rPr>
+              <w:t>Moran’s I 散点图</w:t>
+            </w:r>
+          </w:p>
+        </w:tc>
+        <w:tc>
+          <w:tcPr>
+            <w:tcW w:type="dxa" w:w="4320"/>
+          </w:tcPr>
+          <w:p>
+            <w:pPr>
+              <w:jc w:val="center"/>
+            </w:pPr>
+            <w:r/>
+            <w:r>
+              <w:rPr>
+                <w:rFonts w:ascii="Times New Roman" w:hAnsi="Times New Roman" w:eastAsia="宋体"/>
+                <w:b w:val="0"/>
+                <w:color w:val="000000"/>
+                <w:sz w:val="18"/>
+              </w:rPr>
+              <w:t>标杆文献图A5/A6</w:t>
+            </w:r>
+          </w:p>
+        </w:tc>
+      </w:tr>
+      <w:tr>
+        <w:tc>
+          <w:tcPr>
+            <w:tcW w:type="dxa" w:w="4320"/>
+          </w:tcPr>
+          <w:p>
+            <w:pPr>
+              <w:jc w:val="left"/>
+            </w:pPr>
+            <w:r/>
+            <w:r>
+              <w:rPr>
+                <w:rFonts w:ascii="Times New Roman" w:hAnsi="Times New Roman" w:eastAsia="宋体"/>
+                <w:b w:val="0"/>
+                <w:color w:val="000000"/>
+                <w:sz w:val="18"/>
+              </w:rPr>
+              <w:t>溢出范围（距离衰减）</w:t>
+            </w:r>
+          </w:p>
+        </w:tc>
+        <w:tc>
+          <w:tcPr>
+            <w:tcW w:type="dxa" w:w="4320"/>
+          </w:tcPr>
+          <w:p>
+            <w:pPr>
+              <w:jc w:val="center"/>
+            </w:pPr>
+            <w:r/>
+            <w:r>
+              <w:rPr>
+                <w:rFonts w:ascii="Times New Roman" w:hAnsi="Times New Roman" w:eastAsia="宋体"/>
+                <w:b w:val="0"/>
+                <w:color w:val="000000"/>
+                <w:sz w:val="18"/>
+              </w:rPr>
+              <w:t>Hering &amp; Poncet (2014)</w:t>
+            </w:r>
+          </w:p>
+        </w:tc>
+      </w:tr>
+      <w:tr>
+        <w:tc>
+          <w:tcPr>
+            <w:tcW w:type="dxa" w:w="4320"/>
+          </w:tcPr>
+          <w:p>
+            <w:pPr>
+              <w:jc w:val="left"/>
+            </w:pPr>
+            <w:r/>
+            <w:r>
+              <w:rPr>
+                <w:rFonts w:ascii="Times New Roman" w:hAnsi="Times New Roman" w:eastAsia="宋体"/>
+                <w:b w:val="0"/>
+                <w:color w:val="000000"/>
+                <w:sz w:val="18"/>
+              </w:rPr>
+              <w:t>门槛/分区制溢出</w:t>
+            </w:r>
+          </w:p>
+        </w:tc>
+        <w:tc>
+          <w:tcPr>
+            <w:tcW w:type="dxa" w:w="4320"/>
+          </w:tcPr>
+          <w:p>
+            <w:pPr>
+              <w:jc w:val="center"/>
+            </w:pPr>
+            <w:r/>
+            <w:r>
+              <w:rPr>
+                <w:rFonts w:ascii="Times New Roman" w:hAnsi="Times New Roman" w:eastAsia="宋体"/>
+                <w:b w:val="0"/>
+                <w:color w:val="000000"/>
+                <w:sz w:val="18"/>
+              </w:rPr>
+              <w:t>Hansen (1999); Cohen &amp; Levinthal (1990)</w:t>
+            </w:r>
+          </w:p>
+        </w:tc>
+      </w:tr>
+      <w:tr>
+        <w:tc>
+          <w:tcPr>
+            <w:tcW w:type="dxa" w:w="4320"/>
+            <w:tcBorders>
+              <w:bottom w:val="single" w:sz="8" w:space="0" w:color="000000"/>
+            </w:tcBorders>
+          </w:tcPr>
+          <w:p>
+            <w:pPr>
+              <w:jc w:val="left"/>
+            </w:pPr>
+            <w:r/>
+            <w:r>
+              <w:rPr>
+                <w:rFonts w:ascii="Times New Roman" w:hAnsi="Times New Roman" w:eastAsia="宋体"/>
+                <w:b w:val="0"/>
+                <w:color w:val="000000"/>
+                <w:sz w:val="18"/>
+              </w:rPr>
+              <w:t>控制组溢出污染检验</w:t>
+            </w:r>
+          </w:p>
+        </w:tc>
+        <w:tc>
+          <w:tcPr>
+            <w:tcW w:type="dxa" w:w="4320"/>
+            <w:tcBorders>
+              <w:bottom w:val="single" w:sz="8" w:space="0" w:color="000000"/>
+            </w:tcBorders>
+          </w:tcPr>
+          <w:p>
+            <w:pPr>
+              <w:jc w:val="center"/>
+            </w:pPr>
+            <w:r/>
+            <w:r>
+              <w:rPr>
+                <w:rFonts w:ascii="Times New Roman" w:hAnsi="Times New Roman" w:eastAsia="宋体"/>
+                <w:b w:val="0"/>
+                <w:color w:val="000000"/>
+                <w:sz w:val="18"/>
+              </w:rPr>
+              <w:t>标杆文献表A6; Miguel &amp; Kremer (2004); Greenstone et al. (2010)</w:t>
+            </w:r>
+          </w:p>
+        </w:tc>
+      </w:tr>
+    </w:tbl>
+    <w:p>
+      <w:pPr>
+        <w:pStyle w:val="Heading1"/>
+      </w:pPr>
+      <w:r>
+        <w:rPr>
+          <w:rFonts w:ascii="Times New Roman" w:hAnsi="Times New Roman" w:eastAsia="黑体"/>
+          <w:b/>
+          <w:color w:val="000000"/>
+          <w:sz w:val="28"/>
+        </w:rPr>
+        <w:t>四、空间溢出层面的创新方向</w:t>
       </w:r>
     </w:p>
     <w:p>
@@ -6164,7 +4886,7 @@
           <w:color w:val="000000"/>
           <w:sz w:val="21"/>
         </w:rPr>
-        <w:t>① 结构性空间中介：构造"产业结构相似度"权重矩阵，正式检验政策沿"产业相似"而非仅"地理相邻"扩散，将本文机制发现上升为"空间中介效应"范式。</w:t>
+        <w:t>① 结构性空间中介：构造“产业结构相似度”权重矩阵，检验政策沿产业相似而非仅地理相邻扩散；</w:t>
       </w:r>
     </w:p>
     <w:p>
@@ -6175,7 +4897,7 @@
           <w:color w:val="000000"/>
           <w:sz w:val="21"/>
         </w:rPr>
-        <w:t>② 方向性溢出：用非对称权重（旅游客流方向、行政等级落差、上下游关系）区分"示范带动"与"竞争虹吸"两类相反溢出。</w:t>
+        <w:t>② 方向性溢出：非对称权重（旅游客流、行政等级落差）区分“示范带动”与“竞争虹吸”；</w:t>
       </w:r>
     </w:p>
     <w:p>
@@ -6186,7 +4908,7 @@
           <w:color w:val="000000"/>
           <w:sz w:val="21"/>
         </w:rPr>
-        <w:t>③ 动态空间杜宾(Dynamic SDM)：纳入时间滞后与时空滞后，刻画短期与长期溢出的形成—衰减路径。</w:t>
+        <w:t>③ 动态空间杜宾（偏差校正 QML, Yu et al. 2008）：短期/长期溢出路径；</w:t>
       </w:r>
     </w:p>
     <w:p>
@@ -6197,7 +4919,7 @@
           <w:color w:val="000000"/>
           <w:sz w:val="21"/>
         </w:rPr>
-        <w:t>④ 多重网络叠加：地理×经济×高铁可达性×旅游流多重网络SDM，识别承载溢出的主导网络。</w:t>
+        <w:t>④ 多重网络叠加（地理×经济×高铁×旅游流）识别主导溢出网络；</w:t>
       </w:r>
     </w:p>
     <w:p>
@@ -6208,7 +4930,7 @@
           <w:color w:val="000000"/>
           <w:sz w:val="21"/>
         </w:rPr>
-        <w:t>⑤ 稳健多时点DID的空间版：将 Sun-Abraham、Callaway-Sant'Anna 等与空间溢出结合，规避负权重问题。</w:t>
+        <w:t>⑤ 稳健多时点DID的空间版（Sun-Abraham/Callaway-Sant’Anna 结合空间）；</w:t>
       </w:r>
     </w:p>
     <w:p>
@@ -6219,7 +4941,7 @@
           <w:color w:val="000000"/>
           <w:sz w:val="21"/>
         </w:rPr>
-        <w:t>⑥ 门槛型空间溢出：构造溢出强度随发展/规制门槛分段的门槛-SDM，识别溢出由"虹吸"转"带动"的临界条件。</w:t>
+        <w:t>⑥ 门槛型空间溢出：识别溢出由“虹吸”转“带动”的临界条件。</w:t>
       </w:r>
     </w:p>
     <w:p>
@@ -6233,7 +4955,7 @@
           <w:color w:val="000000"/>
           <w:sz w:val="28"/>
         </w:rPr>
-        <w:t>四、复现说明</w:t>
+        <w:t>五、复现说明</w:t>
       </w:r>
     </w:p>
     <w:p>
@@ -6244,7 +4966,7 @@
           <w:color w:val="000000"/>
           <w:sz w:val="21"/>
         </w:rPr>
-        <w:t>全部空间分析可由"一个 do + 一个 dta"复现：spatial_analysis.do 从 data_spatial.dta（内含经纬度与人均GDP均值）在 Mata 中现场构造全部5类权重矩阵，依次完成诊断检验、SDM(三种固定效应)、溢出范围、门槛/分段与 Moran 散点图。需安装：ssc install xsmle ; ssc install xthreg。运行前将工作目录切至 spatial 文件夹。</w:t>
+        <w:t>全部空间分析由“一个 do + 一个 dta”复现：spatial_analysis.do 从 data_spatial.dta（含经纬度与人均GDP均值）在 Mata 现场构造5类权重矩阵，依次完成诊断检验、SDM(三种固定效应)、溢出范围、门槛/分区制、控制组溢出污染与 Moran 散点图。需安装 ssc install xsmle xthreg。运行前 cd 至 spatial 文件夹。</w:t>
       </w:r>
     </w:p>
     <w:p>
@@ -6255,7 +4977,7 @@
           <w:color w:val="000000"/>
           <w:sz w:val="17"/>
         </w:rPr>
-        <w:t>提示：SDM 的极大似然估计在本报告以 Python(特征值集中似然)复现并交叉验证；成文数值建议以 Stata xsmle 为准。</w:t>
+        <w:t>说明：SDM 由 Python(特征值集中似然)复现并交叉验证；成文数值以 Stata xsmle 为准。</w:t>
       </w:r>
     </w:p>
     <w:sectPr>
